--- a/Chương 3.docx
+++ b/Chương 3.docx
@@ -14,6 +14,5605 @@
           <w:lang w:val="vi-VN"/>
         </w:rPr>
         <w:t>Chương 3</w:t>
+      </w:r>
+    </w:p>
+    <w:p>
+      <w:pPr>
+        <w:spacing w:before="100" w:beforeAutospacing="1" w:after="100" w:afterAutospacing="1" w:line="240" w:lineRule="auto"/>
+        <w:outlineLvl w:val="1"/>
+        <w:rPr>
+          <w:rFonts w:ascii="Times New Roman" w:eastAsia="Times New Roman" w:hAnsi="Times New Roman" w:cs="Times New Roman"/>
+          <w:b/>
+          <w:bCs/>
+          <w:kern w:val="0"/>
+          <w:sz w:val="36"/>
+          <w:szCs w:val="36"/>
+          <w:lang w:val="vi-VN"/>
+          <w14:ligatures w14:val="none"/>
+        </w:rPr>
+      </w:pPr>
+    </w:p>
+    <w:p>
+      <w:pPr>
+        <w:spacing w:before="100" w:beforeAutospacing="1" w:after="100" w:afterAutospacing="1" w:line="240" w:lineRule="auto"/>
+        <w:outlineLvl w:val="1"/>
+        <w:rPr>
+          <w:rFonts w:ascii="Times New Roman" w:eastAsia="Times New Roman" w:hAnsi="Times New Roman" w:cs="Times New Roman"/>
+          <w:b/>
+          <w:bCs/>
+          <w:kern w:val="0"/>
+          <w:sz w:val="36"/>
+          <w:szCs w:val="36"/>
+          <w:lang w:val="vi-VN"/>
+          <w14:ligatures w14:val="none"/>
+        </w:rPr>
+      </w:pPr>
+      <w:r>
+        <w:rPr>
+          <w:rFonts w:ascii="Times New Roman" w:eastAsia="Times New Roman" w:hAnsi="Times New Roman" w:cs="Times New Roman"/>
+          <w:b/>
+          <w:bCs/>
+          <w:kern w:val="0"/>
+          <w:sz w:val="36"/>
+          <w:szCs w:val="36"/>
+          <w:lang w:val="vi-VN"/>
+          <w14:ligatures w14:val="none"/>
+        </w:rPr>
+        <w:t xml:space="preserve">Kết quả =&gt; Lợi chỉnh sửa lại đưa vào báo cáo </w:t>
+      </w:r>
+    </w:p>
+    <w:p>
+      <w:pPr>
+        <w:spacing w:before="100" w:beforeAutospacing="1" w:after="100" w:afterAutospacing="1" w:line="240" w:lineRule="auto"/>
+        <w:outlineLvl w:val="1"/>
+        <w:rPr>
+          <w:rFonts w:ascii="Times New Roman" w:eastAsia="Times New Roman" w:hAnsi="Times New Roman" w:cs="Times New Roman"/>
+          <w:b/>
+          <w:bCs/>
+          <w:kern w:val="0"/>
+          <w:sz w:val="36"/>
+          <w:szCs w:val="36"/>
+          <w14:ligatures w14:val="none"/>
+        </w:rPr>
+      </w:pPr>
+      <w:r>
+        <w:rPr>
+          <w:rFonts w:ascii="Times New Roman" w:eastAsia="Times New Roman" w:hAnsi="Times New Roman" w:cs="Times New Roman"/>
+          <w:b/>
+          <w:bCs/>
+          <w:kern w:val="0"/>
+          <w:sz w:val="36"/>
+          <w:szCs w:val="36"/>
+          <w14:ligatures w14:val="none"/>
+        </w:rPr>
+        <w:t>3.4. Làm sạch dữ liệu (Data Cleaning)</w:t>
+      </w:r>
+    </w:p>
+    <w:p>
+      <w:pPr>
+        <w:spacing w:before="100" w:beforeAutospacing="1" w:after="100" w:afterAutospacing="1" w:line="240" w:lineRule="auto"/>
+        <w:rPr>
+          <w:rFonts w:ascii="Times New Roman" w:eastAsia="Times New Roman" w:hAnsi="Times New Roman" w:cs="Times New Roman"/>
+          <w:kern w:val="0"/>
+          <w14:ligatures w14:val="none"/>
+        </w:rPr>
+      </w:pPr>
+      <w:r>
+        <w:rPr>
+          <w:rFonts w:ascii="Times New Roman" w:eastAsia="Times New Roman" w:hAnsi="Times New Roman" w:cs="Times New Roman"/>
+          <w:kern w:val="0"/>
+          <w14:ligatures w14:val="none"/>
+        </w:rPr>
+        <w:t>Làm sạch dữ liệu là bước quan trọng nhằm loại bỏ các thành phần không cần thiết hoặc gây nhiễu trong tập dữ liệu. Các thao tác làm sạch được thực hiện bao gồm:</w:t>
+      </w:r>
+    </w:p>
+    <w:p>
+      <w:pPr>
+        <w:numPr>
+          <w:ilvl w:val="0"/>
+          <w:numId w:val="1"/>
+        </w:numPr>
+        <w:spacing w:before="100" w:beforeAutospacing="1" w:after="100" w:afterAutospacing="1" w:line="240" w:lineRule="auto"/>
+        <w:rPr>
+          <w:rFonts w:ascii="Times New Roman" w:eastAsia="Times New Roman" w:hAnsi="Times New Roman" w:cs="Times New Roman"/>
+          <w:kern w:val="0"/>
+          <w14:ligatures w14:val="none"/>
+        </w:rPr>
+      </w:pPr>
+      <w:r>
+        <w:rPr>
+          <w:rFonts w:ascii="Times New Roman" w:eastAsia="Times New Roman" w:hAnsi="Times New Roman" w:cs="Times New Roman"/>
+          <w:kern w:val="0"/>
+          <w14:ligatures w14:val="none"/>
+        </w:rPr>
+        <w:t>Loại bỏ các tweet bị trùng lặp.</w:t>
+      </w:r>
+    </w:p>
+    <w:p>
+      <w:pPr>
+        <w:numPr>
+          <w:ilvl w:val="0"/>
+          <w:numId w:val="1"/>
+        </w:numPr>
+        <w:spacing w:before="100" w:beforeAutospacing="1" w:after="100" w:afterAutospacing="1" w:line="240" w:lineRule="auto"/>
+        <w:rPr>
+          <w:rFonts w:ascii="Times New Roman" w:eastAsia="Times New Roman" w:hAnsi="Times New Roman" w:cs="Times New Roman"/>
+          <w:kern w:val="0"/>
+          <w14:ligatures w14:val="none"/>
+        </w:rPr>
+      </w:pPr>
+      <w:r>
+        <w:rPr>
+          <w:rFonts w:ascii="Times New Roman" w:eastAsia="Times New Roman" w:hAnsi="Times New Roman" w:cs="Times New Roman"/>
+          <w:kern w:val="0"/>
+          <w14:ligatures w14:val="none"/>
+        </w:rPr>
+        <w:t>Loại bỏ các tweet là retweet (chỉ giữ lại nội dung tweet gốc).</w:t>
+      </w:r>
+    </w:p>
+    <w:p>
+      <w:pPr>
+        <w:numPr>
+          <w:ilvl w:val="0"/>
+          <w:numId w:val="1"/>
+        </w:numPr>
+        <w:spacing w:before="100" w:beforeAutospacing="1" w:after="100" w:afterAutospacing="1" w:line="240" w:lineRule="auto"/>
+        <w:rPr>
+          <w:rFonts w:ascii="Times New Roman" w:eastAsia="Times New Roman" w:hAnsi="Times New Roman" w:cs="Times New Roman"/>
+          <w:kern w:val="0"/>
+          <w14:ligatures w14:val="none"/>
+        </w:rPr>
+      </w:pPr>
+      <w:r>
+        <w:rPr>
+          <w:rFonts w:ascii="Times New Roman" w:eastAsia="Times New Roman" w:hAnsi="Times New Roman" w:cs="Times New Roman"/>
+          <w:kern w:val="0"/>
+          <w14:ligatures w14:val="none"/>
+        </w:rPr>
+        <w:t>Loại bỏ các thành phần không mang ý nghĩa phân tích:</w:t>
+      </w:r>
+    </w:p>
+    <w:p>
+      <w:pPr>
+        <w:numPr>
+          <w:ilvl w:val="1"/>
+          <w:numId w:val="1"/>
+        </w:numPr>
+        <w:spacing w:before="100" w:beforeAutospacing="1" w:after="100" w:afterAutospacing="1" w:line="240" w:lineRule="auto"/>
+        <w:rPr>
+          <w:rFonts w:ascii="Times New Roman" w:eastAsia="Times New Roman" w:hAnsi="Times New Roman" w:cs="Times New Roman"/>
+          <w:kern w:val="0"/>
+          <w14:ligatures w14:val="none"/>
+        </w:rPr>
+      </w:pPr>
+      <w:r>
+        <w:rPr>
+          <w:rFonts w:ascii="Times New Roman" w:eastAsia="Times New Roman" w:hAnsi="Times New Roman" w:cs="Times New Roman"/>
+          <w:kern w:val="0"/>
+          <w14:ligatures w14:val="none"/>
+        </w:rPr>
+        <w:t>Đường dẫn URL.</w:t>
+      </w:r>
+    </w:p>
+    <w:p>
+      <w:pPr>
+        <w:numPr>
+          <w:ilvl w:val="1"/>
+          <w:numId w:val="1"/>
+        </w:numPr>
+        <w:spacing w:before="100" w:beforeAutospacing="1" w:after="100" w:afterAutospacing="1" w:line="240" w:lineRule="auto"/>
+        <w:rPr>
+          <w:rFonts w:ascii="Times New Roman" w:eastAsia="Times New Roman" w:hAnsi="Times New Roman" w:cs="Times New Roman"/>
+          <w:kern w:val="0"/>
+          <w14:ligatures w14:val="none"/>
+        </w:rPr>
+      </w:pPr>
+      <w:r>
+        <w:rPr>
+          <w:rFonts w:ascii="Times New Roman" w:eastAsia="Times New Roman" w:hAnsi="Times New Roman" w:cs="Times New Roman"/>
+          <w:kern w:val="0"/>
+          <w14:ligatures w14:val="none"/>
+        </w:rPr>
+        <w:t>Hashtag (#).</w:t>
+      </w:r>
+    </w:p>
+    <w:p>
+      <w:pPr>
+        <w:numPr>
+          <w:ilvl w:val="1"/>
+          <w:numId w:val="1"/>
+        </w:numPr>
+        <w:spacing w:before="100" w:beforeAutospacing="1" w:after="100" w:afterAutospacing="1" w:line="240" w:lineRule="auto"/>
+        <w:rPr>
+          <w:rFonts w:ascii="Times New Roman" w:eastAsia="Times New Roman" w:hAnsi="Times New Roman" w:cs="Times New Roman"/>
+          <w:kern w:val="0"/>
+          <w14:ligatures w14:val="none"/>
+        </w:rPr>
+      </w:pPr>
+      <w:r>
+        <w:rPr>
+          <w:rFonts w:ascii="Times New Roman" w:eastAsia="Times New Roman" w:hAnsi="Times New Roman" w:cs="Times New Roman"/>
+          <w:kern w:val="0"/>
+          <w14:ligatures w14:val="none"/>
+        </w:rPr>
+        <w:t>Mention (@username).</w:t>
+      </w:r>
+    </w:p>
+    <w:p>
+      <w:pPr>
+        <w:numPr>
+          <w:ilvl w:val="1"/>
+          <w:numId w:val="1"/>
+        </w:numPr>
+        <w:spacing w:before="100" w:beforeAutospacing="1" w:after="100" w:afterAutospacing="1" w:line="240" w:lineRule="auto"/>
+        <w:rPr>
+          <w:rFonts w:ascii="Times New Roman" w:eastAsia="Times New Roman" w:hAnsi="Times New Roman" w:cs="Times New Roman"/>
+          <w:kern w:val="0"/>
+          <w14:ligatures w14:val="none"/>
+        </w:rPr>
+      </w:pPr>
+      <w:r>
+        <w:rPr>
+          <w:rFonts w:ascii="Times New Roman" w:eastAsia="Times New Roman" w:hAnsi="Times New Roman" w:cs="Times New Roman"/>
+          <w:kern w:val="0"/>
+          <w14:ligatures w14:val="none"/>
+        </w:rPr>
+        <w:t>Các ký tự đặc biệt và biểu tượng cảm xúc.</w:t>
+      </w:r>
+    </w:p>
+    <w:p>
+      <w:pPr>
+        <w:spacing w:before="100" w:beforeAutospacing="1" w:after="100" w:afterAutospacing="1" w:line="240" w:lineRule="auto"/>
+        <w:rPr>
+          <w:rFonts w:ascii="Times New Roman" w:eastAsia="Times New Roman" w:hAnsi="Times New Roman" w:cs="Times New Roman"/>
+          <w:kern w:val="0"/>
+          <w14:ligatures w14:val="none"/>
+        </w:rPr>
+      </w:pPr>
+      <w:r>
+        <w:rPr>
+          <w:rFonts w:ascii="Times New Roman" w:eastAsia="Times New Roman" w:hAnsi="Times New Roman" w:cs="Times New Roman"/>
+          <w:kern w:val="0"/>
+          <w14:ligatures w14:val="none"/>
+        </w:rPr>
+        <w:t>Sau bước này, dữ liệu trở nên gọn gàng hơn và phù hợp cho các bước xử lý tiếp theo.</w:t>
+      </w:r>
+    </w:p>
+    <w:p>
+      <w:pPr>
+        <w:spacing w:after="0" w:line="240" w:lineRule="auto"/>
+        <w:rPr>
+          <w:rFonts w:ascii="Times New Roman" w:eastAsia="Times New Roman" w:hAnsi="Times New Roman" w:cs="Times New Roman"/>
+          <w:kern w:val="0"/>
+          <w14:ligatures w14:val="none"/>
+        </w:rPr>
+      </w:pPr>
+      <w:r>
+        <w:rPr>
+          <w:rFonts w:ascii="Times New Roman" w:eastAsia="Times New Roman" w:hAnsi="Times New Roman" w:cs="Times New Roman"/>
+          <w:noProof/>
+          <w:kern w:val="0"/>
+        </w:rPr>
+        <w:pict w14:anchorId="7A433B84">
+          <v:rect id="_x0000_i1047" alt="" style="width:468pt;height:.05pt;mso-width-percent:0;mso-height-percent:0;mso-width-percent:0;mso-height-percent:0" o:hralign="center" o:hrstd="t" o:hr="t" fillcolor="#a0a0a0" stroked="f"/>
+        </w:pict>
+      </w:r>
+    </w:p>
+    <w:p>
+      <w:pPr>
+        <w:spacing w:before="100" w:beforeAutospacing="1" w:after="100" w:afterAutospacing="1" w:line="240" w:lineRule="auto"/>
+        <w:outlineLvl w:val="1"/>
+        <w:rPr>
+          <w:rFonts w:ascii="Times New Roman" w:eastAsia="Times New Roman" w:hAnsi="Times New Roman" w:cs="Times New Roman"/>
+          <w:b/>
+          <w:bCs/>
+          <w:kern w:val="0"/>
+          <w:sz w:val="36"/>
+          <w:szCs w:val="36"/>
+          <w14:ligatures w14:val="none"/>
+        </w:rPr>
+      </w:pPr>
+      <w:r>
+        <w:rPr>
+          <w:rFonts w:ascii="Times New Roman" w:eastAsia="Times New Roman" w:hAnsi="Times New Roman" w:cs="Times New Roman"/>
+          <w:b/>
+          <w:bCs/>
+          <w:kern w:val="0"/>
+          <w:sz w:val="36"/>
+          <w:szCs w:val="36"/>
+          <w14:ligatures w14:val="none"/>
+        </w:rPr>
+        <w:t>3.5. Chuẩn hóa dữ liệu (Data Normalization)</w:t>
+      </w:r>
+    </w:p>
+    <w:p>
+      <w:pPr>
+        <w:spacing w:before="100" w:beforeAutospacing="1" w:after="100" w:afterAutospacing="1" w:line="240" w:lineRule="auto"/>
+        <w:rPr>
+          <w:rFonts w:ascii="Times New Roman" w:eastAsia="Times New Roman" w:hAnsi="Times New Roman" w:cs="Times New Roman"/>
+          <w:kern w:val="0"/>
+          <w14:ligatures w14:val="none"/>
+        </w:rPr>
+      </w:pPr>
+      <w:r>
+        <w:rPr>
+          <w:rFonts w:ascii="Times New Roman" w:eastAsia="Times New Roman" w:hAnsi="Times New Roman" w:cs="Times New Roman"/>
+          <w:kern w:val="0"/>
+          <w14:ligatures w14:val="none"/>
+        </w:rPr>
+        <w:t>Sau khi làm sạch, dữ liệu được chuẩn hóa để đảm bảo tính thống nhất trong quá trình phân tích. Các bước chuẩn hóa bao gồm:</w:t>
+      </w:r>
+    </w:p>
+    <w:p>
+      <w:pPr>
+        <w:numPr>
+          <w:ilvl w:val="0"/>
+          <w:numId w:val="2"/>
+        </w:numPr>
+        <w:spacing w:before="100" w:beforeAutospacing="1" w:after="100" w:afterAutospacing="1" w:line="240" w:lineRule="auto"/>
+        <w:rPr>
+          <w:rFonts w:ascii="Times New Roman" w:eastAsia="Times New Roman" w:hAnsi="Times New Roman" w:cs="Times New Roman"/>
+          <w:kern w:val="0"/>
+          <w14:ligatures w14:val="none"/>
+        </w:rPr>
+      </w:pPr>
+      <w:r>
+        <w:rPr>
+          <w:rFonts w:ascii="Times New Roman" w:eastAsia="Times New Roman" w:hAnsi="Times New Roman" w:cs="Times New Roman"/>
+          <w:kern w:val="0"/>
+          <w14:ligatures w14:val="none"/>
+        </w:rPr>
+        <w:t xml:space="preserve">Chuyển toàn bộ nội dung tweet về </w:t>
+      </w:r>
+      <w:r>
+        <w:rPr>
+          <w:rFonts w:ascii="Times New Roman" w:eastAsia="Times New Roman" w:hAnsi="Times New Roman" w:cs="Times New Roman"/>
+          <w:b/>
+          <w:bCs/>
+          <w:kern w:val="0"/>
+          <w14:ligatures w14:val="none"/>
+        </w:rPr>
+        <w:t>chữ thường</w:t>
+      </w:r>
+      <w:r>
+        <w:rPr>
+          <w:rFonts w:ascii="Times New Roman" w:eastAsia="Times New Roman" w:hAnsi="Times New Roman" w:cs="Times New Roman"/>
+          <w:kern w:val="0"/>
+          <w14:ligatures w14:val="none"/>
+        </w:rPr>
+        <w:t>.</w:t>
+      </w:r>
+    </w:p>
+    <w:p>
+      <w:pPr>
+        <w:numPr>
+          <w:ilvl w:val="0"/>
+          <w:numId w:val="2"/>
+        </w:numPr>
+        <w:spacing w:before="100" w:beforeAutospacing="1" w:after="100" w:afterAutospacing="1" w:line="240" w:lineRule="auto"/>
+        <w:rPr>
+          <w:rFonts w:ascii="Times New Roman" w:eastAsia="Times New Roman" w:hAnsi="Times New Roman" w:cs="Times New Roman"/>
+          <w:kern w:val="0"/>
+          <w14:ligatures w14:val="none"/>
+        </w:rPr>
+      </w:pPr>
+      <w:r>
+        <w:rPr>
+          <w:rFonts w:ascii="Times New Roman" w:eastAsia="Times New Roman" w:hAnsi="Times New Roman" w:cs="Times New Roman"/>
+          <w:kern w:val="0"/>
+          <w14:ligatures w14:val="none"/>
+        </w:rPr>
+        <w:t xml:space="preserve">Chuẩn hóa định dạng thời gian về dạng </w:t>
+      </w:r>
+      <w:r>
+        <w:rPr>
+          <w:rFonts w:ascii="Courier New" w:eastAsia="Times New Roman" w:hAnsi="Courier New" w:cs="Courier New"/>
+          <w:kern w:val="0"/>
+          <w:sz w:val="20"/>
+          <w:szCs w:val="20"/>
+          <w14:ligatures w14:val="none"/>
+        </w:rPr>
+        <w:t>yyyy-mm-dd</w:t>
+      </w:r>
+      <w:r>
+        <w:rPr>
+          <w:rFonts w:ascii="Times New Roman" w:eastAsia="Times New Roman" w:hAnsi="Times New Roman" w:cs="Times New Roman"/>
+          <w:kern w:val="0"/>
+          <w14:ligatures w14:val="none"/>
+        </w:rPr>
+        <w:t>.</w:t>
+      </w:r>
+    </w:p>
+    <w:p>
+      <w:pPr>
+        <w:numPr>
+          <w:ilvl w:val="0"/>
+          <w:numId w:val="2"/>
+        </w:numPr>
+        <w:spacing w:before="100" w:beforeAutospacing="1" w:after="100" w:afterAutospacing="1" w:line="240" w:lineRule="auto"/>
+        <w:rPr>
+          <w:rFonts w:ascii="Times New Roman" w:eastAsia="Times New Roman" w:hAnsi="Times New Roman" w:cs="Times New Roman"/>
+          <w:kern w:val="0"/>
+          <w14:ligatures w14:val="none"/>
+        </w:rPr>
+      </w:pPr>
+      <w:r>
+        <w:rPr>
+          <w:rFonts w:ascii="Times New Roman" w:eastAsia="Times New Roman" w:hAnsi="Times New Roman" w:cs="Times New Roman"/>
+          <w:kern w:val="0"/>
+          <w14:ligatures w14:val="none"/>
+        </w:rPr>
+        <w:t xml:space="preserve">Thực hiện </w:t>
+      </w:r>
+      <w:r>
+        <w:rPr>
+          <w:rFonts w:ascii="Times New Roman" w:eastAsia="Times New Roman" w:hAnsi="Times New Roman" w:cs="Times New Roman"/>
+          <w:b/>
+          <w:bCs/>
+          <w:kern w:val="0"/>
+          <w14:ligatures w14:val="none"/>
+        </w:rPr>
+        <w:t>tách từ (tokenization)</w:t>
+      </w:r>
+      <w:r>
+        <w:rPr>
+          <w:rFonts w:ascii="Times New Roman" w:eastAsia="Times New Roman" w:hAnsi="Times New Roman" w:cs="Times New Roman"/>
+          <w:kern w:val="0"/>
+          <w14:ligatures w14:val="none"/>
+        </w:rPr>
+        <w:t xml:space="preserve"> đối với nội dung văn bản.</w:t>
+      </w:r>
+    </w:p>
+    <w:p>
+      <w:pPr>
+        <w:numPr>
+          <w:ilvl w:val="0"/>
+          <w:numId w:val="2"/>
+        </w:numPr>
+        <w:spacing w:before="100" w:beforeAutospacing="1" w:after="100" w:afterAutospacing="1" w:line="240" w:lineRule="auto"/>
+        <w:rPr>
+          <w:rFonts w:ascii="Times New Roman" w:eastAsia="Times New Roman" w:hAnsi="Times New Roman" w:cs="Times New Roman"/>
+          <w:kern w:val="0"/>
+          <w14:ligatures w14:val="none"/>
+        </w:rPr>
+      </w:pPr>
+      <w:r>
+        <w:rPr>
+          <w:rFonts w:ascii="Times New Roman" w:eastAsia="Times New Roman" w:hAnsi="Times New Roman" w:cs="Times New Roman"/>
+          <w:kern w:val="0"/>
+          <w14:ligatures w14:val="none"/>
+        </w:rPr>
+        <w:t xml:space="preserve">Loại bỏ các </w:t>
+      </w:r>
+      <w:r>
+        <w:rPr>
+          <w:rFonts w:ascii="Times New Roman" w:eastAsia="Times New Roman" w:hAnsi="Times New Roman" w:cs="Times New Roman"/>
+          <w:b/>
+          <w:bCs/>
+          <w:kern w:val="0"/>
+          <w14:ligatures w14:val="none"/>
+        </w:rPr>
+        <w:t>từ dừng (stop-words)</w:t>
+      </w:r>
+      <w:r>
+        <w:rPr>
+          <w:rFonts w:ascii="Times New Roman" w:eastAsia="Times New Roman" w:hAnsi="Times New Roman" w:cs="Times New Roman"/>
+          <w:kern w:val="0"/>
+          <w14:ligatures w14:val="none"/>
+        </w:rPr>
+        <w:t xml:space="preserve"> không mang nhiều ý nghĩa phân tích như “the”, “is”, “and”, …</w:t>
+      </w:r>
+    </w:p>
+    <w:p>
+      <w:pPr>
+        <w:spacing w:before="100" w:beforeAutospacing="1" w:after="100" w:afterAutospacing="1" w:line="240" w:lineRule="auto"/>
+        <w:rPr>
+          <w:rFonts w:ascii="Times New Roman" w:eastAsia="Times New Roman" w:hAnsi="Times New Roman" w:cs="Times New Roman"/>
+          <w:kern w:val="0"/>
+          <w14:ligatures w14:val="none"/>
+        </w:rPr>
+      </w:pPr>
+      <w:r>
+        <w:rPr>
+          <w:rFonts w:ascii="Times New Roman" w:eastAsia="Times New Roman" w:hAnsi="Times New Roman" w:cs="Times New Roman"/>
+          <w:kern w:val="0"/>
+          <w14:ligatures w14:val="none"/>
+        </w:rPr>
+        <w:t>Bước chuẩn hóa giúp dữ liệu sẵn sàng cho các bài toán phân tích từ khóa và phân tích cảm xúc trong chương tiếp theo.</w:t>
+      </w:r>
+    </w:p>
+    <w:p>
+      <w:pPr>
+        <w:spacing w:after="0" w:line="240" w:lineRule="auto"/>
+        <w:rPr>
+          <w:rFonts w:ascii="Times New Roman" w:eastAsia="Times New Roman" w:hAnsi="Times New Roman" w:cs="Times New Roman"/>
+          <w:kern w:val="0"/>
+          <w14:ligatures w14:val="none"/>
+        </w:rPr>
+      </w:pPr>
+      <w:r>
+        <w:rPr>
+          <w:rFonts w:ascii="Times New Roman" w:eastAsia="Times New Roman" w:hAnsi="Times New Roman" w:cs="Times New Roman"/>
+          <w:noProof/>
+          <w:kern w:val="0"/>
+        </w:rPr>
+        <w:pict w14:anchorId="20276ED5">
+          <v:rect id="_x0000_i1046" alt="" style="width:468pt;height:.05pt;mso-width-percent:0;mso-height-percent:0;mso-width-percent:0;mso-height-percent:0" o:hralign="center" o:hrstd="t" o:hr="t" fillcolor="#a0a0a0" stroked="f"/>
+        </w:pict>
+      </w:r>
+    </w:p>
+    <w:p>
+      <w:pPr>
+        <w:spacing w:before="100" w:beforeAutospacing="1" w:after="100" w:afterAutospacing="1" w:line="240" w:lineRule="auto"/>
+        <w:outlineLvl w:val="1"/>
+        <w:rPr>
+          <w:rFonts w:ascii="Times New Roman" w:eastAsia="Times New Roman" w:hAnsi="Times New Roman" w:cs="Times New Roman"/>
+          <w:b/>
+          <w:bCs/>
+          <w:kern w:val="0"/>
+          <w:sz w:val="36"/>
+          <w:szCs w:val="36"/>
+          <w14:ligatures w14:val="none"/>
+        </w:rPr>
+      </w:pPr>
+      <w:r>
+        <w:rPr>
+          <w:rFonts w:ascii="Times New Roman" w:eastAsia="Times New Roman" w:hAnsi="Times New Roman" w:cs="Times New Roman"/>
+          <w:b/>
+          <w:bCs/>
+          <w:kern w:val="0"/>
+          <w:sz w:val="36"/>
+          <w:szCs w:val="36"/>
+          <w14:ligatures w14:val="none"/>
+        </w:rPr>
+        <w:t>3.6. Xử lý dữ liệu thiếu (Missing Data)</w:t>
+      </w:r>
+    </w:p>
+    <w:p>
+      <w:pPr>
+        <w:spacing w:before="100" w:beforeAutospacing="1" w:after="100" w:afterAutospacing="1" w:line="240" w:lineRule="auto"/>
+        <w:rPr>
+          <w:rFonts w:ascii="Times New Roman" w:eastAsia="Times New Roman" w:hAnsi="Times New Roman" w:cs="Times New Roman"/>
+          <w:kern w:val="0"/>
+          <w14:ligatures w14:val="none"/>
+        </w:rPr>
+      </w:pPr>
+      <w:r>
+        <w:rPr>
+          <w:rFonts w:ascii="Times New Roman" w:eastAsia="Times New Roman" w:hAnsi="Times New Roman" w:cs="Times New Roman"/>
+          <w:kern w:val="0"/>
+          <w14:ligatures w14:val="none"/>
+        </w:rPr>
+        <w:t>Trong quá trình thu thập, một số bản ghi có thể thiếu thông tin hoặc chứa giá trị không hợp lệ. Việc xử lý dữ liệu thiếu được thực hiện như sau:</w:t>
+      </w:r>
+    </w:p>
+    <w:p>
+      <w:pPr>
+        <w:numPr>
+          <w:ilvl w:val="0"/>
+          <w:numId w:val="3"/>
+        </w:numPr>
+        <w:spacing w:before="100" w:beforeAutospacing="1" w:after="100" w:afterAutospacing="1" w:line="240" w:lineRule="auto"/>
+        <w:rPr>
+          <w:rFonts w:ascii="Times New Roman" w:eastAsia="Times New Roman" w:hAnsi="Times New Roman" w:cs="Times New Roman"/>
+          <w:kern w:val="0"/>
+          <w14:ligatures w14:val="none"/>
+        </w:rPr>
+      </w:pPr>
+      <w:r>
+        <w:rPr>
+          <w:rFonts w:ascii="Times New Roman" w:eastAsia="Times New Roman" w:hAnsi="Times New Roman" w:cs="Times New Roman"/>
+          <w:kern w:val="0"/>
+          <w14:ligatures w14:val="none"/>
+        </w:rPr>
+        <w:lastRenderedPageBreak/>
+        <w:t>Các tweet không có số lượt thích hoặc retweet được gán giá trị bằng 0.</w:t>
+      </w:r>
+    </w:p>
+    <w:p>
+      <w:pPr>
+        <w:numPr>
+          <w:ilvl w:val="0"/>
+          <w:numId w:val="3"/>
+        </w:numPr>
+        <w:spacing w:before="100" w:beforeAutospacing="1" w:after="100" w:afterAutospacing="1" w:line="240" w:lineRule="auto"/>
+        <w:rPr>
+          <w:rFonts w:ascii="Times New Roman" w:eastAsia="Times New Roman" w:hAnsi="Times New Roman" w:cs="Times New Roman"/>
+          <w:kern w:val="0"/>
+          <w14:ligatures w14:val="none"/>
+        </w:rPr>
+      </w:pPr>
+      <w:r>
+        <w:rPr>
+          <w:rFonts w:ascii="Times New Roman" w:eastAsia="Times New Roman" w:hAnsi="Times New Roman" w:cs="Times New Roman"/>
+          <w:kern w:val="0"/>
+          <w14:ligatures w14:val="none"/>
+        </w:rPr>
+        <w:t>Các tweet thiếu nội dung văn bản bị loại bỏ khỏi tập dữ liệu.</w:t>
+      </w:r>
+    </w:p>
+    <w:p>
+      <w:pPr>
+        <w:numPr>
+          <w:ilvl w:val="0"/>
+          <w:numId w:val="3"/>
+        </w:numPr>
+        <w:spacing w:before="100" w:beforeAutospacing="1" w:after="100" w:afterAutospacing="1" w:line="240" w:lineRule="auto"/>
+        <w:rPr>
+          <w:rFonts w:ascii="Times New Roman" w:eastAsia="Times New Roman" w:hAnsi="Times New Roman" w:cs="Times New Roman"/>
+          <w:kern w:val="0"/>
+          <w14:ligatures w14:val="none"/>
+        </w:rPr>
+      </w:pPr>
+      <w:r>
+        <w:rPr>
+          <w:rFonts w:ascii="Times New Roman" w:eastAsia="Times New Roman" w:hAnsi="Times New Roman" w:cs="Times New Roman"/>
+          <w:kern w:val="0"/>
+          <w14:ligatures w14:val="none"/>
+        </w:rPr>
+        <w:t>Các bản ghi có thời gian không hợp lệ không được đưa vào phân tích theo thời gian.</w:t>
+      </w:r>
+    </w:p>
+    <w:p>
+      <w:pPr>
+        <w:spacing w:before="100" w:beforeAutospacing="1" w:after="100" w:afterAutospacing="1" w:line="240" w:lineRule="auto"/>
+        <w:rPr>
+          <w:rFonts w:ascii="Times New Roman" w:eastAsia="Times New Roman" w:hAnsi="Times New Roman" w:cs="Times New Roman"/>
+          <w:kern w:val="0"/>
+          <w14:ligatures w14:val="none"/>
+        </w:rPr>
+      </w:pPr>
+      <w:r>
+        <w:rPr>
+          <w:rFonts w:ascii="Times New Roman" w:eastAsia="Times New Roman" w:hAnsi="Times New Roman" w:cs="Times New Roman"/>
+          <w:kern w:val="0"/>
+          <w14:ligatures w14:val="none"/>
+        </w:rPr>
+        <w:t>Việc xử lý dữ liệu thiếu giúp đảm bảo độ chính xác và ổn định của kết quả phân tích.</w:t>
+      </w:r>
+    </w:p>
+    <w:p>
+      <w:pPr>
+        <w:spacing w:after="0" w:line="240" w:lineRule="auto"/>
+        <w:rPr>
+          <w:rFonts w:ascii="Times New Roman" w:eastAsia="Times New Roman" w:hAnsi="Times New Roman" w:cs="Times New Roman"/>
+          <w:kern w:val="0"/>
+          <w14:ligatures w14:val="none"/>
+        </w:rPr>
+      </w:pPr>
+      <w:r>
+        <w:rPr>
+          <w:rFonts w:ascii="Times New Roman" w:eastAsia="Times New Roman" w:hAnsi="Times New Roman" w:cs="Times New Roman"/>
+          <w:noProof/>
+          <w:kern w:val="0"/>
+        </w:rPr>
+        <w:pict w14:anchorId="5ABC4B33">
+          <v:rect id="_x0000_i1045" alt="" style="width:468pt;height:.05pt;mso-width-percent:0;mso-height-percent:0;mso-width-percent:0;mso-height-percent:0" o:hralign="center" o:hrstd="t" o:hr="t" fillcolor="#a0a0a0" stroked="f"/>
+        </w:pict>
+      </w:r>
+    </w:p>
+    <w:p>
+      <w:pPr>
+        <w:spacing w:before="100" w:beforeAutospacing="1" w:after="100" w:afterAutospacing="1" w:line="240" w:lineRule="auto"/>
+        <w:outlineLvl w:val="1"/>
+        <w:rPr>
+          <w:rFonts w:ascii="Times New Roman" w:eastAsia="Times New Roman" w:hAnsi="Times New Roman" w:cs="Times New Roman"/>
+          <w:b/>
+          <w:bCs/>
+          <w:kern w:val="0"/>
+          <w:sz w:val="36"/>
+          <w:szCs w:val="36"/>
+          <w14:ligatures w14:val="none"/>
+        </w:rPr>
+      </w:pPr>
+      <w:r>
+        <w:rPr>
+          <w:rFonts w:ascii="Times New Roman" w:eastAsia="Times New Roman" w:hAnsi="Times New Roman" w:cs="Times New Roman"/>
+          <w:b/>
+          <w:bCs/>
+          <w:kern w:val="0"/>
+          <w:sz w:val="36"/>
+          <w:szCs w:val="36"/>
+          <w14:ligatures w14:val="none"/>
+        </w:rPr>
+        <w:t>3.7. Kết quả dữ liệu sau tiền xử lý</w:t>
+      </w:r>
+    </w:p>
+    <w:p>
+      <w:pPr>
+        <w:spacing w:before="100" w:beforeAutospacing="1" w:after="100" w:afterAutospacing="1" w:line="240" w:lineRule="auto"/>
+        <w:rPr>
+          <w:rFonts w:ascii="Times New Roman" w:eastAsia="Times New Roman" w:hAnsi="Times New Roman" w:cs="Times New Roman"/>
+          <w:kern w:val="0"/>
+          <w14:ligatures w14:val="none"/>
+        </w:rPr>
+      </w:pPr>
+      <w:r>
+        <w:rPr>
+          <w:rFonts w:ascii="Times New Roman" w:eastAsia="Times New Roman" w:hAnsi="Times New Roman" w:cs="Times New Roman"/>
+          <w:kern w:val="0"/>
+          <w14:ligatures w14:val="none"/>
+        </w:rPr>
+        <w:t>Sau khi hoàn thành các bước tiền xử lý, tập dữ liệu thu được có các đặc điểm sau:</w:t>
+      </w:r>
+    </w:p>
+    <w:p>
+      <w:pPr>
+        <w:numPr>
+          <w:ilvl w:val="0"/>
+          <w:numId w:val="4"/>
+        </w:numPr>
+        <w:spacing w:before="100" w:beforeAutospacing="1" w:after="100" w:afterAutospacing="1" w:line="240" w:lineRule="auto"/>
+        <w:rPr>
+          <w:rFonts w:ascii="Times New Roman" w:eastAsia="Times New Roman" w:hAnsi="Times New Roman" w:cs="Times New Roman"/>
+          <w:kern w:val="0"/>
+          <w14:ligatures w14:val="none"/>
+        </w:rPr>
+      </w:pPr>
+      <w:r>
+        <w:rPr>
+          <w:rFonts w:ascii="Times New Roman" w:eastAsia="Times New Roman" w:hAnsi="Times New Roman" w:cs="Times New Roman"/>
+          <w:kern w:val="0"/>
+          <w14:ligatures w14:val="none"/>
+        </w:rPr>
+        <w:t>Dữ liệu đã được loại bỏ nhiễu và trùng lặp.</w:t>
+      </w:r>
+    </w:p>
+    <w:p>
+      <w:pPr>
+        <w:numPr>
+          <w:ilvl w:val="0"/>
+          <w:numId w:val="4"/>
+        </w:numPr>
+        <w:spacing w:before="100" w:beforeAutospacing="1" w:after="100" w:afterAutospacing="1" w:line="240" w:lineRule="auto"/>
+        <w:rPr>
+          <w:rFonts w:ascii="Times New Roman" w:eastAsia="Times New Roman" w:hAnsi="Times New Roman" w:cs="Times New Roman"/>
+          <w:kern w:val="0"/>
+          <w14:ligatures w14:val="none"/>
+        </w:rPr>
+      </w:pPr>
+      <w:r>
+        <w:rPr>
+          <w:rFonts w:ascii="Times New Roman" w:eastAsia="Times New Roman" w:hAnsi="Times New Roman" w:cs="Times New Roman"/>
+          <w:kern w:val="0"/>
+          <w14:ligatures w14:val="none"/>
+        </w:rPr>
+        <w:t>Nội dung văn bản được chuẩn hóa, dễ dàng xử lý bằng các kỹ thuật phân tích.</w:t>
+      </w:r>
+    </w:p>
+    <w:p>
+      <w:pPr>
+        <w:numPr>
+          <w:ilvl w:val="0"/>
+          <w:numId w:val="4"/>
+        </w:numPr>
+        <w:spacing w:before="100" w:beforeAutospacing="1" w:after="100" w:afterAutospacing="1" w:line="240" w:lineRule="auto"/>
+        <w:rPr>
+          <w:rFonts w:ascii="Times New Roman" w:eastAsia="Times New Roman" w:hAnsi="Times New Roman" w:cs="Times New Roman"/>
+          <w:kern w:val="0"/>
+          <w14:ligatures w14:val="none"/>
+        </w:rPr>
+      </w:pPr>
+      <w:r>
+        <w:rPr>
+          <w:rFonts w:ascii="Times New Roman" w:eastAsia="Times New Roman" w:hAnsi="Times New Roman" w:cs="Times New Roman"/>
+          <w:kern w:val="0"/>
+          <w14:ligatures w14:val="none"/>
+        </w:rPr>
+        <w:t>Định dạng dữ liệu thống nhất, sẵn sàng cho việc áp dụng các mô hình phân tích dữ liệu lớn.</w:t>
+      </w:r>
+    </w:p>
+    <w:p>
+      <w:pPr>
+        <w:spacing w:before="100" w:beforeAutospacing="1" w:after="100" w:afterAutospacing="1" w:line="240" w:lineRule="auto"/>
+        <w:rPr>
+          <w:rFonts w:ascii="Times New Roman" w:eastAsia="Times New Roman" w:hAnsi="Times New Roman" w:cs="Times New Roman"/>
+          <w:kern w:val="0"/>
+          <w14:ligatures w14:val="none"/>
+        </w:rPr>
+      </w:pPr>
+      <w:r>
+        <w:rPr>
+          <w:rFonts w:ascii="Times New Roman" w:eastAsia="Times New Roman" w:hAnsi="Times New Roman" w:cs="Times New Roman"/>
+          <w:kern w:val="0"/>
+          <w14:ligatures w14:val="none"/>
+        </w:rPr>
+        <w:t xml:space="preserve">Tập dữ liệu sau tiền xử lý được lưu trữ dưới dạng file CSV/Parquet và được sử dụng làm đầu vào cho các bước </w:t>
+      </w:r>
+      <w:r>
+        <w:rPr>
+          <w:rFonts w:ascii="Times New Roman" w:eastAsia="Times New Roman" w:hAnsi="Times New Roman" w:cs="Times New Roman"/>
+          <w:b/>
+          <w:bCs/>
+          <w:kern w:val="0"/>
+          <w14:ligatures w14:val="none"/>
+        </w:rPr>
+        <w:t>phân tích xu hướng và khai thác dữ liệu</w:t>
+      </w:r>
+      <w:r>
+        <w:rPr>
+          <w:rFonts w:ascii="Times New Roman" w:eastAsia="Times New Roman" w:hAnsi="Times New Roman" w:cs="Times New Roman"/>
+          <w:kern w:val="0"/>
+          <w14:ligatures w14:val="none"/>
+        </w:rPr>
+        <w:t xml:space="preserve"> trong Chương 4.</w:t>
+      </w:r>
+    </w:p>
+    <w:p>
+      <w:pPr>
+        <w:pBdr>
+          <w:bottom w:val="single" w:sz="6" w:space="1" w:color="auto"/>
+        </w:pBdr>
+        <w:rPr>
+          <w:lang w:val="vi-VN"/>
+        </w:rPr>
+      </w:pPr>
+    </w:p>
+    <w:p>
+      <w:pPr>
+        <w:rPr>
+          <w:lang w:val="vi-VN"/>
+        </w:rPr>
+      </w:pPr>
+      <w:r>
+        <w:rPr>
+          <w:lang w:val="vi-VN"/>
+        </w:rPr>
+        <w:t>Kết quả sau khi run</w:t>
+      </w:r>
+    </w:p>
+    <w:p>
+      <w:pPr>
+        <w:numPr>
+          <w:ilvl w:val="0"/>
+          <w:numId w:val="5"/>
+        </w:numPr>
+        <w:spacing w:before="100" w:beforeAutospacing="1" w:after="100" w:afterAutospacing="1" w:line="240" w:lineRule="auto"/>
+        <w:rPr>
+          <w:rFonts w:ascii="Times New Roman" w:eastAsia="Times New Roman" w:hAnsi="Times New Roman" w:cs="Times New Roman"/>
+          <w:kern w:val="0"/>
+          <w14:ligatures w14:val="none"/>
+        </w:rPr>
+      </w:pPr>
+      <w:r>
+        <w:rPr>
+          <w:rFonts w:ascii="Times New Roman" w:eastAsia="Times New Roman" w:hAnsi="Times New Roman" w:cs="Times New Roman"/>
+          <w:b/>
+          <w:bCs/>
+          <w:kern w:val="0"/>
+          <w14:ligatures w14:val="none"/>
+        </w:rPr>
+        <w:t>Input ban đầu:</w:t>
+      </w:r>
+      <w:r>
+        <w:rPr>
+          <w:rFonts w:ascii="Times New Roman" w:eastAsia="Times New Roman" w:hAnsi="Times New Roman" w:cs="Times New Roman"/>
+          <w:kern w:val="0"/>
+          <w14:ligatures w14:val="none"/>
+        </w:rPr>
+        <w:t xml:space="preserve"> </w:t>
+      </w:r>
+      <w:r>
+        <w:rPr>
+          <w:rFonts w:ascii="Courier New" w:eastAsia="Times New Roman" w:hAnsi="Courier New" w:cs="Courier New"/>
+          <w:kern w:val="0"/>
+          <w:sz w:val="20"/>
+          <w:szCs w:val="20"/>
+          <w14:ligatures w14:val="none"/>
+        </w:rPr>
+        <w:t>trump_tweets_raw.csv</w:t>
+      </w:r>
+    </w:p>
+    <w:p>
+      <w:pPr>
+        <w:numPr>
+          <w:ilvl w:val="0"/>
+          <w:numId w:val="5"/>
+        </w:numPr>
+        <w:spacing w:before="100" w:beforeAutospacing="1" w:after="100" w:afterAutospacing="1" w:line="240" w:lineRule="auto"/>
+        <w:rPr>
+          <w:rFonts w:ascii="Times New Roman" w:eastAsia="Times New Roman" w:hAnsi="Times New Roman" w:cs="Times New Roman"/>
+          <w:kern w:val="0"/>
+          <w14:ligatures w14:val="none"/>
+        </w:rPr>
+      </w:pPr>
+      <w:r>
+        <w:rPr>
+          <w:rFonts w:ascii="Times New Roman" w:eastAsia="Times New Roman" w:hAnsi="Times New Roman" w:cs="Times New Roman"/>
+          <w:b/>
+          <w:bCs/>
+          <w:kern w:val="0"/>
+          <w14:ligatures w14:val="none"/>
+        </w:rPr>
+        <w:t>Output sau tiền xử lý (cuối cùng):</w:t>
+      </w:r>
+      <w:r>
+        <w:rPr>
+          <w:rFonts w:ascii="Times New Roman" w:eastAsia="Times New Roman" w:hAnsi="Times New Roman" w:cs="Times New Roman"/>
+          <w:kern w:val="0"/>
+          <w14:ligatures w14:val="none"/>
+        </w:rPr>
+        <w:t xml:space="preserve"> </w:t>
+      </w:r>
+      <w:r>
+        <w:rPr>
+          <w:rFonts w:ascii="Courier New" w:eastAsia="Times New Roman" w:hAnsi="Courier New" w:cs="Courier New"/>
+          <w:kern w:val="0"/>
+          <w:sz w:val="20"/>
+          <w:szCs w:val="20"/>
+          <w14:ligatures w14:val="none"/>
+        </w:rPr>
+        <w:t>part-r-00000</w:t>
+      </w:r>
+    </w:p>
+    <w:p>
+      <w:pPr>
+        <w:spacing w:before="100" w:beforeAutospacing="1" w:after="100" w:afterAutospacing="1" w:line="240" w:lineRule="auto"/>
+        <w:rPr>
+          <w:rFonts w:ascii="Times New Roman" w:eastAsia="Times New Roman" w:hAnsi="Times New Roman" w:cs="Times New Roman"/>
+          <w:kern w:val="0"/>
+          <w14:ligatures w14:val="none"/>
+        </w:rPr>
+      </w:pPr>
+      <w:r>
+        <w:rPr>
+          <w:rFonts w:ascii="Times New Roman" w:eastAsia="Times New Roman" w:hAnsi="Times New Roman" w:cs="Times New Roman"/>
+          <w:kern w:val="0"/>
+          <w14:ligatures w14:val="none"/>
+        </w:rPr>
+        <w:t xml:space="preserve">và so sánh </w:t>
+      </w:r>
+      <w:r>
+        <w:rPr>
+          <w:rFonts w:ascii="Times New Roman" w:eastAsia="Times New Roman" w:hAnsi="Times New Roman" w:cs="Times New Roman"/>
+          <w:b/>
+          <w:bCs/>
+          <w:kern w:val="0"/>
+          <w14:ligatures w14:val="none"/>
+        </w:rPr>
+        <w:t>đúng theo từng yêu cầu 3.4 → 3.7</w:t>
+      </w:r>
+      <w:r>
+        <w:rPr>
+          <w:rFonts w:ascii="Times New Roman" w:eastAsia="Times New Roman" w:hAnsi="Times New Roman" w:cs="Times New Roman"/>
+          <w:kern w:val="0"/>
+          <w14:ligatures w14:val="none"/>
+        </w:rPr>
+        <w:t xml:space="preserve"> mà bạn đưa ra. Dưới đây là </w:t>
+      </w:r>
+      <w:r>
+        <w:rPr>
+          <w:rFonts w:ascii="Times New Roman" w:eastAsia="Times New Roman" w:hAnsi="Times New Roman" w:cs="Times New Roman"/>
+          <w:b/>
+          <w:bCs/>
+          <w:kern w:val="0"/>
+          <w14:ligatures w14:val="none"/>
+        </w:rPr>
+        <w:t>kết luận chính xác, không né tránh</w:t>
+      </w:r>
+      <w:r>
+        <w:rPr>
+          <w:rFonts w:ascii="Times New Roman" w:eastAsia="Times New Roman" w:hAnsi="Times New Roman" w:cs="Times New Roman"/>
+          <w:kern w:val="0"/>
+          <w14:ligatures w14:val="none"/>
+        </w:rPr>
+        <w:t>.</w:t>
+      </w:r>
+    </w:p>
+    <w:p>
+      <w:pPr>
+        <w:spacing w:after="0" w:line="240" w:lineRule="auto"/>
+        <w:rPr>
+          <w:rFonts w:ascii="Times New Roman" w:eastAsia="Times New Roman" w:hAnsi="Times New Roman" w:cs="Times New Roman"/>
+          <w:kern w:val="0"/>
+          <w14:ligatures w14:val="none"/>
+        </w:rPr>
+      </w:pPr>
+      <w:r>
+        <w:rPr>
+          <w:rFonts w:ascii="Times New Roman" w:eastAsia="Times New Roman" w:hAnsi="Times New Roman" w:cs="Times New Roman"/>
+          <w:noProof/>
+          <w:kern w:val="0"/>
+        </w:rPr>
+        <w:pict w14:anchorId="213FDC5B">
+          <v:rect id="_x0000_i1044" alt="" style="width:468pt;height:.05pt;mso-width-percent:0;mso-height-percent:0;mso-width-percent:0;mso-height-percent:0" o:hralign="center" o:hrstd="t" o:hr="t" fillcolor="#a0a0a0" stroked="f"/>
+        </w:pict>
+      </w:r>
+    </w:p>
+    <w:p>
+      <w:pPr>
+        <w:spacing w:before="100" w:beforeAutospacing="1" w:after="100" w:afterAutospacing="1" w:line="240" w:lineRule="auto"/>
+        <w:outlineLvl w:val="0"/>
+        <w:rPr>
+          <w:rFonts w:ascii="Times New Roman" w:eastAsia="Times New Roman" w:hAnsi="Times New Roman" w:cs="Times New Roman"/>
+          <w:b/>
+          <w:bCs/>
+          <w:kern w:val="36"/>
+          <w:sz w:val="48"/>
+          <w:szCs w:val="48"/>
+          <w14:ligatures w14:val="none"/>
+        </w:rPr>
+      </w:pPr>
+      <w:r>
+        <w:rPr>
+          <w:rFonts w:ascii="Apple Color Emoji" w:eastAsia="Times New Roman" w:hAnsi="Apple Color Emoji" w:cs="Apple Color Emoji"/>
+          <w:b/>
+          <w:bCs/>
+          <w:kern w:val="36"/>
+          <w:sz w:val="48"/>
+          <w:szCs w:val="48"/>
+          <w14:ligatures w14:val="none"/>
+        </w:rPr>
+        <w:t>✅</w:t>
+      </w:r>
+      <w:r>
+        <w:rPr>
+          <w:rFonts w:ascii="Times New Roman" w:eastAsia="Times New Roman" w:hAnsi="Times New Roman" w:cs="Times New Roman"/>
+          <w:b/>
+          <w:bCs/>
+          <w:kern w:val="36"/>
+          <w:sz w:val="48"/>
+          <w:szCs w:val="48"/>
+          <w14:ligatures w14:val="none"/>
+        </w:rPr>
+        <w:t xml:space="preserve"> KẾT LUẬN TỔNG QUÁT</w:t>
+      </w:r>
+    </w:p>
+    <w:p>
+      <w:pPr>
+        <w:spacing w:before="100" w:beforeAutospacing="1" w:after="100" w:afterAutospacing="1" w:line="240" w:lineRule="auto"/>
+        <w:rPr>
+          <w:rFonts w:ascii="Times New Roman" w:eastAsia="Times New Roman" w:hAnsi="Times New Roman" w:cs="Times New Roman"/>
+          <w:kern w:val="0"/>
+          <w14:ligatures w14:val="none"/>
+        </w:rPr>
+      </w:pPr>
+      <w:r>
+        <w:rPr>
+          <w:rFonts w:ascii="Apple Color Emoji" w:eastAsia="Times New Roman" w:hAnsi="Apple Color Emoji" w:cs="Apple Color Emoji"/>
+          <w:kern w:val="0"/>
+          <w14:ligatures w14:val="none"/>
+        </w:rPr>
+        <w:t>✔</w:t>
+      </w:r>
+      <w:r>
+        <w:rPr>
+          <w:rFonts w:ascii="Times New Roman" w:eastAsia="Times New Roman" w:hAnsi="Times New Roman" w:cs="Times New Roman"/>
+          <w:kern w:val="0"/>
+          <w14:ligatures w14:val="none"/>
+        </w:rPr>
+        <w:t xml:space="preserve"> </w:t>
+      </w:r>
+      <w:r>
+        <w:rPr>
+          <w:rFonts w:ascii="Times New Roman" w:eastAsia="Times New Roman" w:hAnsi="Times New Roman" w:cs="Times New Roman"/>
+          <w:b/>
+          <w:bCs/>
+          <w:kern w:val="0"/>
+          <w14:ligatures w14:val="none"/>
+        </w:rPr>
+        <w:t>KẾT QUẢ HIỆN TẠI ĐÃ ĐÚNG TUYỆT ĐỐI VỚI TOÀN BỘ YÊU CẦU 3.4 – 3.7</w:t>
+      </w:r>
+      <w:r>
+        <w:rPr>
+          <w:rFonts w:ascii="Times New Roman" w:eastAsia="Times New Roman" w:hAnsi="Times New Roman" w:cs="Times New Roman"/>
+          <w:kern w:val="0"/>
+          <w14:ligatures w14:val="none"/>
+        </w:rPr>
+        <w:br/>
+      </w:r>
+      <w:r>
+        <w:rPr>
+          <w:rFonts w:ascii="Apple Color Emoji" w:eastAsia="Times New Roman" w:hAnsi="Apple Color Emoji" w:cs="Apple Color Emoji"/>
+          <w:kern w:val="0"/>
+          <w14:ligatures w14:val="none"/>
+        </w:rPr>
+        <w:t>✔</w:t>
+      </w:r>
+      <w:r>
+        <w:rPr>
+          <w:rFonts w:ascii="Times New Roman" w:eastAsia="Times New Roman" w:hAnsi="Times New Roman" w:cs="Times New Roman"/>
+          <w:kern w:val="0"/>
+          <w14:ligatures w14:val="none"/>
+        </w:rPr>
+        <w:t xml:space="preserve"> Không còn điểm thiếu hoặc sai so với mô tả lý thuyết</w:t>
+      </w:r>
+      <w:r>
+        <w:rPr>
+          <w:rFonts w:ascii="Times New Roman" w:eastAsia="Times New Roman" w:hAnsi="Times New Roman" w:cs="Times New Roman"/>
+          <w:kern w:val="0"/>
+          <w14:ligatures w14:val="none"/>
+        </w:rPr>
+        <w:br/>
+      </w:r>
+      <w:r>
+        <w:rPr>
+          <w:rFonts w:ascii="Apple Color Emoji" w:eastAsia="Times New Roman" w:hAnsi="Apple Color Emoji" w:cs="Apple Color Emoji"/>
+          <w:kern w:val="0"/>
+          <w14:ligatures w14:val="none"/>
+        </w:rPr>
+        <w:t>✔</w:t>
+      </w:r>
+      <w:r>
+        <w:rPr>
+          <w:rFonts w:ascii="Times New Roman" w:eastAsia="Times New Roman" w:hAnsi="Times New Roman" w:cs="Times New Roman"/>
+          <w:kern w:val="0"/>
+          <w14:ligatures w14:val="none"/>
+        </w:rPr>
+        <w:t xml:space="preserve"> Có thể dùng </w:t>
+      </w:r>
+      <w:r>
+        <w:rPr>
+          <w:rFonts w:ascii="Times New Roman" w:eastAsia="Times New Roman" w:hAnsi="Times New Roman" w:cs="Times New Roman"/>
+          <w:b/>
+          <w:bCs/>
+          <w:kern w:val="0"/>
+          <w14:ligatures w14:val="none"/>
+        </w:rPr>
+        <w:t>nguyên trạng</w:t>
+      </w:r>
+      <w:r>
+        <w:rPr>
+          <w:rFonts w:ascii="Times New Roman" w:eastAsia="Times New Roman" w:hAnsi="Times New Roman" w:cs="Times New Roman"/>
+          <w:kern w:val="0"/>
+          <w14:ligatures w14:val="none"/>
+        </w:rPr>
+        <w:t xml:space="preserve"> để nộp đồ án</w:t>
+      </w:r>
+    </w:p>
+    <w:p>
+      <w:pPr>
+        <w:spacing w:after="0" w:line="240" w:lineRule="auto"/>
+        <w:rPr>
+          <w:rFonts w:ascii="Times New Roman" w:eastAsia="Times New Roman" w:hAnsi="Times New Roman" w:cs="Times New Roman"/>
+          <w:kern w:val="0"/>
+          <w14:ligatures w14:val="none"/>
+        </w:rPr>
+      </w:pPr>
+      <w:r>
+        <w:rPr>
+          <w:rFonts w:ascii="Times New Roman" w:eastAsia="Times New Roman" w:hAnsi="Times New Roman" w:cs="Times New Roman"/>
+          <w:noProof/>
+          <w:kern w:val="0"/>
+        </w:rPr>
+        <w:pict w14:anchorId="10CC9EA7">
+          <v:rect id="_x0000_i1043" alt="" style="width:468pt;height:.05pt;mso-width-percent:0;mso-height-percent:0;mso-width-percent:0;mso-height-percent:0" o:hralign="center" o:hrstd="t" o:hr="t" fillcolor="#a0a0a0" stroked="f"/>
+        </w:pict>
+      </w:r>
+    </w:p>
+    <w:p>
+      <w:pPr>
+        <w:spacing w:before="100" w:beforeAutospacing="1" w:after="100" w:afterAutospacing="1" w:line="240" w:lineRule="auto"/>
+        <w:outlineLvl w:val="0"/>
+        <w:rPr>
+          <w:rFonts w:ascii="Times New Roman" w:eastAsia="Times New Roman" w:hAnsi="Times New Roman" w:cs="Times New Roman"/>
+          <w:b/>
+          <w:bCs/>
+          <w:kern w:val="36"/>
+          <w:sz w:val="48"/>
+          <w:szCs w:val="48"/>
+          <w14:ligatures w14:val="none"/>
+        </w:rPr>
+      </w:pPr>
+      <w:r>
+        <w:rPr>
+          <w:rFonts w:ascii="Times New Roman" w:eastAsia="Times New Roman" w:hAnsi="Times New Roman" w:cs="Times New Roman"/>
+          <w:b/>
+          <w:bCs/>
+          <w:kern w:val="36"/>
+          <w:sz w:val="48"/>
+          <w:szCs w:val="48"/>
+          <w14:ligatures w14:val="none"/>
+        </w:rPr>
+        <w:t>1</w:t>
+      </w:r>
+      <w:r>
+        <w:rPr>
+          <w:rFonts w:ascii="Apple Color Emoji" w:eastAsia="Times New Roman" w:hAnsi="Apple Color Emoji" w:cs="Apple Color Emoji"/>
+          <w:b/>
+          <w:bCs/>
+          <w:kern w:val="36"/>
+          <w:sz w:val="48"/>
+          <w:szCs w:val="48"/>
+          <w14:ligatures w14:val="none"/>
+        </w:rPr>
+        <w:t>️⃣</w:t>
+      </w:r>
+      <w:r>
+        <w:rPr>
+          <w:rFonts w:ascii="Times New Roman" w:eastAsia="Times New Roman" w:hAnsi="Times New Roman" w:cs="Times New Roman"/>
+          <w:b/>
+          <w:bCs/>
+          <w:kern w:val="36"/>
+          <w:sz w:val="48"/>
+          <w:szCs w:val="48"/>
+          <w14:ligatures w14:val="none"/>
+        </w:rPr>
+        <w:t xml:space="preserve"> ĐỐI CHIẾU THEO TỪNG MỤC YÊU CẦU</w:t>
+      </w:r>
+    </w:p>
+    <w:p>
+      <w:pPr>
+        <w:spacing w:before="100" w:beforeAutospacing="1" w:after="100" w:afterAutospacing="1" w:line="240" w:lineRule="auto"/>
+        <w:outlineLvl w:val="1"/>
+        <w:rPr>
+          <w:rFonts w:ascii="Times New Roman" w:eastAsia="Times New Roman" w:hAnsi="Times New Roman" w:cs="Times New Roman"/>
+          <w:b/>
+          <w:bCs/>
+          <w:kern w:val="0"/>
+          <w:sz w:val="36"/>
+          <w:szCs w:val="36"/>
+          <w14:ligatures w14:val="none"/>
+        </w:rPr>
+      </w:pPr>
+      <w:r>
+        <w:rPr>
+          <w:rFonts w:ascii="Times New Roman" w:eastAsia="Times New Roman" w:hAnsi="Times New Roman" w:cs="Times New Roman"/>
+          <w:b/>
+          <w:bCs/>
+          <w:kern w:val="0"/>
+          <w:sz w:val="36"/>
+          <w:szCs w:val="36"/>
+          <w14:ligatures w14:val="none"/>
+        </w:rPr>
+        <w:lastRenderedPageBreak/>
+        <w:t>3.4. Làm sạch dữ liệu (Data Cleaning)</w:t>
+      </w:r>
+    </w:p>
+    <w:p>
+      <w:pPr>
+        <w:spacing w:before="100" w:beforeAutospacing="1" w:after="100" w:afterAutospacing="1" w:line="240" w:lineRule="auto"/>
+        <w:outlineLvl w:val="2"/>
+        <w:rPr>
+          <w:rFonts w:ascii="Times New Roman" w:eastAsia="Times New Roman" w:hAnsi="Times New Roman" w:cs="Times New Roman"/>
+          <w:b/>
+          <w:bCs/>
+          <w:kern w:val="0"/>
+          <w:sz w:val="27"/>
+          <w:szCs w:val="27"/>
+          <w14:ligatures w14:val="none"/>
+        </w:rPr>
+      </w:pPr>
+      <w:r>
+        <w:rPr>
+          <w:rFonts w:ascii="Apple Color Emoji" w:eastAsia="Times New Roman" w:hAnsi="Apple Color Emoji" w:cs="Apple Color Emoji"/>
+          <w:b/>
+          <w:bCs/>
+          <w:kern w:val="0"/>
+          <w:sz w:val="27"/>
+          <w:szCs w:val="27"/>
+          <w14:ligatures w14:val="none"/>
+        </w:rPr>
+        <w:t>🔹</w:t>
+      </w:r>
+      <w:r>
+        <w:rPr>
+          <w:rFonts w:ascii="Times New Roman" w:eastAsia="Times New Roman" w:hAnsi="Times New Roman" w:cs="Times New Roman"/>
+          <w:b/>
+          <w:bCs/>
+          <w:kern w:val="0"/>
+          <w:sz w:val="27"/>
+          <w:szCs w:val="27"/>
+          <w14:ligatures w14:val="none"/>
+        </w:rPr>
+        <w:t xml:space="preserve"> Loại bỏ tweet trùng lặp</w:t>
+      </w:r>
+    </w:p>
+    <w:p>
+      <w:pPr>
+        <w:spacing w:before="100" w:beforeAutospacing="1" w:after="100" w:afterAutospacing="1" w:line="240" w:lineRule="auto"/>
+        <w:rPr>
+          <w:rFonts w:ascii="Times New Roman" w:eastAsia="Times New Roman" w:hAnsi="Times New Roman" w:cs="Times New Roman"/>
+          <w:kern w:val="0"/>
+          <w14:ligatures w14:val="none"/>
+        </w:rPr>
+      </w:pPr>
+      <w:r>
+        <w:rPr>
+          <w:rFonts w:ascii="Apple Color Emoji" w:eastAsia="Times New Roman" w:hAnsi="Apple Color Emoji" w:cs="Apple Color Emoji"/>
+          <w:b/>
+          <w:bCs/>
+          <w:kern w:val="0"/>
+          <w14:ligatures w14:val="none"/>
+        </w:rPr>
+        <w:t>✅</w:t>
+      </w:r>
+      <w:r>
+        <w:rPr>
+          <w:rFonts w:ascii="Times New Roman" w:eastAsia="Times New Roman" w:hAnsi="Times New Roman" w:cs="Times New Roman"/>
+          <w:b/>
+          <w:bCs/>
+          <w:kern w:val="0"/>
+          <w14:ligatures w14:val="none"/>
+        </w:rPr>
+        <w:t xml:space="preserve"> ĐÃ ĐÚNG</w:t>
+      </w:r>
+    </w:p>
+    <w:p>
+      <w:pPr>
+        <w:numPr>
+          <w:ilvl w:val="0"/>
+          <w:numId w:val="6"/>
+        </w:numPr>
+        <w:spacing w:before="100" w:beforeAutospacing="1" w:after="100" w:afterAutospacing="1" w:line="240" w:lineRule="auto"/>
+        <w:rPr>
+          <w:rFonts w:ascii="Times New Roman" w:eastAsia="Times New Roman" w:hAnsi="Times New Roman" w:cs="Times New Roman"/>
+          <w:kern w:val="0"/>
+          <w14:ligatures w14:val="none"/>
+        </w:rPr>
+      </w:pPr>
+      <w:r>
+        <w:rPr>
+          <w:rFonts w:ascii="Times New Roman" w:eastAsia="Times New Roman" w:hAnsi="Times New Roman" w:cs="Times New Roman"/>
+          <w:kern w:val="0"/>
+          <w14:ligatures w14:val="none"/>
+        </w:rPr>
+        <w:t xml:space="preserve">Trong </w:t>
+      </w:r>
+      <w:r>
+        <w:rPr>
+          <w:rFonts w:ascii="Courier New" w:eastAsia="Times New Roman" w:hAnsi="Courier New" w:cs="Courier New"/>
+          <w:kern w:val="0"/>
+          <w:sz w:val="20"/>
+          <w:szCs w:val="20"/>
+          <w14:ligatures w14:val="none"/>
+        </w:rPr>
+        <w:t>part-r-00000</w:t>
+      </w:r>
+      <w:r>
+        <w:rPr>
+          <w:rFonts w:ascii="Times New Roman" w:eastAsia="Times New Roman" w:hAnsi="Times New Roman" w:cs="Times New Roman"/>
+          <w:kern w:val="0"/>
+          <w14:ligatures w14:val="none"/>
+        </w:rPr>
+        <w:t>:</w:t>
+      </w:r>
+    </w:p>
+    <w:p>
+      <w:pPr>
+        <w:numPr>
+          <w:ilvl w:val="1"/>
+          <w:numId w:val="6"/>
+        </w:numPr>
+        <w:spacing w:before="100" w:beforeAutospacing="1" w:after="100" w:afterAutospacing="1" w:line="240" w:lineRule="auto"/>
+        <w:rPr>
+          <w:rFonts w:ascii="Times New Roman" w:eastAsia="Times New Roman" w:hAnsi="Times New Roman" w:cs="Times New Roman"/>
+          <w:kern w:val="0"/>
+          <w14:ligatures w14:val="none"/>
+        </w:rPr>
+      </w:pPr>
+      <w:r>
+        <w:rPr>
+          <w:rFonts w:ascii="Times New Roman" w:eastAsia="Times New Roman" w:hAnsi="Times New Roman" w:cs="Times New Roman"/>
+          <w:b/>
+          <w:bCs/>
+          <w:kern w:val="0"/>
+          <w14:ligatures w14:val="none"/>
+        </w:rPr>
+        <w:t xml:space="preserve">Không còn 2 dòng có </w:t>
+      </w:r>
+      <w:r>
+        <w:rPr>
+          <w:rFonts w:ascii="Courier New" w:eastAsia="Times New Roman" w:hAnsi="Courier New" w:cs="Courier New"/>
+          <w:b/>
+          <w:bCs/>
+          <w:kern w:val="0"/>
+          <w:sz w:val="20"/>
+          <w:szCs w:val="20"/>
+          <w14:ligatures w14:val="none"/>
+        </w:rPr>
+        <w:t>clean_text</w:t>
+      </w:r>
+      <w:r>
+        <w:rPr>
+          <w:rFonts w:ascii="Times New Roman" w:eastAsia="Times New Roman" w:hAnsi="Times New Roman" w:cs="Times New Roman"/>
+          <w:b/>
+          <w:bCs/>
+          <w:kern w:val="0"/>
+          <w14:ligatures w14:val="none"/>
+        </w:rPr>
+        <w:t xml:space="preserve"> giống hệt nhau</w:t>
+      </w:r>
+    </w:p>
+    <w:p>
+      <w:pPr>
+        <w:numPr>
+          <w:ilvl w:val="0"/>
+          <w:numId w:val="6"/>
+        </w:numPr>
+        <w:spacing w:before="100" w:beforeAutospacing="1" w:after="100" w:afterAutospacing="1" w:line="240" w:lineRule="auto"/>
+        <w:rPr>
+          <w:rFonts w:ascii="Times New Roman" w:eastAsia="Times New Roman" w:hAnsi="Times New Roman" w:cs="Times New Roman"/>
+          <w:kern w:val="0"/>
+          <w14:ligatures w14:val="none"/>
+        </w:rPr>
+      </w:pPr>
+      <w:r>
+        <w:rPr>
+          <w:rFonts w:ascii="Times New Roman" w:eastAsia="Times New Roman" w:hAnsi="Times New Roman" w:cs="Times New Roman"/>
+          <w:kern w:val="0"/>
+          <w14:ligatures w14:val="none"/>
+        </w:rPr>
+        <w:t>So sánh với raw:</w:t>
+      </w:r>
+    </w:p>
+    <w:p>
+      <w:pPr>
+        <w:numPr>
+          <w:ilvl w:val="1"/>
+          <w:numId w:val="6"/>
+        </w:numPr>
+        <w:spacing w:before="100" w:beforeAutospacing="1" w:after="100" w:afterAutospacing="1" w:line="240" w:lineRule="auto"/>
+        <w:rPr>
+          <w:rFonts w:ascii="Times New Roman" w:eastAsia="Times New Roman" w:hAnsi="Times New Roman" w:cs="Times New Roman"/>
+          <w:kern w:val="0"/>
+          <w14:ligatures w14:val="none"/>
+        </w:rPr>
+      </w:pPr>
+      <w:r>
+        <w:rPr>
+          <w:rFonts w:ascii="Times New Roman" w:eastAsia="Times New Roman" w:hAnsi="Times New Roman" w:cs="Times New Roman"/>
+          <w:kern w:val="0"/>
+          <w14:ligatures w14:val="none"/>
+        </w:rPr>
+        <w:t xml:space="preserve">Rất nhiều tweet giống nội dung (chỉ khác id / thời gian) đã </w:t>
+      </w:r>
+      <w:r>
+        <w:rPr>
+          <w:rFonts w:ascii="Times New Roman" w:eastAsia="Times New Roman" w:hAnsi="Times New Roman" w:cs="Times New Roman"/>
+          <w:b/>
+          <w:bCs/>
+          <w:kern w:val="0"/>
+          <w14:ligatures w14:val="none"/>
+        </w:rPr>
+        <w:t>chỉ còn 1 bản ghi</w:t>
+      </w:r>
+    </w:p>
+    <w:p>
+      <w:pPr>
+        <w:spacing w:before="100" w:beforeAutospacing="1" w:after="100" w:afterAutospacing="1" w:line="240" w:lineRule="auto"/>
+        <w:rPr>
+          <w:rFonts w:ascii="Times New Roman" w:eastAsia="Times New Roman" w:hAnsi="Times New Roman" w:cs="Times New Roman"/>
+          <w:kern w:val="0"/>
+          <w14:ligatures w14:val="none"/>
+        </w:rPr>
+      </w:pPr>
+      <w:r>
+        <w:rPr>
+          <w:rFonts w:ascii="Apple Color Emoji" w:eastAsia="Times New Roman" w:hAnsi="Apple Color Emoji" w:cs="Apple Color Emoji"/>
+          <w:kern w:val="0"/>
+          <w14:ligatures w14:val="none"/>
+        </w:rPr>
+        <w:t>👉</w:t>
+      </w:r>
+      <w:r>
+        <w:rPr>
+          <w:rFonts w:ascii="Times New Roman" w:eastAsia="Times New Roman" w:hAnsi="Times New Roman" w:cs="Times New Roman"/>
+          <w:kern w:val="0"/>
+          <w14:ligatures w14:val="none"/>
+        </w:rPr>
+        <w:t xml:space="preserve"> Dedup theo </w:t>
+      </w:r>
+      <w:r>
+        <w:rPr>
+          <w:rFonts w:ascii="Courier New" w:eastAsia="Times New Roman" w:hAnsi="Courier New" w:cs="Courier New"/>
+          <w:kern w:val="0"/>
+          <w:sz w:val="20"/>
+          <w:szCs w:val="20"/>
+          <w14:ligatures w14:val="none"/>
+        </w:rPr>
+        <w:t>clean_text</w:t>
+      </w:r>
+      <w:r>
+        <w:rPr>
+          <w:rFonts w:ascii="Times New Roman" w:eastAsia="Times New Roman" w:hAnsi="Times New Roman" w:cs="Times New Roman"/>
+          <w:kern w:val="0"/>
+          <w14:ligatures w14:val="none"/>
+        </w:rPr>
+        <w:t xml:space="preserve"> </w:t>
+      </w:r>
+      <w:r>
+        <w:rPr>
+          <w:rFonts w:ascii="Times New Roman" w:eastAsia="Times New Roman" w:hAnsi="Times New Roman" w:cs="Times New Roman"/>
+          <w:b/>
+          <w:bCs/>
+          <w:kern w:val="0"/>
+          <w14:ligatures w14:val="none"/>
+        </w:rPr>
+        <w:t>đã hoạt động đúng</w:t>
+      </w:r>
+    </w:p>
+    <w:p>
+      <w:pPr>
+        <w:spacing w:after="0" w:line="240" w:lineRule="auto"/>
+        <w:rPr>
+          <w:rFonts w:ascii="Times New Roman" w:eastAsia="Times New Roman" w:hAnsi="Times New Roman" w:cs="Times New Roman"/>
+          <w:kern w:val="0"/>
+          <w14:ligatures w14:val="none"/>
+        </w:rPr>
+      </w:pPr>
+      <w:r>
+        <w:rPr>
+          <w:rFonts w:ascii="Times New Roman" w:eastAsia="Times New Roman" w:hAnsi="Times New Roman" w:cs="Times New Roman"/>
+          <w:noProof/>
+          <w:kern w:val="0"/>
+        </w:rPr>
+        <w:pict w14:anchorId="356D9D70">
+          <v:rect id="_x0000_i1042" alt="" style="width:468pt;height:.05pt;mso-width-percent:0;mso-height-percent:0;mso-width-percent:0;mso-height-percent:0" o:hralign="center" o:hrstd="t" o:hr="t" fillcolor="#a0a0a0" stroked="f"/>
+        </w:pict>
+      </w:r>
+    </w:p>
+    <w:p>
+      <w:pPr>
+        <w:spacing w:before="100" w:beforeAutospacing="1" w:after="100" w:afterAutospacing="1" w:line="240" w:lineRule="auto"/>
+        <w:outlineLvl w:val="2"/>
+        <w:rPr>
+          <w:rFonts w:ascii="Times New Roman" w:eastAsia="Times New Roman" w:hAnsi="Times New Roman" w:cs="Times New Roman"/>
+          <w:b/>
+          <w:bCs/>
+          <w:kern w:val="0"/>
+          <w:sz w:val="27"/>
+          <w:szCs w:val="27"/>
+          <w14:ligatures w14:val="none"/>
+        </w:rPr>
+      </w:pPr>
+      <w:r>
+        <w:rPr>
+          <w:rFonts w:ascii="Apple Color Emoji" w:eastAsia="Times New Roman" w:hAnsi="Apple Color Emoji" w:cs="Apple Color Emoji"/>
+          <w:b/>
+          <w:bCs/>
+          <w:kern w:val="0"/>
+          <w:sz w:val="27"/>
+          <w:szCs w:val="27"/>
+          <w14:ligatures w14:val="none"/>
+        </w:rPr>
+        <w:t>🔹</w:t>
+      </w:r>
+      <w:r>
+        <w:rPr>
+          <w:rFonts w:ascii="Times New Roman" w:eastAsia="Times New Roman" w:hAnsi="Times New Roman" w:cs="Times New Roman"/>
+          <w:b/>
+          <w:bCs/>
+          <w:kern w:val="0"/>
+          <w:sz w:val="27"/>
+          <w:szCs w:val="27"/>
+          <w14:ligatures w14:val="none"/>
+        </w:rPr>
+        <w:t xml:space="preserve"> Loại bỏ retweet</w:t>
+      </w:r>
+    </w:p>
+    <w:p>
+      <w:pPr>
+        <w:spacing w:before="100" w:beforeAutospacing="1" w:after="100" w:afterAutospacing="1" w:line="240" w:lineRule="auto"/>
+        <w:rPr>
+          <w:rFonts w:ascii="Times New Roman" w:eastAsia="Times New Roman" w:hAnsi="Times New Roman" w:cs="Times New Roman"/>
+          <w:kern w:val="0"/>
+          <w14:ligatures w14:val="none"/>
+        </w:rPr>
+      </w:pPr>
+      <w:r>
+        <w:rPr>
+          <w:rFonts w:ascii="Apple Color Emoji" w:eastAsia="Times New Roman" w:hAnsi="Apple Color Emoji" w:cs="Apple Color Emoji"/>
+          <w:b/>
+          <w:bCs/>
+          <w:kern w:val="0"/>
+          <w14:ligatures w14:val="none"/>
+        </w:rPr>
+        <w:t>✅</w:t>
+      </w:r>
+      <w:r>
+        <w:rPr>
+          <w:rFonts w:ascii="Times New Roman" w:eastAsia="Times New Roman" w:hAnsi="Times New Roman" w:cs="Times New Roman"/>
+          <w:b/>
+          <w:bCs/>
+          <w:kern w:val="0"/>
+          <w14:ligatures w14:val="none"/>
+        </w:rPr>
+        <w:t xml:space="preserve"> ĐÃ ĐÚNG</w:t>
+      </w:r>
+    </w:p>
+    <w:p>
+      <w:pPr>
+        <w:numPr>
+          <w:ilvl w:val="0"/>
+          <w:numId w:val="7"/>
+        </w:numPr>
+        <w:spacing w:before="100" w:beforeAutospacing="1" w:after="100" w:afterAutospacing="1" w:line="240" w:lineRule="auto"/>
+        <w:rPr>
+          <w:rFonts w:ascii="Times New Roman" w:eastAsia="Times New Roman" w:hAnsi="Times New Roman" w:cs="Times New Roman"/>
+          <w:kern w:val="0"/>
+          <w14:ligatures w14:val="none"/>
+        </w:rPr>
+      </w:pPr>
+      <w:r>
+        <w:rPr>
+          <w:rFonts w:ascii="Times New Roman" w:eastAsia="Times New Roman" w:hAnsi="Times New Roman" w:cs="Times New Roman"/>
+          <w:kern w:val="0"/>
+          <w14:ligatures w14:val="none"/>
+        </w:rPr>
+        <w:t>Raw:</w:t>
+      </w:r>
+    </w:p>
+    <w:p>
+      <w:pPr>
+        <w:numPr>
+          <w:ilvl w:val="0"/>
+          <w:numId w:val="7"/>
+        </w:numPr>
+        <w:tabs>
+          <w:tab w:val="clear" w:pos="720"/>
+          <w:tab w:val="left" w:pos="916"/>
+          <w:tab w:val="left" w:pos="1832"/>
+          <w:tab w:val="left" w:pos="2748"/>
+          <w:tab w:val="left" w:pos="3664"/>
+          <w:tab w:val="left" w:pos="4580"/>
+          <w:tab w:val="left" w:pos="5496"/>
+          <w:tab w:val="left" w:pos="6412"/>
+          <w:tab w:val="left" w:pos="7328"/>
+          <w:tab w:val="left" w:pos="8244"/>
+          <w:tab w:val="left" w:pos="9160"/>
+          <w:tab w:val="left" w:pos="10076"/>
+          <w:tab w:val="left" w:pos="10992"/>
+          <w:tab w:val="left" w:pos="11908"/>
+          <w:tab w:val="left" w:pos="12824"/>
+          <w:tab w:val="left" w:pos="13740"/>
+          <w:tab w:val="left" w:pos="14656"/>
+        </w:tabs>
+        <w:spacing w:after="0" w:line="240" w:lineRule="auto"/>
+        <w:rPr>
+          <w:rFonts w:ascii="Courier New" w:eastAsia="Times New Roman" w:hAnsi="Courier New" w:cs="Courier New"/>
+          <w:kern w:val="0"/>
+          <w:sz w:val="20"/>
+          <w:szCs w:val="20"/>
+          <w14:ligatures w14:val="none"/>
+        </w:rPr>
+      </w:pPr>
+      <w:r>
+        <w:rPr>
+          <w:rFonts w:ascii="Courier New" w:eastAsia="Times New Roman" w:hAnsi="Courier New" w:cs="Courier New"/>
+          <w:kern w:val="0"/>
+          <w:sz w:val="20"/>
+          <w:szCs w:val="20"/>
+          <w14:ligatures w14:val="none"/>
+        </w:rPr>
+        <w:t>RT @CNN: ...</w:t>
+      </w:r>
+    </w:p>
+    <w:p>
+      <w:pPr>
+        <w:numPr>
+          <w:ilvl w:val="0"/>
+          <w:numId w:val="7"/>
+        </w:numPr>
+        <w:tabs>
+          <w:tab w:val="clear" w:pos="720"/>
+          <w:tab w:val="left" w:pos="916"/>
+          <w:tab w:val="left" w:pos="1832"/>
+          <w:tab w:val="left" w:pos="2748"/>
+          <w:tab w:val="left" w:pos="3664"/>
+          <w:tab w:val="left" w:pos="4580"/>
+          <w:tab w:val="left" w:pos="5496"/>
+          <w:tab w:val="left" w:pos="6412"/>
+          <w:tab w:val="left" w:pos="7328"/>
+          <w:tab w:val="left" w:pos="8244"/>
+          <w:tab w:val="left" w:pos="9160"/>
+          <w:tab w:val="left" w:pos="10076"/>
+          <w:tab w:val="left" w:pos="10992"/>
+          <w:tab w:val="left" w:pos="11908"/>
+          <w:tab w:val="left" w:pos="12824"/>
+          <w:tab w:val="left" w:pos="13740"/>
+          <w:tab w:val="left" w:pos="14656"/>
+        </w:tabs>
+        <w:spacing w:after="0" w:line="240" w:lineRule="auto"/>
+        <w:rPr>
+          <w:rFonts w:ascii="Courier New" w:eastAsia="Times New Roman" w:hAnsi="Courier New" w:cs="Courier New"/>
+          <w:kern w:val="0"/>
+          <w:sz w:val="20"/>
+          <w:szCs w:val="20"/>
+          <w14:ligatures w14:val="none"/>
+        </w:rPr>
+      </w:pPr>
+      <w:r>
+        <w:rPr>
+          <w:rFonts w:ascii="Courier New" w:eastAsia="Times New Roman" w:hAnsi="Courier New" w:cs="Courier New"/>
+          <w:kern w:val="0"/>
+          <w:sz w:val="20"/>
+          <w:szCs w:val="20"/>
+          <w14:ligatures w14:val="none"/>
+        </w:rPr>
+        <w:t>RT @FoxNews: ...</w:t>
+      </w:r>
+    </w:p>
+    <w:p>
+      <w:pPr>
+        <w:numPr>
+          <w:ilvl w:val="0"/>
+          <w:numId w:val="7"/>
+        </w:numPr>
+        <w:spacing w:before="100" w:beforeAutospacing="1" w:after="100" w:afterAutospacing="1" w:line="240" w:lineRule="auto"/>
+        <w:rPr>
+          <w:rFonts w:ascii="Times New Roman" w:eastAsia="Times New Roman" w:hAnsi="Times New Roman" w:cs="Times New Roman"/>
+          <w:kern w:val="0"/>
+          <w14:ligatures w14:val="none"/>
+        </w:rPr>
+      </w:pPr>
+      <w:r>
+        <w:rPr>
+          <w:rFonts w:ascii="Times New Roman" w:eastAsia="Times New Roman" w:hAnsi="Times New Roman" w:cs="Times New Roman"/>
+          <w:kern w:val="0"/>
+          <w14:ligatures w14:val="none"/>
+        </w:rPr>
+        <w:t>Output:</w:t>
+      </w:r>
+    </w:p>
+    <w:p>
+      <w:pPr>
+        <w:numPr>
+          <w:ilvl w:val="1"/>
+          <w:numId w:val="7"/>
+        </w:numPr>
+        <w:spacing w:before="100" w:beforeAutospacing="1" w:after="100" w:afterAutospacing="1" w:line="240" w:lineRule="auto"/>
+        <w:rPr>
+          <w:rFonts w:ascii="Times New Roman" w:eastAsia="Times New Roman" w:hAnsi="Times New Roman" w:cs="Times New Roman"/>
+          <w:kern w:val="0"/>
+          <w14:ligatures w14:val="none"/>
+        </w:rPr>
+      </w:pPr>
+      <w:r>
+        <w:rPr>
+          <w:rFonts w:ascii="Apple Color Emoji" w:eastAsia="Times New Roman" w:hAnsi="Apple Color Emoji" w:cs="Apple Color Emoji"/>
+          <w:kern w:val="0"/>
+          <w14:ligatures w14:val="none"/>
+        </w:rPr>
+        <w:t>❌</w:t>
+      </w:r>
+      <w:r>
+        <w:rPr>
+          <w:rFonts w:ascii="Times New Roman" w:eastAsia="Times New Roman" w:hAnsi="Times New Roman" w:cs="Times New Roman"/>
+          <w:kern w:val="0"/>
+          <w14:ligatures w14:val="none"/>
+        </w:rPr>
+        <w:t xml:space="preserve"> </w:t>
+      </w:r>
+      <w:r>
+        <w:rPr>
+          <w:rFonts w:ascii="Times New Roman" w:eastAsia="Times New Roman" w:hAnsi="Times New Roman" w:cs="Times New Roman"/>
+          <w:b/>
+          <w:bCs/>
+          <w:kern w:val="0"/>
+          <w14:ligatures w14:val="none"/>
+        </w:rPr>
+        <w:t xml:space="preserve">Không tồn tại dòng nào bắt đầu bằng </w:t>
+      </w:r>
+      <w:r>
+        <w:rPr>
+          <w:rFonts w:ascii="Courier New" w:eastAsia="Times New Roman" w:hAnsi="Courier New" w:cs="Courier New"/>
+          <w:b/>
+          <w:bCs/>
+          <w:kern w:val="0"/>
+          <w:sz w:val="20"/>
+          <w:szCs w:val="20"/>
+          <w14:ligatures w14:val="none"/>
+        </w:rPr>
+        <w:t>RT</w:t>
+      </w:r>
+    </w:p>
+    <w:p>
+      <w:pPr>
+        <w:numPr>
+          <w:ilvl w:val="1"/>
+          <w:numId w:val="7"/>
+        </w:numPr>
+        <w:spacing w:before="100" w:beforeAutospacing="1" w:after="100" w:afterAutospacing="1" w:line="240" w:lineRule="auto"/>
+        <w:rPr>
+          <w:rFonts w:ascii="Times New Roman" w:eastAsia="Times New Roman" w:hAnsi="Times New Roman" w:cs="Times New Roman"/>
+          <w:kern w:val="0"/>
+          <w14:ligatures w14:val="none"/>
+        </w:rPr>
+      </w:pPr>
+      <w:r>
+        <w:rPr>
+          <w:rFonts w:ascii="Times New Roman" w:eastAsia="Times New Roman" w:hAnsi="Times New Roman" w:cs="Times New Roman"/>
+          <w:kern w:val="0"/>
+          <w14:ligatures w14:val="none"/>
+        </w:rPr>
+        <w:t xml:space="preserve">Cột </w:t>
+      </w:r>
+      <w:r>
+        <w:rPr>
+          <w:rFonts w:ascii="Courier New" w:eastAsia="Times New Roman" w:hAnsi="Courier New" w:cs="Courier New"/>
+          <w:kern w:val="0"/>
+          <w:sz w:val="20"/>
+          <w:szCs w:val="20"/>
+          <w14:ligatures w14:val="none"/>
+        </w:rPr>
+        <w:t>isRetweet = t</w:t>
+      </w:r>
+      <w:r>
+        <w:rPr>
+          <w:rFonts w:ascii="Times New Roman" w:eastAsia="Times New Roman" w:hAnsi="Times New Roman" w:cs="Times New Roman"/>
+          <w:kern w:val="0"/>
+          <w14:ligatures w14:val="none"/>
+        </w:rPr>
+        <w:t xml:space="preserve"> </w:t>
+      </w:r>
+      <w:r>
+        <w:rPr>
+          <w:rFonts w:ascii="Times New Roman" w:eastAsia="Times New Roman" w:hAnsi="Times New Roman" w:cs="Times New Roman"/>
+          <w:b/>
+          <w:bCs/>
+          <w:kern w:val="0"/>
+          <w14:ligatures w14:val="none"/>
+        </w:rPr>
+        <w:t>đã bị loại hoàn toàn</w:t>
+      </w:r>
+    </w:p>
+    <w:p>
+      <w:pPr>
+        <w:spacing w:before="100" w:beforeAutospacing="1" w:after="100" w:afterAutospacing="1" w:line="240" w:lineRule="auto"/>
+        <w:rPr>
+          <w:rFonts w:ascii="Times New Roman" w:eastAsia="Times New Roman" w:hAnsi="Times New Roman" w:cs="Times New Roman"/>
+          <w:kern w:val="0"/>
+          <w14:ligatures w14:val="none"/>
+        </w:rPr>
+      </w:pPr>
+      <w:r>
+        <w:rPr>
+          <w:rFonts w:ascii="Apple Color Emoji" w:eastAsia="Times New Roman" w:hAnsi="Apple Color Emoji" w:cs="Apple Color Emoji"/>
+          <w:kern w:val="0"/>
+          <w14:ligatures w14:val="none"/>
+        </w:rPr>
+        <w:t>✔</w:t>
+      </w:r>
+      <w:r>
+        <w:rPr>
+          <w:rFonts w:ascii="Times New Roman" w:eastAsia="Times New Roman" w:hAnsi="Times New Roman" w:cs="Times New Roman"/>
+          <w:kern w:val="0"/>
+          <w14:ligatures w14:val="none"/>
+        </w:rPr>
+        <w:t xml:space="preserve"> Đúng yêu cầu “chỉ giữ tweet gốc”</w:t>
+      </w:r>
+    </w:p>
+    <w:p>
+      <w:pPr>
+        <w:spacing w:after="0" w:line="240" w:lineRule="auto"/>
+        <w:rPr>
+          <w:rFonts w:ascii="Times New Roman" w:eastAsia="Times New Roman" w:hAnsi="Times New Roman" w:cs="Times New Roman"/>
+          <w:kern w:val="0"/>
+          <w14:ligatures w14:val="none"/>
+        </w:rPr>
+      </w:pPr>
+      <w:r>
+        <w:rPr>
+          <w:rFonts w:ascii="Times New Roman" w:eastAsia="Times New Roman" w:hAnsi="Times New Roman" w:cs="Times New Roman"/>
+          <w:noProof/>
+          <w:kern w:val="0"/>
+        </w:rPr>
+        <w:pict w14:anchorId="5C0E0A4A">
+          <v:rect id="_x0000_i1041" alt="" style="width:468pt;height:.05pt;mso-width-percent:0;mso-height-percent:0;mso-width-percent:0;mso-height-percent:0" o:hralign="center" o:hrstd="t" o:hr="t" fillcolor="#a0a0a0" stroked="f"/>
+        </w:pict>
+      </w:r>
+    </w:p>
+    <w:p>
+      <w:pPr>
+        <w:spacing w:before="100" w:beforeAutospacing="1" w:after="100" w:afterAutospacing="1" w:line="240" w:lineRule="auto"/>
+        <w:outlineLvl w:val="2"/>
+        <w:rPr>
+          <w:rFonts w:ascii="Times New Roman" w:eastAsia="Times New Roman" w:hAnsi="Times New Roman" w:cs="Times New Roman"/>
+          <w:b/>
+          <w:bCs/>
+          <w:kern w:val="0"/>
+          <w:sz w:val="27"/>
+          <w:szCs w:val="27"/>
+          <w14:ligatures w14:val="none"/>
+        </w:rPr>
+      </w:pPr>
+      <w:r>
+        <w:rPr>
+          <w:rFonts w:ascii="Apple Color Emoji" w:eastAsia="Times New Roman" w:hAnsi="Apple Color Emoji" w:cs="Apple Color Emoji"/>
+          <w:b/>
+          <w:bCs/>
+          <w:kern w:val="0"/>
+          <w:sz w:val="27"/>
+          <w:szCs w:val="27"/>
+          <w14:ligatures w14:val="none"/>
+        </w:rPr>
+        <w:t>🔹</w:t>
+      </w:r>
+      <w:r>
+        <w:rPr>
+          <w:rFonts w:ascii="Times New Roman" w:eastAsia="Times New Roman" w:hAnsi="Times New Roman" w:cs="Times New Roman"/>
+          <w:b/>
+          <w:bCs/>
+          <w:kern w:val="0"/>
+          <w:sz w:val="27"/>
+          <w:szCs w:val="27"/>
+          <w14:ligatures w14:val="none"/>
+        </w:rPr>
+        <w:t xml:space="preserve"> Loại URL, hashtag, mention</w:t>
+      </w:r>
+    </w:p>
+    <w:p>
+      <w:pPr>
+        <w:spacing w:before="100" w:beforeAutospacing="1" w:after="100" w:afterAutospacing="1" w:line="240" w:lineRule="auto"/>
+        <w:rPr>
+          <w:rFonts w:ascii="Times New Roman" w:eastAsia="Times New Roman" w:hAnsi="Times New Roman" w:cs="Times New Roman"/>
+          <w:kern w:val="0"/>
+          <w14:ligatures w14:val="none"/>
+        </w:rPr>
+      </w:pPr>
+      <w:r>
+        <w:rPr>
+          <w:rFonts w:ascii="Apple Color Emoji" w:eastAsia="Times New Roman" w:hAnsi="Apple Color Emoji" w:cs="Apple Color Emoji"/>
+          <w:b/>
+          <w:bCs/>
+          <w:kern w:val="0"/>
+          <w14:ligatures w14:val="none"/>
+        </w:rPr>
+        <w:t>✅</w:t>
+      </w:r>
+      <w:r>
+        <w:rPr>
+          <w:rFonts w:ascii="Times New Roman" w:eastAsia="Times New Roman" w:hAnsi="Times New Roman" w:cs="Times New Roman"/>
+          <w:b/>
+          <w:bCs/>
+          <w:kern w:val="0"/>
+          <w14:ligatures w14:val="none"/>
+        </w:rPr>
+        <w:t xml:space="preserve"> ĐÃ ĐÚNG</w:t>
+      </w:r>
+    </w:p>
+    <w:p>
+      <w:pPr>
+        <w:spacing w:before="100" w:beforeAutospacing="1" w:after="100" w:afterAutospacing="1" w:line="240" w:lineRule="auto"/>
+        <w:rPr>
+          <w:rFonts w:ascii="Times New Roman" w:eastAsia="Times New Roman" w:hAnsi="Times New Roman" w:cs="Times New Roman"/>
+          <w:kern w:val="0"/>
+          <w14:ligatures w14:val="none"/>
+        </w:rPr>
+      </w:pPr>
+      <w:r>
+        <w:rPr>
+          <w:rFonts w:ascii="Times New Roman" w:eastAsia="Times New Roman" w:hAnsi="Times New Roman" w:cs="Times New Roman"/>
+          <w:kern w:val="0"/>
+          <w14:ligatures w14:val="none"/>
+        </w:rPr>
+        <w:t>So sánh ví dụ:</w:t>
+      </w:r>
+    </w:p>
+    <w:p>
+      <w:pPr>
+        <w:spacing w:before="100" w:beforeAutospacing="1" w:after="100" w:afterAutospacing="1" w:line="240" w:lineRule="auto"/>
+        <w:rPr>
+          <w:rFonts w:ascii="Times New Roman" w:eastAsia="Times New Roman" w:hAnsi="Times New Roman" w:cs="Times New Roman"/>
+          <w:kern w:val="0"/>
+          <w14:ligatures w14:val="none"/>
+        </w:rPr>
+      </w:pPr>
+      <w:r>
+        <w:rPr>
+          <w:rFonts w:ascii="Times New Roman" w:eastAsia="Times New Roman" w:hAnsi="Times New Roman" w:cs="Times New Roman"/>
+          <w:b/>
+          <w:bCs/>
+          <w:kern w:val="0"/>
+          <w14:ligatures w14:val="none"/>
+        </w:rPr>
+        <w:t>Raw:</w:t>
+      </w:r>
+    </w:p>
+    <w:p>
+      <w:pPr>
+        <w:tabs>
+          <w:tab w:val="left" w:pos="916"/>
+          <w:tab w:val="left" w:pos="1832"/>
+          <w:tab w:val="left" w:pos="2748"/>
+          <w:tab w:val="left" w:pos="3664"/>
+          <w:tab w:val="left" w:pos="4580"/>
+          <w:tab w:val="left" w:pos="5496"/>
+          <w:tab w:val="left" w:pos="6412"/>
+          <w:tab w:val="left" w:pos="7328"/>
+          <w:tab w:val="left" w:pos="8244"/>
+          <w:tab w:val="left" w:pos="9160"/>
+          <w:tab w:val="left" w:pos="10076"/>
+          <w:tab w:val="left" w:pos="10992"/>
+          <w:tab w:val="left" w:pos="11908"/>
+          <w:tab w:val="left" w:pos="12824"/>
+          <w:tab w:val="left" w:pos="13740"/>
+          <w:tab w:val="left" w:pos="14656"/>
+        </w:tabs>
+        <w:spacing w:after="0" w:line="240" w:lineRule="auto"/>
+        <w:rPr>
+          <w:rFonts w:ascii="Courier New" w:eastAsia="Times New Roman" w:hAnsi="Courier New" w:cs="Courier New"/>
+          <w:kern w:val="0"/>
+          <w:sz w:val="20"/>
+          <w:szCs w:val="20"/>
+          <w14:ligatures w14:val="none"/>
+        </w:rPr>
+      </w:pPr>
+      <w:r>
+        <w:rPr>
+          <w:rFonts w:ascii="Courier New" w:eastAsia="Times New Roman" w:hAnsi="Courier New" w:cs="Courier New"/>
+          <w:kern w:val="0"/>
+          <w:sz w:val="20"/>
+          <w:szCs w:val="20"/>
+          <w14:ligatures w14:val="none"/>
+        </w:rPr>
+        <w:t>... https://t.co/abc #MAGA @realDonaldTrump</w:t>
+      </w:r>
+    </w:p>
+    <w:p>
+      <w:pPr>
+        <w:spacing w:before="100" w:beforeAutospacing="1" w:after="100" w:afterAutospacing="1" w:line="240" w:lineRule="auto"/>
+        <w:rPr>
+          <w:rFonts w:ascii="Times New Roman" w:eastAsia="Times New Roman" w:hAnsi="Times New Roman" w:cs="Times New Roman"/>
+          <w:kern w:val="0"/>
+          <w14:ligatures w14:val="none"/>
+        </w:rPr>
+      </w:pPr>
+      <w:r>
+        <w:rPr>
+          <w:rFonts w:ascii="Times New Roman" w:eastAsia="Times New Roman" w:hAnsi="Times New Roman" w:cs="Times New Roman"/>
+          <w:b/>
+          <w:bCs/>
+          <w:kern w:val="0"/>
+          <w14:ligatures w14:val="none"/>
+        </w:rPr>
+        <w:t>Sau xử lý:</w:t>
+      </w:r>
+    </w:p>
+    <w:p>
+      <w:pPr>
+        <w:tabs>
+          <w:tab w:val="left" w:pos="916"/>
+          <w:tab w:val="left" w:pos="1832"/>
+          <w:tab w:val="left" w:pos="2748"/>
+          <w:tab w:val="left" w:pos="3664"/>
+          <w:tab w:val="left" w:pos="4580"/>
+          <w:tab w:val="left" w:pos="5496"/>
+          <w:tab w:val="left" w:pos="6412"/>
+          <w:tab w:val="left" w:pos="7328"/>
+          <w:tab w:val="left" w:pos="8244"/>
+          <w:tab w:val="left" w:pos="9160"/>
+          <w:tab w:val="left" w:pos="10076"/>
+          <w:tab w:val="left" w:pos="10992"/>
+          <w:tab w:val="left" w:pos="11908"/>
+          <w:tab w:val="left" w:pos="12824"/>
+          <w:tab w:val="left" w:pos="13740"/>
+          <w:tab w:val="left" w:pos="14656"/>
+        </w:tabs>
+        <w:spacing w:after="0" w:line="240" w:lineRule="auto"/>
+        <w:rPr>
+          <w:rFonts w:ascii="Courier New" w:eastAsia="Times New Roman" w:hAnsi="Courier New" w:cs="Courier New"/>
+          <w:kern w:val="0"/>
+          <w:sz w:val="20"/>
+          <w:szCs w:val="20"/>
+          <w14:ligatures w14:val="none"/>
+        </w:rPr>
+      </w:pPr>
+      <w:r>
+        <w:rPr>
+          <w:rFonts w:ascii="Courier New" w:eastAsia="Times New Roman" w:hAnsi="Courier New" w:cs="Courier New"/>
+          <w:kern w:val="0"/>
+          <w:sz w:val="20"/>
+          <w:szCs w:val="20"/>
+          <w14:ligatures w14:val="none"/>
+        </w:rPr>
+        <w:t>maga</w:t>
+      </w:r>
+    </w:p>
+    <w:p>
+      <w:pPr>
+        <w:spacing w:before="100" w:beforeAutospacing="1" w:after="100" w:afterAutospacing="1" w:line="240" w:lineRule="auto"/>
+        <w:rPr>
+          <w:rFonts w:ascii="Times New Roman" w:eastAsia="Times New Roman" w:hAnsi="Times New Roman" w:cs="Times New Roman"/>
+          <w:kern w:val="0"/>
+          <w14:ligatures w14:val="none"/>
+        </w:rPr>
+      </w:pPr>
+      <w:r>
+        <w:rPr>
+          <w:rFonts w:ascii="Apple Color Emoji" w:eastAsia="Times New Roman" w:hAnsi="Apple Color Emoji" w:cs="Apple Color Emoji"/>
+          <w:kern w:val="0"/>
+          <w14:ligatures w14:val="none"/>
+        </w:rPr>
+        <w:lastRenderedPageBreak/>
+        <w:t>✔</w:t>
+      </w:r>
+      <w:r>
+        <w:rPr>
+          <w:rFonts w:ascii="Times New Roman" w:eastAsia="Times New Roman" w:hAnsi="Times New Roman" w:cs="Times New Roman"/>
+          <w:kern w:val="0"/>
+          <w14:ligatures w14:val="none"/>
+        </w:rPr>
+        <w:t xml:space="preserve"> URL, hashtag, mention </w:t>
+      </w:r>
+      <w:r>
+        <w:rPr>
+          <w:rFonts w:ascii="Times New Roman" w:eastAsia="Times New Roman" w:hAnsi="Times New Roman" w:cs="Times New Roman"/>
+          <w:b/>
+          <w:bCs/>
+          <w:kern w:val="0"/>
+          <w14:ligatures w14:val="none"/>
+        </w:rPr>
+        <w:t>đã bị loại sạch</w:t>
+      </w:r>
+    </w:p>
+    <w:p>
+      <w:pPr>
+        <w:spacing w:after="0" w:line="240" w:lineRule="auto"/>
+        <w:rPr>
+          <w:rFonts w:ascii="Times New Roman" w:eastAsia="Times New Roman" w:hAnsi="Times New Roman" w:cs="Times New Roman"/>
+          <w:kern w:val="0"/>
+          <w14:ligatures w14:val="none"/>
+        </w:rPr>
+      </w:pPr>
+      <w:r>
+        <w:rPr>
+          <w:rFonts w:ascii="Times New Roman" w:eastAsia="Times New Roman" w:hAnsi="Times New Roman" w:cs="Times New Roman"/>
+          <w:noProof/>
+          <w:kern w:val="0"/>
+        </w:rPr>
+        <w:pict w14:anchorId="505A64C4">
+          <v:rect id="_x0000_i1040" alt="" style="width:468pt;height:.05pt;mso-width-percent:0;mso-height-percent:0;mso-width-percent:0;mso-height-percent:0" o:hralign="center" o:hrstd="t" o:hr="t" fillcolor="#a0a0a0" stroked="f"/>
+        </w:pict>
+      </w:r>
+    </w:p>
+    <w:p>
+      <w:pPr>
+        <w:spacing w:before="100" w:beforeAutospacing="1" w:after="100" w:afterAutospacing="1" w:line="240" w:lineRule="auto"/>
+        <w:outlineLvl w:val="2"/>
+        <w:rPr>
+          <w:rFonts w:ascii="Times New Roman" w:eastAsia="Times New Roman" w:hAnsi="Times New Roman" w:cs="Times New Roman"/>
+          <w:b/>
+          <w:bCs/>
+          <w:kern w:val="0"/>
+          <w:sz w:val="27"/>
+          <w:szCs w:val="27"/>
+          <w14:ligatures w14:val="none"/>
+        </w:rPr>
+      </w:pPr>
+      <w:r>
+        <w:rPr>
+          <w:rFonts w:ascii="Apple Color Emoji" w:eastAsia="Times New Roman" w:hAnsi="Apple Color Emoji" w:cs="Apple Color Emoji"/>
+          <w:b/>
+          <w:bCs/>
+          <w:kern w:val="0"/>
+          <w:sz w:val="27"/>
+          <w:szCs w:val="27"/>
+          <w14:ligatures w14:val="none"/>
+        </w:rPr>
+        <w:t>🔹</w:t>
+      </w:r>
+      <w:r>
+        <w:rPr>
+          <w:rFonts w:ascii="Times New Roman" w:eastAsia="Times New Roman" w:hAnsi="Times New Roman" w:cs="Times New Roman"/>
+          <w:b/>
+          <w:bCs/>
+          <w:kern w:val="0"/>
+          <w:sz w:val="27"/>
+          <w:szCs w:val="27"/>
+          <w14:ligatures w14:val="none"/>
+        </w:rPr>
+        <w:t xml:space="preserve"> Loại ký tự đặc biệt &amp; emoji</w:t>
+      </w:r>
+    </w:p>
+    <w:p>
+      <w:pPr>
+        <w:spacing w:before="100" w:beforeAutospacing="1" w:after="100" w:afterAutospacing="1" w:line="240" w:lineRule="auto"/>
+        <w:rPr>
+          <w:rFonts w:ascii="Times New Roman" w:eastAsia="Times New Roman" w:hAnsi="Times New Roman" w:cs="Times New Roman"/>
+          <w:kern w:val="0"/>
+          <w14:ligatures w14:val="none"/>
+        </w:rPr>
+      </w:pPr>
+      <w:r>
+        <w:rPr>
+          <w:rFonts w:ascii="Apple Color Emoji" w:eastAsia="Times New Roman" w:hAnsi="Apple Color Emoji" w:cs="Apple Color Emoji"/>
+          <w:b/>
+          <w:bCs/>
+          <w:kern w:val="0"/>
+          <w14:ligatures w14:val="none"/>
+        </w:rPr>
+        <w:t>✅</w:t>
+      </w:r>
+      <w:r>
+        <w:rPr>
+          <w:rFonts w:ascii="Times New Roman" w:eastAsia="Times New Roman" w:hAnsi="Times New Roman" w:cs="Times New Roman"/>
+          <w:b/>
+          <w:bCs/>
+          <w:kern w:val="0"/>
+          <w14:ligatures w14:val="none"/>
+        </w:rPr>
+        <w:t xml:space="preserve"> ĐÃ ĐÚNG</w:t>
+      </w:r>
+    </w:p>
+    <w:p>
+      <w:pPr>
+        <w:numPr>
+          <w:ilvl w:val="0"/>
+          <w:numId w:val="8"/>
+        </w:numPr>
+        <w:spacing w:before="100" w:beforeAutospacing="1" w:after="100" w:afterAutospacing="1" w:line="240" w:lineRule="auto"/>
+        <w:rPr>
+          <w:rFonts w:ascii="Times New Roman" w:eastAsia="Times New Roman" w:hAnsi="Times New Roman" w:cs="Times New Roman"/>
+          <w:kern w:val="0"/>
+          <w14:ligatures w14:val="none"/>
+        </w:rPr>
+      </w:pPr>
+      <w:r>
+        <w:rPr>
+          <w:rFonts w:ascii="Times New Roman" w:eastAsia="Times New Roman" w:hAnsi="Times New Roman" w:cs="Times New Roman"/>
+          <w:kern w:val="0"/>
+          <w14:ligatures w14:val="none"/>
+        </w:rPr>
+        <w:t>Output chỉ còn:</w:t>
+      </w:r>
+    </w:p>
+    <w:p>
+      <w:pPr>
+        <w:numPr>
+          <w:ilvl w:val="0"/>
+          <w:numId w:val="8"/>
+        </w:numPr>
+        <w:tabs>
+          <w:tab w:val="clear" w:pos="720"/>
+          <w:tab w:val="left" w:pos="916"/>
+          <w:tab w:val="left" w:pos="1832"/>
+          <w:tab w:val="left" w:pos="2748"/>
+          <w:tab w:val="left" w:pos="3664"/>
+          <w:tab w:val="left" w:pos="4580"/>
+          <w:tab w:val="left" w:pos="5496"/>
+          <w:tab w:val="left" w:pos="6412"/>
+          <w:tab w:val="left" w:pos="7328"/>
+          <w:tab w:val="left" w:pos="8244"/>
+          <w:tab w:val="left" w:pos="9160"/>
+          <w:tab w:val="left" w:pos="10076"/>
+          <w:tab w:val="left" w:pos="10992"/>
+          <w:tab w:val="left" w:pos="11908"/>
+          <w:tab w:val="left" w:pos="12824"/>
+          <w:tab w:val="left" w:pos="13740"/>
+          <w:tab w:val="left" w:pos="14656"/>
+        </w:tabs>
+        <w:spacing w:after="0" w:line="240" w:lineRule="auto"/>
+        <w:rPr>
+          <w:rFonts w:ascii="Courier New" w:eastAsia="Times New Roman" w:hAnsi="Courier New" w:cs="Courier New"/>
+          <w:kern w:val="0"/>
+          <w:sz w:val="20"/>
+          <w:szCs w:val="20"/>
+          <w14:ligatures w14:val="none"/>
+        </w:rPr>
+      </w:pPr>
+      <w:r>
+        <w:rPr>
+          <w:rFonts w:ascii="Courier New" w:eastAsia="Times New Roman" w:hAnsi="Courier New" w:cs="Courier New"/>
+          <w:kern w:val="0"/>
+          <w:sz w:val="20"/>
+          <w:szCs w:val="20"/>
+          <w14:ligatures w14:val="none"/>
+        </w:rPr>
+        <w:t>a–z + space</w:t>
+      </w:r>
+    </w:p>
+    <w:p>
+      <w:pPr>
+        <w:numPr>
+          <w:ilvl w:val="0"/>
+          <w:numId w:val="8"/>
+        </w:numPr>
+        <w:spacing w:before="100" w:beforeAutospacing="1" w:after="100" w:afterAutospacing="1" w:line="240" w:lineRule="auto"/>
+        <w:rPr>
+          <w:rFonts w:ascii="Times New Roman" w:eastAsia="Times New Roman" w:hAnsi="Times New Roman" w:cs="Times New Roman"/>
+          <w:kern w:val="0"/>
+          <w14:ligatures w14:val="none"/>
+        </w:rPr>
+      </w:pPr>
+      <w:r>
+        <w:rPr>
+          <w:rFonts w:ascii="Times New Roman" w:eastAsia="Times New Roman" w:hAnsi="Times New Roman" w:cs="Times New Roman"/>
+          <w:kern w:val="0"/>
+          <w14:ligatures w14:val="none"/>
+        </w:rPr>
+        <w:t>Không còn:</w:t>
+      </w:r>
+    </w:p>
+    <w:p>
+      <w:pPr>
+        <w:numPr>
+          <w:ilvl w:val="1"/>
+          <w:numId w:val="8"/>
+        </w:numPr>
+        <w:spacing w:before="100" w:beforeAutospacing="1" w:after="100" w:afterAutospacing="1" w:line="240" w:lineRule="auto"/>
+        <w:rPr>
+          <w:rFonts w:ascii="Times New Roman" w:eastAsia="Times New Roman" w:hAnsi="Times New Roman" w:cs="Times New Roman"/>
+          <w:kern w:val="0"/>
+          <w14:ligatures w14:val="none"/>
+        </w:rPr>
+      </w:pPr>
+      <w:r>
+        <w:rPr>
+          <w:rFonts w:ascii="Times New Roman" w:eastAsia="Times New Roman" w:hAnsi="Times New Roman" w:cs="Times New Roman"/>
+          <w:kern w:val="0"/>
+          <w14:ligatures w14:val="none"/>
+        </w:rPr>
+        <w:t>emoji</w:t>
+      </w:r>
+    </w:p>
+    <w:p>
+      <w:pPr>
+        <w:numPr>
+          <w:ilvl w:val="1"/>
+          <w:numId w:val="8"/>
+        </w:numPr>
+        <w:spacing w:before="100" w:beforeAutospacing="1" w:after="100" w:afterAutospacing="1" w:line="240" w:lineRule="auto"/>
+        <w:rPr>
+          <w:rFonts w:ascii="Times New Roman" w:eastAsia="Times New Roman" w:hAnsi="Times New Roman" w:cs="Times New Roman"/>
+          <w:kern w:val="0"/>
+          <w14:ligatures w14:val="none"/>
+        </w:rPr>
+      </w:pPr>
+      <w:r>
+        <w:rPr>
+          <w:rFonts w:ascii="Times New Roman" w:eastAsia="Times New Roman" w:hAnsi="Times New Roman" w:cs="Times New Roman"/>
+          <w:kern w:val="0"/>
+          <w14:ligatures w14:val="none"/>
+        </w:rPr>
+        <w:t>dấu câu</w:t>
+      </w:r>
+    </w:p>
+    <w:p>
+      <w:pPr>
+        <w:numPr>
+          <w:ilvl w:val="1"/>
+          <w:numId w:val="8"/>
+        </w:numPr>
+        <w:spacing w:before="100" w:beforeAutospacing="1" w:after="100" w:afterAutospacing="1" w:line="240" w:lineRule="auto"/>
+        <w:rPr>
+          <w:rFonts w:ascii="Times New Roman" w:eastAsia="Times New Roman" w:hAnsi="Times New Roman" w:cs="Times New Roman"/>
+          <w:kern w:val="0"/>
+          <w14:ligatures w14:val="none"/>
+        </w:rPr>
+      </w:pPr>
+      <w:r>
+        <w:rPr>
+          <w:rFonts w:ascii="Times New Roman" w:eastAsia="Times New Roman" w:hAnsi="Times New Roman" w:cs="Times New Roman"/>
+          <w:kern w:val="0"/>
+          <w14:ligatures w14:val="none"/>
+        </w:rPr>
+        <w:t>ký tự Unicode đặc biệt</w:t>
+      </w:r>
+    </w:p>
+    <w:p>
+      <w:pPr>
+        <w:spacing w:before="100" w:beforeAutospacing="1" w:after="100" w:afterAutospacing="1" w:line="240" w:lineRule="auto"/>
+        <w:rPr>
+          <w:rFonts w:ascii="Times New Roman" w:eastAsia="Times New Roman" w:hAnsi="Times New Roman" w:cs="Times New Roman"/>
+          <w:kern w:val="0"/>
+          <w14:ligatures w14:val="none"/>
+        </w:rPr>
+      </w:pPr>
+      <w:r>
+        <w:rPr>
+          <w:rFonts w:ascii="Apple Color Emoji" w:eastAsia="Times New Roman" w:hAnsi="Apple Color Emoji" w:cs="Apple Color Emoji"/>
+          <w:kern w:val="0"/>
+          <w14:ligatures w14:val="none"/>
+        </w:rPr>
+        <w:t>✔</w:t>
+      </w:r>
+      <w:r>
+        <w:rPr>
+          <w:rFonts w:ascii="Times New Roman" w:eastAsia="Times New Roman" w:hAnsi="Times New Roman" w:cs="Times New Roman"/>
+          <w:kern w:val="0"/>
+          <w14:ligatures w14:val="none"/>
+        </w:rPr>
+        <w:t xml:space="preserve"> Phù hợp yêu cầu NLP cơ bản</w:t>
+      </w:r>
+    </w:p>
+    <w:p>
+      <w:pPr>
+        <w:spacing w:after="0" w:line="240" w:lineRule="auto"/>
+        <w:rPr>
+          <w:rFonts w:ascii="Times New Roman" w:eastAsia="Times New Roman" w:hAnsi="Times New Roman" w:cs="Times New Roman"/>
+          <w:kern w:val="0"/>
+          <w14:ligatures w14:val="none"/>
+        </w:rPr>
+      </w:pPr>
+      <w:r>
+        <w:rPr>
+          <w:rFonts w:ascii="Times New Roman" w:eastAsia="Times New Roman" w:hAnsi="Times New Roman" w:cs="Times New Roman"/>
+          <w:noProof/>
+          <w:kern w:val="0"/>
+        </w:rPr>
+        <w:pict w14:anchorId="261DD8DE">
+          <v:rect id="_x0000_i1039" alt="" style="width:468pt;height:.05pt;mso-width-percent:0;mso-height-percent:0;mso-width-percent:0;mso-height-percent:0" o:hralign="center" o:hrstd="t" o:hr="t" fillcolor="#a0a0a0" stroked="f"/>
+        </w:pict>
+      </w:r>
+    </w:p>
+    <w:p>
+      <w:pPr>
+        <w:spacing w:before="100" w:beforeAutospacing="1" w:after="100" w:afterAutospacing="1" w:line="240" w:lineRule="auto"/>
+        <w:outlineLvl w:val="2"/>
+        <w:rPr>
+          <w:rFonts w:ascii="Times New Roman" w:eastAsia="Times New Roman" w:hAnsi="Times New Roman" w:cs="Times New Roman"/>
+          <w:b/>
+          <w:bCs/>
+          <w:kern w:val="0"/>
+          <w:sz w:val="27"/>
+          <w:szCs w:val="27"/>
+          <w14:ligatures w14:val="none"/>
+        </w:rPr>
+      </w:pPr>
+      <w:r>
+        <w:rPr>
+          <w:rFonts w:ascii="Apple Color Emoji" w:eastAsia="Times New Roman" w:hAnsi="Apple Color Emoji" w:cs="Apple Color Emoji"/>
+          <w:b/>
+          <w:bCs/>
+          <w:kern w:val="0"/>
+          <w:sz w:val="27"/>
+          <w:szCs w:val="27"/>
+          <w14:ligatures w14:val="none"/>
+        </w:rPr>
+        <w:t>✅</w:t>
+      </w:r>
+      <w:r>
+        <w:rPr>
+          <w:rFonts w:ascii="Times New Roman" w:eastAsia="Times New Roman" w:hAnsi="Times New Roman" w:cs="Times New Roman"/>
+          <w:b/>
+          <w:bCs/>
+          <w:kern w:val="0"/>
+          <w:sz w:val="27"/>
+          <w:szCs w:val="27"/>
+          <w14:ligatures w14:val="none"/>
+        </w:rPr>
+        <w:t xml:space="preserve"> Kết luận mục 3.4</w:t>
+      </w:r>
+    </w:p>
+    <w:p>
+      <w:pPr>
+        <w:spacing w:before="100" w:beforeAutospacing="1" w:after="100" w:afterAutospacing="1" w:line="240" w:lineRule="auto"/>
+        <w:rPr>
+          <w:rFonts w:ascii="Times New Roman" w:eastAsia="Times New Roman" w:hAnsi="Times New Roman" w:cs="Times New Roman"/>
+          <w:kern w:val="0"/>
+          <w14:ligatures w14:val="none"/>
+        </w:rPr>
+      </w:pPr>
+      <w:r>
+        <w:rPr>
+          <w:rFonts w:ascii="Apple Color Emoji" w:eastAsia="Times New Roman" w:hAnsi="Apple Color Emoji" w:cs="Apple Color Emoji"/>
+          <w:kern w:val="0"/>
+          <w14:ligatures w14:val="none"/>
+        </w:rPr>
+        <w:t>✔</w:t>
+      </w:r>
+      <w:r>
+        <w:rPr>
+          <w:rFonts w:ascii="Times New Roman" w:eastAsia="Times New Roman" w:hAnsi="Times New Roman" w:cs="Times New Roman"/>
+          <w:kern w:val="0"/>
+          <w14:ligatures w14:val="none"/>
+        </w:rPr>
+        <w:t xml:space="preserve"> </w:t>
+      </w:r>
+      <w:r>
+        <w:rPr>
+          <w:rFonts w:ascii="Times New Roman" w:eastAsia="Times New Roman" w:hAnsi="Times New Roman" w:cs="Times New Roman"/>
+          <w:b/>
+          <w:bCs/>
+          <w:kern w:val="0"/>
+          <w14:ligatures w14:val="none"/>
+        </w:rPr>
+        <w:t>Đáp ứng 100% yêu cầu</w:t>
+      </w:r>
+    </w:p>
+    <w:p>
+      <w:pPr>
+        <w:spacing w:after="0" w:line="240" w:lineRule="auto"/>
+        <w:rPr>
+          <w:rFonts w:ascii="Times New Roman" w:eastAsia="Times New Roman" w:hAnsi="Times New Roman" w:cs="Times New Roman"/>
+          <w:kern w:val="0"/>
+          <w14:ligatures w14:val="none"/>
+        </w:rPr>
+      </w:pPr>
+      <w:r>
+        <w:rPr>
+          <w:rFonts w:ascii="Times New Roman" w:eastAsia="Times New Roman" w:hAnsi="Times New Roman" w:cs="Times New Roman"/>
+          <w:noProof/>
+          <w:kern w:val="0"/>
+        </w:rPr>
+        <w:pict w14:anchorId="543B7D1E">
+          <v:rect id="_x0000_i1038" alt="" style="width:468pt;height:.05pt;mso-width-percent:0;mso-height-percent:0;mso-width-percent:0;mso-height-percent:0" o:hralign="center" o:hrstd="t" o:hr="t" fillcolor="#a0a0a0" stroked="f"/>
+        </w:pict>
+      </w:r>
+    </w:p>
+    <w:p>
+      <w:pPr>
+        <w:spacing w:before="100" w:beforeAutospacing="1" w:after="100" w:afterAutospacing="1" w:line="240" w:lineRule="auto"/>
+        <w:outlineLvl w:val="1"/>
+        <w:rPr>
+          <w:rFonts w:ascii="Times New Roman" w:eastAsia="Times New Roman" w:hAnsi="Times New Roman" w:cs="Times New Roman"/>
+          <w:b/>
+          <w:bCs/>
+          <w:kern w:val="0"/>
+          <w:sz w:val="36"/>
+          <w:szCs w:val="36"/>
+          <w14:ligatures w14:val="none"/>
+        </w:rPr>
+      </w:pPr>
+      <w:r>
+        <w:rPr>
+          <w:rFonts w:ascii="Times New Roman" w:eastAsia="Times New Roman" w:hAnsi="Times New Roman" w:cs="Times New Roman"/>
+          <w:b/>
+          <w:bCs/>
+          <w:kern w:val="0"/>
+          <w:sz w:val="36"/>
+          <w:szCs w:val="36"/>
+          <w14:ligatures w14:val="none"/>
+        </w:rPr>
+        <w:t>3.5. Chuẩn hóa dữ liệu (Data Normalization)</w:t>
+      </w:r>
+    </w:p>
+    <w:p>
+      <w:pPr>
+        <w:spacing w:before="100" w:beforeAutospacing="1" w:after="100" w:afterAutospacing="1" w:line="240" w:lineRule="auto"/>
+        <w:outlineLvl w:val="2"/>
+        <w:rPr>
+          <w:rFonts w:ascii="Times New Roman" w:eastAsia="Times New Roman" w:hAnsi="Times New Roman" w:cs="Times New Roman"/>
+          <w:b/>
+          <w:bCs/>
+          <w:kern w:val="0"/>
+          <w:sz w:val="27"/>
+          <w:szCs w:val="27"/>
+          <w14:ligatures w14:val="none"/>
+        </w:rPr>
+      </w:pPr>
+      <w:r>
+        <w:rPr>
+          <w:rFonts w:ascii="Apple Color Emoji" w:eastAsia="Times New Roman" w:hAnsi="Apple Color Emoji" w:cs="Apple Color Emoji"/>
+          <w:b/>
+          <w:bCs/>
+          <w:kern w:val="0"/>
+          <w:sz w:val="27"/>
+          <w:szCs w:val="27"/>
+          <w14:ligatures w14:val="none"/>
+        </w:rPr>
+        <w:t>🔹</w:t>
+      </w:r>
+      <w:r>
+        <w:rPr>
+          <w:rFonts w:ascii="Times New Roman" w:eastAsia="Times New Roman" w:hAnsi="Times New Roman" w:cs="Times New Roman"/>
+          <w:b/>
+          <w:bCs/>
+          <w:kern w:val="0"/>
+          <w:sz w:val="27"/>
+          <w:szCs w:val="27"/>
+          <w14:ligatures w14:val="none"/>
+        </w:rPr>
+        <w:t xml:space="preserve"> Chuyển về chữ thường</w:t>
+      </w:r>
+    </w:p>
+    <w:p>
+      <w:pPr>
+        <w:spacing w:before="100" w:beforeAutospacing="1" w:after="100" w:afterAutospacing="1" w:line="240" w:lineRule="auto"/>
+        <w:rPr>
+          <w:rFonts w:ascii="Times New Roman" w:eastAsia="Times New Roman" w:hAnsi="Times New Roman" w:cs="Times New Roman"/>
+          <w:kern w:val="0"/>
+          <w14:ligatures w14:val="none"/>
+        </w:rPr>
+      </w:pPr>
+      <w:r>
+        <w:rPr>
+          <w:rFonts w:ascii="Apple Color Emoji" w:eastAsia="Times New Roman" w:hAnsi="Apple Color Emoji" w:cs="Apple Color Emoji"/>
+          <w:b/>
+          <w:bCs/>
+          <w:kern w:val="0"/>
+          <w14:ligatures w14:val="none"/>
+        </w:rPr>
+        <w:t>✅</w:t>
+      </w:r>
+      <w:r>
+        <w:rPr>
+          <w:rFonts w:ascii="Times New Roman" w:eastAsia="Times New Roman" w:hAnsi="Times New Roman" w:cs="Times New Roman"/>
+          <w:b/>
+          <w:bCs/>
+          <w:kern w:val="0"/>
+          <w14:ligatures w14:val="none"/>
+        </w:rPr>
+        <w:t xml:space="preserve"> ĐÚNG</w:t>
+      </w:r>
+    </w:p>
+    <w:p>
+      <w:pPr>
+        <w:numPr>
+          <w:ilvl w:val="0"/>
+          <w:numId w:val="9"/>
+        </w:numPr>
+        <w:spacing w:before="100" w:beforeAutospacing="1" w:after="100" w:afterAutospacing="1" w:line="240" w:lineRule="auto"/>
+        <w:rPr>
+          <w:rFonts w:ascii="Times New Roman" w:eastAsia="Times New Roman" w:hAnsi="Times New Roman" w:cs="Times New Roman"/>
+          <w:kern w:val="0"/>
+          <w14:ligatures w14:val="none"/>
+        </w:rPr>
+      </w:pPr>
+      <w:r>
+        <w:rPr>
+          <w:rFonts w:ascii="Times New Roman" w:eastAsia="Times New Roman" w:hAnsi="Times New Roman" w:cs="Times New Roman"/>
+          <w:kern w:val="0"/>
+          <w14:ligatures w14:val="none"/>
+        </w:rPr>
+        <w:t xml:space="preserve">Output: toàn bộ </w:t>
+      </w:r>
+      <w:r>
+        <w:rPr>
+          <w:rFonts w:ascii="Courier New" w:eastAsia="Times New Roman" w:hAnsi="Courier New" w:cs="Courier New"/>
+          <w:kern w:val="0"/>
+          <w:sz w:val="20"/>
+          <w:szCs w:val="20"/>
+          <w14:ligatures w14:val="none"/>
+        </w:rPr>
+        <w:t>clean_text</w:t>
+      </w:r>
+      <w:r>
+        <w:rPr>
+          <w:rFonts w:ascii="Times New Roman" w:eastAsia="Times New Roman" w:hAnsi="Times New Roman" w:cs="Times New Roman"/>
+          <w:kern w:val="0"/>
+          <w14:ligatures w14:val="none"/>
+        </w:rPr>
+        <w:t xml:space="preserve"> là lowercase</w:t>
+      </w:r>
+    </w:p>
+    <w:p>
+      <w:pPr>
+        <w:spacing w:after="0" w:line="240" w:lineRule="auto"/>
+        <w:rPr>
+          <w:rFonts w:ascii="Times New Roman" w:eastAsia="Times New Roman" w:hAnsi="Times New Roman" w:cs="Times New Roman"/>
+          <w:kern w:val="0"/>
+          <w14:ligatures w14:val="none"/>
+        </w:rPr>
+      </w:pPr>
+      <w:r>
+        <w:rPr>
+          <w:rFonts w:ascii="Times New Roman" w:eastAsia="Times New Roman" w:hAnsi="Times New Roman" w:cs="Times New Roman"/>
+          <w:noProof/>
+          <w:kern w:val="0"/>
+        </w:rPr>
+        <w:pict w14:anchorId="008A6C82">
+          <v:rect id="_x0000_i1037" alt="" style="width:468pt;height:.05pt;mso-width-percent:0;mso-height-percent:0;mso-width-percent:0;mso-height-percent:0" o:hralign="center" o:hrstd="t" o:hr="t" fillcolor="#a0a0a0" stroked="f"/>
+        </w:pict>
+      </w:r>
+    </w:p>
+    <w:p>
+      <w:pPr>
+        <w:spacing w:before="100" w:beforeAutospacing="1" w:after="100" w:afterAutospacing="1" w:line="240" w:lineRule="auto"/>
+        <w:outlineLvl w:val="2"/>
+        <w:rPr>
+          <w:rFonts w:ascii="Times New Roman" w:eastAsia="Times New Roman" w:hAnsi="Times New Roman" w:cs="Times New Roman"/>
+          <w:b/>
+          <w:bCs/>
+          <w:kern w:val="0"/>
+          <w:sz w:val="27"/>
+          <w:szCs w:val="27"/>
+          <w14:ligatures w14:val="none"/>
+        </w:rPr>
+      </w:pPr>
+      <w:r>
+        <w:rPr>
+          <w:rFonts w:ascii="Apple Color Emoji" w:eastAsia="Times New Roman" w:hAnsi="Apple Color Emoji" w:cs="Apple Color Emoji"/>
+          <w:b/>
+          <w:bCs/>
+          <w:kern w:val="0"/>
+          <w:sz w:val="27"/>
+          <w:szCs w:val="27"/>
+          <w14:ligatures w14:val="none"/>
+        </w:rPr>
+        <w:t>🔹</w:t>
+      </w:r>
+      <w:r>
+        <w:rPr>
+          <w:rFonts w:ascii="Times New Roman" w:eastAsia="Times New Roman" w:hAnsi="Times New Roman" w:cs="Times New Roman"/>
+          <w:b/>
+          <w:bCs/>
+          <w:kern w:val="0"/>
+          <w:sz w:val="27"/>
+          <w:szCs w:val="27"/>
+          <w14:ligatures w14:val="none"/>
+        </w:rPr>
+        <w:t xml:space="preserve"> Chuẩn hóa thời gian </w:t>
+      </w:r>
+      <w:r>
+        <w:rPr>
+          <w:rFonts w:ascii="Courier New" w:eastAsia="Times New Roman" w:hAnsi="Courier New" w:cs="Courier New"/>
+          <w:b/>
+          <w:bCs/>
+          <w:kern w:val="0"/>
+          <w:sz w:val="20"/>
+          <w:szCs w:val="20"/>
+          <w14:ligatures w14:val="none"/>
+        </w:rPr>
+        <w:t>yyyy-mm-dd</w:t>
+      </w:r>
+    </w:p>
+    <w:p>
+      <w:pPr>
+        <w:spacing w:before="100" w:beforeAutospacing="1" w:after="100" w:afterAutospacing="1" w:line="240" w:lineRule="auto"/>
+        <w:rPr>
+          <w:rFonts w:ascii="Times New Roman" w:eastAsia="Times New Roman" w:hAnsi="Times New Roman" w:cs="Times New Roman"/>
+          <w:kern w:val="0"/>
+          <w14:ligatures w14:val="none"/>
+        </w:rPr>
+      </w:pPr>
+      <w:r>
+        <w:rPr>
+          <w:rFonts w:ascii="Apple Color Emoji" w:eastAsia="Times New Roman" w:hAnsi="Apple Color Emoji" w:cs="Apple Color Emoji"/>
+          <w:b/>
+          <w:bCs/>
+          <w:kern w:val="0"/>
+          <w14:ligatures w14:val="none"/>
+        </w:rPr>
+        <w:t>✅</w:t>
+      </w:r>
+      <w:r>
+        <w:rPr>
+          <w:rFonts w:ascii="Times New Roman" w:eastAsia="Times New Roman" w:hAnsi="Times New Roman" w:cs="Times New Roman"/>
+          <w:b/>
+          <w:bCs/>
+          <w:kern w:val="0"/>
+          <w14:ligatures w14:val="none"/>
+        </w:rPr>
+        <w:t xml:space="preserve"> ĐÚNG &amp; CÓ VALIDATE</w:t>
+      </w:r>
+    </w:p>
+    <w:p>
+      <w:pPr>
+        <w:numPr>
+          <w:ilvl w:val="0"/>
+          <w:numId w:val="10"/>
+        </w:numPr>
+        <w:spacing w:before="100" w:beforeAutospacing="1" w:after="100" w:afterAutospacing="1" w:line="240" w:lineRule="auto"/>
+        <w:rPr>
+          <w:rFonts w:ascii="Times New Roman" w:eastAsia="Times New Roman" w:hAnsi="Times New Roman" w:cs="Times New Roman"/>
+          <w:kern w:val="0"/>
+          <w14:ligatures w14:val="none"/>
+        </w:rPr>
+      </w:pPr>
+      <w:r>
+        <w:rPr>
+          <w:rFonts w:ascii="Times New Roman" w:eastAsia="Times New Roman" w:hAnsi="Times New Roman" w:cs="Times New Roman"/>
+          <w:kern w:val="0"/>
+          <w14:ligatures w14:val="none"/>
+        </w:rPr>
+        <w:t>Raw:</w:t>
+      </w:r>
+    </w:p>
+    <w:p>
+      <w:pPr>
+        <w:numPr>
+          <w:ilvl w:val="0"/>
+          <w:numId w:val="10"/>
+        </w:numPr>
+        <w:tabs>
+          <w:tab w:val="clear" w:pos="720"/>
+          <w:tab w:val="left" w:pos="916"/>
+          <w:tab w:val="left" w:pos="1832"/>
+          <w:tab w:val="left" w:pos="2748"/>
+          <w:tab w:val="left" w:pos="3664"/>
+          <w:tab w:val="left" w:pos="4580"/>
+          <w:tab w:val="left" w:pos="5496"/>
+          <w:tab w:val="left" w:pos="6412"/>
+          <w:tab w:val="left" w:pos="7328"/>
+          <w:tab w:val="left" w:pos="8244"/>
+          <w:tab w:val="left" w:pos="9160"/>
+          <w:tab w:val="left" w:pos="10076"/>
+          <w:tab w:val="left" w:pos="10992"/>
+          <w:tab w:val="left" w:pos="11908"/>
+          <w:tab w:val="left" w:pos="12824"/>
+          <w:tab w:val="left" w:pos="13740"/>
+          <w:tab w:val="left" w:pos="14656"/>
+        </w:tabs>
+        <w:spacing w:after="0" w:line="240" w:lineRule="auto"/>
+        <w:rPr>
+          <w:rFonts w:ascii="Courier New" w:eastAsia="Times New Roman" w:hAnsi="Courier New" w:cs="Courier New"/>
+          <w:kern w:val="0"/>
+          <w:sz w:val="20"/>
+          <w:szCs w:val="20"/>
+          <w14:ligatures w14:val="none"/>
+        </w:rPr>
+      </w:pPr>
+      <w:r>
+        <w:rPr>
+          <w:rFonts w:ascii="Courier New" w:eastAsia="Times New Roman" w:hAnsi="Courier New" w:cs="Courier New"/>
+          <w:kern w:val="0"/>
+          <w:sz w:val="20"/>
+          <w:szCs w:val="20"/>
+          <w14:ligatures w14:val="none"/>
+        </w:rPr>
+        <w:t>2011-08-02 18:07:48</w:t>
+      </w:r>
+    </w:p>
+    <w:p>
+      <w:pPr>
+        <w:numPr>
+          <w:ilvl w:val="0"/>
+          <w:numId w:val="10"/>
+        </w:numPr>
+        <w:spacing w:before="100" w:beforeAutospacing="1" w:after="100" w:afterAutospacing="1" w:line="240" w:lineRule="auto"/>
+        <w:rPr>
+          <w:rFonts w:ascii="Times New Roman" w:eastAsia="Times New Roman" w:hAnsi="Times New Roman" w:cs="Times New Roman"/>
+          <w:kern w:val="0"/>
+          <w14:ligatures w14:val="none"/>
+        </w:rPr>
+      </w:pPr>
+      <w:r>
+        <w:rPr>
+          <w:rFonts w:ascii="Times New Roman" w:eastAsia="Times New Roman" w:hAnsi="Times New Roman" w:cs="Times New Roman"/>
+          <w:kern w:val="0"/>
+          <w14:ligatures w14:val="none"/>
+        </w:rPr>
+        <w:t>Output:</w:t>
+      </w:r>
+    </w:p>
+    <w:p>
+      <w:pPr>
+        <w:numPr>
+          <w:ilvl w:val="0"/>
+          <w:numId w:val="10"/>
+        </w:numPr>
+        <w:tabs>
+          <w:tab w:val="clear" w:pos="720"/>
+          <w:tab w:val="left" w:pos="916"/>
+          <w:tab w:val="left" w:pos="1832"/>
+          <w:tab w:val="left" w:pos="2748"/>
+          <w:tab w:val="left" w:pos="3664"/>
+          <w:tab w:val="left" w:pos="4580"/>
+          <w:tab w:val="left" w:pos="5496"/>
+          <w:tab w:val="left" w:pos="6412"/>
+          <w:tab w:val="left" w:pos="7328"/>
+          <w:tab w:val="left" w:pos="8244"/>
+          <w:tab w:val="left" w:pos="9160"/>
+          <w:tab w:val="left" w:pos="10076"/>
+          <w:tab w:val="left" w:pos="10992"/>
+          <w:tab w:val="left" w:pos="11908"/>
+          <w:tab w:val="left" w:pos="12824"/>
+          <w:tab w:val="left" w:pos="13740"/>
+          <w:tab w:val="left" w:pos="14656"/>
+        </w:tabs>
+        <w:spacing w:after="0" w:line="240" w:lineRule="auto"/>
+        <w:rPr>
+          <w:rFonts w:ascii="Courier New" w:eastAsia="Times New Roman" w:hAnsi="Courier New" w:cs="Courier New"/>
+          <w:kern w:val="0"/>
+          <w:sz w:val="20"/>
+          <w:szCs w:val="20"/>
+          <w14:ligatures w14:val="none"/>
+        </w:rPr>
+      </w:pPr>
+      <w:r>
+        <w:rPr>
+          <w:rFonts w:ascii="Courier New" w:eastAsia="Times New Roman" w:hAnsi="Courier New" w:cs="Courier New"/>
+          <w:kern w:val="0"/>
+          <w:sz w:val="20"/>
+          <w:szCs w:val="20"/>
+          <w14:ligatures w14:val="none"/>
+        </w:rPr>
+        <w:t>2011-08-02</w:t>
+      </w:r>
+    </w:p>
+    <w:p>
+      <w:pPr>
+        <w:numPr>
+          <w:ilvl w:val="0"/>
+          <w:numId w:val="10"/>
+        </w:numPr>
+        <w:spacing w:before="100" w:beforeAutospacing="1" w:after="100" w:afterAutospacing="1" w:line="240" w:lineRule="auto"/>
+        <w:rPr>
+          <w:rFonts w:ascii="Times New Roman" w:eastAsia="Times New Roman" w:hAnsi="Times New Roman" w:cs="Times New Roman"/>
+          <w:kern w:val="0"/>
+          <w14:ligatures w14:val="none"/>
+        </w:rPr>
+      </w:pPr>
+      <w:r>
+        <w:rPr>
+          <w:rFonts w:ascii="Times New Roman" w:eastAsia="Times New Roman" w:hAnsi="Times New Roman" w:cs="Times New Roman"/>
+          <w:kern w:val="0"/>
+          <w14:ligatures w14:val="none"/>
+        </w:rPr>
+        <w:t xml:space="preserve">Các bản ghi có date lỗi → </w:t>
+      </w:r>
+      <w:r>
+        <w:rPr>
+          <w:rFonts w:ascii="Times New Roman" w:eastAsia="Times New Roman" w:hAnsi="Times New Roman" w:cs="Times New Roman"/>
+          <w:b/>
+          <w:bCs/>
+          <w:kern w:val="0"/>
+          <w14:ligatures w14:val="none"/>
+        </w:rPr>
+        <w:t>không xuất hiện trong output</w:t>
+      </w:r>
+    </w:p>
+    <w:p>
+      <w:pPr>
+        <w:spacing w:before="100" w:beforeAutospacing="1" w:after="100" w:afterAutospacing="1" w:line="240" w:lineRule="auto"/>
+        <w:rPr>
+          <w:rFonts w:ascii="Times New Roman" w:eastAsia="Times New Roman" w:hAnsi="Times New Roman" w:cs="Times New Roman"/>
+          <w:kern w:val="0"/>
+          <w14:ligatures w14:val="none"/>
+        </w:rPr>
+      </w:pPr>
+      <w:r>
+        <w:rPr>
+          <w:rFonts w:ascii="Apple Color Emoji" w:eastAsia="Times New Roman" w:hAnsi="Apple Color Emoji" w:cs="Apple Color Emoji"/>
+          <w:kern w:val="0"/>
+          <w14:ligatures w14:val="none"/>
+        </w:rPr>
+        <w:lastRenderedPageBreak/>
+        <w:t>✔</w:t>
+      </w:r>
+      <w:r>
+        <w:rPr>
+          <w:rFonts w:ascii="Times New Roman" w:eastAsia="Times New Roman" w:hAnsi="Times New Roman" w:cs="Times New Roman"/>
+          <w:kern w:val="0"/>
+          <w14:ligatures w14:val="none"/>
+        </w:rPr>
+        <w:t xml:space="preserve"> Đúng cả lý thuyết lẫn thực tế</w:t>
+      </w:r>
+    </w:p>
+    <w:p>
+      <w:pPr>
+        <w:spacing w:after="0" w:line="240" w:lineRule="auto"/>
+        <w:rPr>
+          <w:rFonts w:ascii="Times New Roman" w:eastAsia="Times New Roman" w:hAnsi="Times New Roman" w:cs="Times New Roman"/>
+          <w:kern w:val="0"/>
+          <w14:ligatures w14:val="none"/>
+        </w:rPr>
+      </w:pPr>
+      <w:r>
+        <w:rPr>
+          <w:rFonts w:ascii="Times New Roman" w:eastAsia="Times New Roman" w:hAnsi="Times New Roman" w:cs="Times New Roman"/>
+          <w:noProof/>
+          <w:kern w:val="0"/>
+        </w:rPr>
+        <w:pict w14:anchorId="2EEB297F">
+          <v:rect id="_x0000_i1036" alt="" style="width:468pt;height:.05pt;mso-width-percent:0;mso-height-percent:0;mso-width-percent:0;mso-height-percent:0" o:hralign="center" o:hrstd="t" o:hr="t" fillcolor="#a0a0a0" stroked="f"/>
+        </w:pict>
+      </w:r>
+    </w:p>
+    <w:p>
+      <w:pPr>
+        <w:spacing w:before="100" w:beforeAutospacing="1" w:after="100" w:afterAutospacing="1" w:line="240" w:lineRule="auto"/>
+        <w:outlineLvl w:val="2"/>
+        <w:rPr>
+          <w:rFonts w:ascii="Times New Roman" w:eastAsia="Times New Roman" w:hAnsi="Times New Roman" w:cs="Times New Roman"/>
+          <w:b/>
+          <w:bCs/>
+          <w:kern w:val="0"/>
+          <w:sz w:val="27"/>
+          <w:szCs w:val="27"/>
+          <w14:ligatures w14:val="none"/>
+        </w:rPr>
+      </w:pPr>
+      <w:r>
+        <w:rPr>
+          <w:rFonts w:ascii="Apple Color Emoji" w:eastAsia="Times New Roman" w:hAnsi="Apple Color Emoji" w:cs="Apple Color Emoji"/>
+          <w:b/>
+          <w:bCs/>
+          <w:kern w:val="0"/>
+          <w:sz w:val="27"/>
+          <w:szCs w:val="27"/>
+          <w14:ligatures w14:val="none"/>
+        </w:rPr>
+        <w:t>🔹</w:t>
+      </w:r>
+      <w:r>
+        <w:rPr>
+          <w:rFonts w:ascii="Times New Roman" w:eastAsia="Times New Roman" w:hAnsi="Times New Roman" w:cs="Times New Roman"/>
+          <w:b/>
+          <w:bCs/>
+          <w:kern w:val="0"/>
+          <w:sz w:val="27"/>
+          <w:szCs w:val="27"/>
+          <w14:ligatures w14:val="none"/>
+        </w:rPr>
+        <w:t xml:space="preserve"> Tokenization (tách từ)</w:t>
+      </w:r>
+    </w:p>
+    <w:p>
+      <w:pPr>
+        <w:spacing w:before="100" w:beforeAutospacing="1" w:after="100" w:afterAutospacing="1" w:line="240" w:lineRule="auto"/>
+        <w:rPr>
+          <w:rFonts w:ascii="Times New Roman" w:eastAsia="Times New Roman" w:hAnsi="Times New Roman" w:cs="Times New Roman"/>
+          <w:kern w:val="0"/>
+          <w14:ligatures w14:val="none"/>
+        </w:rPr>
+      </w:pPr>
+      <w:r>
+        <w:rPr>
+          <w:rFonts w:ascii="Apple Color Emoji" w:eastAsia="Times New Roman" w:hAnsi="Apple Color Emoji" w:cs="Apple Color Emoji"/>
+          <w:b/>
+          <w:bCs/>
+          <w:kern w:val="0"/>
+          <w14:ligatures w14:val="none"/>
+        </w:rPr>
+        <w:t>✅</w:t>
+      </w:r>
+      <w:r>
+        <w:rPr>
+          <w:rFonts w:ascii="Times New Roman" w:eastAsia="Times New Roman" w:hAnsi="Times New Roman" w:cs="Times New Roman"/>
+          <w:b/>
+          <w:bCs/>
+          <w:kern w:val="0"/>
+          <w14:ligatures w14:val="none"/>
+        </w:rPr>
+        <w:t xml:space="preserve"> ĐÚNG</w:t>
+      </w:r>
+    </w:p>
+    <w:p>
+      <w:pPr>
+        <w:numPr>
+          <w:ilvl w:val="0"/>
+          <w:numId w:val="11"/>
+        </w:numPr>
+        <w:spacing w:before="100" w:beforeAutospacing="1" w:after="100" w:afterAutospacing="1" w:line="240" w:lineRule="auto"/>
+        <w:rPr>
+          <w:rFonts w:ascii="Times New Roman" w:eastAsia="Times New Roman" w:hAnsi="Times New Roman" w:cs="Times New Roman"/>
+          <w:kern w:val="0"/>
+          <w14:ligatures w14:val="none"/>
+        </w:rPr>
+      </w:pPr>
+      <w:r>
+        <w:rPr>
+          <w:rFonts w:ascii="Times New Roman" w:eastAsia="Times New Roman" w:hAnsi="Times New Roman" w:cs="Times New Roman"/>
+          <w:kern w:val="0"/>
+          <w14:ligatures w14:val="none"/>
+        </w:rPr>
+        <w:t>Text đã được:</w:t>
+      </w:r>
+    </w:p>
+    <w:p>
+      <w:pPr>
+        <w:numPr>
+          <w:ilvl w:val="1"/>
+          <w:numId w:val="11"/>
+        </w:numPr>
+        <w:spacing w:before="100" w:beforeAutospacing="1" w:after="100" w:afterAutospacing="1" w:line="240" w:lineRule="auto"/>
+        <w:rPr>
+          <w:rFonts w:ascii="Times New Roman" w:eastAsia="Times New Roman" w:hAnsi="Times New Roman" w:cs="Times New Roman"/>
+          <w:kern w:val="0"/>
+          <w14:ligatures w14:val="none"/>
+        </w:rPr>
+      </w:pPr>
+      <w:r>
+        <w:rPr>
+          <w:rFonts w:ascii="Times New Roman" w:eastAsia="Times New Roman" w:hAnsi="Times New Roman" w:cs="Times New Roman"/>
+          <w:kern w:val="0"/>
+          <w14:ligatures w14:val="none"/>
+        </w:rPr>
+        <w:t>split theo khoảng trắng</w:t>
+      </w:r>
+    </w:p>
+    <w:p>
+      <w:pPr>
+        <w:numPr>
+          <w:ilvl w:val="1"/>
+          <w:numId w:val="11"/>
+        </w:numPr>
+        <w:spacing w:before="100" w:beforeAutospacing="1" w:after="100" w:afterAutospacing="1" w:line="240" w:lineRule="auto"/>
+        <w:rPr>
+          <w:rFonts w:ascii="Times New Roman" w:eastAsia="Times New Roman" w:hAnsi="Times New Roman" w:cs="Times New Roman"/>
+          <w:kern w:val="0"/>
+          <w14:ligatures w14:val="none"/>
+        </w:rPr>
+      </w:pPr>
+      <w:r>
+        <w:rPr>
+          <w:rFonts w:ascii="Times New Roman" w:eastAsia="Times New Roman" w:hAnsi="Times New Roman" w:cs="Times New Roman"/>
+          <w:kern w:val="0"/>
+          <w14:ligatures w14:val="none"/>
+        </w:rPr>
+        <w:t>tái ghép lại sau khi loại stopwords</w:t>
+      </w:r>
+    </w:p>
+    <w:p>
+      <w:pPr>
+        <w:spacing w:after="0" w:line="240" w:lineRule="auto"/>
+        <w:rPr>
+          <w:rFonts w:ascii="Times New Roman" w:eastAsia="Times New Roman" w:hAnsi="Times New Roman" w:cs="Times New Roman"/>
+          <w:kern w:val="0"/>
+          <w14:ligatures w14:val="none"/>
+        </w:rPr>
+      </w:pPr>
+      <w:r>
+        <w:rPr>
+          <w:rFonts w:ascii="Times New Roman" w:eastAsia="Times New Roman" w:hAnsi="Times New Roman" w:cs="Times New Roman"/>
+          <w:noProof/>
+          <w:kern w:val="0"/>
+        </w:rPr>
+        <w:pict w14:anchorId="49414372">
+          <v:rect id="_x0000_i1035" alt="" style="width:468pt;height:.05pt;mso-width-percent:0;mso-height-percent:0;mso-width-percent:0;mso-height-percent:0" o:hralign="center" o:hrstd="t" o:hr="t" fillcolor="#a0a0a0" stroked="f"/>
+        </w:pict>
+      </w:r>
+    </w:p>
+    <w:p>
+      <w:pPr>
+        <w:spacing w:before="100" w:beforeAutospacing="1" w:after="100" w:afterAutospacing="1" w:line="240" w:lineRule="auto"/>
+        <w:outlineLvl w:val="2"/>
+        <w:rPr>
+          <w:rFonts w:ascii="Times New Roman" w:eastAsia="Times New Roman" w:hAnsi="Times New Roman" w:cs="Times New Roman"/>
+          <w:b/>
+          <w:bCs/>
+          <w:kern w:val="0"/>
+          <w:sz w:val="27"/>
+          <w:szCs w:val="27"/>
+          <w14:ligatures w14:val="none"/>
+        </w:rPr>
+      </w:pPr>
+      <w:r>
+        <w:rPr>
+          <w:rFonts w:ascii="Apple Color Emoji" w:eastAsia="Times New Roman" w:hAnsi="Apple Color Emoji" w:cs="Apple Color Emoji"/>
+          <w:b/>
+          <w:bCs/>
+          <w:kern w:val="0"/>
+          <w:sz w:val="27"/>
+          <w:szCs w:val="27"/>
+          <w14:ligatures w14:val="none"/>
+        </w:rPr>
+        <w:t>🔹</w:t>
+      </w:r>
+      <w:r>
+        <w:rPr>
+          <w:rFonts w:ascii="Times New Roman" w:eastAsia="Times New Roman" w:hAnsi="Times New Roman" w:cs="Times New Roman"/>
+          <w:b/>
+          <w:bCs/>
+          <w:kern w:val="0"/>
+          <w:sz w:val="27"/>
+          <w:szCs w:val="27"/>
+          <w14:ligatures w14:val="none"/>
+        </w:rPr>
+        <w:t xml:space="preserve"> Loại stop-words</w:t>
+      </w:r>
+    </w:p>
+    <w:p>
+      <w:pPr>
+        <w:spacing w:before="100" w:beforeAutospacing="1" w:after="100" w:afterAutospacing="1" w:line="240" w:lineRule="auto"/>
+        <w:rPr>
+          <w:rFonts w:ascii="Times New Roman" w:eastAsia="Times New Roman" w:hAnsi="Times New Roman" w:cs="Times New Roman"/>
+          <w:kern w:val="0"/>
+          <w14:ligatures w14:val="none"/>
+        </w:rPr>
+      </w:pPr>
+      <w:r>
+        <w:rPr>
+          <w:rFonts w:ascii="Apple Color Emoji" w:eastAsia="Times New Roman" w:hAnsi="Apple Color Emoji" w:cs="Apple Color Emoji"/>
+          <w:b/>
+          <w:bCs/>
+          <w:kern w:val="0"/>
+          <w14:ligatures w14:val="none"/>
+        </w:rPr>
+        <w:t>✅</w:t>
+      </w:r>
+      <w:r>
+        <w:rPr>
+          <w:rFonts w:ascii="Times New Roman" w:eastAsia="Times New Roman" w:hAnsi="Times New Roman" w:cs="Times New Roman"/>
+          <w:b/>
+          <w:bCs/>
+          <w:kern w:val="0"/>
+          <w14:ligatures w14:val="none"/>
+        </w:rPr>
+        <w:t xml:space="preserve"> ĐÚNG</w:t>
+      </w:r>
+    </w:p>
+    <w:p>
+      <w:pPr>
+        <w:spacing w:before="100" w:beforeAutospacing="1" w:after="100" w:afterAutospacing="1" w:line="240" w:lineRule="auto"/>
+        <w:rPr>
+          <w:rFonts w:ascii="Times New Roman" w:eastAsia="Times New Roman" w:hAnsi="Times New Roman" w:cs="Times New Roman"/>
+          <w:kern w:val="0"/>
+          <w14:ligatures w14:val="none"/>
+        </w:rPr>
+      </w:pPr>
+      <w:r>
+        <w:rPr>
+          <w:rFonts w:ascii="Times New Roman" w:eastAsia="Times New Roman" w:hAnsi="Times New Roman" w:cs="Times New Roman"/>
+          <w:kern w:val="0"/>
+          <w14:ligatures w14:val="none"/>
+        </w:rPr>
+        <w:t>Ví dụ:</w:t>
+      </w:r>
+    </w:p>
+    <w:p>
+      <w:pPr>
+        <w:spacing w:before="100" w:beforeAutospacing="1" w:after="100" w:afterAutospacing="1" w:line="240" w:lineRule="auto"/>
+        <w:rPr>
+          <w:rFonts w:ascii="Times New Roman" w:eastAsia="Times New Roman" w:hAnsi="Times New Roman" w:cs="Times New Roman"/>
+          <w:kern w:val="0"/>
+          <w14:ligatures w14:val="none"/>
+        </w:rPr>
+      </w:pPr>
+      <w:r>
+        <w:rPr>
+          <w:rFonts w:ascii="Times New Roman" w:eastAsia="Times New Roman" w:hAnsi="Times New Roman" w:cs="Times New Roman"/>
+          <w:b/>
+          <w:bCs/>
+          <w:kern w:val="0"/>
+          <w14:ligatures w14:val="none"/>
+        </w:rPr>
+        <w:t>Raw text:</w:t>
+      </w:r>
+    </w:p>
+    <w:p>
+      <w:pPr>
+        <w:tabs>
+          <w:tab w:val="left" w:pos="916"/>
+          <w:tab w:val="left" w:pos="1832"/>
+          <w:tab w:val="left" w:pos="2748"/>
+          <w:tab w:val="left" w:pos="3664"/>
+          <w:tab w:val="left" w:pos="4580"/>
+          <w:tab w:val="left" w:pos="5496"/>
+          <w:tab w:val="left" w:pos="6412"/>
+          <w:tab w:val="left" w:pos="7328"/>
+          <w:tab w:val="left" w:pos="8244"/>
+          <w:tab w:val="left" w:pos="9160"/>
+          <w:tab w:val="left" w:pos="10076"/>
+          <w:tab w:val="left" w:pos="10992"/>
+          <w:tab w:val="left" w:pos="11908"/>
+          <w:tab w:val="left" w:pos="12824"/>
+          <w:tab w:val="left" w:pos="13740"/>
+          <w:tab w:val="left" w:pos="14656"/>
+        </w:tabs>
+        <w:spacing w:after="0" w:line="240" w:lineRule="auto"/>
+        <w:rPr>
+          <w:rFonts w:ascii="Courier New" w:eastAsia="Times New Roman" w:hAnsi="Courier New" w:cs="Courier New"/>
+          <w:kern w:val="0"/>
+          <w:sz w:val="20"/>
+          <w:szCs w:val="20"/>
+          <w14:ligatures w14:val="none"/>
+        </w:rPr>
+      </w:pPr>
+      <w:r>
+        <w:rPr>
+          <w:rFonts w:ascii="Courier New" w:eastAsia="Times New Roman" w:hAnsi="Courier New" w:cs="Courier New"/>
+          <w:kern w:val="0"/>
+          <w:sz w:val="20"/>
+          <w:szCs w:val="20"/>
+          <w14:ligatures w14:val="none"/>
+        </w:rPr>
+        <w:t>this is a very big day for the american people</w:t>
+      </w:r>
+    </w:p>
+    <w:p>
+      <w:pPr>
+        <w:spacing w:before="100" w:beforeAutospacing="1" w:after="100" w:afterAutospacing="1" w:line="240" w:lineRule="auto"/>
+        <w:rPr>
+          <w:rFonts w:ascii="Times New Roman" w:eastAsia="Times New Roman" w:hAnsi="Times New Roman" w:cs="Times New Roman"/>
+          <w:kern w:val="0"/>
+          <w14:ligatures w14:val="none"/>
+        </w:rPr>
+      </w:pPr>
+      <w:r>
+        <w:rPr>
+          <w:rFonts w:ascii="Times New Roman" w:eastAsia="Times New Roman" w:hAnsi="Times New Roman" w:cs="Times New Roman"/>
+          <w:b/>
+          <w:bCs/>
+          <w:kern w:val="0"/>
+          <w14:ligatures w14:val="none"/>
+        </w:rPr>
+        <w:t>Output:</w:t>
+      </w:r>
+    </w:p>
+    <w:p>
+      <w:pPr>
+        <w:tabs>
+          <w:tab w:val="left" w:pos="916"/>
+          <w:tab w:val="left" w:pos="1832"/>
+          <w:tab w:val="left" w:pos="2748"/>
+          <w:tab w:val="left" w:pos="3664"/>
+          <w:tab w:val="left" w:pos="4580"/>
+          <w:tab w:val="left" w:pos="5496"/>
+          <w:tab w:val="left" w:pos="6412"/>
+          <w:tab w:val="left" w:pos="7328"/>
+          <w:tab w:val="left" w:pos="8244"/>
+          <w:tab w:val="left" w:pos="9160"/>
+          <w:tab w:val="left" w:pos="10076"/>
+          <w:tab w:val="left" w:pos="10992"/>
+          <w:tab w:val="left" w:pos="11908"/>
+          <w:tab w:val="left" w:pos="12824"/>
+          <w:tab w:val="left" w:pos="13740"/>
+          <w:tab w:val="left" w:pos="14656"/>
+        </w:tabs>
+        <w:spacing w:after="0" w:line="240" w:lineRule="auto"/>
+        <w:rPr>
+          <w:rFonts w:ascii="Courier New" w:eastAsia="Times New Roman" w:hAnsi="Courier New" w:cs="Courier New"/>
+          <w:kern w:val="0"/>
+          <w:sz w:val="20"/>
+          <w:szCs w:val="20"/>
+          <w14:ligatures w14:val="none"/>
+        </w:rPr>
+      </w:pPr>
+      <w:r>
+        <w:rPr>
+          <w:rFonts w:ascii="Courier New" w:eastAsia="Times New Roman" w:hAnsi="Courier New" w:cs="Courier New"/>
+          <w:kern w:val="0"/>
+          <w:sz w:val="20"/>
+          <w:szCs w:val="20"/>
+          <w14:ligatures w14:val="none"/>
+        </w:rPr>
+        <w:t>big day american people</w:t>
+      </w:r>
+    </w:p>
+    <w:p>
+      <w:pPr>
+        <w:spacing w:before="100" w:beforeAutospacing="1" w:after="100" w:afterAutospacing="1" w:line="240" w:lineRule="auto"/>
+        <w:rPr>
+          <w:rFonts w:ascii="Times New Roman" w:eastAsia="Times New Roman" w:hAnsi="Times New Roman" w:cs="Times New Roman"/>
+          <w:kern w:val="0"/>
+          <w14:ligatures w14:val="none"/>
+        </w:rPr>
+      </w:pPr>
+      <w:r>
+        <w:rPr>
+          <w:rFonts w:ascii="Apple Color Emoji" w:eastAsia="Times New Roman" w:hAnsi="Apple Color Emoji" w:cs="Apple Color Emoji"/>
+          <w:kern w:val="0"/>
+          <w14:ligatures w14:val="none"/>
+        </w:rPr>
+        <w:t>✔</w:t>
+      </w:r>
+      <w:r>
+        <w:rPr>
+          <w:rFonts w:ascii="Times New Roman" w:eastAsia="Times New Roman" w:hAnsi="Times New Roman" w:cs="Times New Roman"/>
+          <w:kern w:val="0"/>
+          <w14:ligatures w14:val="none"/>
+        </w:rPr>
+        <w:t xml:space="preserve"> Stopwords đã bị loại chính xác</w:t>
+      </w:r>
+    </w:p>
+    <w:p>
+      <w:pPr>
+        <w:spacing w:after="0" w:line="240" w:lineRule="auto"/>
+        <w:rPr>
+          <w:rFonts w:ascii="Times New Roman" w:eastAsia="Times New Roman" w:hAnsi="Times New Roman" w:cs="Times New Roman"/>
+          <w:kern w:val="0"/>
+          <w14:ligatures w14:val="none"/>
+        </w:rPr>
+      </w:pPr>
+      <w:r>
+        <w:rPr>
+          <w:rFonts w:ascii="Times New Roman" w:eastAsia="Times New Roman" w:hAnsi="Times New Roman" w:cs="Times New Roman"/>
+          <w:noProof/>
+          <w:kern w:val="0"/>
+        </w:rPr>
+        <w:pict w14:anchorId="7FF1B18B">
+          <v:rect id="_x0000_i1034" alt="" style="width:468pt;height:.05pt;mso-width-percent:0;mso-height-percent:0;mso-width-percent:0;mso-height-percent:0" o:hralign="center" o:hrstd="t" o:hr="t" fillcolor="#a0a0a0" stroked="f"/>
+        </w:pict>
+      </w:r>
+    </w:p>
+    <w:p>
+      <w:pPr>
+        <w:spacing w:before="100" w:beforeAutospacing="1" w:after="100" w:afterAutospacing="1" w:line="240" w:lineRule="auto"/>
+        <w:outlineLvl w:val="2"/>
+        <w:rPr>
+          <w:rFonts w:ascii="Times New Roman" w:eastAsia="Times New Roman" w:hAnsi="Times New Roman" w:cs="Times New Roman"/>
+          <w:b/>
+          <w:bCs/>
+          <w:kern w:val="0"/>
+          <w:sz w:val="27"/>
+          <w:szCs w:val="27"/>
+          <w14:ligatures w14:val="none"/>
+        </w:rPr>
+      </w:pPr>
+      <w:r>
+        <w:rPr>
+          <w:rFonts w:ascii="Apple Color Emoji" w:eastAsia="Times New Roman" w:hAnsi="Apple Color Emoji" w:cs="Apple Color Emoji"/>
+          <w:b/>
+          <w:bCs/>
+          <w:kern w:val="0"/>
+          <w:sz w:val="27"/>
+          <w:szCs w:val="27"/>
+          <w14:ligatures w14:val="none"/>
+        </w:rPr>
+        <w:t>✅</w:t>
+      </w:r>
+      <w:r>
+        <w:rPr>
+          <w:rFonts w:ascii="Times New Roman" w:eastAsia="Times New Roman" w:hAnsi="Times New Roman" w:cs="Times New Roman"/>
+          <w:b/>
+          <w:bCs/>
+          <w:kern w:val="0"/>
+          <w:sz w:val="27"/>
+          <w:szCs w:val="27"/>
+          <w14:ligatures w14:val="none"/>
+        </w:rPr>
+        <w:t xml:space="preserve"> Kết luận mục 3.5</w:t>
+      </w:r>
+    </w:p>
+    <w:p>
+      <w:pPr>
+        <w:spacing w:before="100" w:beforeAutospacing="1" w:after="100" w:afterAutospacing="1" w:line="240" w:lineRule="auto"/>
+        <w:rPr>
+          <w:rFonts w:ascii="Times New Roman" w:eastAsia="Times New Roman" w:hAnsi="Times New Roman" w:cs="Times New Roman"/>
+          <w:kern w:val="0"/>
+          <w14:ligatures w14:val="none"/>
+        </w:rPr>
+      </w:pPr>
+      <w:r>
+        <w:rPr>
+          <w:rFonts w:ascii="Apple Color Emoji" w:eastAsia="Times New Roman" w:hAnsi="Apple Color Emoji" w:cs="Apple Color Emoji"/>
+          <w:kern w:val="0"/>
+          <w14:ligatures w14:val="none"/>
+        </w:rPr>
+        <w:t>✔</w:t>
+      </w:r>
+      <w:r>
+        <w:rPr>
+          <w:rFonts w:ascii="Times New Roman" w:eastAsia="Times New Roman" w:hAnsi="Times New Roman" w:cs="Times New Roman"/>
+          <w:kern w:val="0"/>
+          <w14:ligatures w14:val="none"/>
+        </w:rPr>
+        <w:t xml:space="preserve"> </w:t>
+      </w:r>
+      <w:r>
+        <w:rPr>
+          <w:rFonts w:ascii="Times New Roman" w:eastAsia="Times New Roman" w:hAnsi="Times New Roman" w:cs="Times New Roman"/>
+          <w:b/>
+          <w:bCs/>
+          <w:kern w:val="0"/>
+          <w14:ligatures w14:val="none"/>
+        </w:rPr>
+        <w:t>Đáp ứng 100% yêu cầu</w:t>
+      </w:r>
+    </w:p>
+    <w:p>
+      <w:pPr>
+        <w:spacing w:after="0" w:line="240" w:lineRule="auto"/>
+        <w:rPr>
+          <w:rFonts w:ascii="Times New Roman" w:eastAsia="Times New Roman" w:hAnsi="Times New Roman" w:cs="Times New Roman"/>
+          <w:kern w:val="0"/>
+          <w14:ligatures w14:val="none"/>
+        </w:rPr>
+      </w:pPr>
+      <w:r>
+        <w:rPr>
+          <w:rFonts w:ascii="Times New Roman" w:eastAsia="Times New Roman" w:hAnsi="Times New Roman" w:cs="Times New Roman"/>
+          <w:noProof/>
+          <w:kern w:val="0"/>
+        </w:rPr>
+        <w:pict w14:anchorId="01078746">
+          <v:rect id="_x0000_i1033" alt="" style="width:468pt;height:.05pt;mso-width-percent:0;mso-height-percent:0;mso-width-percent:0;mso-height-percent:0" o:hralign="center" o:hrstd="t" o:hr="t" fillcolor="#a0a0a0" stroked="f"/>
+        </w:pict>
+      </w:r>
+    </w:p>
+    <w:p>
+      <w:pPr>
+        <w:spacing w:before="100" w:beforeAutospacing="1" w:after="100" w:afterAutospacing="1" w:line="240" w:lineRule="auto"/>
+        <w:outlineLvl w:val="1"/>
+        <w:rPr>
+          <w:rFonts w:ascii="Times New Roman" w:eastAsia="Times New Roman" w:hAnsi="Times New Roman" w:cs="Times New Roman"/>
+          <w:b/>
+          <w:bCs/>
+          <w:kern w:val="0"/>
+          <w:sz w:val="36"/>
+          <w:szCs w:val="36"/>
+          <w14:ligatures w14:val="none"/>
+        </w:rPr>
+      </w:pPr>
+      <w:r>
+        <w:rPr>
+          <w:rFonts w:ascii="Times New Roman" w:eastAsia="Times New Roman" w:hAnsi="Times New Roman" w:cs="Times New Roman"/>
+          <w:b/>
+          <w:bCs/>
+          <w:kern w:val="0"/>
+          <w:sz w:val="36"/>
+          <w:szCs w:val="36"/>
+          <w14:ligatures w14:val="none"/>
+        </w:rPr>
+        <w:t>3.6. Xử lý dữ liệu thiếu (Missing Data)</w:t>
+      </w:r>
+    </w:p>
+    <w:p>
+      <w:pPr>
+        <w:spacing w:before="100" w:beforeAutospacing="1" w:after="100" w:afterAutospacing="1" w:line="240" w:lineRule="auto"/>
+        <w:outlineLvl w:val="2"/>
+        <w:rPr>
+          <w:rFonts w:ascii="Times New Roman" w:eastAsia="Times New Roman" w:hAnsi="Times New Roman" w:cs="Times New Roman"/>
+          <w:b/>
+          <w:bCs/>
+          <w:kern w:val="0"/>
+          <w:sz w:val="27"/>
+          <w:szCs w:val="27"/>
+          <w14:ligatures w14:val="none"/>
+        </w:rPr>
+      </w:pPr>
+      <w:r>
+        <w:rPr>
+          <w:rFonts w:ascii="Apple Color Emoji" w:eastAsia="Times New Roman" w:hAnsi="Apple Color Emoji" w:cs="Apple Color Emoji"/>
+          <w:b/>
+          <w:bCs/>
+          <w:kern w:val="0"/>
+          <w:sz w:val="27"/>
+          <w:szCs w:val="27"/>
+          <w14:ligatures w14:val="none"/>
+        </w:rPr>
+        <w:t>🔹</w:t>
+      </w:r>
+      <w:r>
+        <w:rPr>
+          <w:rFonts w:ascii="Times New Roman" w:eastAsia="Times New Roman" w:hAnsi="Times New Roman" w:cs="Times New Roman"/>
+          <w:b/>
+          <w:bCs/>
+          <w:kern w:val="0"/>
+          <w:sz w:val="27"/>
+          <w:szCs w:val="27"/>
+          <w14:ligatures w14:val="none"/>
+        </w:rPr>
+        <w:t xml:space="preserve"> Likes / Retweets thiếu → 0</w:t>
+      </w:r>
+    </w:p>
+    <w:p>
+      <w:pPr>
+        <w:spacing w:before="100" w:beforeAutospacing="1" w:after="100" w:afterAutospacing="1" w:line="240" w:lineRule="auto"/>
+        <w:rPr>
+          <w:rFonts w:ascii="Times New Roman" w:eastAsia="Times New Roman" w:hAnsi="Times New Roman" w:cs="Times New Roman"/>
+          <w:kern w:val="0"/>
+          <w14:ligatures w14:val="none"/>
+        </w:rPr>
+      </w:pPr>
+      <w:r>
+        <w:rPr>
+          <w:rFonts w:ascii="Apple Color Emoji" w:eastAsia="Times New Roman" w:hAnsi="Apple Color Emoji" w:cs="Apple Color Emoji"/>
+          <w:b/>
+          <w:bCs/>
+          <w:kern w:val="0"/>
+          <w14:ligatures w14:val="none"/>
+        </w:rPr>
+        <w:t>✅</w:t>
+      </w:r>
+      <w:r>
+        <w:rPr>
+          <w:rFonts w:ascii="Times New Roman" w:eastAsia="Times New Roman" w:hAnsi="Times New Roman" w:cs="Times New Roman"/>
+          <w:b/>
+          <w:bCs/>
+          <w:kern w:val="0"/>
+          <w14:ligatures w14:val="none"/>
+        </w:rPr>
+        <w:t xml:space="preserve"> ĐÚNG</w:t>
+      </w:r>
+    </w:p>
+    <w:p>
+      <w:pPr>
+        <w:numPr>
+          <w:ilvl w:val="0"/>
+          <w:numId w:val="12"/>
+        </w:numPr>
+        <w:spacing w:before="100" w:beforeAutospacing="1" w:after="100" w:afterAutospacing="1" w:line="240" w:lineRule="auto"/>
+        <w:rPr>
+          <w:rFonts w:ascii="Times New Roman" w:eastAsia="Times New Roman" w:hAnsi="Times New Roman" w:cs="Times New Roman"/>
+          <w:kern w:val="0"/>
+          <w14:ligatures w14:val="none"/>
+        </w:rPr>
+      </w:pPr>
+      <w:r>
+        <w:rPr>
+          <w:rFonts w:ascii="Times New Roman" w:eastAsia="Times New Roman" w:hAnsi="Times New Roman" w:cs="Times New Roman"/>
+          <w:kern w:val="0"/>
+          <w14:ligatures w14:val="none"/>
+        </w:rPr>
+        <w:lastRenderedPageBreak/>
+        <w:t>Trong output:</w:t>
+      </w:r>
+    </w:p>
+    <w:p>
+      <w:pPr>
+        <w:numPr>
+          <w:ilvl w:val="1"/>
+          <w:numId w:val="12"/>
+        </w:numPr>
+        <w:spacing w:before="100" w:beforeAutospacing="1" w:after="100" w:afterAutospacing="1" w:line="240" w:lineRule="auto"/>
+        <w:rPr>
+          <w:rFonts w:ascii="Times New Roman" w:eastAsia="Times New Roman" w:hAnsi="Times New Roman" w:cs="Times New Roman"/>
+          <w:kern w:val="0"/>
+          <w14:ligatures w14:val="none"/>
+        </w:rPr>
+      </w:pPr>
+      <w:r>
+        <w:rPr>
+          <w:rFonts w:ascii="Times New Roman" w:eastAsia="Times New Roman" w:hAnsi="Times New Roman" w:cs="Times New Roman"/>
+          <w:kern w:val="0"/>
+          <w14:ligatures w14:val="none"/>
+        </w:rPr>
+        <w:t xml:space="preserve">Các tweet không có </w:t>
+      </w:r>
+      <w:r>
+        <w:rPr>
+          <w:rFonts w:ascii="Courier New" w:eastAsia="Times New Roman" w:hAnsi="Courier New" w:cs="Courier New"/>
+          <w:kern w:val="0"/>
+          <w:sz w:val="20"/>
+          <w:szCs w:val="20"/>
+          <w14:ligatures w14:val="none"/>
+        </w:rPr>
+        <w:t>favorites/retweets</w:t>
+      </w:r>
+      <w:r>
+        <w:rPr>
+          <w:rFonts w:ascii="Times New Roman" w:eastAsia="Times New Roman" w:hAnsi="Times New Roman" w:cs="Times New Roman"/>
+          <w:kern w:val="0"/>
+          <w14:ligatures w14:val="none"/>
+        </w:rPr>
+        <w:t xml:space="preserve"> → </w:t>
+      </w:r>
+      <w:r>
+        <w:rPr>
+          <w:rFonts w:ascii="Times New Roman" w:eastAsia="Times New Roman" w:hAnsi="Times New Roman" w:cs="Times New Roman"/>
+          <w:b/>
+          <w:bCs/>
+          <w:kern w:val="0"/>
+          <w14:ligatures w14:val="none"/>
+        </w:rPr>
+        <w:t>giá trị 0</w:t>
+      </w:r>
+    </w:p>
+    <w:p>
+      <w:pPr>
+        <w:numPr>
+          <w:ilvl w:val="0"/>
+          <w:numId w:val="12"/>
+        </w:numPr>
+        <w:spacing w:before="100" w:beforeAutospacing="1" w:after="100" w:afterAutospacing="1" w:line="240" w:lineRule="auto"/>
+        <w:rPr>
+          <w:rFonts w:ascii="Times New Roman" w:eastAsia="Times New Roman" w:hAnsi="Times New Roman" w:cs="Times New Roman"/>
+          <w:kern w:val="0"/>
+          <w14:ligatures w14:val="none"/>
+        </w:rPr>
+      </w:pPr>
+      <w:r>
+        <w:rPr>
+          <w:rFonts w:ascii="Times New Roman" w:eastAsia="Times New Roman" w:hAnsi="Times New Roman" w:cs="Times New Roman"/>
+          <w:kern w:val="0"/>
+          <w14:ligatures w14:val="none"/>
+        </w:rPr>
+        <w:t xml:space="preserve">Không có giá trị rỗng hoặc </w:t>
+      </w:r>
+      <w:r>
+        <w:rPr>
+          <w:rFonts w:ascii="Courier New" w:eastAsia="Times New Roman" w:hAnsi="Courier New" w:cs="Courier New"/>
+          <w:kern w:val="0"/>
+          <w:sz w:val="20"/>
+          <w:szCs w:val="20"/>
+          <w14:ligatures w14:val="none"/>
+        </w:rPr>
+        <w:t>null</w:t>
+      </w:r>
+    </w:p>
+    <w:p>
+      <w:pPr>
+        <w:spacing w:after="0" w:line="240" w:lineRule="auto"/>
+        <w:rPr>
+          <w:rFonts w:ascii="Times New Roman" w:eastAsia="Times New Roman" w:hAnsi="Times New Roman" w:cs="Times New Roman"/>
+          <w:kern w:val="0"/>
+          <w14:ligatures w14:val="none"/>
+        </w:rPr>
+      </w:pPr>
+      <w:r>
+        <w:rPr>
+          <w:rFonts w:ascii="Times New Roman" w:eastAsia="Times New Roman" w:hAnsi="Times New Roman" w:cs="Times New Roman"/>
+          <w:noProof/>
+          <w:kern w:val="0"/>
+        </w:rPr>
+        <w:pict w14:anchorId="7348AF50">
+          <v:rect id="_x0000_i1032" alt="" style="width:468pt;height:.05pt;mso-width-percent:0;mso-height-percent:0;mso-width-percent:0;mso-height-percent:0" o:hralign="center" o:hrstd="t" o:hr="t" fillcolor="#a0a0a0" stroked="f"/>
+        </w:pict>
+      </w:r>
+    </w:p>
+    <w:p>
+      <w:pPr>
+        <w:spacing w:before="100" w:beforeAutospacing="1" w:after="100" w:afterAutospacing="1" w:line="240" w:lineRule="auto"/>
+        <w:outlineLvl w:val="2"/>
+        <w:rPr>
+          <w:rFonts w:ascii="Times New Roman" w:eastAsia="Times New Roman" w:hAnsi="Times New Roman" w:cs="Times New Roman"/>
+          <w:b/>
+          <w:bCs/>
+          <w:kern w:val="0"/>
+          <w:sz w:val="27"/>
+          <w:szCs w:val="27"/>
+          <w14:ligatures w14:val="none"/>
+        </w:rPr>
+      </w:pPr>
+      <w:r>
+        <w:rPr>
+          <w:rFonts w:ascii="Apple Color Emoji" w:eastAsia="Times New Roman" w:hAnsi="Apple Color Emoji" w:cs="Apple Color Emoji"/>
+          <w:b/>
+          <w:bCs/>
+          <w:kern w:val="0"/>
+          <w:sz w:val="27"/>
+          <w:szCs w:val="27"/>
+          <w14:ligatures w14:val="none"/>
+        </w:rPr>
+        <w:t>🔹</w:t>
+      </w:r>
+      <w:r>
+        <w:rPr>
+          <w:rFonts w:ascii="Times New Roman" w:eastAsia="Times New Roman" w:hAnsi="Times New Roman" w:cs="Times New Roman"/>
+          <w:b/>
+          <w:bCs/>
+          <w:kern w:val="0"/>
+          <w:sz w:val="27"/>
+          <w:szCs w:val="27"/>
+          <w14:ligatures w14:val="none"/>
+        </w:rPr>
+        <w:t xml:space="preserve"> Tweet thiếu nội dung → loại</w:t>
+      </w:r>
+    </w:p>
+    <w:p>
+      <w:pPr>
+        <w:spacing w:before="100" w:beforeAutospacing="1" w:after="100" w:afterAutospacing="1" w:line="240" w:lineRule="auto"/>
+        <w:rPr>
+          <w:rFonts w:ascii="Times New Roman" w:eastAsia="Times New Roman" w:hAnsi="Times New Roman" w:cs="Times New Roman"/>
+          <w:kern w:val="0"/>
+          <w14:ligatures w14:val="none"/>
+        </w:rPr>
+      </w:pPr>
+      <w:r>
+        <w:rPr>
+          <w:rFonts w:ascii="Apple Color Emoji" w:eastAsia="Times New Roman" w:hAnsi="Apple Color Emoji" w:cs="Apple Color Emoji"/>
+          <w:b/>
+          <w:bCs/>
+          <w:kern w:val="0"/>
+          <w14:ligatures w14:val="none"/>
+        </w:rPr>
+        <w:t>✅</w:t>
+      </w:r>
+      <w:r>
+        <w:rPr>
+          <w:rFonts w:ascii="Times New Roman" w:eastAsia="Times New Roman" w:hAnsi="Times New Roman" w:cs="Times New Roman"/>
+          <w:b/>
+          <w:bCs/>
+          <w:kern w:val="0"/>
+          <w14:ligatures w14:val="none"/>
+        </w:rPr>
+        <w:t xml:space="preserve"> ĐÚNG</w:t>
+      </w:r>
+    </w:p>
+    <w:p>
+      <w:pPr>
+        <w:numPr>
+          <w:ilvl w:val="0"/>
+          <w:numId w:val="13"/>
+        </w:numPr>
+        <w:spacing w:before="100" w:beforeAutospacing="1" w:after="100" w:afterAutospacing="1" w:line="240" w:lineRule="auto"/>
+        <w:rPr>
+          <w:rFonts w:ascii="Times New Roman" w:eastAsia="Times New Roman" w:hAnsi="Times New Roman" w:cs="Times New Roman"/>
+          <w:kern w:val="0"/>
+          <w14:ligatures w14:val="none"/>
+        </w:rPr>
+      </w:pPr>
+      <w:r>
+        <w:rPr>
+          <w:rFonts w:ascii="Times New Roman" w:eastAsia="Times New Roman" w:hAnsi="Times New Roman" w:cs="Times New Roman"/>
+          <w:kern w:val="0"/>
+          <w14:ligatures w14:val="none"/>
+        </w:rPr>
+        <w:t>Những dòng:</w:t>
+      </w:r>
+    </w:p>
+    <w:p>
+      <w:pPr>
+        <w:numPr>
+          <w:ilvl w:val="1"/>
+          <w:numId w:val="13"/>
+        </w:numPr>
+        <w:spacing w:before="100" w:beforeAutospacing="1" w:after="100" w:afterAutospacing="1" w:line="240" w:lineRule="auto"/>
+        <w:rPr>
+          <w:rFonts w:ascii="Times New Roman" w:eastAsia="Times New Roman" w:hAnsi="Times New Roman" w:cs="Times New Roman"/>
+          <w:kern w:val="0"/>
+          <w14:ligatures w14:val="none"/>
+        </w:rPr>
+      </w:pPr>
+      <w:r>
+        <w:rPr>
+          <w:rFonts w:ascii="Times New Roman" w:eastAsia="Times New Roman" w:hAnsi="Times New Roman" w:cs="Times New Roman"/>
+          <w:kern w:val="0"/>
+          <w14:ligatures w14:val="none"/>
+        </w:rPr>
+        <w:t>chỉ chứa URL</w:t>
+      </w:r>
+    </w:p>
+    <w:p>
+      <w:pPr>
+        <w:numPr>
+          <w:ilvl w:val="1"/>
+          <w:numId w:val="13"/>
+        </w:numPr>
+        <w:spacing w:before="100" w:beforeAutospacing="1" w:after="100" w:afterAutospacing="1" w:line="240" w:lineRule="auto"/>
+        <w:rPr>
+          <w:rFonts w:ascii="Times New Roman" w:eastAsia="Times New Roman" w:hAnsi="Times New Roman" w:cs="Times New Roman"/>
+          <w:kern w:val="0"/>
+          <w14:ligatures w14:val="none"/>
+        </w:rPr>
+      </w:pPr>
+      <w:r>
+        <w:rPr>
+          <w:rFonts w:ascii="Times New Roman" w:eastAsia="Times New Roman" w:hAnsi="Times New Roman" w:cs="Times New Roman"/>
+          <w:kern w:val="0"/>
+          <w14:ligatures w14:val="none"/>
+        </w:rPr>
+        <w:t>hoặc chỉ mention</w:t>
+      </w:r>
+      <w:r>
+        <w:rPr>
+          <w:rFonts w:ascii="Times New Roman" w:eastAsia="Times New Roman" w:hAnsi="Times New Roman" w:cs="Times New Roman"/>
+          <w:kern w:val="0"/>
+          <w14:ligatures w14:val="none"/>
+        </w:rPr>
+        <w:br/>
+        <w:t xml:space="preserve">→ </w:t>
+      </w:r>
+      <w:r>
+        <w:rPr>
+          <w:rFonts w:ascii="Times New Roman" w:eastAsia="Times New Roman" w:hAnsi="Times New Roman" w:cs="Times New Roman"/>
+          <w:b/>
+          <w:bCs/>
+          <w:kern w:val="0"/>
+          <w14:ligatures w14:val="none"/>
+        </w:rPr>
+        <w:t>không xuất hiện trong output</w:t>
+      </w:r>
+    </w:p>
+    <w:p>
+      <w:pPr>
+        <w:spacing w:after="0" w:line="240" w:lineRule="auto"/>
+        <w:rPr>
+          <w:rFonts w:ascii="Times New Roman" w:eastAsia="Times New Roman" w:hAnsi="Times New Roman" w:cs="Times New Roman"/>
+          <w:kern w:val="0"/>
+          <w14:ligatures w14:val="none"/>
+        </w:rPr>
+      </w:pPr>
+      <w:r>
+        <w:rPr>
+          <w:rFonts w:ascii="Times New Roman" w:eastAsia="Times New Roman" w:hAnsi="Times New Roman" w:cs="Times New Roman"/>
+          <w:noProof/>
+          <w:kern w:val="0"/>
+        </w:rPr>
+        <w:pict w14:anchorId="117F94F5">
+          <v:rect id="_x0000_i1031" alt="" style="width:468pt;height:.05pt;mso-width-percent:0;mso-height-percent:0;mso-width-percent:0;mso-height-percent:0" o:hralign="center" o:hrstd="t" o:hr="t" fillcolor="#a0a0a0" stroked="f"/>
+        </w:pict>
+      </w:r>
+    </w:p>
+    <w:p>
+      <w:pPr>
+        <w:spacing w:before="100" w:beforeAutospacing="1" w:after="100" w:afterAutospacing="1" w:line="240" w:lineRule="auto"/>
+        <w:outlineLvl w:val="2"/>
+        <w:rPr>
+          <w:rFonts w:ascii="Times New Roman" w:eastAsia="Times New Roman" w:hAnsi="Times New Roman" w:cs="Times New Roman"/>
+          <w:b/>
+          <w:bCs/>
+          <w:kern w:val="0"/>
+          <w:sz w:val="27"/>
+          <w:szCs w:val="27"/>
+          <w14:ligatures w14:val="none"/>
+        </w:rPr>
+      </w:pPr>
+      <w:r>
+        <w:rPr>
+          <w:rFonts w:ascii="Apple Color Emoji" w:eastAsia="Times New Roman" w:hAnsi="Apple Color Emoji" w:cs="Apple Color Emoji"/>
+          <w:b/>
+          <w:bCs/>
+          <w:kern w:val="0"/>
+          <w:sz w:val="27"/>
+          <w:szCs w:val="27"/>
+          <w14:ligatures w14:val="none"/>
+        </w:rPr>
+        <w:t>🔹</w:t>
+      </w:r>
+      <w:r>
+        <w:rPr>
+          <w:rFonts w:ascii="Times New Roman" w:eastAsia="Times New Roman" w:hAnsi="Times New Roman" w:cs="Times New Roman"/>
+          <w:b/>
+          <w:bCs/>
+          <w:kern w:val="0"/>
+          <w:sz w:val="27"/>
+          <w:szCs w:val="27"/>
+          <w14:ligatures w14:val="none"/>
+        </w:rPr>
+        <w:t xml:space="preserve"> Thời gian không hợp lệ → loại</w:t>
+      </w:r>
+    </w:p>
+    <w:p>
+      <w:pPr>
+        <w:spacing w:before="100" w:beforeAutospacing="1" w:after="100" w:afterAutospacing="1" w:line="240" w:lineRule="auto"/>
+        <w:rPr>
+          <w:rFonts w:ascii="Times New Roman" w:eastAsia="Times New Roman" w:hAnsi="Times New Roman" w:cs="Times New Roman"/>
+          <w:kern w:val="0"/>
+          <w14:ligatures w14:val="none"/>
+        </w:rPr>
+      </w:pPr>
+      <w:r>
+        <w:rPr>
+          <w:rFonts w:ascii="Apple Color Emoji" w:eastAsia="Times New Roman" w:hAnsi="Apple Color Emoji" w:cs="Apple Color Emoji"/>
+          <w:b/>
+          <w:bCs/>
+          <w:kern w:val="0"/>
+          <w14:ligatures w14:val="none"/>
+        </w:rPr>
+        <w:t>✅</w:t>
+      </w:r>
+      <w:r>
+        <w:rPr>
+          <w:rFonts w:ascii="Times New Roman" w:eastAsia="Times New Roman" w:hAnsi="Times New Roman" w:cs="Times New Roman"/>
+          <w:b/>
+          <w:bCs/>
+          <w:kern w:val="0"/>
+          <w14:ligatures w14:val="none"/>
+        </w:rPr>
+        <w:t xml:space="preserve"> ĐÚNG</w:t>
+      </w:r>
+    </w:p>
+    <w:p>
+      <w:pPr>
+        <w:numPr>
+          <w:ilvl w:val="0"/>
+          <w:numId w:val="14"/>
+        </w:numPr>
+        <w:spacing w:before="100" w:beforeAutospacing="1" w:after="100" w:afterAutospacing="1" w:line="240" w:lineRule="auto"/>
+        <w:rPr>
+          <w:rFonts w:ascii="Times New Roman" w:eastAsia="Times New Roman" w:hAnsi="Times New Roman" w:cs="Times New Roman"/>
+          <w:kern w:val="0"/>
+          <w14:ligatures w14:val="none"/>
+        </w:rPr>
+      </w:pPr>
+      <w:r>
+        <w:rPr>
+          <w:rFonts w:ascii="Times New Roman" w:eastAsia="Times New Roman" w:hAnsi="Times New Roman" w:cs="Times New Roman"/>
+          <w:kern w:val="0"/>
+          <w14:ligatures w14:val="none"/>
+        </w:rPr>
+        <w:t>Các bản ghi có date:</w:t>
+      </w:r>
+    </w:p>
+    <w:p>
+      <w:pPr>
+        <w:numPr>
+          <w:ilvl w:val="1"/>
+          <w:numId w:val="14"/>
+        </w:numPr>
+        <w:spacing w:before="100" w:beforeAutospacing="1" w:after="100" w:afterAutospacing="1" w:line="240" w:lineRule="auto"/>
+        <w:rPr>
+          <w:rFonts w:ascii="Times New Roman" w:eastAsia="Times New Roman" w:hAnsi="Times New Roman" w:cs="Times New Roman"/>
+          <w:kern w:val="0"/>
+          <w14:ligatures w14:val="none"/>
+        </w:rPr>
+      </w:pPr>
+      <w:r>
+        <w:rPr>
+          <w:rFonts w:ascii="Times New Roman" w:eastAsia="Times New Roman" w:hAnsi="Times New Roman" w:cs="Times New Roman"/>
+          <w:kern w:val="0"/>
+          <w14:ligatures w14:val="none"/>
+        </w:rPr>
+        <w:t>rỗng</w:t>
+      </w:r>
+    </w:p>
+    <w:p>
+      <w:pPr>
+        <w:numPr>
+          <w:ilvl w:val="1"/>
+          <w:numId w:val="14"/>
+        </w:numPr>
+        <w:spacing w:before="100" w:beforeAutospacing="1" w:after="100" w:afterAutospacing="1" w:line="240" w:lineRule="auto"/>
+        <w:rPr>
+          <w:rFonts w:ascii="Times New Roman" w:eastAsia="Times New Roman" w:hAnsi="Times New Roman" w:cs="Times New Roman"/>
+          <w:kern w:val="0"/>
+          <w14:ligatures w14:val="none"/>
+        </w:rPr>
+      </w:pPr>
+      <w:r>
+        <w:rPr>
+          <w:rFonts w:ascii="Times New Roman" w:eastAsia="Times New Roman" w:hAnsi="Times New Roman" w:cs="Times New Roman"/>
+          <w:kern w:val="0"/>
+          <w14:ligatures w14:val="none"/>
+        </w:rPr>
+        <w:t>sai format</w:t>
+      </w:r>
+      <w:r>
+        <w:rPr>
+          <w:rFonts w:ascii="Times New Roman" w:eastAsia="Times New Roman" w:hAnsi="Times New Roman" w:cs="Times New Roman"/>
+          <w:kern w:val="0"/>
+          <w14:ligatures w14:val="none"/>
+        </w:rPr>
+        <w:br/>
+        <w:t xml:space="preserve">→ </w:t>
+      </w:r>
+      <w:r>
+        <w:rPr>
+          <w:rFonts w:ascii="Times New Roman" w:eastAsia="Times New Roman" w:hAnsi="Times New Roman" w:cs="Times New Roman"/>
+          <w:b/>
+          <w:bCs/>
+          <w:kern w:val="0"/>
+          <w14:ligatures w14:val="none"/>
+        </w:rPr>
+        <w:t xml:space="preserve">đã bị loại khỏi </w:t>
+      </w:r>
+      <w:r>
+        <w:rPr>
+          <w:rFonts w:ascii="Courier New" w:eastAsia="Times New Roman" w:hAnsi="Courier New" w:cs="Courier New"/>
+          <w:b/>
+          <w:bCs/>
+          <w:kern w:val="0"/>
+          <w:sz w:val="20"/>
+          <w:szCs w:val="20"/>
+          <w14:ligatures w14:val="none"/>
+        </w:rPr>
+        <w:t>part-r-00000</w:t>
+      </w:r>
+    </w:p>
+    <w:p>
+      <w:pPr>
+        <w:spacing w:after="0" w:line="240" w:lineRule="auto"/>
+        <w:rPr>
+          <w:rFonts w:ascii="Times New Roman" w:eastAsia="Times New Roman" w:hAnsi="Times New Roman" w:cs="Times New Roman"/>
+          <w:kern w:val="0"/>
+          <w14:ligatures w14:val="none"/>
+        </w:rPr>
+      </w:pPr>
+      <w:r>
+        <w:rPr>
+          <w:rFonts w:ascii="Times New Roman" w:eastAsia="Times New Roman" w:hAnsi="Times New Roman" w:cs="Times New Roman"/>
+          <w:noProof/>
+          <w:kern w:val="0"/>
+        </w:rPr>
+        <w:pict w14:anchorId="6E8F4801">
+          <v:rect id="_x0000_i1030" alt="" style="width:468pt;height:.05pt;mso-width-percent:0;mso-height-percent:0;mso-width-percent:0;mso-height-percent:0" o:hralign="center" o:hrstd="t" o:hr="t" fillcolor="#a0a0a0" stroked="f"/>
+        </w:pict>
+      </w:r>
+    </w:p>
+    <w:p>
+      <w:pPr>
+        <w:spacing w:before="100" w:beforeAutospacing="1" w:after="100" w:afterAutospacing="1" w:line="240" w:lineRule="auto"/>
+        <w:outlineLvl w:val="2"/>
+        <w:rPr>
+          <w:rFonts w:ascii="Times New Roman" w:eastAsia="Times New Roman" w:hAnsi="Times New Roman" w:cs="Times New Roman"/>
+          <w:b/>
+          <w:bCs/>
+          <w:kern w:val="0"/>
+          <w:sz w:val="27"/>
+          <w:szCs w:val="27"/>
+          <w14:ligatures w14:val="none"/>
+        </w:rPr>
+      </w:pPr>
+      <w:r>
+        <w:rPr>
+          <w:rFonts w:ascii="Apple Color Emoji" w:eastAsia="Times New Roman" w:hAnsi="Apple Color Emoji" w:cs="Apple Color Emoji"/>
+          <w:b/>
+          <w:bCs/>
+          <w:kern w:val="0"/>
+          <w:sz w:val="27"/>
+          <w:szCs w:val="27"/>
+          <w14:ligatures w14:val="none"/>
+        </w:rPr>
+        <w:t>✅</w:t>
+      </w:r>
+      <w:r>
+        <w:rPr>
+          <w:rFonts w:ascii="Times New Roman" w:eastAsia="Times New Roman" w:hAnsi="Times New Roman" w:cs="Times New Roman"/>
+          <w:b/>
+          <w:bCs/>
+          <w:kern w:val="0"/>
+          <w:sz w:val="27"/>
+          <w:szCs w:val="27"/>
+          <w14:ligatures w14:val="none"/>
+        </w:rPr>
+        <w:t xml:space="preserve"> Kết luận mục 3.6</w:t>
+      </w:r>
+    </w:p>
+    <w:p>
+      <w:pPr>
+        <w:spacing w:before="100" w:beforeAutospacing="1" w:after="100" w:afterAutospacing="1" w:line="240" w:lineRule="auto"/>
+        <w:rPr>
+          <w:rFonts w:ascii="Times New Roman" w:eastAsia="Times New Roman" w:hAnsi="Times New Roman" w:cs="Times New Roman"/>
+          <w:kern w:val="0"/>
+          <w14:ligatures w14:val="none"/>
+        </w:rPr>
+      </w:pPr>
+      <w:r>
+        <w:rPr>
+          <w:rFonts w:ascii="Apple Color Emoji" w:eastAsia="Times New Roman" w:hAnsi="Apple Color Emoji" w:cs="Apple Color Emoji"/>
+          <w:kern w:val="0"/>
+          <w14:ligatures w14:val="none"/>
+        </w:rPr>
+        <w:t>✔</w:t>
+      </w:r>
+      <w:r>
+        <w:rPr>
+          <w:rFonts w:ascii="Times New Roman" w:eastAsia="Times New Roman" w:hAnsi="Times New Roman" w:cs="Times New Roman"/>
+          <w:kern w:val="0"/>
+          <w14:ligatures w14:val="none"/>
+        </w:rPr>
+        <w:t xml:space="preserve"> </w:t>
+      </w:r>
+      <w:r>
+        <w:rPr>
+          <w:rFonts w:ascii="Times New Roman" w:eastAsia="Times New Roman" w:hAnsi="Times New Roman" w:cs="Times New Roman"/>
+          <w:b/>
+          <w:bCs/>
+          <w:kern w:val="0"/>
+          <w14:ligatures w14:val="none"/>
+        </w:rPr>
+        <w:t>Đáp ứng 100% yêu cầu</w:t>
+      </w:r>
+    </w:p>
+    <w:p>
+      <w:pPr>
+        <w:spacing w:after="0" w:line="240" w:lineRule="auto"/>
+        <w:rPr>
+          <w:rFonts w:ascii="Times New Roman" w:eastAsia="Times New Roman" w:hAnsi="Times New Roman" w:cs="Times New Roman"/>
+          <w:kern w:val="0"/>
+          <w14:ligatures w14:val="none"/>
+        </w:rPr>
+      </w:pPr>
+      <w:r>
+        <w:rPr>
+          <w:rFonts w:ascii="Times New Roman" w:eastAsia="Times New Roman" w:hAnsi="Times New Roman" w:cs="Times New Roman"/>
+          <w:noProof/>
+          <w:kern w:val="0"/>
+        </w:rPr>
+        <w:pict w14:anchorId="525F2E1B">
+          <v:rect id="_x0000_i1029" alt="" style="width:468pt;height:.05pt;mso-width-percent:0;mso-height-percent:0;mso-width-percent:0;mso-height-percent:0" o:hralign="center" o:hrstd="t" o:hr="t" fillcolor="#a0a0a0" stroked="f"/>
+        </w:pict>
+      </w:r>
+    </w:p>
+    <w:p>
+      <w:pPr>
+        <w:spacing w:before="100" w:beforeAutospacing="1" w:after="100" w:afterAutospacing="1" w:line="240" w:lineRule="auto"/>
+        <w:outlineLvl w:val="1"/>
+        <w:rPr>
+          <w:rFonts w:ascii="Times New Roman" w:eastAsia="Times New Roman" w:hAnsi="Times New Roman" w:cs="Times New Roman"/>
+          <w:b/>
+          <w:bCs/>
+          <w:kern w:val="0"/>
+          <w:sz w:val="36"/>
+          <w:szCs w:val="36"/>
+          <w14:ligatures w14:val="none"/>
+        </w:rPr>
+      </w:pPr>
+      <w:r>
+        <w:rPr>
+          <w:rFonts w:ascii="Times New Roman" w:eastAsia="Times New Roman" w:hAnsi="Times New Roman" w:cs="Times New Roman"/>
+          <w:b/>
+          <w:bCs/>
+          <w:kern w:val="0"/>
+          <w:sz w:val="36"/>
+          <w:szCs w:val="36"/>
+          <w14:ligatures w14:val="none"/>
+        </w:rPr>
+        <w:t>3.7. Kết quả dữ liệu sau tiền xử lý</w:t>
+      </w:r>
+    </w:p>
+    <w:p>
+      <w:pPr>
+        <w:spacing w:before="100" w:beforeAutospacing="1" w:after="100" w:afterAutospacing="1" w:line="240" w:lineRule="auto"/>
+        <w:outlineLvl w:val="2"/>
+        <w:rPr>
+          <w:rFonts w:ascii="Times New Roman" w:eastAsia="Times New Roman" w:hAnsi="Times New Roman" w:cs="Times New Roman"/>
+          <w:b/>
+          <w:bCs/>
+          <w:kern w:val="0"/>
+          <w:sz w:val="27"/>
+          <w:szCs w:val="27"/>
+          <w14:ligatures w14:val="none"/>
+        </w:rPr>
+      </w:pPr>
+      <w:r>
+        <w:rPr>
+          <w:rFonts w:ascii="Apple Color Emoji" w:eastAsia="Times New Roman" w:hAnsi="Apple Color Emoji" w:cs="Apple Color Emoji"/>
+          <w:b/>
+          <w:bCs/>
+          <w:kern w:val="0"/>
+          <w:sz w:val="27"/>
+          <w:szCs w:val="27"/>
+          <w14:ligatures w14:val="none"/>
+        </w:rPr>
+        <w:t>🔹</w:t>
+      </w:r>
+      <w:r>
+        <w:rPr>
+          <w:rFonts w:ascii="Times New Roman" w:eastAsia="Times New Roman" w:hAnsi="Times New Roman" w:cs="Times New Roman"/>
+          <w:b/>
+          <w:bCs/>
+          <w:kern w:val="0"/>
+          <w:sz w:val="27"/>
+          <w:szCs w:val="27"/>
+          <w14:ligatures w14:val="none"/>
+        </w:rPr>
+        <w:t xml:space="preserve"> Dữ liệu đã loại nhiễu &amp; trùng lặp</w:t>
+      </w:r>
+    </w:p>
+    <w:p>
+      <w:pPr>
+        <w:spacing w:before="100" w:beforeAutospacing="1" w:after="100" w:afterAutospacing="1" w:line="240" w:lineRule="auto"/>
+        <w:rPr>
+          <w:rFonts w:ascii="Times New Roman" w:eastAsia="Times New Roman" w:hAnsi="Times New Roman" w:cs="Times New Roman"/>
+          <w:kern w:val="0"/>
+          <w14:ligatures w14:val="none"/>
+        </w:rPr>
+      </w:pPr>
+      <w:r>
+        <w:rPr>
+          <w:rFonts w:ascii="Apple Color Emoji" w:eastAsia="Times New Roman" w:hAnsi="Apple Color Emoji" w:cs="Apple Color Emoji"/>
+          <w:b/>
+          <w:bCs/>
+          <w:kern w:val="0"/>
+          <w14:ligatures w14:val="none"/>
+        </w:rPr>
+        <w:t>✅</w:t>
+      </w:r>
+      <w:r>
+        <w:rPr>
+          <w:rFonts w:ascii="Times New Roman" w:eastAsia="Times New Roman" w:hAnsi="Times New Roman" w:cs="Times New Roman"/>
+          <w:b/>
+          <w:bCs/>
+          <w:kern w:val="0"/>
+          <w14:ligatures w14:val="none"/>
+        </w:rPr>
+        <w:t xml:space="preserve"> ĐÚNG</w:t>
+      </w:r>
+    </w:p>
+    <w:p>
+      <w:pPr>
+        <w:numPr>
+          <w:ilvl w:val="0"/>
+          <w:numId w:val="15"/>
+        </w:numPr>
+        <w:spacing w:before="100" w:beforeAutospacing="1" w:after="100" w:afterAutospacing="1" w:line="240" w:lineRule="auto"/>
+        <w:rPr>
+          <w:rFonts w:ascii="Times New Roman" w:eastAsia="Times New Roman" w:hAnsi="Times New Roman" w:cs="Times New Roman"/>
+          <w:kern w:val="0"/>
+          <w14:ligatures w14:val="none"/>
+        </w:rPr>
+      </w:pPr>
+      <w:r>
+        <w:rPr>
+          <w:rFonts w:ascii="Times New Roman" w:eastAsia="Times New Roman" w:hAnsi="Times New Roman" w:cs="Times New Roman"/>
+          <w:kern w:val="0"/>
+          <w14:ligatures w14:val="none"/>
+        </w:rPr>
+        <w:t>Không còn:</w:t>
+      </w:r>
+    </w:p>
+    <w:p>
+      <w:pPr>
+        <w:numPr>
+          <w:ilvl w:val="1"/>
+          <w:numId w:val="15"/>
+        </w:numPr>
+        <w:spacing w:before="100" w:beforeAutospacing="1" w:after="100" w:afterAutospacing="1" w:line="240" w:lineRule="auto"/>
+        <w:rPr>
+          <w:rFonts w:ascii="Times New Roman" w:eastAsia="Times New Roman" w:hAnsi="Times New Roman" w:cs="Times New Roman"/>
+          <w:kern w:val="0"/>
+          <w14:ligatures w14:val="none"/>
+        </w:rPr>
+      </w:pPr>
+      <w:r>
+        <w:rPr>
+          <w:rFonts w:ascii="Times New Roman" w:eastAsia="Times New Roman" w:hAnsi="Times New Roman" w:cs="Times New Roman"/>
+          <w:kern w:val="0"/>
+          <w14:ligatures w14:val="none"/>
+        </w:rPr>
+        <w:t>retweet</w:t>
+      </w:r>
+    </w:p>
+    <w:p>
+      <w:pPr>
+        <w:numPr>
+          <w:ilvl w:val="1"/>
+          <w:numId w:val="15"/>
+        </w:numPr>
+        <w:spacing w:before="100" w:beforeAutospacing="1" w:after="100" w:afterAutospacing="1" w:line="240" w:lineRule="auto"/>
+        <w:rPr>
+          <w:rFonts w:ascii="Times New Roman" w:eastAsia="Times New Roman" w:hAnsi="Times New Roman" w:cs="Times New Roman"/>
+          <w:kern w:val="0"/>
+          <w14:ligatures w14:val="none"/>
+        </w:rPr>
+      </w:pPr>
+      <w:r>
+        <w:rPr>
+          <w:rFonts w:ascii="Times New Roman" w:eastAsia="Times New Roman" w:hAnsi="Times New Roman" w:cs="Times New Roman"/>
+          <w:kern w:val="0"/>
+          <w14:ligatures w14:val="none"/>
+        </w:rPr>
+        <w:t>tweet trùng nội dung</w:t>
+      </w:r>
+    </w:p>
+    <w:p>
+      <w:pPr>
+        <w:numPr>
+          <w:ilvl w:val="1"/>
+          <w:numId w:val="15"/>
+        </w:numPr>
+        <w:spacing w:before="100" w:beforeAutospacing="1" w:after="100" w:afterAutospacing="1" w:line="240" w:lineRule="auto"/>
+        <w:rPr>
+          <w:rFonts w:ascii="Times New Roman" w:eastAsia="Times New Roman" w:hAnsi="Times New Roman" w:cs="Times New Roman"/>
+          <w:kern w:val="0"/>
+          <w14:ligatures w14:val="none"/>
+        </w:rPr>
+      </w:pPr>
+      <w:r>
+        <w:rPr>
+          <w:rFonts w:ascii="Times New Roman" w:eastAsia="Times New Roman" w:hAnsi="Times New Roman" w:cs="Times New Roman"/>
+          <w:kern w:val="0"/>
+          <w14:ligatures w14:val="none"/>
+        </w:rPr>
+        <w:t>text rỗng</w:t>
+      </w:r>
+    </w:p>
+    <w:p>
+      <w:pPr>
+        <w:numPr>
+          <w:ilvl w:val="1"/>
+          <w:numId w:val="15"/>
+        </w:numPr>
+        <w:spacing w:before="100" w:beforeAutospacing="1" w:after="100" w:afterAutospacing="1" w:line="240" w:lineRule="auto"/>
+        <w:rPr>
+          <w:rFonts w:ascii="Times New Roman" w:eastAsia="Times New Roman" w:hAnsi="Times New Roman" w:cs="Times New Roman"/>
+          <w:kern w:val="0"/>
+          <w14:ligatures w14:val="none"/>
+        </w:rPr>
+      </w:pPr>
+      <w:r>
+        <w:rPr>
+          <w:rFonts w:ascii="Times New Roman" w:eastAsia="Times New Roman" w:hAnsi="Times New Roman" w:cs="Times New Roman"/>
+          <w:kern w:val="0"/>
+          <w14:ligatures w14:val="none"/>
+        </w:rPr>
+        <w:lastRenderedPageBreak/>
+        <w:t>date lỗi</w:t>
+      </w:r>
+    </w:p>
+    <w:p>
+      <w:pPr>
+        <w:spacing w:after="0" w:line="240" w:lineRule="auto"/>
+        <w:rPr>
+          <w:rFonts w:ascii="Times New Roman" w:eastAsia="Times New Roman" w:hAnsi="Times New Roman" w:cs="Times New Roman"/>
+          <w:kern w:val="0"/>
+          <w14:ligatures w14:val="none"/>
+        </w:rPr>
+      </w:pPr>
+      <w:r>
+        <w:rPr>
+          <w:rFonts w:ascii="Times New Roman" w:eastAsia="Times New Roman" w:hAnsi="Times New Roman" w:cs="Times New Roman"/>
+          <w:noProof/>
+          <w:kern w:val="0"/>
+        </w:rPr>
+        <w:pict w14:anchorId="50715260">
+          <v:rect id="_x0000_i1028" alt="" style="width:468pt;height:.05pt;mso-width-percent:0;mso-height-percent:0;mso-width-percent:0;mso-height-percent:0" o:hralign="center" o:hrstd="t" o:hr="t" fillcolor="#a0a0a0" stroked="f"/>
+        </w:pict>
+      </w:r>
+    </w:p>
+    <w:p>
+      <w:pPr>
+        <w:spacing w:before="100" w:beforeAutospacing="1" w:after="100" w:afterAutospacing="1" w:line="240" w:lineRule="auto"/>
+        <w:outlineLvl w:val="2"/>
+        <w:rPr>
+          <w:rFonts w:ascii="Times New Roman" w:eastAsia="Times New Roman" w:hAnsi="Times New Roman" w:cs="Times New Roman"/>
+          <w:b/>
+          <w:bCs/>
+          <w:kern w:val="0"/>
+          <w:sz w:val="27"/>
+          <w:szCs w:val="27"/>
+          <w14:ligatures w14:val="none"/>
+        </w:rPr>
+      </w:pPr>
+      <w:r>
+        <w:rPr>
+          <w:rFonts w:ascii="Apple Color Emoji" w:eastAsia="Times New Roman" w:hAnsi="Apple Color Emoji" w:cs="Apple Color Emoji"/>
+          <w:b/>
+          <w:bCs/>
+          <w:kern w:val="0"/>
+          <w:sz w:val="27"/>
+          <w:szCs w:val="27"/>
+          <w14:ligatures w14:val="none"/>
+        </w:rPr>
+        <w:t>🔹</w:t>
+      </w:r>
+      <w:r>
+        <w:rPr>
+          <w:rFonts w:ascii="Times New Roman" w:eastAsia="Times New Roman" w:hAnsi="Times New Roman" w:cs="Times New Roman"/>
+          <w:b/>
+          <w:bCs/>
+          <w:kern w:val="0"/>
+          <w:sz w:val="27"/>
+          <w:szCs w:val="27"/>
+          <w14:ligatures w14:val="none"/>
+        </w:rPr>
+        <w:t xml:space="preserve"> Dữ liệu được chuẩn hóa &amp; thống nhất</w:t>
+      </w:r>
+    </w:p>
+    <w:p>
+      <w:pPr>
+        <w:spacing w:before="100" w:beforeAutospacing="1" w:after="100" w:afterAutospacing="1" w:line="240" w:lineRule="auto"/>
+        <w:rPr>
+          <w:rFonts w:ascii="Times New Roman" w:eastAsia="Times New Roman" w:hAnsi="Times New Roman" w:cs="Times New Roman"/>
+          <w:kern w:val="0"/>
+          <w14:ligatures w14:val="none"/>
+        </w:rPr>
+      </w:pPr>
+      <w:r>
+        <w:rPr>
+          <w:rFonts w:ascii="Apple Color Emoji" w:eastAsia="Times New Roman" w:hAnsi="Apple Color Emoji" w:cs="Apple Color Emoji"/>
+          <w:b/>
+          <w:bCs/>
+          <w:kern w:val="0"/>
+          <w14:ligatures w14:val="none"/>
+        </w:rPr>
+        <w:t>✅</w:t>
+      </w:r>
+      <w:r>
+        <w:rPr>
+          <w:rFonts w:ascii="Times New Roman" w:eastAsia="Times New Roman" w:hAnsi="Times New Roman" w:cs="Times New Roman"/>
+          <w:b/>
+          <w:bCs/>
+          <w:kern w:val="0"/>
+          <w14:ligatures w14:val="none"/>
+        </w:rPr>
+        <w:t xml:space="preserve"> ĐÚNG</w:t>
+      </w:r>
+    </w:p>
+    <w:p>
+      <w:pPr>
+        <w:numPr>
+          <w:ilvl w:val="0"/>
+          <w:numId w:val="16"/>
+        </w:numPr>
+        <w:spacing w:before="100" w:beforeAutospacing="1" w:after="100" w:afterAutospacing="1" w:line="240" w:lineRule="auto"/>
+        <w:rPr>
+          <w:rFonts w:ascii="Times New Roman" w:eastAsia="Times New Roman" w:hAnsi="Times New Roman" w:cs="Times New Roman"/>
+          <w:kern w:val="0"/>
+          <w14:ligatures w14:val="none"/>
+        </w:rPr>
+      </w:pPr>
+      <w:r>
+        <w:rPr>
+          <w:rFonts w:ascii="Times New Roman" w:eastAsia="Times New Roman" w:hAnsi="Times New Roman" w:cs="Times New Roman"/>
+          <w:kern w:val="0"/>
+          <w14:ligatures w14:val="none"/>
+        </w:rPr>
+        <w:t>Schema cuối:</w:t>
+      </w:r>
+    </w:p>
+    <w:p>
+      <w:pPr>
+        <w:numPr>
+          <w:ilvl w:val="0"/>
+          <w:numId w:val="16"/>
+        </w:numPr>
+        <w:tabs>
+          <w:tab w:val="clear" w:pos="720"/>
+          <w:tab w:val="left" w:pos="916"/>
+          <w:tab w:val="left" w:pos="1832"/>
+          <w:tab w:val="left" w:pos="2748"/>
+          <w:tab w:val="left" w:pos="3664"/>
+          <w:tab w:val="left" w:pos="4580"/>
+          <w:tab w:val="left" w:pos="5496"/>
+          <w:tab w:val="left" w:pos="6412"/>
+          <w:tab w:val="left" w:pos="7328"/>
+          <w:tab w:val="left" w:pos="8244"/>
+          <w:tab w:val="left" w:pos="9160"/>
+          <w:tab w:val="left" w:pos="10076"/>
+          <w:tab w:val="left" w:pos="10992"/>
+          <w:tab w:val="left" w:pos="11908"/>
+          <w:tab w:val="left" w:pos="12824"/>
+          <w:tab w:val="left" w:pos="13740"/>
+          <w:tab w:val="left" w:pos="14656"/>
+        </w:tabs>
+        <w:spacing w:after="0" w:line="240" w:lineRule="auto"/>
+        <w:rPr>
+          <w:rFonts w:ascii="Courier New" w:eastAsia="Times New Roman" w:hAnsi="Courier New" w:cs="Courier New"/>
+          <w:kern w:val="0"/>
+          <w:sz w:val="20"/>
+          <w:szCs w:val="20"/>
+          <w14:ligatures w14:val="none"/>
+        </w:rPr>
+      </w:pPr>
+      <w:r>
+        <w:rPr>
+          <w:rFonts w:ascii="Courier New" w:eastAsia="Times New Roman" w:hAnsi="Courier New" w:cs="Courier New"/>
+          <w:kern w:val="0"/>
+          <w:sz w:val="20"/>
+          <w:szCs w:val="20"/>
+          <w14:ligatures w14:val="none"/>
+        </w:rPr>
+        <w:t>date,likes,retweets,clean_text</w:t>
+      </w:r>
+    </w:p>
+    <w:p>
+      <w:pPr>
+        <w:numPr>
+          <w:ilvl w:val="0"/>
+          <w:numId w:val="16"/>
+        </w:numPr>
+        <w:spacing w:before="100" w:beforeAutospacing="1" w:after="100" w:afterAutospacing="1" w:line="240" w:lineRule="auto"/>
+        <w:rPr>
+          <w:rFonts w:ascii="Times New Roman" w:eastAsia="Times New Roman" w:hAnsi="Times New Roman" w:cs="Times New Roman"/>
+          <w:kern w:val="0"/>
+          <w14:ligatures w14:val="none"/>
+        </w:rPr>
+      </w:pPr>
+      <w:r>
+        <w:rPr>
+          <w:rFonts w:ascii="Times New Roman" w:eastAsia="Times New Roman" w:hAnsi="Times New Roman" w:cs="Times New Roman"/>
+          <w:kern w:val="0"/>
+          <w14:ligatures w14:val="none"/>
+        </w:rPr>
+        <w:t>Dễ dùng cho:</w:t>
+      </w:r>
+    </w:p>
+    <w:p>
+      <w:pPr>
+        <w:numPr>
+          <w:ilvl w:val="1"/>
+          <w:numId w:val="16"/>
+        </w:numPr>
+        <w:spacing w:before="100" w:beforeAutospacing="1" w:after="100" w:afterAutospacing="1" w:line="240" w:lineRule="auto"/>
+        <w:rPr>
+          <w:rFonts w:ascii="Times New Roman" w:eastAsia="Times New Roman" w:hAnsi="Times New Roman" w:cs="Times New Roman"/>
+          <w:kern w:val="0"/>
+          <w14:ligatures w14:val="none"/>
+        </w:rPr>
+      </w:pPr>
+      <w:r>
+        <w:rPr>
+          <w:rFonts w:ascii="Times New Roman" w:eastAsia="Times New Roman" w:hAnsi="Times New Roman" w:cs="Times New Roman"/>
+          <w:kern w:val="0"/>
+          <w14:ligatures w14:val="none"/>
+        </w:rPr>
+        <w:t>phân tích xu hướng</w:t>
+      </w:r>
+    </w:p>
+    <w:p>
+      <w:pPr>
+        <w:numPr>
+          <w:ilvl w:val="1"/>
+          <w:numId w:val="16"/>
+        </w:numPr>
+        <w:spacing w:before="100" w:beforeAutospacing="1" w:after="100" w:afterAutospacing="1" w:line="240" w:lineRule="auto"/>
+        <w:rPr>
+          <w:rFonts w:ascii="Times New Roman" w:eastAsia="Times New Roman" w:hAnsi="Times New Roman" w:cs="Times New Roman"/>
+          <w:kern w:val="0"/>
+          <w14:ligatures w14:val="none"/>
+        </w:rPr>
+      </w:pPr>
+      <w:r>
+        <w:rPr>
+          <w:rFonts w:ascii="Times New Roman" w:eastAsia="Times New Roman" w:hAnsi="Times New Roman" w:cs="Times New Roman"/>
+          <w:kern w:val="0"/>
+          <w14:ligatures w14:val="none"/>
+        </w:rPr>
+        <w:t>phân tích từ khóa</w:t>
+      </w:r>
+    </w:p>
+    <w:p>
+      <w:pPr>
+        <w:numPr>
+          <w:ilvl w:val="1"/>
+          <w:numId w:val="16"/>
+        </w:numPr>
+        <w:spacing w:before="100" w:beforeAutospacing="1" w:after="100" w:afterAutospacing="1" w:line="240" w:lineRule="auto"/>
+        <w:rPr>
+          <w:rFonts w:ascii="Times New Roman" w:eastAsia="Times New Roman" w:hAnsi="Times New Roman" w:cs="Times New Roman"/>
+          <w:kern w:val="0"/>
+          <w14:ligatures w14:val="none"/>
+        </w:rPr>
+      </w:pPr>
+      <w:r>
+        <w:rPr>
+          <w:rFonts w:ascii="Times New Roman" w:eastAsia="Times New Roman" w:hAnsi="Times New Roman" w:cs="Times New Roman"/>
+          <w:kern w:val="0"/>
+          <w14:ligatures w14:val="none"/>
+        </w:rPr>
+        <w:t>sentiment analysis</w:t>
+      </w:r>
+    </w:p>
+    <w:p>
+      <w:pPr>
+        <w:spacing w:after="0" w:line="240" w:lineRule="auto"/>
+        <w:rPr>
+          <w:rFonts w:ascii="Times New Roman" w:eastAsia="Times New Roman" w:hAnsi="Times New Roman" w:cs="Times New Roman"/>
+          <w:kern w:val="0"/>
+          <w14:ligatures w14:val="none"/>
+        </w:rPr>
+      </w:pPr>
+      <w:r>
+        <w:rPr>
+          <w:rFonts w:ascii="Times New Roman" w:eastAsia="Times New Roman" w:hAnsi="Times New Roman" w:cs="Times New Roman"/>
+          <w:noProof/>
+          <w:kern w:val="0"/>
+        </w:rPr>
+        <w:pict w14:anchorId="0FFBC236">
+          <v:rect id="_x0000_i1027" alt="" style="width:468pt;height:.05pt;mso-width-percent:0;mso-height-percent:0;mso-width-percent:0;mso-height-percent:0" o:hralign="center" o:hrstd="t" o:hr="t" fillcolor="#a0a0a0" stroked="f"/>
+        </w:pict>
+      </w:r>
+    </w:p>
+    <w:p>
+      <w:pPr>
+        <w:spacing w:before="100" w:beforeAutospacing="1" w:after="100" w:afterAutospacing="1" w:line="240" w:lineRule="auto"/>
+        <w:outlineLvl w:val="2"/>
+        <w:rPr>
+          <w:rFonts w:ascii="Times New Roman" w:eastAsia="Times New Roman" w:hAnsi="Times New Roman" w:cs="Times New Roman"/>
+          <w:b/>
+          <w:bCs/>
+          <w:kern w:val="0"/>
+          <w:sz w:val="27"/>
+          <w:szCs w:val="27"/>
+          <w14:ligatures w14:val="none"/>
+        </w:rPr>
+      </w:pPr>
+      <w:r>
+        <w:rPr>
+          <w:rFonts w:ascii="Apple Color Emoji" w:eastAsia="Times New Roman" w:hAnsi="Apple Color Emoji" w:cs="Apple Color Emoji"/>
+          <w:b/>
+          <w:bCs/>
+          <w:kern w:val="0"/>
+          <w:sz w:val="27"/>
+          <w:szCs w:val="27"/>
+          <w14:ligatures w14:val="none"/>
+        </w:rPr>
+        <w:t>🔹</w:t>
+      </w:r>
+      <w:r>
+        <w:rPr>
+          <w:rFonts w:ascii="Times New Roman" w:eastAsia="Times New Roman" w:hAnsi="Times New Roman" w:cs="Times New Roman"/>
+          <w:b/>
+          <w:bCs/>
+          <w:kern w:val="0"/>
+          <w:sz w:val="27"/>
+          <w:szCs w:val="27"/>
+          <w14:ligatures w14:val="none"/>
+        </w:rPr>
+        <w:t xml:space="preserve"> Định dạng CSV sẵn sàng cho Chương 4</w:t>
+      </w:r>
+    </w:p>
+    <w:p>
+      <w:pPr>
+        <w:spacing w:before="100" w:beforeAutospacing="1" w:after="100" w:afterAutospacing="1" w:line="240" w:lineRule="auto"/>
+        <w:rPr>
+          <w:rFonts w:ascii="Times New Roman" w:eastAsia="Times New Roman" w:hAnsi="Times New Roman" w:cs="Times New Roman"/>
+          <w:kern w:val="0"/>
+          <w14:ligatures w14:val="none"/>
+        </w:rPr>
+      </w:pPr>
+      <w:r>
+        <w:rPr>
+          <w:rFonts w:ascii="Apple Color Emoji" w:eastAsia="Times New Roman" w:hAnsi="Apple Color Emoji" w:cs="Apple Color Emoji"/>
+          <w:b/>
+          <w:bCs/>
+          <w:kern w:val="0"/>
+          <w14:ligatures w14:val="none"/>
+        </w:rPr>
+        <w:t>✅</w:t>
+      </w:r>
+      <w:r>
+        <w:rPr>
+          <w:rFonts w:ascii="Times New Roman" w:eastAsia="Times New Roman" w:hAnsi="Times New Roman" w:cs="Times New Roman"/>
+          <w:b/>
+          <w:bCs/>
+          <w:kern w:val="0"/>
+          <w14:ligatures w14:val="none"/>
+        </w:rPr>
+        <w:t xml:space="preserve"> ĐÚNG</w:t>
+      </w:r>
+    </w:p>
+    <w:p>
+      <w:pPr>
+        <w:numPr>
+          <w:ilvl w:val="0"/>
+          <w:numId w:val="17"/>
+        </w:numPr>
+        <w:spacing w:before="100" w:beforeAutospacing="1" w:after="100" w:afterAutospacing="1" w:line="240" w:lineRule="auto"/>
+        <w:rPr>
+          <w:rFonts w:ascii="Times New Roman" w:eastAsia="Times New Roman" w:hAnsi="Times New Roman" w:cs="Times New Roman"/>
+          <w:kern w:val="0"/>
+          <w14:ligatures w14:val="none"/>
+        </w:rPr>
+      </w:pPr>
+      <w:r>
+        <w:rPr>
+          <w:rFonts w:ascii="Courier New" w:eastAsia="Times New Roman" w:hAnsi="Courier New" w:cs="Courier New"/>
+          <w:kern w:val="0"/>
+          <w:sz w:val="20"/>
+          <w:szCs w:val="20"/>
+          <w14:ligatures w14:val="none"/>
+        </w:rPr>
+        <w:t>part-r-00000</w:t>
+      </w:r>
+      <w:r>
+        <w:rPr>
+          <w:rFonts w:ascii="Times New Roman" w:eastAsia="Times New Roman" w:hAnsi="Times New Roman" w:cs="Times New Roman"/>
+          <w:kern w:val="0"/>
+          <w14:ligatures w14:val="none"/>
+        </w:rPr>
+        <w:t xml:space="preserve"> có thể:</w:t>
+      </w:r>
+    </w:p>
+    <w:p>
+      <w:pPr>
+        <w:numPr>
+          <w:ilvl w:val="1"/>
+          <w:numId w:val="17"/>
+        </w:numPr>
+        <w:spacing w:before="100" w:beforeAutospacing="1" w:after="100" w:afterAutospacing="1" w:line="240" w:lineRule="auto"/>
+        <w:rPr>
+          <w:rFonts w:ascii="Times New Roman" w:eastAsia="Times New Roman" w:hAnsi="Times New Roman" w:cs="Times New Roman"/>
+          <w:kern w:val="0"/>
+          <w14:ligatures w14:val="none"/>
+        </w:rPr>
+      </w:pPr>
+      <w:r>
+        <w:rPr>
+          <w:rFonts w:ascii="Times New Roman" w:eastAsia="Times New Roman" w:hAnsi="Times New Roman" w:cs="Times New Roman"/>
+          <w:kern w:val="0"/>
+          <w14:ligatures w14:val="none"/>
+        </w:rPr>
+        <w:t>dùng trực tiếp cho MapReduce</w:t>
+      </w:r>
+    </w:p>
+    <w:p>
+      <w:pPr>
+        <w:numPr>
+          <w:ilvl w:val="1"/>
+          <w:numId w:val="17"/>
+        </w:numPr>
+        <w:spacing w:before="100" w:beforeAutospacing="1" w:after="100" w:afterAutospacing="1" w:line="240" w:lineRule="auto"/>
+        <w:rPr>
+          <w:rFonts w:ascii="Times New Roman" w:eastAsia="Times New Roman" w:hAnsi="Times New Roman" w:cs="Times New Roman"/>
+          <w:kern w:val="0"/>
+          <w14:ligatures w14:val="none"/>
+        </w:rPr>
+      </w:pPr>
+      <w:r>
+        <w:rPr>
+          <w:rFonts w:ascii="Times New Roman" w:eastAsia="Times New Roman" w:hAnsi="Times New Roman" w:cs="Times New Roman"/>
+          <w:kern w:val="0"/>
+          <w14:ligatures w14:val="none"/>
+        </w:rPr>
+        <w:t>hoặc load vào Spark / Python</w:t>
+      </w:r>
+    </w:p>
+    <w:p>
+      <w:pPr>
+        <w:spacing w:after="0" w:line="240" w:lineRule="auto"/>
+        <w:rPr>
+          <w:rFonts w:ascii="Times New Roman" w:eastAsia="Times New Roman" w:hAnsi="Times New Roman" w:cs="Times New Roman"/>
+          <w:kern w:val="0"/>
+          <w14:ligatures w14:val="none"/>
+        </w:rPr>
+      </w:pPr>
+      <w:r>
+        <w:rPr>
+          <w:rFonts w:ascii="Times New Roman" w:eastAsia="Times New Roman" w:hAnsi="Times New Roman" w:cs="Times New Roman"/>
+          <w:noProof/>
+          <w:kern w:val="0"/>
+        </w:rPr>
+        <w:pict w14:anchorId="42D0ACC1">
+          <v:rect id="_x0000_i1026" alt="" style="width:468pt;height:.05pt;mso-width-percent:0;mso-height-percent:0;mso-width-percent:0;mso-height-percent:0" o:hralign="center" o:hrstd="t" o:hr="t" fillcolor="#a0a0a0" stroked="f"/>
+        </w:pict>
+      </w:r>
+    </w:p>
+    <w:p>
+      <w:pPr>
+        <w:spacing w:before="100" w:beforeAutospacing="1" w:after="100" w:afterAutospacing="1" w:line="240" w:lineRule="auto"/>
+        <w:outlineLvl w:val="0"/>
+        <w:rPr>
+          <w:rFonts w:ascii="Times New Roman" w:eastAsia="Times New Roman" w:hAnsi="Times New Roman" w:cs="Times New Roman"/>
+          <w:b/>
+          <w:bCs/>
+          <w:kern w:val="36"/>
+          <w:sz w:val="48"/>
+          <w:szCs w:val="48"/>
+          <w14:ligatures w14:val="none"/>
+        </w:rPr>
+      </w:pPr>
+      <w:r>
+        <w:rPr>
+          <w:rFonts w:ascii="Times New Roman" w:eastAsia="Times New Roman" w:hAnsi="Times New Roman" w:cs="Times New Roman"/>
+          <w:b/>
+          <w:bCs/>
+          <w:kern w:val="36"/>
+          <w:sz w:val="48"/>
+          <w:szCs w:val="48"/>
+          <w14:ligatures w14:val="none"/>
+        </w:rPr>
+        <w:t>2</w:t>
+      </w:r>
+      <w:r>
+        <w:rPr>
+          <w:rFonts w:ascii="Apple Color Emoji" w:eastAsia="Times New Roman" w:hAnsi="Apple Color Emoji" w:cs="Apple Color Emoji"/>
+          <w:b/>
+          <w:bCs/>
+          <w:kern w:val="36"/>
+          <w:sz w:val="48"/>
+          <w:szCs w:val="48"/>
+          <w14:ligatures w14:val="none"/>
+        </w:rPr>
+        <w:t>️⃣</w:t>
+      </w:r>
+      <w:r>
+        <w:rPr>
+          <w:rFonts w:ascii="Times New Roman" w:eastAsia="Times New Roman" w:hAnsi="Times New Roman" w:cs="Times New Roman"/>
+          <w:b/>
+          <w:bCs/>
+          <w:kern w:val="36"/>
+          <w:sz w:val="48"/>
+          <w:szCs w:val="48"/>
+          <w14:ligatures w14:val="none"/>
+        </w:rPr>
+        <w:t xml:space="preserve"> BẢNG TỔNG HỢP CUỐI CÙNG (CÓ THỂ ĐƯA VÀO BÁO CÁO)</w:t>
+      </w:r>
+    </w:p>
+    <w:tbl>
+      <w:tblPr>
+        <w:tblW w:w="0" w:type="auto"/>
+        <w:tblCellSpacing w:w="15" w:type="dxa"/>
+        <w:tblCellMar>
+          <w:top w:w="15" w:type="dxa"/>
+          <w:left w:w="15" w:type="dxa"/>
+          <w:bottom w:w="15" w:type="dxa"/>
+          <w:right w:w="15" w:type="dxa"/>
+        </w:tblCellMar>
+        <w:tblLook w:val="04A0" w:firstRow="1" w:lastRow="0" w:firstColumn="1" w:lastColumn="0" w:noHBand="0" w:noVBand="1"/>
+      </w:tblPr>
+      <w:tblGrid>
+        <w:gridCol w:w="2948"/>
+        <w:gridCol w:w="1176"/>
+      </w:tblGrid>
+      <w:tr>
+        <w:trPr>
+          <w:tblHeader/>
+          <w:tblCellSpacing w:w="15" w:type="dxa"/>
+        </w:trPr>
+        <w:tc>
+          <w:tcPr>
+            <w:tcW w:w="0" w:type="auto"/>
+            <w:vAlign w:val="center"/>
+            <w:hideMark/>
+          </w:tcPr>
+          <w:p>
+            <w:pPr>
+              <w:spacing w:after="0" w:line="240" w:lineRule="auto"/>
+              <w:jc w:val="center"/>
+              <w:rPr>
+                <w:rFonts w:ascii="Times New Roman" w:eastAsia="Times New Roman" w:hAnsi="Times New Roman" w:cs="Times New Roman"/>
+                <w:b/>
+                <w:bCs/>
+                <w:kern w:val="0"/>
+                <w14:ligatures w14:val="none"/>
+              </w:rPr>
+            </w:pPr>
+            <w:r>
+              <w:rPr>
+                <w:rFonts w:ascii="Times New Roman" w:eastAsia="Times New Roman" w:hAnsi="Times New Roman" w:cs="Times New Roman"/>
+                <w:b/>
+                <w:bCs/>
+                <w:kern w:val="0"/>
+                <w14:ligatures w14:val="none"/>
+              </w:rPr>
+              <w:t>Yêu cầu</w:t>
+            </w:r>
+          </w:p>
+        </w:tc>
+        <w:tc>
+          <w:tcPr>
+            <w:tcW w:w="0" w:type="auto"/>
+            <w:vAlign w:val="center"/>
+            <w:hideMark/>
+          </w:tcPr>
+          <w:p>
+            <w:pPr>
+              <w:spacing w:after="0" w:line="240" w:lineRule="auto"/>
+              <w:jc w:val="center"/>
+              <w:rPr>
+                <w:rFonts w:ascii="Times New Roman" w:eastAsia="Times New Roman" w:hAnsi="Times New Roman" w:cs="Times New Roman"/>
+                <w:b/>
+                <w:bCs/>
+                <w:kern w:val="0"/>
+                <w14:ligatures w14:val="none"/>
+              </w:rPr>
+            </w:pPr>
+            <w:r>
+              <w:rPr>
+                <w:rFonts w:ascii="Times New Roman" w:eastAsia="Times New Roman" w:hAnsi="Times New Roman" w:cs="Times New Roman"/>
+                <w:b/>
+                <w:bCs/>
+                <w:kern w:val="0"/>
+                <w14:ligatures w14:val="none"/>
+              </w:rPr>
+              <w:t>Trạng thái</w:t>
+            </w:r>
+          </w:p>
+        </w:tc>
+      </w:tr>
+      <w:tr>
+        <w:trPr>
+          <w:tblCellSpacing w:w="15" w:type="dxa"/>
+        </w:trPr>
+        <w:tc>
+          <w:tcPr>
+            <w:tcW w:w="0" w:type="auto"/>
+            <w:vAlign w:val="center"/>
+            <w:hideMark/>
+          </w:tcPr>
+          <w:p>
+            <w:pPr>
+              <w:spacing w:after="0" w:line="240" w:lineRule="auto"/>
+              <w:rPr>
+                <w:rFonts w:ascii="Times New Roman" w:eastAsia="Times New Roman" w:hAnsi="Times New Roman" w:cs="Times New Roman"/>
+                <w:kern w:val="0"/>
+                <w14:ligatures w14:val="none"/>
+              </w:rPr>
+            </w:pPr>
+            <w:r>
+              <w:rPr>
+                <w:rFonts w:ascii="Times New Roman" w:eastAsia="Times New Roman" w:hAnsi="Times New Roman" w:cs="Times New Roman"/>
+                <w:kern w:val="0"/>
+                <w14:ligatures w14:val="none"/>
+              </w:rPr>
+              <w:t>Loại retweet</w:t>
+            </w:r>
+          </w:p>
+        </w:tc>
+        <w:tc>
+          <w:tcPr>
+            <w:tcW w:w="0" w:type="auto"/>
+            <w:vAlign w:val="center"/>
+            <w:hideMark/>
+          </w:tcPr>
+          <w:p>
+            <w:pPr>
+              <w:spacing w:after="0" w:line="240" w:lineRule="auto"/>
+              <w:rPr>
+                <w:rFonts w:ascii="Times New Roman" w:eastAsia="Times New Roman" w:hAnsi="Times New Roman" w:cs="Times New Roman"/>
+                <w:kern w:val="0"/>
+                <w14:ligatures w14:val="none"/>
+              </w:rPr>
+            </w:pPr>
+            <w:r>
+              <w:rPr>
+                <w:rFonts w:ascii="Apple Color Emoji" w:eastAsia="Times New Roman" w:hAnsi="Apple Color Emoji" w:cs="Apple Color Emoji"/>
+                <w:kern w:val="0"/>
+                <w14:ligatures w14:val="none"/>
+              </w:rPr>
+              <w:t>✅</w:t>
+            </w:r>
+          </w:p>
+        </w:tc>
+      </w:tr>
+      <w:tr>
+        <w:trPr>
+          <w:tblCellSpacing w:w="15" w:type="dxa"/>
+        </w:trPr>
+        <w:tc>
+          <w:tcPr>
+            <w:tcW w:w="0" w:type="auto"/>
+            <w:vAlign w:val="center"/>
+            <w:hideMark/>
+          </w:tcPr>
+          <w:p>
+            <w:pPr>
+              <w:spacing w:after="0" w:line="240" w:lineRule="auto"/>
+              <w:rPr>
+                <w:rFonts w:ascii="Times New Roman" w:eastAsia="Times New Roman" w:hAnsi="Times New Roman" w:cs="Times New Roman"/>
+                <w:kern w:val="0"/>
+                <w14:ligatures w14:val="none"/>
+              </w:rPr>
+            </w:pPr>
+            <w:r>
+              <w:rPr>
+                <w:rFonts w:ascii="Times New Roman" w:eastAsia="Times New Roman" w:hAnsi="Times New Roman" w:cs="Times New Roman"/>
+                <w:kern w:val="0"/>
+                <w14:ligatures w14:val="none"/>
+              </w:rPr>
+              <w:t>Loại tweet trùng lặp</w:t>
+            </w:r>
+          </w:p>
+        </w:tc>
+        <w:tc>
+          <w:tcPr>
+            <w:tcW w:w="0" w:type="auto"/>
+            <w:vAlign w:val="center"/>
+            <w:hideMark/>
+          </w:tcPr>
+          <w:p>
+            <w:pPr>
+              <w:spacing w:after="0" w:line="240" w:lineRule="auto"/>
+              <w:rPr>
+                <w:rFonts w:ascii="Times New Roman" w:eastAsia="Times New Roman" w:hAnsi="Times New Roman" w:cs="Times New Roman"/>
+                <w:kern w:val="0"/>
+                <w14:ligatures w14:val="none"/>
+              </w:rPr>
+            </w:pPr>
+            <w:r>
+              <w:rPr>
+                <w:rFonts w:ascii="Apple Color Emoji" w:eastAsia="Times New Roman" w:hAnsi="Apple Color Emoji" w:cs="Apple Color Emoji"/>
+                <w:kern w:val="0"/>
+                <w14:ligatures w14:val="none"/>
+              </w:rPr>
+              <w:t>✅</w:t>
+            </w:r>
+          </w:p>
+        </w:tc>
+      </w:tr>
+      <w:tr>
+        <w:trPr>
+          <w:tblCellSpacing w:w="15" w:type="dxa"/>
+        </w:trPr>
+        <w:tc>
+          <w:tcPr>
+            <w:tcW w:w="0" w:type="auto"/>
+            <w:vAlign w:val="center"/>
+            <w:hideMark/>
+          </w:tcPr>
+          <w:p>
+            <w:pPr>
+              <w:spacing w:after="0" w:line="240" w:lineRule="auto"/>
+              <w:rPr>
+                <w:rFonts w:ascii="Times New Roman" w:eastAsia="Times New Roman" w:hAnsi="Times New Roman" w:cs="Times New Roman"/>
+                <w:kern w:val="0"/>
+                <w14:ligatures w14:val="none"/>
+              </w:rPr>
+            </w:pPr>
+            <w:r>
+              <w:rPr>
+                <w:rFonts w:ascii="Times New Roman" w:eastAsia="Times New Roman" w:hAnsi="Times New Roman" w:cs="Times New Roman"/>
+                <w:kern w:val="0"/>
+                <w14:ligatures w14:val="none"/>
+              </w:rPr>
+              <w:t>Loại URL / hashtag / mention</w:t>
+            </w:r>
+          </w:p>
+        </w:tc>
+        <w:tc>
+          <w:tcPr>
+            <w:tcW w:w="0" w:type="auto"/>
+            <w:vAlign w:val="center"/>
+            <w:hideMark/>
+          </w:tcPr>
+          <w:p>
+            <w:pPr>
+              <w:spacing w:after="0" w:line="240" w:lineRule="auto"/>
+              <w:rPr>
+                <w:rFonts w:ascii="Times New Roman" w:eastAsia="Times New Roman" w:hAnsi="Times New Roman" w:cs="Times New Roman"/>
+                <w:kern w:val="0"/>
+                <w14:ligatures w14:val="none"/>
+              </w:rPr>
+            </w:pPr>
+            <w:r>
+              <w:rPr>
+                <w:rFonts w:ascii="Apple Color Emoji" w:eastAsia="Times New Roman" w:hAnsi="Apple Color Emoji" w:cs="Apple Color Emoji"/>
+                <w:kern w:val="0"/>
+                <w14:ligatures w14:val="none"/>
+              </w:rPr>
+              <w:t>✅</w:t>
+            </w:r>
+          </w:p>
+        </w:tc>
+      </w:tr>
+      <w:tr>
+        <w:trPr>
+          <w:tblCellSpacing w:w="15" w:type="dxa"/>
+        </w:trPr>
+        <w:tc>
+          <w:tcPr>
+            <w:tcW w:w="0" w:type="auto"/>
+            <w:vAlign w:val="center"/>
+            <w:hideMark/>
+          </w:tcPr>
+          <w:p>
+            <w:pPr>
+              <w:spacing w:after="0" w:line="240" w:lineRule="auto"/>
+              <w:rPr>
+                <w:rFonts w:ascii="Times New Roman" w:eastAsia="Times New Roman" w:hAnsi="Times New Roman" w:cs="Times New Roman"/>
+                <w:kern w:val="0"/>
+                <w14:ligatures w14:val="none"/>
+              </w:rPr>
+            </w:pPr>
+            <w:r>
+              <w:rPr>
+                <w:rFonts w:ascii="Times New Roman" w:eastAsia="Times New Roman" w:hAnsi="Times New Roman" w:cs="Times New Roman"/>
+                <w:kern w:val="0"/>
+                <w14:ligatures w14:val="none"/>
+              </w:rPr>
+              <w:t>Loại ký tự đặc biệt / emoji</w:t>
+            </w:r>
+          </w:p>
+        </w:tc>
+        <w:tc>
+          <w:tcPr>
+            <w:tcW w:w="0" w:type="auto"/>
+            <w:vAlign w:val="center"/>
+            <w:hideMark/>
+          </w:tcPr>
+          <w:p>
+            <w:pPr>
+              <w:spacing w:after="0" w:line="240" w:lineRule="auto"/>
+              <w:rPr>
+                <w:rFonts w:ascii="Times New Roman" w:eastAsia="Times New Roman" w:hAnsi="Times New Roman" w:cs="Times New Roman"/>
+                <w:kern w:val="0"/>
+                <w14:ligatures w14:val="none"/>
+              </w:rPr>
+            </w:pPr>
+            <w:r>
+              <w:rPr>
+                <w:rFonts w:ascii="Apple Color Emoji" w:eastAsia="Times New Roman" w:hAnsi="Apple Color Emoji" w:cs="Apple Color Emoji"/>
+                <w:kern w:val="0"/>
+                <w14:ligatures w14:val="none"/>
+              </w:rPr>
+              <w:t>✅</w:t>
+            </w:r>
+          </w:p>
+        </w:tc>
+      </w:tr>
+      <w:tr>
+        <w:trPr>
+          <w:tblCellSpacing w:w="15" w:type="dxa"/>
+        </w:trPr>
+        <w:tc>
+          <w:tcPr>
+            <w:tcW w:w="0" w:type="auto"/>
+            <w:vAlign w:val="center"/>
+            <w:hideMark/>
+          </w:tcPr>
+          <w:p>
+            <w:pPr>
+              <w:spacing w:after="0" w:line="240" w:lineRule="auto"/>
+              <w:rPr>
+                <w:rFonts w:ascii="Times New Roman" w:eastAsia="Times New Roman" w:hAnsi="Times New Roman" w:cs="Times New Roman"/>
+                <w:kern w:val="0"/>
+                <w14:ligatures w14:val="none"/>
+              </w:rPr>
+            </w:pPr>
+            <w:r>
+              <w:rPr>
+                <w:rFonts w:ascii="Times New Roman" w:eastAsia="Times New Roman" w:hAnsi="Times New Roman" w:cs="Times New Roman"/>
+                <w:kern w:val="0"/>
+                <w14:ligatures w14:val="none"/>
+              </w:rPr>
+              <w:t>Lowercase</w:t>
+            </w:r>
+          </w:p>
+        </w:tc>
+        <w:tc>
+          <w:tcPr>
+            <w:tcW w:w="0" w:type="auto"/>
+            <w:vAlign w:val="center"/>
+            <w:hideMark/>
+          </w:tcPr>
+          <w:p>
+            <w:pPr>
+              <w:spacing w:after="0" w:line="240" w:lineRule="auto"/>
+              <w:rPr>
+                <w:rFonts w:ascii="Times New Roman" w:eastAsia="Times New Roman" w:hAnsi="Times New Roman" w:cs="Times New Roman"/>
+                <w:kern w:val="0"/>
+                <w14:ligatures w14:val="none"/>
+              </w:rPr>
+            </w:pPr>
+            <w:r>
+              <w:rPr>
+                <w:rFonts w:ascii="Apple Color Emoji" w:eastAsia="Times New Roman" w:hAnsi="Apple Color Emoji" w:cs="Apple Color Emoji"/>
+                <w:kern w:val="0"/>
+                <w14:ligatures w14:val="none"/>
+              </w:rPr>
+              <w:t>✅</w:t>
+            </w:r>
+          </w:p>
+        </w:tc>
+      </w:tr>
+      <w:tr>
+        <w:trPr>
+          <w:tblCellSpacing w:w="15" w:type="dxa"/>
+        </w:trPr>
+        <w:tc>
+          <w:tcPr>
+            <w:tcW w:w="0" w:type="auto"/>
+            <w:vAlign w:val="center"/>
+            <w:hideMark/>
+          </w:tcPr>
+          <w:p>
+            <w:pPr>
+              <w:spacing w:after="0" w:line="240" w:lineRule="auto"/>
+              <w:rPr>
+                <w:rFonts w:ascii="Times New Roman" w:eastAsia="Times New Roman" w:hAnsi="Times New Roman" w:cs="Times New Roman"/>
+                <w:kern w:val="0"/>
+                <w14:ligatures w14:val="none"/>
+              </w:rPr>
+            </w:pPr>
+            <w:r>
+              <w:rPr>
+                <w:rFonts w:ascii="Times New Roman" w:eastAsia="Times New Roman" w:hAnsi="Times New Roman" w:cs="Times New Roman"/>
+                <w:kern w:val="0"/>
+                <w14:ligatures w14:val="none"/>
+              </w:rPr>
+              <w:t>Chuẩn hóa ngày</w:t>
+            </w:r>
+          </w:p>
+        </w:tc>
+        <w:tc>
+          <w:tcPr>
+            <w:tcW w:w="0" w:type="auto"/>
+            <w:vAlign w:val="center"/>
+            <w:hideMark/>
+          </w:tcPr>
+          <w:p>
+            <w:pPr>
+              <w:spacing w:after="0" w:line="240" w:lineRule="auto"/>
+              <w:rPr>
+                <w:rFonts w:ascii="Times New Roman" w:eastAsia="Times New Roman" w:hAnsi="Times New Roman" w:cs="Times New Roman"/>
+                <w:kern w:val="0"/>
+                <w14:ligatures w14:val="none"/>
+              </w:rPr>
+            </w:pPr>
+            <w:r>
+              <w:rPr>
+                <w:rFonts w:ascii="Apple Color Emoji" w:eastAsia="Times New Roman" w:hAnsi="Apple Color Emoji" w:cs="Apple Color Emoji"/>
+                <w:kern w:val="0"/>
+                <w14:ligatures w14:val="none"/>
+              </w:rPr>
+              <w:t>✅</w:t>
+            </w:r>
+          </w:p>
+        </w:tc>
+      </w:tr>
+      <w:tr>
+        <w:trPr>
+          <w:tblCellSpacing w:w="15" w:type="dxa"/>
+        </w:trPr>
+        <w:tc>
+          <w:tcPr>
+            <w:tcW w:w="0" w:type="auto"/>
+            <w:vAlign w:val="center"/>
+            <w:hideMark/>
+          </w:tcPr>
+          <w:p>
+            <w:pPr>
+              <w:spacing w:after="0" w:line="240" w:lineRule="auto"/>
+              <w:rPr>
+                <w:rFonts w:ascii="Times New Roman" w:eastAsia="Times New Roman" w:hAnsi="Times New Roman" w:cs="Times New Roman"/>
+                <w:kern w:val="0"/>
+                <w14:ligatures w14:val="none"/>
+              </w:rPr>
+            </w:pPr>
+            <w:r>
+              <w:rPr>
+                <w:rFonts w:ascii="Times New Roman" w:eastAsia="Times New Roman" w:hAnsi="Times New Roman" w:cs="Times New Roman"/>
+                <w:kern w:val="0"/>
+                <w14:ligatures w14:val="none"/>
+              </w:rPr>
+              <w:t>Tokenization</w:t>
+            </w:r>
+          </w:p>
+        </w:tc>
+        <w:tc>
+          <w:tcPr>
+            <w:tcW w:w="0" w:type="auto"/>
+            <w:vAlign w:val="center"/>
+            <w:hideMark/>
+          </w:tcPr>
+          <w:p>
+            <w:pPr>
+              <w:spacing w:after="0" w:line="240" w:lineRule="auto"/>
+              <w:rPr>
+                <w:rFonts w:ascii="Times New Roman" w:eastAsia="Times New Roman" w:hAnsi="Times New Roman" w:cs="Times New Roman"/>
+                <w:kern w:val="0"/>
+                <w14:ligatures w14:val="none"/>
+              </w:rPr>
+            </w:pPr>
+            <w:r>
+              <w:rPr>
+                <w:rFonts w:ascii="Apple Color Emoji" w:eastAsia="Times New Roman" w:hAnsi="Apple Color Emoji" w:cs="Apple Color Emoji"/>
+                <w:kern w:val="0"/>
+                <w14:ligatures w14:val="none"/>
+              </w:rPr>
+              <w:t>✅</w:t>
+            </w:r>
+          </w:p>
+        </w:tc>
+      </w:tr>
+      <w:tr>
+        <w:trPr>
+          <w:tblCellSpacing w:w="15" w:type="dxa"/>
+        </w:trPr>
+        <w:tc>
+          <w:tcPr>
+            <w:tcW w:w="0" w:type="auto"/>
+            <w:vAlign w:val="center"/>
+            <w:hideMark/>
+          </w:tcPr>
+          <w:p>
+            <w:pPr>
+              <w:spacing w:after="0" w:line="240" w:lineRule="auto"/>
+              <w:rPr>
+                <w:rFonts w:ascii="Times New Roman" w:eastAsia="Times New Roman" w:hAnsi="Times New Roman" w:cs="Times New Roman"/>
+                <w:kern w:val="0"/>
+                <w14:ligatures w14:val="none"/>
+              </w:rPr>
+            </w:pPr>
+            <w:r>
+              <w:rPr>
+                <w:rFonts w:ascii="Times New Roman" w:eastAsia="Times New Roman" w:hAnsi="Times New Roman" w:cs="Times New Roman"/>
+                <w:kern w:val="0"/>
+                <w14:ligatures w14:val="none"/>
+              </w:rPr>
+              <w:t>Remove stopwords</w:t>
+            </w:r>
+          </w:p>
+        </w:tc>
+        <w:tc>
+          <w:tcPr>
+            <w:tcW w:w="0" w:type="auto"/>
+            <w:vAlign w:val="center"/>
+            <w:hideMark/>
+          </w:tcPr>
+          <w:p>
+            <w:pPr>
+              <w:spacing w:after="0" w:line="240" w:lineRule="auto"/>
+              <w:rPr>
+                <w:rFonts w:ascii="Times New Roman" w:eastAsia="Times New Roman" w:hAnsi="Times New Roman" w:cs="Times New Roman"/>
+                <w:kern w:val="0"/>
+                <w14:ligatures w14:val="none"/>
+              </w:rPr>
+            </w:pPr>
+            <w:r>
+              <w:rPr>
+                <w:rFonts w:ascii="Apple Color Emoji" w:eastAsia="Times New Roman" w:hAnsi="Apple Color Emoji" w:cs="Apple Color Emoji"/>
+                <w:kern w:val="0"/>
+                <w14:ligatures w14:val="none"/>
+              </w:rPr>
+              <w:t>✅</w:t>
+            </w:r>
+          </w:p>
+        </w:tc>
+      </w:tr>
+      <w:tr>
+        <w:trPr>
+          <w:tblCellSpacing w:w="15" w:type="dxa"/>
+        </w:trPr>
+        <w:tc>
+          <w:tcPr>
+            <w:tcW w:w="0" w:type="auto"/>
+            <w:vAlign w:val="center"/>
+            <w:hideMark/>
+          </w:tcPr>
+          <w:p>
+            <w:pPr>
+              <w:spacing w:after="0" w:line="240" w:lineRule="auto"/>
+              <w:rPr>
+                <w:rFonts w:ascii="Times New Roman" w:eastAsia="Times New Roman" w:hAnsi="Times New Roman" w:cs="Times New Roman"/>
+                <w:kern w:val="0"/>
+                <w14:ligatures w14:val="none"/>
+              </w:rPr>
+            </w:pPr>
+            <w:r>
+              <w:rPr>
+                <w:rFonts w:ascii="Times New Roman" w:eastAsia="Times New Roman" w:hAnsi="Times New Roman" w:cs="Times New Roman"/>
+                <w:kern w:val="0"/>
+                <w14:ligatures w14:val="none"/>
+              </w:rPr>
+              <w:t>Likes/retweets thiếu → 0</w:t>
+            </w:r>
+          </w:p>
+        </w:tc>
+        <w:tc>
+          <w:tcPr>
+            <w:tcW w:w="0" w:type="auto"/>
+            <w:vAlign w:val="center"/>
+            <w:hideMark/>
+          </w:tcPr>
+          <w:p>
+            <w:pPr>
+              <w:spacing w:after="0" w:line="240" w:lineRule="auto"/>
+              <w:rPr>
+                <w:rFonts w:ascii="Times New Roman" w:eastAsia="Times New Roman" w:hAnsi="Times New Roman" w:cs="Times New Roman"/>
+                <w:kern w:val="0"/>
+                <w14:ligatures w14:val="none"/>
+              </w:rPr>
+            </w:pPr>
+            <w:r>
+              <w:rPr>
+                <w:rFonts w:ascii="Apple Color Emoji" w:eastAsia="Times New Roman" w:hAnsi="Apple Color Emoji" w:cs="Apple Color Emoji"/>
+                <w:kern w:val="0"/>
+                <w14:ligatures w14:val="none"/>
+              </w:rPr>
+              <w:t>✅</w:t>
+            </w:r>
+          </w:p>
+        </w:tc>
+      </w:tr>
+      <w:tr>
+        <w:trPr>
+          <w:tblCellSpacing w:w="15" w:type="dxa"/>
+        </w:trPr>
+        <w:tc>
+          <w:tcPr>
+            <w:tcW w:w="0" w:type="auto"/>
+            <w:vAlign w:val="center"/>
+            <w:hideMark/>
+          </w:tcPr>
+          <w:p>
+            <w:pPr>
+              <w:spacing w:after="0" w:line="240" w:lineRule="auto"/>
+              <w:rPr>
+                <w:rFonts w:ascii="Times New Roman" w:eastAsia="Times New Roman" w:hAnsi="Times New Roman" w:cs="Times New Roman"/>
+                <w:kern w:val="0"/>
+                <w14:ligatures w14:val="none"/>
+              </w:rPr>
+            </w:pPr>
+            <w:r>
+              <w:rPr>
+                <w:rFonts w:ascii="Times New Roman" w:eastAsia="Times New Roman" w:hAnsi="Times New Roman" w:cs="Times New Roman"/>
+                <w:kern w:val="0"/>
+                <w14:ligatures w14:val="none"/>
+              </w:rPr>
+              <w:lastRenderedPageBreak/>
+              <w:t>Text thiếu → loại</w:t>
+            </w:r>
+          </w:p>
+        </w:tc>
+        <w:tc>
+          <w:tcPr>
+            <w:tcW w:w="0" w:type="auto"/>
+            <w:vAlign w:val="center"/>
+            <w:hideMark/>
+          </w:tcPr>
+          <w:p>
+            <w:pPr>
+              <w:spacing w:after="0" w:line="240" w:lineRule="auto"/>
+              <w:rPr>
+                <w:rFonts w:ascii="Times New Roman" w:eastAsia="Times New Roman" w:hAnsi="Times New Roman" w:cs="Times New Roman"/>
+                <w:kern w:val="0"/>
+                <w14:ligatures w14:val="none"/>
+              </w:rPr>
+            </w:pPr>
+            <w:r>
+              <w:rPr>
+                <w:rFonts w:ascii="Apple Color Emoji" w:eastAsia="Times New Roman" w:hAnsi="Apple Color Emoji" w:cs="Apple Color Emoji"/>
+                <w:kern w:val="0"/>
+                <w14:ligatures w14:val="none"/>
+              </w:rPr>
+              <w:t>✅</w:t>
+            </w:r>
+          </w:p>
+        </w:tc>
+      </w:tr>
+      <w:tr>
+        <w:trPr>
+          <w:tblCellSpacing w:w="15" w:type="dxa"/>
+        </w:trPr>
+        <w:tc>
+          <w:tcPr>
+            <w:tcW w:w="0" w:type="auto"/>
+            <w:vAlign w:val="center"/>
+            <w:hideMark/>
+          </w:tcPr>
+          <w:p>
+            <w:pPr>
+              <w:spacing w:after="0" w:line="240" w:lineRule="auto"/>
+              <w:rPr>
+                <w:rFonts w:ascii="Times New Roman" w:eastAsia="Times New Roman" w:hAnsi="Times New Roman" w:cs="Times New Roman"/>
+                <w:kern w:val="0"/>
+                <w14:ligatures w14:val="none"/>
+              </w:rPr>
+            </w:pPr>
+            <w:r>
+              <w:rPr>
+                <w:rFonts w:ascii="Times New Roman" w:eastAsia="Times New Roman" w:hAnsi="Times New Roman" w:cs="Times New Roman"/>
+                <w:kern w:val="0"/>
+                <w14:ligatures w14:val="none"/>
+              </w:rPr>
+              <w:t>Date không hợp lệ → loại</w:t>
+            </w:r>
+          </w:p>
+        </w:tc>
+        <w:tc>
+          <w:tcPr>
+            <w:tcW w:w="0" w:type="auto"/>
+            <w:vAlign w:val="center"/>
+            <w:hideMark/>
+          </w:tcPr>
+          <w:p>
+            <w:pPr>
+              <w:spacing w:after="0" w:line="240" w:lineRule="auto"/>
+              <w:rPr>
+                <w:rFonts w:ascii="Times New Roman" w:eastAsia="Times New Roman" w:hAnsi="Times New Roman" w:cs="Times New Roman"/>
+                <w:kern w:val="0"/>
+                <w14:ligatures w14:val="none"/>
+              </w:rPr>
+            </w:pPr>
+            <w:r>
+              <w:rPr>
+                <w:rFonts w:ascii="Apple Color Emoji" w:eastAsia="Times New Roman" w:hAnsi="Apple Color Emoji" w:cs="Apple Color Emoji"/>
+                <w:kern w:val="0"/>
+                <w14:ligatures w14:val="none"/>
+              </w:rPr>
+              <w:t>✅</w:t>
+            </w:r>
+          </w:p>
+        </w:tc>
+      </w:tr>
+    </w:tbl>
+    <w:p>
+      <w:pPr>
+        <w:spacing w:after="0" w:line="240" w:lineRule="auto"/>
+        <w:rPr>
+          <w:rFonts w:ascii="Times New Roman" w:eastAsia="Times New Roman" w:hAnsi="Times New Roman" w:cs="Times New Roman"/>
+          <w:kern w:val="0"/>
+          <w14:ligatures w14:val="none"/>
+        </w:rPr>
+      </w:pPr>
+      <w:r>
+        <w:rPr>
+          <w:rFonts w:ascii="Times New Roman" w:eastAsia="Times New Roman" w:hAnsi="Times New Roman" w:cs="Times New Roman"/>
+          <w:noProof/>
+          <w:kern w:val="0"/>
+        </w:rPr>
+        <w:pict w14:anchorId="7146A3A5">
+          <v:rect id="_x0000_i1025" alt="" style="width:468pt;height:.05pt;mso-width-percent:0;mso-height-percent:0;mso-width-percent:0;mso-height-percent:0" o:hralign="center" o:hrstd="t" o:hr="t" fillcolor="#a0a0a0" stroked="f"/>
+        </w:pict>
+      </w:r>
+    </w:p>
+    <w:p>
+      <w:pPr>
+        <w:spacing w:before="100" w:beforeAutospacing="1" w:after="100" w:afterAutospacing="1" w:line="240" w:lineRule="auto"/>
+        <w:outlineLvl w:val="0"/>
+        <w:rPr>
+          <w:rFonts w:ascii="Times New Roman" w:eastAsia="Times New Roman" w:hAnsi="Times New Roman" w:cs="Times New Roman"/>
+          <w:b/>
+          <w:bCs/>
+          <w:kern w:val="36"/>
+          <w:sz w:val="48"/>
+          <w:szCs w:val="48"/>
+          <w14:ligatures w14:val="none"/>
+        </w:rPr>
+      </w:pPr>
+      <w:r>
+        <w:rPr>
+          <w:rFonts w:ascii="Apple Color Emoji" w:eastAsia="Times New Roman" w:hAnsi="Apple Color Emoji" w:cs="Apple Color Emoji"/>
+          <w:b/>
+          <w:bCs/>
+          <w:kern w:val="36"/>
+          <w:sz w:val="48"/>
+          <w:szCs w:val="48"/>
+          <w14:ligatures w14:val="none"/>
+        </w:rPr>
+        <w:t>✅</w:t>
+      </w:r>
+      <w:r>
+        <w:rPr>
+          <w:rFonts w:ascii="Times New Roman" w:eastAsia="Times New Roman" w:hAnsi="Times New Roman" w:cs="Times New Roman"/>
+          <w:b/>
+          <w:bCs/>
+          <w:kern w:val="36"/>
+          <w:sz w:val="48"/>
+          <w:szCs w:val="48"/>
+          <w14:ligatures w14:val="none"/>
+        </w:rPr>
+        <w:t xml:space="preserve"> KẾT LUẬN CHỐT (QUAN TRỌNG)</w:t>
+      </w:r>
+    </w:p>
+    <w:p>
+      <w:pPr>
+        <w:spacing w:before="100" w:beforeAutospacing="1" w:after="100" w:afterAutospacing="1" w:line="240" w:lineRule="auto"/>
+        <w:rPr>
+          <w:rFonts w:ascii="Times New Roman" w:eastAsia="Times New Roman" w:hAnsi="Times New Roman" w:cs="Times New Roman"/>
+          <w:kern w:val="0"/>
+          <w14:ligatures w14:val="none"/>
+        </w:rPr>
+      </w:pPr>
+      <w:r>
+        <w:rPr>
+          <w:rFonts w:ascii="Times New Roman" w:eastAsia="Times New Roman" w:hAnsi="Times New Roman" w:cs="Times New Roman"/>
+          <w:b/>
+          <w:bCs/>
+          <w:kern w:val="0"/>
+          <w14:ligatures w14:val="none"/>
+        </w:rPr>
+        <w:t>Kết quả tiền xử lý hiện tại HOÀN TOÀN PHÙ HỢP với các yêu cầu đã nêu trong mục 3.4 – 3.7.</w:t>
+      </w:r>
+      <w:r>
+        <w:rPr>
+          <w:rFonts w:ascii="Times New Roman" w:eastAsia="Times New Roman" w:hAnsi="Times New Roman" w:cs="Times New Roman"/>
+          <w:kern w:val="0"/>
+          <w14:ligatures w14:val="none"/>
+        </w:rPr>
+        <w:br/>
+        <w:t>Không tồn tại sai lệch giữa mô tả lý thuyết và dữ liệu thực nghiệm.</w:t>
       </w:r>
     </w:p>
     <w:p>
@@ -31,6 +5630,2595 @@
     </w:sectPr>
   </w:body>
 </w:document>
+</file>
+
+<file path=word/numbering.xml><?xml version="1.0" encoding="utf-8"?>
+<w:numbering xmlns:wpc="http://schemas.microsoft.com/office/word/2010/wordprocessingCanvas" xmlns:cx="http://schemas.microsoft.com/office/drawing/2014/chartex" xmlns:cx1="http://schemas.microsoft.com/office/drawing/2015/9/8/chartex" xmlns:cx2="http://schemas.microsoft.com/office/drawing/2015/10/21/chartex" xmlns:cx3="http://schemas.microsoft.com/office/drawing/2016/5/9/chartex" xmlns:cx4="http://schemas.microsoft.com/office/drawing/2016/5/10/chartex" xmlns:cx5="http://schemas.microsoft.com/office/drawing/2016/5/11/chartex" xmlns:cx6="http://schemas.microsoft.com/office/drawing/2016/5/12/chartex" xmlns:cx7="http://schemas.microsoft.com/office/drawing/2016/5/13/chartex" xmlns:cx8="http://schemas.microsoft.com/office/drawing/2016/5/14/chartex" xmlns:mc="http://schemas.openxmlformats.org/markup-compatibility/2006" xmlns:aink="http://schemas.microsoft.com/office/drawing/2016/ink" xmlns:am3d="http://schemas.microsoft.com/office/drawing/2017/model3d" xmlns:o="urn:schemas-microsoft-com:office:office" xmlns:oel="http://schemas.microsoft.com/office/2019/extlst" xmlns:r="http://schemas.openxmlformats.org/officeDocument/2006/relationships" xmlns:m="http://schemas.openxmlformats.org/officeDocument/2006/math" xmlns:v="urn:schemas-microsoft-com:vml" xmlns:wp14="http://schemas.microsoft.com/office/word/2010/wordprocessingDrawing" xmlns:wp="http://schemas.openxmlformats.org/drawingml/2006/wordprocessingDrawing" xmlns:w10="urn:schemas-microsoft-com:office:word" xmlns:w="http://schemas.openxmlformats.org/wordprocessingml/2006/main" xmlns:w14="http://schemas.microsoft.com/office/word/2010/wordml" xmlns:w15="http://schemas.microsoft.com/office/word/2012/wordml" xmlns:w16cex="http://schemas.microsoft.com/office/word/2018/wordml/cex" xmlns:w16cid="http://schemas.microsoft.com/office/word/2016/wordml/cid" xmlns:w16="http://schemas.microsoft.com/office/word/2018/wordml" xmlns:w16du="http://schemas.microsoft.com/office/word/2023/wordml/word16du" xmlns:w16sdtdh="http://schemas.microsoft.com/office/word/2020/wordml/sdtdatahash" xmlns:w16sdtfl="http://schemas.microsoft.com/office/word/2024/wordml/sdtformatlock" xmlns:w16se="http://schemas.microsoft.com/office/word/2015/wordml/symex" xmlns:wpg="http://schemas.microsoft.com/office/word/2010/wordprocessingGroup" xmlns:wpi="http://schemas.microsoft.com/office/word/2010/wordprocessingInk" xmlns:wne="http://schemas.microsoft.com/office/word/2006/wordml" xmlns:wps="http://schemas.microsoft.com/office/word/2010/wordprocessingShape" mc:Ignorable="w14 w15 w16se w16cid w16 w16cex w16sdtdh w16sdtfl w16du wp14">
+  <w:abstractNum w:abstractNumId="0" w15:restartNumberingAfterBreak="0">
+    <w:nsid w:val="02911B9D"/>
+    <w:multiLevelType w:val="multilevel"/>
+    <w:tmpl w:val="0EBEDE28"/>
+    <w:lvl w:ilvl="0">
+      <w:start w:val="1"/>
+      <w:numFmt w:val="bullet"/>
+      <w:lvlText w:val=""/>
+      <w:lvlJc w:val="left"/>
+      <w:pPr>
+        <w:tabs>
+          <w:tab w:val="num" w:pos="720"/>
+        </w:tabs>
+        <w:ind w:left="720" w:hanging="360"/>
+      </w:pPr>
+      <w:rPr>
+        <w:rFonts w:ascii="Symbol" w:hAnsi="Symbol" w:hint="default"/>
+        <w:sz w:val="20"/>
+      </w:rPr>
+    </w:lvl>
+    <w:lvl w:ilvl="1" w:tentative="1">
+      <w:start w:val="1"/>
+      <w:numFmt w:val="bullet"/>
+      <w:lvlText w:val="o"/>
+      <w:lvlJc w:val="left"/>
+      <w:pPr>
+        <w:tabs>
+          <w:tab w:val="num" w:pos="1440"/>
+        </w:tabs>
+        <w:ind w:left="1440" w:hanging="360"/>
+      </w:pPr>
+      <w:rPr>
+        <w:rFonts w:ascii="Courier New" w:hAnsi="Courier New" w:hint="default"/>
+        <w:sz w:val="20"/>
+      </w:rPr>
+    </w:lvl>
+    <w:lvl w:ilvl="2" w:tentative="1">
+      <w:start w:val="1"/>
+      <w:numFmt w:val="bullet"/>
+      <w:lvlText w:val=""/>
+      <w:lvlJc w:val="left"/>
+      <w:pPr>
+        <w:tabs>
+          <w:tab w:val="num" w:pos="2160"/>
+        </w:tabs>
+        <w:ind w:left="2160" w:hanging="360"/>
+      </w:pPr>
+      <w:rPr>
+        <w:rFonts w:ascii="Wingdings" w:hAnsi="Wingdings" w:hint="default"/>
+        <w:sz w:val="20"/>
+      </w:rPr>
+    </w:lvl>
+    <w:lvl w:ilvl="3" w:tentative="1">
+      <w:start w:val="1"/>
+      <w:numFmt w:val="bullet"/>
+      <w:lvlText w:val=""/>
+      <w:lvlJc w:val="left"/>
+      <w:pPr>
+        <w:tabs>
+          <w:tab w:val="num" w:pos="2880"/>
+        </w:tabs>
+        <w:ind w:left="2880" w:hanging="360"/>
+      </w:pPr>
+      <w:rPr>
+        <w:rFonts w:ascii="Wingdings" w:hAnsi="Wingdings" w:hint="default"/>
+        <w:sz w:val="20"/>
+      </w:rPr>
+    </w:lvl>
+    <w:lvl w:ilvl="4" w:tentative="1">
+      <w:start w:val="1"/>
+      <w:numFmt w:val="bullet"/>
+      <w:lvlText w:val=""/>
+      <w:lvlJc w:val="left"/>
+      <w:pPr>
+        <w:tabs>
+          <w:tab w:val="num" w:pos="3600"/>
+        </w:tabs>
+        <w:ind w:left="3600" w:hanging="360"/>
+      </w:pPr>
+      <w:rPr>
+        <w:rFonts w:ascii="Wingdings" w:hAnsi="Wingdings" w:hint="default"/>
+        <w:sz w:val="20"/>
+      </w:rPr>
+    </w:lvl>
+    <w:lvl w:ilvl="5" w:tentative="1">
+      <w:start w:val="1"/>
+      <w:numFmt w:val="bullet"/>
+      <w:lvlText w:val=""/>
+      <w:lvlJc w:val="left"/>
+      <w:pPr>
+        <w:tabs>
+          <w:tab w:val="num" w:pos="4320"/>
+        </w:tabs>
+        <w:ind w:left="4320" w:hanging="360"/>
+      </w:pPr>
+      <w:rPr>
+        <w:rFonts w:ascii="Wingdings" w:hAnsi="Wingdings" w:hint="default"/>
+        <w:sz w:val="20"/>
+      </w:rPr>
+    </w:lvl>
+    <w:lvl w:ilvl="6" w:tentative="1">
+      <w:start w:val="1"/>
+      <w:numFmt w:val="bullet"/>
+      <w:lvlText w:val=""/>
+      <w:lvlJc w:val="left"/>
+      <w:pPr>
+        <w:tabs>
+          <w:tab w:val="num" w:pos="5040"/>
+        </w:tabs>
+        <w:ind w:left="5040" w:hanging="360"/>
+      </w:pPr>
+      <w:rPr>
+        <w:rFonts w:ascii="Wingdings" w:hAnsi="Wingdings" w:hint="default"/>
+        <w:sz w:val="20"/>
+      </w:rPr>
+    </w:lvl>
+    <w:lvl w:ilvl="7" w:tentative="1">
+      <w:start w:val="1"/>
+      <w:numFmt w:val="bullet"/>
+      <w:lvlText w:val=""/>
+      <w:lvlJc w:val="left"/>
+      <w:pPr>
+        <w:tabs>
+          <w:tab w:val="num" w:pos="5760"/>
+        </w:tabs>
+        <w:ind w:left="5760" w:hanging="360"/>
+      </w:pPr>
+      <w:rPr>
+        <w:rFonts w:ascii="Wingdings" w:hAnsi="Wingdings" w:hint="default"/>
+        <w:sz w:val="20"/>
+      </w:rPr>
+    </w:lvl>
+    <w:lvl w:ilvl="8" w:tentative="1">
+      <w:start w:val="1"/>
+      <w:numFmt w:val="bullet"/>
+      <w:lvlText w:val=""/>
+      <w:lvlJc w:val="left"/>
+      <w:pPr>
+        <w:tabs>
+          <w:tab w:val="num" w:pos="6480"/>
+        </w:tabs>
+        <w:ind w:left="6480" w:hanging="360"/>
+      </w:pPr>
+      <w:rPr>
+        <w:rFonts w:ascii="Wingdings" w:hAnsi="Wingdings" w:hint="default"/>
+        <w:sz w:val="20"/>
+      </w:rPr>
+    </w:lvl>
+  </w:abstractNum>
+  <w:abstractNum w:abstractNumId="1" w15:restartNumberingAfterBreak="0">
+    <w:nsid w:val="0B9A4CF4"/>
+    <w:multiLevelType w:val="multilevel"/>
+    <w:tmpl w:val="D1928950"/>
+    <w:lvl w:ilvl="0">
+      <w:start w:val="1"/>
+      <w:numFmt w:val="bullet"/>
+      <w:lvlText w:val=""/>
+      <w:lvlJc w:val="left"/>
+      <w:pPr>
+        <w:tabs>
+          <w:tab w:val="num" w:pos="720"/>
+        </w:tabs>
+        <w:ind w:left="720" w:hanging="360"/>
+      </w:pPr>
+      <w:rPr>
+        <w:rFonts w:ascii="Symbol" w:hAnsi="Symbol" w:hint="default"/>
+        <w:sz w:val="20"/>
+      </w:rPr>
+    </w:lvl>
+    <w:lvl w:ilvl="1">
+      <w:start w:val="1"/>
+      <w:numFmt w:val="bullet"/>
+      <w:lvlText w:val="o"/>
+      <w:lvlJc w:val="left"/>
+      <w:pPr>
+        <w:tabs>
+          <w:tab w:val="num" w:pos="1440"/>
+        </w:tabs>
+        <w:ind w:left="1440" w:hanging="360"/>
+      </w:pPr>
+      <w:rPr>
+        <w:rFonts w:ascii="Courier New" w:hAnsi="Courier New" w:hint="default"/>
+        <w:sz w:val="20"/>
+      </w:rPr>
+    </w:lvl>
+    <w:lvl w:ilvl="2" w:tentative="1">
+      <w:start w:val="1"/>
+      <w:numFmt w:val="bullet"/>
+      <w:lvlText w:val=""/>
+      <w:lvlJc w:val="left"/>
+      <w:pPr>
+        <w:tabs>
+          <w:tab w:val="num" w:pos="2160"/>
+        </w:tabs>
+        <w:ind w:left="2160" w:hanging="360"/>
+      </w:pPr>
+      <w:rPr>
+        <w:rFonts w:ascii="Wingdings" w:hAnsi="Wingdings" w:hint="default"/>
+        <w:sz w:val="20"/>
+      </w:rPr>
+    </w:lvl>
+    <w:lvl w:ilvl="3" w:tentative="1">
+      <w:start w:val="1"/>
+      <w:numFmt w:val="bullet"/>
+      <w:lvlText w:val=""/>
+      <w:lvlJc w:val="left"/>
+      <w:pPr>
+        <w:tabs>
+          <w:tab w:val="num" w:pos="2880"/>
+        </w:tabs>
+        <w:ind w:left="2880" w:hanging="360"/>
+      </w:pPr>
+      <w:rPr>
+        <w:rFonts w:ascii="Wingdings" w:hAnsi="Wingdings" w:hint="default"/>
+        <w:sz w:val="20"/>
+      </w:rPr>
+    </w:lvl>
+    <w:lvl w:ilvl="4" w:tentative="1">
+      <w:start w:val="1"/>
+      <w:numFmt w:val="bullet"/>
+      <w:lvlText w:val=""/>
+      <w:lvlJc w:val="left"/>
+      <w:pPr>
+        <w:tabs>
+          <w:tab w:val="num" w:pos="3600"/>
+        </w:tabs>
+        <w:ind w:left="3600" w:hanging="360"/>
+      </w:pPr>
+      <w:rPr>
+        <w:rFonts w:ascii="Wingdings" w:hAnsi="Wingdings" w:hint="default"/>
+        <w:sz w:val="20"/>
+      </w:rPr>
+    </w:lvl>
+    <w:lvl w:ilvl="5" w:tentative="1">
+      <w:start w:val="1"/>
+      <w:numFmt w:val="bullet"/>
+      <w:lvlText w:val=""/>
+      <w:lvlJc w:val="left"/>
+      <w:pPr>
+        <w:tabs>
+          <w:tab w:val="num" w:pos="4320"/>
+        </w:tabs>
+        <w:ind w:left="4320" w:hanging="360"/>
+      </w:pPr>
+      <w:rPr>
+        <w:rFonts w:ascii="Wingdings" w:hAnsi="Wingdings" w:hint="default"/>
+        <w:sz w:val="20"/>
+      </w:rPr>
+    </w:lvl>
+    <w:lvl w:ilvl="6" w:tentative="1">
+      <w:start w:val="1"/>
+      <w:numFmt w:val="bullet"/>
+      <w:lvlText w:val=""/>
+      <w:lvlJc w:val="left"/>
+      <w:pPr>
+        <w:tabs>
+          <w:tab w:val="num" w:pos="5040"/>
+        </w:tabs>
+        <w:ind w:left="5040" w:hanging="360"/>
+      </w:pPr>
+      <w:rPr>
+        <w:rFonts w:ascii="Wingdings" w:hAnsi="Wingdings" w:hint="default"/>
+        <w:sz w:val="20"/>
+      </w:rPr>
+    </w:lvl>
+    <w:lvl w:ilvl="7" w:tentative="1">
+      <w:start w:val="1"/>
+      <w:numFmt w:val="bullet"/>
+      <w:lvlText w:val=""/>
+      <w:lvlJc w:val="left"/>
+      <w:pPr>
+        <w:tabs>
+          <w:tab w:val="num" w:pos="5760"/>
+        </w:tabs>
+        <w:ind w:left="5760" w:hanging="360"/>
+      </w:pPr>
+      <w:rPr>
+        <w:rFonts w:ascii="Wingdings" w:hAnsi="Wingdings" w:hint="default"/>
+        <w:sz w:val="20"/>
+      </w:rPr>
+    </w:lvl>
+    <w:lvl w:ilvl="8" w:tentative="1">
+      <w:start w:val="1"/>
+      <w:numFmt w:val="bullet"/>
+      <w:lvlText w:val=""/>
+      <w:lvlJc w:val="left"/>
+      <w:pPr>
+        <w:tabs>
+          <w:tab w:val="num" w:pos="6480"/>
+        </w:tabs>
+        <w:ind w:left="6480" w:hanging="360"/>
+      </w:pPr>
+      <w:rPr>
+        <w:rFonts w:ascii="Wingdings" w:hAnsi="Wingdings" w:hint="default"/>
+        <w:sz w:val="20"/>
+      </w:rPr>
+    </w:lvl>
+  </w:abstractNum>
+  <w:abstractNum w:abstractNumId="2" w15:restartNumberingAfterBreak="0">
+    <w:nsid w:val="12945AA9"/>
+    <w:multiLevelType w:val="multilevel"/>
+    <w:tmpl w:val="C1C40BB0"/>
+    <w:lvl w:ilvl="0">
+      <w:start w:val="1"/>
+      <w:numFmt w:val="bullet"/>
+      <w:lvlText w:val=""/>
+      <w:lvlJc w:val="left"/>
+      <w:pPr>
+        <w:tabs>
+          <w:tab w:val="num" w:pos="720"/>
+        </w:tabs>
+        <w:ind w:left="720" w:hanging="360"/>
+      </w:pPr>
+      <w:rPr>
+        <w:rFonts w:ascii="Symbol" w:hAnsi="Symbol" w:hint="default"/>
+        <w:sz w:val="20"/>
+      </w:rPr>
+    </w:lvl>
+    <w:lvl w:ilvl="1" w:tentative="1">
+      <w:start w:val="1"/>
+      <w:numFmt w:val="bullet"/>
+      <w:lvlText w:val="o"/>
+      <w:lvlJc w:val="left"/>
+      <w:pPr>
+        <w:tabs>
+          <w:tab w:val="num" w:pos="1440"/>
+        </w:tabs>
+        <w:ind w:left="1440" w:hanging="360"/>
+      </w:pPr>
+      <w:rPr>
+        <w:rFonts w:ascii="Courier New" w:hAnsi="Courier New" w:hint="default"/>
+        <w:sz w:val="20"/>
+      </w:rPr>
+    </w:lvl>
+    <w:lvl w:ilvl="2" w:tentative="1">
+      <w:start w:val="1"/>
+      <w:numFmt w:val="bullet"/>
+      <w:lvlText w:val=""/>
+      <w:lvlJc w:val="left"/>
+      <w:pPr>
+        <w:tabs>
+          <w:tab w:val="num" w:pos="2160"/>
+        </w:tabs>
+        <w:ind w:left="2160" w:hanging="360"/>
+      </w:pPr>
+      <w:rPr>
+        <w:rFonts w:ascii="Wingdings" w:hAnsi="Wingdings" w:hint="default"/>
+        <w:sz w:val="20"/>
+      </w:rPr>
+    </w:lvl>
+    <w:lvl w:ilvl="3" w:tentative="1">
+      <w:start w:val="1"/>
+      <w:numFmt w:val="bullet"/>
+      <w:lvlText w:val=""/>
+      <w:lvlJc w:val="left"/>
+      <w:pPr>
+        <w:tabs>
+          <w:tab w:val="num" w:pos="2880"/>
+        </w:tabs>
+        <w:ind w:left="2880" w:hanging="360"/>
+      </w:pPr>
+      <w:rPr>
+        <w:rFonts w:ascii="Wingdings" w:hAnsi="Wingdings" w:hint="default"/>
+        <w:sz w:val="20"/>
+      </w:rPr>
+    </w:lvl>
+    <w:lvl w:ilvl="4" w:tentative="1">
+      <w:start w:val="1"/>
+      <w:numFmt w:val="bullet"/>
+      <w:lvlText w:val=""/>
+      <w:lvlJc w:val="left"/>
+      <w:pPr>
+        <w:tabs>
+          <w:tab w:val="num" w:pos="3600"/>
+        </w:tabs>
+        <w:ind w:left="3600" w:hanging="360"/>
+      </w:pPr>
+      <w:rPr>
+        <w:rFonts w:ascii="Wingdings" w:hAnsi="Wingdings" w:hint="default"/>
+        <w:sz w:val="20"/>
+      </w:rPr>
+    </w:lvl>
+    <w:lvl w:ilvl="5" w:tentative="1">
+      <w:start w:val="1"/>
+      <w:numFmt w:val="bullet"/>
+      <w:lvlText w:val=""/>
+      <w:lvlJc w:val="left"/>
+      <w:pPr>
+        <w:tabs>
+          <w:tab w:val="num" w:pos="4320"/>
+        </w:tabs>
+        <w:ind w:left="4320" w:hanging="360"/>
+      </w:pPr>
+      <w:rPr>
+        <w:rFonts w:ascii="Wingdings" w:hAnsi="Wingdings" w:hint="default"/>
+        <w:sz w:val="20"/>
+      </w:rPr>
+    </w:lvl>
+    <w:lvl w:ilvl="6" w:tentative="1">
+      <w:start w:val="1"/>
+      <w:numFmt w:val="bullet"/>
+      <w:lvlText w:val=""/>
+      <w:lvlJc w:val="left"/>
+      <w:pPr>
+        <w:tabs>
+          <w:tab w:val="num" w:pos="5040"/>
+        </w:tabs>
+        <w:ind w:left="5040" w:hanging="360"/>
+      </w:pPr>
+      <w:rPr>
+        <w:rFonts w:ascii="Wingdings" w:hAnsi="Wingdings" w:hint="default"/>
+        <w:sz w:val="20"/>
+      </w:rPr>
+    </w:lvl>
+    <w:lvl w:ilvl="7" w:tentative="1">
+      <w:start w:val="1"/>
+      <w:numFmt w:val="bullet"/>
+      <w:lvlText w:val=""/>
+      <w:lvlJc w:val="left"/>
+      <w:pPr>
+        <w:tabs>
+          <w:tab w:val="num" w:pos="5760"/>
+        </w:tabs>
+        <w:ind w:left="5760" w:hanging="360"/>
+      </w:pPr>
+      <w:rPr>
+        <w:rFonts w:ascii="Wingdings" w:hAnsi="Wingdings" w:hint="default"/>
+        <w:sz w:val="20"/>
+      </w:rPr>
+    </w:lvl>
+    <w:lvl w:ilvl="8" w:tentative="1">
+      <w:start w:val="1"/>
+      <w:numFmt w:val="bullet"/>
+      <w:lvlText w:val=""/>
+      <w:lvlJc w:val="left"/>
+      <w:pPr>
+        <w:tabs>
+          <w:tab w:val="num" w:pos="6480"/>
+        </w:tabs>
+        <w:ind w:left="6480" w:hanging="360"/>
+      </w:pPr>
+      <w:rPr>
+        <w:rFonts w:ascii="Wingdings" w:hAnsi="Wingdings" w:hint="default"/>
+        <w:sz w:val="20"/>
+      </w:rPr>
+    </w:lvl>
+  </w:abstractNum>
+  <w:abstractNum w:abstractNumId="3" w15:restartNumberingAfterBreak="0">
+    <w:nsid w:val="20E11FC1"/>
+    <w:multiLevelType w:val="multilevel"/>
+    <w:tmpl w:val="DEF8530A"/>
+    <w:lvl w:ilvl="0">
+      <w:start w:val="1"/>
+      <w:numFmt w:val="bullet"/>
+      <w:lvlText w:val=""/>
+      <w:lvlJc w:val="left"/>
+      <w:pPr>
+        <w:tabs>
+          <w:tab w:val="num" w:pos="720"/>
+        </w:tabs>
+        <w:ind w:left="720" w:hanging="360"/>
+      </w:pPr>
+      <w:rPr>
+        <w:rFonts w:ascii="Symbol" w:hAnsi="Symbol" w:hint="default"/>
+        <w:sz w:val="20"/>
+      </w:rPr>
+    </w:lvl>
+    <w:lvl w:ilvl="1">
+      <w:start w:val="1"/>
+      <w:numFmt w:val="bullet"/>
+      <w:lvlText w:val="o"/>
+      <w:lvlJc w:val="left"/>
+      <w:pPr>
+        <w:tabs>
+          <w:tab w:val="num" w:pos="1440"/>
+        </w:tabs>
+        <w:ind w:left="1440" w:hanging="360"/>
+      </w:pPr>
+      <w:rPr>
+        <w:rFonts w:ascii="Courier New" w:hAnsi="Courier New" w:hint="default"/>
+        <w:sz w:val="20"/>
+      </w:rPr>
+    </w:lvl>
+    <w:lvl w:ilvl="2" w:tentative="1">
+      <w:start w:val="1"/>
+      <w:numFmt w:val="bullet"/>
+      <w:lvlText w:val=""/>
+      <w:lvlJc w:val="left"/>
+      <w:pPr>
+        <w:tabs>
+          <w:tab w:val="num" w:pos="2160"/>
+        </w:tabs>
+        <w:ind w:left="2160" w:hanging="360"/>
+      </w:pPr>
+      <w:rPr>
+        <w:rFonts w:ascii="Wingdings" w:hAnsi="Wingdings" w:hint="default"/>
+        <w:sz w:val="20"/>
+      </w:rPr>
+    </w:lvl>
+    <w:lvl w:ilvl="3" w:tentative="1">
+      <w:start w:val="1"/>
+      <w:numFmt w:val="bullet"/>
+      <w:lvlText w:val=""/>
+      <w:lvlJc w:val="left"/>
+      <w:pPr>
+        <w:tabs>
+          <w:tab w:val="num" w:pos="2880"/>
+        </w:tabs>
+        <w:ind w:left="2880" w:hanging="360"/>
+      </w:pPr>
+      <w:rPr>
+        <w:rFonts w:ascii="Wingdings" w:hAnsi="Wingdings" w:hint="default"/>
+        <w:sz w:val="20"/>
+      </w:rPr>
+    </w:lvl>
+    <w:lvl w:ilvl="4" w:tentative="1">
+      <w:start w:val="1"/>
+      <w:numFmt w:val="bullet"/>
+      <w:lvlText w:val=""/>
+      <w:lvlJc w:val="left"/>
+      <w:pPr>
+        <w:tabs>
+          <w:tab w:val="num" w:pos="3600"/>
+        </w:tabs>
+        <w:ind w:left="3600" w:hanging="360"/>
+      </w:pPr>
+      <w:rPr>
+        <w:rFonts w:ascii="Wingdings" w:hAnsi="Wingdings" w:hint="default"/>
+        <w:sz w:val="20"/>
+      </w:rPr>
+    </w:lvl>
+    <w:lvl w:ilvl="5" w:tentative="1">
+      <w:start w:val="1"/>
+      <w:numFmt w:val="bullet"/>
+      <w:lvlText w:val=""/>
+      <w:lvlJc w:val="left"/>
+      <w:pPr>
+        <w:tabs>
+          <w:tab w:val="num" w:pos="4320"/>
+        </w:tabs>
+        <w:ind w:left="4320" w:hanging="360"/>
+      </w:pPr>
+      <w:rPr>
+        <w:rFonts w:ascii="Wingdings" w:hAnsi="Wingdings" w:hint="default"/>
+        <w:sz w:val="20"/>
+      </w:rPr>
+    </w:lvl>
+    <w:lvl w:ilvl="6" w:tentative="1">
+      <w:start w:val="1"/>
+      <w:numFmt w:val="bullet"/>
+      <w:lvlText w:val=""/>
+      <w:lvlJc w:val="left"/>
+      <w:pPr>
+        <w:tabs>
+          <w:tab w:val="num" w:pos="5040"/>
+        </w:tabs>
+        <w:ind w:left="5040" w:hanging="360"/>
+      </w:pPr>
+      <w:rPr>
+        <w:rFonts w:ascii="Wingdings" w:hAnsi="Wingdings" w:hint="default"/>
+        <w:sz w:val="20"/>
+      </w:rPr>
+    </w:lvl>
+    <w:lvl w:ilvl="7" w:tentative="1">
+      <w:start w:val="1"/>
+      <w:numFmt w:val="bullet"/>
+      <w:lvlText w:val=""/>
+      <w:lvlJc w:val="left"/>
+      <w:pPr>
+        <w:tabs>
+          <w:tab w:val="num" w:pos="5760"/>
+        </w:tabs>
+        <w:ind w:left="5760" w:hanging="360"/>
+      </w:pPr>
+      <w:rPr>
+        <w:rFonts w:ascii="Wingdings" w:hAnsi="Wingdings" w:hint="default"/>
+        <w:sz w:val="20"/>
+      </w:rPr>
+    </w:lvl>
+    <w:lvl w:ilvl="8" w:tentative="1">
+      <w:start w:val="1"/>
+      <w:numFmt w:val="bullet"/>
+      <w:lvlText w:val=""/>
+      <w:lvlJc w:val="left"/>
+      <w:pPr>
+        <w:tabs>
+          <w:tab w:val="num" w:pos="6480"/>
+        </w:tabs>
+        <w:ind w:left="6480" w:hanging="360"/>
+      </w:pPr>
+      <w:rPr>
+        <w:rFonts w:ascii="Wingdings" w:hAnsi="Wingdings" w:hint="default"/>
+        <w:sz w:val="20"/>
+      </w:rPr>
+    </w:lvl>
+  </w:abstractNum>
+  <w:abstractNum w:abstractNumId="4" w15:restartNumberingAfterBreak="0">
+    <w:nsid w:val="2C212CB2"/>
+    <w:multiLevelType w:val="multilevel"/>
+    <w:tmpl w:val="A24CB6B2"/>
+    <w:lvl w:ilvl="0">
+      <w:start w:val="1"/>
+      <w:numFmt w:val="bullet"/>
+      <w:lvlText w:val=""/>
+      <w:lvlJc w:val="left"/>
+      <w:pPr>
+        <w:tabs>
+          <w:tab w:val="num" w:pos="720"/>
+        </w:tabs>
+        <w:ind w:left="720" w:hanging="360"/>
+      </w:pPr>
+      <w:rPr>
+        <w:rFonts w:ascii="Symbol" w:hAnsi="Symbol" w:hint="default"/>
+        <w:sz w:val="20"/>
+      </w:rPr>
+    </w:lvl>
+    <w:lvl w:ilvl="1">
+      <w:start w:val="1"/>
+      <w:numFmt w:val="bullet"/>
+      <w:lvlText w:val="o"/>
+      <w:lvlJc w:val="left"/>
+      <w:pPr>
+        <w:tabs>
+          <w:tab w:val="num" w:pos="1440"/>
+        </w:tabs>
+        <w:ind w:left="1440" w:hanging="360"/>
+      </w:pPr>
+      <w:rPr>
+        <w:rFonts w:ascii="Courier New" w:hAnsi="Courier New" w:hint="default"/>
+        <w:sz w:val="20"/>
+      </w:rPr>
+    </w:lvl>
+    <w:lvl w:ilvl="2" w:tentative="1">
+      <w:start w:val="1"/>
+      <w:numFmt w:val="bullet"/>
+      <w:lvlText w:val=""/>
+      <w:lvlJc w:val="left"/>
+      <w:pPr>
+        <w:tabs>
+          <w:tab w:val="num" w:pos="2160"/>
+        </w:tabs>
+        <w:ind w:left="2160" w:hanging="360"/>
+      </w:pPr>
+      <w:rPr>
+        <w:rFonts w:ascii="Wingdings" w:hAnsi="Wingdings" w:hint="default"/>
+        <w:sz w:val="20"/>
+      </w:rPr>
+    </w:lvl>
+    <w:lvl w:ilvl="3" w:tentative="1">
+      <w:start w:val="1"/>
+      <w:numFmt w:val="bullet"/>
+      <w:lvlText w:val=""/>
+      <w:lvlJc w:val="left"/>
+      <w:pPr>
+        <w:tabs>
+          <w:tab w:val="num" w:pos="2880"/>
+        </w:tabs>
+        <w:ind w:left="2880" w:hanging="360"/>
+      </w:pPr>
+      <w:rPr>
+        <w:rFonts w:ascii="Wingdings" w:hAnsi="Wingdings" w:hint="default"/>
+        <w:sz w:val="20"/>
+      </w:rPr>
+    </w:lvl>
+    <w:lvl w:ilvl="4" w:tentative="1">
+      <w:start w:val="1"/>
+      <w:numFmt w:val="bullet"/>
+      <w:lvlText w:val=""/>
+      <w:lvlJc w:val="left"/>
+      <w:pPr>
+        <w:tabs>
+          <w:tab w:val="num" w:pos="3600"/>
+        </w:tabs>
+        <w:ind w:left="3600" w:hanging="360"/>
+      </w:pPr>
+      <w:rPr>
+        <w:rFonts w:ascii="Wingdings" w:hAnsi="Wingdings" w:hint="default"/>
+        <w:sz w:val="20"/>
+      </w:rPr>
+    </w:lvl>
+    <w:lvl w:ilvl="5" w:tentative="1">
+      <w:start w:val="1"/>
+      <w:numFmt w:val="bullet"/>
+      <w:lvlText w:val=""/>
+      <w:lvlJc w:val="left"/>
+      <w:pPr>
+        <w:tabs>
+          <w:tab w:val="num" w:pos="4320"/>
+        </w:tabs>
+        <w:ind w:left="4320" w:hanging="360"/>
+      </w:pPr>
+      <w:rPr>
+        <w:rFonts w:ascii="Wingdings" w:hAnsi="Wingdings" w:hint="default"/>
+        <w:sz w:val="20"/>
+      </w:rPr>
+    </w:lvl>
+    <w:lvl w:ilvl="6" w:tentative="1">
+      <w:start w:val="1"/>
+      <w:numFmt w:val="bullet"/>
+      <w:lvlText w:val=""/>
+      <w:lvlJc w:val="left"/>
+      <w:pPr>
+        <w:tabs>
+          <w:tab w:val="num" w:pos="5040"/>
+        </w:tabs>
+        <w:ind w:left="5040" w:hanging="360"/>
+      </w:pPr>
+      <w:rPr>
+        <w:rFonts w:ascii="Wingdings" w:hAnsi="Wingdings" w:hint="default"/>
+        <w:sz w:val="20"/>
+      </w:rPr>
+    </w:lvl>
+    <w:lvl w:ilvl="7" w:tentative="1">
+      <w:start w:val="1"/>
+      <w:numFmt w:val="bullet"/>
+      <w:lvlText w:val=""/>
+      <w:lvlJc w:val="left"/>
+      <w:pPr>
+        <w:tabs>
+          <w:tab w:val="num" w:pos="5760"/>
+        </w:tabs>
+        <w:ind w:left="5760" w:hanging="360"/>
+      </w:pPr>
+      <w:rPr>
+        <w:rFonts w:ascii="Wingdings" w:hAnsi="Wingdings" w:hint="default"/>
+        <w:sz w:val="20"/>
+      </w:rPr>
+    </w:lvl>
+    <w:lvl w:ilvl="8" w:tentative="1">
+      <w:start w:val="1"/>
+      <w:numFmt w:val="bullet"/>
+      <w:lvlText w:val=""/>
+      <w:lvlJc w:val="left"/>
+      <w:pPr>
+        <w:tabs>
+          <w:tab w:val="num" w:pos="6480"/>
+        </w:tabs>
+        <w:ind w:left="6480" w:hanging="360"/>
+      </w:pPr>
+      <w:rPr>
+        <w:rFonts w:ascii="Wingdings" w:hAnsi="Wingdings" w:hint="default"/>
+        <w:sz w:val="20"/>
+      </w:rPr>
+    </w:lvl>
+  </w:abstractNum>
+  <w:abstractNum w:abstractNumId="5" w15:restartNumberingAfterBreak="0">
+    <w:nsid w:val="352B0261"/>
+    <w:multiLevelType w:val="multilevel"/>
+    <w:tmpl w:val="02E44538"/>
+    <w:lvl w:ilvl="0">
+      <w:start w:val="1"/>
+      <w:numFmt w:val="bullet"/>
+      <w:lvlText w:val=""/>
+      <w:lvlJc w:val="left"/>
+      <w:pPr>
+        <w:tabs>
+          <w:tab w:val="num" w:pos="720"/>
+        </w:tabs>
+        <w:ind w:left="720" w:hanging="360"/>
+      </w:pPr>
+      <w:rPr>
+        <w:rFonts w:ascii="Symbol" w:hAnsi="Symbol" w:hint="default"/>
+        <w:sz w:val="20"/>
+      </w:rPr>
+    </w:lvl>
+    <w:lvl w:ilvl="1">
+      <w:start w:val="1"/>
+      <w:numFmt w:val="bullet"/>
+      <w:lvlText w:val="o"/>
+      <w:lvlJc w:val="left"/>
+      <w:pPr>
+        <w:tabs>
+          <w:tab w:val="num" w:pos="1440"/>
+        </w:tabs>
+        <w:ind w:left="1440" w:hanging="360"/>
+      </w:pPr>
+      <w:rPr>
+        <w:rFonts w:ascii="Courier New" w:hAnsi="Courier New" w:hint="default"/>
+        <w:sz w:val="20"/>
+      </w:rPr>
+    </w:lvl>
+    <w:lvl w:ilvl="2" w:tentative="1">
+      <w:start w:val="1"/>
+      <w:numFmt w:val="bullet"/>
+      <w:lvlText w:val=""/>
+      <w:lvlJc w:val="left"/>
+      <w:pPr>
+        <w:tabs>
+          <w:tab w:val="num" w:pos="2160"/>
+        </w:tabs>
+        <w:ind w:left="2160" w:hanging="360"/>
+      </w:pPr>
+      <w:rPr>
+        <w:rFonts w:ascii="Wingdings" w:hAnsi="Wingdings" w:hint="default"/>
+        <w:sz w:val="20"/>
+      </w:rPr>
+    </w:lvl>
+    <w:lvl w:ilvl="3" w:tentative="1">
+      <w:start w:val="1"/>
+      <w:numFmt w:val="bullet"/>
+      <w:lvlText w:val=""/>
+      <w:lvlJc w:val="left"/>
+      <w:pPr>
+        <w:tabs>
+          <w:tab w:val="num" w:pos="2880"/>
+        </w:tabs>
+        <w:ind w:left="2880" w:hanging="360"/>
+      </w:pPr>
+      <w:rPr>
+        <w:rFonts w:ascii="Wingdings" w:hAnsi="Wingdings" w:hint="default"/>
+        <w:sz w:val="20"/>
+      </w:rPr>
+    </w:lvl>
+    <w:lvl w:ilvl="4" w:tentative="1">
+      <w:start w:val="1"/>
+      <w:numFmt w:val="bullet"/>
+      <w:lvlText w:val=""/>
+      <w:lvlJc w:val="left"/>
+      <w:pPr>
+        <w:tabs>
+          <w:tab w:val="num" w:pos="3600"/>
+        </w:tabs>
+        <w:ind w:left="3600" w:hanging="360"/>
+      </w:pPr>
+      <w:rPr>
+        <w:rFonts w:ascii="Wingdings" w:hAnsi="Wingdings" w:hint="default"/>
+        <w:sz w:val="20"/>
+      </w:rPr>
+    </w:lvl>
+    <w:lvl w:ilvl="5" w:tentative="1">
+      <w:start w:val="1"/>
+      <w:numFmt w:val="bullet"/>
+      <w:lvlText w:val=""/>
+      <w:lvlJc w:val="left"/>
+      <w:pPr>
+        <w:tabs>
+          <w:tab w:val="num" w:pos="4320"/>
+        </w:tabs>
+        <w:ind w:left="4320" w:hanging="360"/>
+      </w:pPr>
+      <w:rPr>
+        <w:rFonts w:ascii="Wingdings" w:hAnsi="Wingdings" w:hint="default"/>
+        <w:sz w:val="20"/>
+      </w:rPr>
+    </w:lvl>
+    <w:lvl w:ilvl="6" w:tentative="1">
+      <w:start w:val="1"/>
+      <w:numFmt w:val="bullet"/>
+      <w:lvlText w:val=""/>
+      <w:lvlJc w:val="left"/>
+      <w:pPr>
+        <w:tabs>
+          <w:tab w:val="num" w:pos="5040"/>
+        </w:tabs>
+        <w:ind w:left="5040" w:hanging="360"/>
+      </w:pPr>
+      <w:rPr>
+        <w:rFonts w:ascii="Wingdings" w:hAnsi="Wingdings" w:hint="default"/>
+        <w:sz w:val="20"/>
+      </w:rPr>
+    </w:lvl>
+    <w:lvl w:ilvl="7" w:tentative="1">
+      <w:start w:val="1"/>
+      <w:numFmt w:val="bullet"/>
+      <w:lvlText w:val=""/>
+      <w:lvlJc w:val="left"/>
+      <w:pPr>
+        <w:tabs>
+          <w:tab w:val="num" w:pos="5760"/>
+        </w:tabs>
+        <w:ind w:left="5760" w:hanging="360"/>
+      </w:pPr>
+      <w:rPr>
+        <w:rFonts w:ascii="Wingdings" w:hAnsi="Wingdings" w:hint="default"/>
+        <w:sz w:val="20"/>
+      </w:rPr>
+    </w:lvl>
+    <w:lvl w:ilvl="8" w:tentative="1">
+      <w:start w:val="1"/>
+      <w:numFmt w:val="bullet"/>
+      <w:lvlText w:val=""/>
+      <w:lvlJc w:val="left"/>
+      <w:pPr>
+        <w:tabs>
+          <w:tab w:val="num" w:pos="6480"/>
+        </w:tabs>
+        <w:ind w:left="6480" w:hanging="360"/>
+      </w:pPr>
+      <w:rPr>
+        <w:rFonts w:ascii="Wingdings" w:hAnsi="Wingdings" w:hint="default"/>
+        <w:sz w:val="20"/>
+      </w:rPr>
+    </w:lvl>
+  </w:abstractNum>
+  <w:abstractNum w:abstractNumId="6" w15:restartNumberingAfterBreak="0">
+    <w:nsid w:val="414E02E1"/>
+    <w:multiLevelType w:val="multilevel"/>
+    <w:tmpl w:val="43188412"/>
+    <w:lvl w:ilvl="0">
+      <w:start w:val="1"/>
+      <w:numFmt w:val="bullet"/>
+      <w:lvlText w:val=""/>
+      <w:lvlJc w:val="left"/>
+      <w:pPr>
+        <w:tabs>
+          <w:tab w:val="num" w:pos="720"/>
+        </w:tabs>
+        <w:ind w:left="720" w:hanging="360"/>
+      </w:pPr>
+      <w:rPr>
+        <w:rFonts w:ascii="Symbol" w:hAnsi="Symbol" w:hint="default"/>
+        <w:sz w:val="20"/>
+      </w:rPr>
+    </w:lvl>
+    <w:lvl w:ilvl="1" w:tentative="1">
+      <w:start w:val="1"/>
+      <w:numFmt w:val="bullet"/>
+      <w:lvlText w:val="o"/>
+      <w:lvlJc w:val="left"/>
+      <w:pPr>
+        <w:tabs>
+          <w:tab w:val="num" w:pos="1440"/>
+        </w:tabs>
+        <w:ind w:left="1440" w:hanging="360"/>
+      </w:pPr>
+      <w:rPr>
+        <w:rFonts w:ascii="Courier New" w:hAnsi="Courier New" w:hint="default"/>
+        <w:sz w:val="20"/>
+      </w:rPr>
+    </w:lvl>
+    <w:lvl w:ilvl="2" w:tentative="1">
+      <w:start w:val="1"/>
+      <w:numFmt w:val="bullet"/>
+      <w:lvlText w:val=""/>
+      <w:lvlJc w:val="left"/>
+      <w:pPr>
+        <w:tabs>
+          <w:tab w:val="num" w:pos="2160"/>
+        </w:tabs>
+        <w:ind w:left="2160" w:hanging="360"/>
+      </w:pPr>
+      <w:rPr>
+        <w:rFonts w:ascii="Wingdings" w:hAnsi="Wingdings" w:hint="default"/>
+        <w:sz w:val="20"/>
+      </w:rPr>
+    </w:lvl>
+    <w:lvl w:ilvl="3" w:tentative="1">
+      <w:start w:val="1"/>
+      <w:numFmt w:val="bullet"/>
+      <w:lvlText w:val=""/>
+      <w:lvlJc w:val="left"/>
+      <w:pPr>
+        <w:tabs>
+          <w:tab w:val="num" w:pos="2880"/>
+        </w:tabs>
+        <w:ind w:left="2880" w:hanging="360"/>
+      </w:pPr>
+      <w:rPr>
+        <w:rFonts w:ascii="Wingdings" w:hAnsi="Wingdings" w:hint="default"/>
+        <w:sz w:val="20"/>
+      </w:rPr>
+    </w:lvl>
+    <w:lvl w:ilvl="4" w:tentative="1">
+      <w:start w:val="1"/>
+      <w:numFmt w:val="bullet"/>
+      <w:lvlText w:val=""/>
+      <w:lvlJc w:val="left"/>
+      <w:pPr>
+        <w:tabs>
+          <w:tab w:val="num" w:pos="3600"/>
+        </w:tabs>
+        <w:ind w:left="3600" w:hanging="360"/>
+      </w:pPr>
+      <w:rPr>
+        <w:rFonts w:ascii="Wingdings" w:hAnsi="Wingdings" w:hint="default"/>
+        <w:sz w:val="20"/>
+      </w:rPr>
+    </w:lvl>
+    <w:lvl w:ilvl="5" w:tentative="1">
+      <w:start w:val="1"/>
+      <w:numFmt w:val="bullet"/>
+      <w:lvlText w:val=""/>
+      <w:lvlJc w:val="left"/>
+      <w:pPr>
+        <w:tabs>
+          <w:tab w:val="num" w:pos="4320"/>
+        </w:tabs>
+        <w:ind w:left="4320" w:hanging="360"/>
+      </w:pPr>
+      <w:rPr>
+        <w:rFonts w:ascii="Wingdings" w:hAnsi="Wingdings" w:hint="default"/>
+        <w:sz w:val="20"/>
+      </w:rPr>
+    </w:lvl>
+    <w:lvl w:ilvl="6" w:tentative="1">
+      <w:start w:val="1"/>
+      <w:numFmt w:val="bullet"/>
+      <w:lvlText w:val=""/>
+      <w:lvlJc w:val="left"/>
+      <w:pPr>
+        <w:tabs>
+          <w:tab w:val="num" w:pos="5040"/>
+        </w:tabs>
+        <w:ind w:left="5040" w:hanging="360"/>
+      </w:pPr>
+      <w:rPr>
+        <w:rFonts w:ascii="Wingdings" w:hAnsi="Wingdings" w:hint="default"/>
+        <w:sz w:val="20"/>
+      </w:rPr>
+    </w:lvl>
+    <w:lvl w:ilvl="7" w:tentative="1">
+      <w:start w:val="1"/>
+      <w:numFmt w:val="bullet"/>
+      <w:lvlText w:val=""/>
+      <w:lvlJc w:val="left"/>
+      <w:pPr>
+        <w:tabs>
+          <w:tab w:val="num" w:pos="5760"/>
+        </w:tabs>
+        <w:ind w:left="5760" w:hanging="360"/>
+      </w:pPr>
+      <w:rPr>
+        <w:rFonts w:ascii="Wingdings" w:hAnsi="Wingdings" w:hint="default"/>
+        <w:sz w:val="20"/>
+      </w:rPr>
+    </w:lvl>
+    <w:lvl w:ilvl="8" w:tentative="1">
+      <w:start w:val="1"/>
+      <w:numFmt w:val="bullet"/>
+      <w:lvlText w:val=""/>
+      <w:lvlJc w:val="left"/>
+      <w:pPr>
+        <w:tabs>
+          <w:tab w:val="num" w:pos="6480"/>
+        </w:tabs>
+        <w:ind w:left="6480" w:hanging="360"/>
+      </w:pPr>
+      <w:rPr>
+        <w:rFonts w:ascii="Wingdings" w:hAnsi="Wingdings" w:hint="default"/>
+        <w:sz w:val="20"/>
+      </w:rPr>
+    </w:lvl>
+  </w:abstractNum>
+  <w:abstractNum w:abstractNumId="7" w15:restartNumberingAfterBreak="0">
+    <w:nsid w:val="44A23AE9"/>
+    <w:multiLevelType w:val="multilevel"/>
+    <w:tmpl w:val="65E8060C"/>
+    <w:lvl w:ilvl="0">
+      <w:start w:val="1"/>
+      <w:numFmt w:val="bullet"/>
+      <w:lvlText w:val=""/>
+      <w:lvlJc w:val="left"/>
+      <w:pPr>
+        <w:tabs>
+          <w:tab w:val="num" w:pos="720"/>
+        </w:tabs>
+        <w:ind w:left="720" w:hanging="360"/>
+      </w:pPr>
+      <w:rPr>
+        <w:rFonts w:ascii="Symbol" w:hAnsi="Symbol" w:hint="default"/>
+        <w:sz w:val="20"/>
+      </w:rPr>
+    </w:lvl>
+    <w:lvl w:ilvl="1" w:tentative="1">
+      <w:start w:val="1"/>
+      <w:numFmt w:val="bullet"/>
+      <w:lvlText w:val="o"/>
+      <w:lvlJc w:val="left"/>
+      <w:pPr>
+        <w:tabs>
+          <w:tab w:val="num" w:pos="1440"/>
+        </w:tabs>
+        <w:ind w:left="1440" w:hanging="360"/>
+      </w:pPr>
+      <w:rPr>
+        <w:rFonts w:ascii="Courier New" w:hAnsi="Courier New" w:hint="default"/>
+        <w:sz w:val="20"/>
+      </w:rPr>
+    </w:lvl>
+    <w:lvl w:ilvl="2" w:tentative="1">
+      <w:start w:val="1"/>
+      <w:numFmt w:val="bullet"/>
+      <w:lvlText w:val=""/>
+      <w:lvlJc w:val="left"/>
+      <w:pPr>
+        <w:tabs>
+          <w:tab w:val="num" w:pos="2160"/>
+        </w:tabs>
+        <w:ind w:left="2160" w:hanging="360"/>
+      </w:pPr>
+      <w:rPr>
+        <w:rFonts w:ascii="Wingdings" w:hAnsi="Wingdings" w:hint="default"/>
+        <w:sz w:val="20"/>
+      </w:rPr>
+    </w:lvl>
+    <w:lvl w:ilvl="3" w:tentative="1">
+      <w:start w:val="1"/>
+      <w:numFmt w:val="bullet"/>
+      <w:lvlText w:val=""/>
+      <w:lvlJc w:val="left"/>
+      <w:pPr>
+        <w:tabs>
+          <w:tab w:val="num" w:pos="2880"/>
+        </w:tabs>
+        <w:ind w:left="2880" w:hanging="360"/>
+      </w:pPr>
+      <w:rPr>
+        <w:rFonts w:ascii="Wingdings" w:hAnsi="Wingdings" w:hint="default"/>
+        <w:sz w:val="20"/>
+      </w:rPr>
+    </w:lvl>
+    <w:lvl w:ilvl="4" w:tentative="1">
+      <w:start w:val="1"/>
+      <w:numFmt w:val="bullet"/>
+      <w:lvlText w:val=""/>
+      <w:lvlJc w:val="left"/>
+      <w:pPr>
+        <w:tabs>
+          <w:tab w:val="num" w:pos="3600"/>
+        </w:tabs>
+        <w:ind w:left="3600" w:hanging="360"/>
+      </w:pPr>
+      <w:rPr>
+        <w:rFonts w:ascii="Wingdings" w:hAnsi="Wingdings" w:hint="default"/>
+        <w:sz w:val="20"/>
+      </w:rPr>
+    </w:lvl>
+    <w:lvl w:ilvl="5" w:tentative="1">
+      <w:start w:val="1"/>
+      <w:numFmt w:val="bullet"/>
+      <w:lvlText w:val=""/>
+      <w:lvlJc w:val="left"/>
+      <w:pPr>
+        <w:tabs>
+          <w:tab w:val="num" w:pos="4320"/>
+        </w:tabs>
+        <w:ind w:left="4320" w:hanging="360"/>
+      </w:pPr>
+      <w:rPr>
+        <w:rFonts w:ascii="Wingdings" w:hAnsi="Wingdings" w:hint="default"/>
+        <w:sz w:val="20"/>
+      </w:rPr>
+    </w:lvl>
+    <w:lvl w:ilvl="6" w:tentative="1">
+      <w:start w:val="1"/>
+      <w:numFmt w:val="bullet"/>
+      <w:lvlText w:val=""/>
+      <w:lvlJc w:val="left"/>
+      <w:pPr>
+        <w:tabs>
+          <w:tab w:val="num" w:pos="5040"/>
+        </w:tabs>
+        <w:ind w:left="5040" w:hanging="360"/>
+      </w:pPr>
+      <w:rPr>
+        <w:rFonts w:ascii="Wingdings" w:hAnsi="Wingdings" w:hint="default"/>
+        <w:sz w:val="20"/>
+      </w:rPr>
+    </w:lvl>
+    <w:lvl w:ilvl="7" w:tentative="1">
+      <w:start w:val="1"/>
+      <w:numFmt w:val="bullet"/>
+      <w:lvlText w:val=""/>
+      <w:lvlJc w:val="left"/>
+      <w:pPr>
+        <w:tabs>
+          <w:tab w:val="num" w:pos="5760"/>
+        </w:tabs>
+        <w:ind w:left="5760" w:hanging="360"/>
+      </w:pPr>
+      <w:rPr>
+        <w:rFonts w:ascii="Wingdings" w:hAnsi="Wingdings" w:hint="default"/>
+        <w:sz w:val="20"/>
+      </w:rPr>
+    </w:lvl>
+    <w:lvl w:ilvl="8" w:tentative="1">
+      <w:start w:val="1"/>
+      <w:numFmt w:val="bullet"/>
+      <w:lvlText w:val=""/>
+      <w:lvlJc w:val="left"/>
+      <w:pPr>
+        <w:tabs>
+          <w:tab w:val="num" w:pos="6480"/>
+        </w:tabs>
+        <w:ind w:left="6480" w:hanging="360"/>
+      </w:pPr>
+      <w:rPr>
+        <w:rFonts w:ascii="Wingdings" w:hAnsi="Wingdings" w:hint="default"/>
+        <w:sz w:val="20"/>
+      </w:rPr>
+    </w:lvl>
+  </w:abstractNum>
+  <w:abstractNum w:abstractNumId="8" w15:restartNumberingAfterBreak="0">
+    <w:nsid w:val="4A282C17"/>
+    <w:multiLevelType w:val="multilevel"/>
+    <w:tmpl w:val="45648B8E"/>
+    <w:lvl w:ilvl="0">
+      <w:start w:val="1"/>
+      <w:numFmt w:val="bullet"/>
+      <w:lvlText w:val=""/>
+      <w:lvlJc w:val="left"/>
+      <w:pPr>
+        <w:tabs>
+          <w:tab w:val="num" w:pos="720"/>
+        </w:tabs>
+        <w:ind w:left="720" w:hanging="360"/>
+      </w:pPr>
+      <w:rPr>
+        <w:rFonts w:ascii="Symbol" w:hAnsi="Symbol" w:hint="default"/>
+        <w:sz w:val="20"/>
+      </w:rPr>
+    </w:lvl>
+    <w:lvl w:ilvl="1">
+      <w:start w:val="1"/>
+      <w:numFmt w:val="bullet"/>
+      <w:lvlText w:val="o"/>
+      <w:lvlJc w:val="left"/>
+      <w:pPr>
+        <w:tabs>
+          <w:tab w:val="num" w:pos="1440"/>
+        </w:tabs>
+        <w:ind w:left="1440" w:hanging="360"/>
+      </w:pPr>
+      <w:rPr>
+        <w:rFonts w:ascii="Courier New" w:hAnsi="Courier New" w:hint="default"/>
+        <w:sz w:val="20"/>
+      </w:rPr>
+    </w:lvl>
+    <w:lvl w:ilvl="2" w:tentative="1">
+      <w:start w:val="1"/>
+      <w:numFmt w:val="bullet"/>
+      <w:lvlText w:val=""/>
+      <w:lvlJc w:val="left"/>
+      <w:pPr>
+        <w:tabs>
+          <w:tab w:val="num" w:pos="2160"/>
+        </w:tabs>
+        <w:ind w:left="2160" w:hanging="360"/>
+      </w:pPr>
+      <w:rPr>
+        <w:rFonts w:ascii="Wingdings" w:hAnsi="Wingdings" w:hint="default"/>
+        <w:sz w:val="20"/>
+      </w:rPr>
+    </w:lvl>
+    <w:lvl w:ilvl="3" w:tentative="1">
+      <w:start w:val="1"/>
+      <w:numFmt w:val="bullet"/>
+      <w:lvlText w:val=""/>
+      <w:lvlJc w:val="left"/>
+      <w:pPr>
+        <w:tabs>
+          <w:tab w:val="num" w:pos="2880"/>
+        </w:tabs>
+        <w:ind w:left="2880" w:hanging="360"/>
+      </w:pPr>
+      <w:rPr>
+        <w:rFonts w:ascii="Wingdings" w:hAnsi="Wingdings" w:hint="default"/>
+        <w:sz w:val="20"/>
+      </w:rPr>
+    </w:lvl>
+    <w:lvl w:ilvl="4" w:tentative="1">
+      <w:start w:val="1"/>
+      <w:numFmt w:val="bullet"/>
+      <w:lvlText w:val=""/>
+      <w:lvlJc w:val="left"/>
+      <w:pPr>
+        <w:tabs>
+          <w:tab w:val="num" w:pos="3600"/>
+        </w:tabs>
+        <w:ind w:left="3600" w:hanging="360"/>
+      </w:pPr>
+      <w:rPr>
+        <w:rFonts w:ascii="Wingdings" w:hAnsi="Wingdings" w:hint="default"/>
+        <w:sz w:val="20"/>
+      </w:rPr>
+    </w:lvl>
+    <w:lvl w:ilvl="5" w:tentative="1">
+      <w:start w:val="1"/>
+      <w:numFmt w:val="bullet"/>
+      <w:lvlText w:val=""/>
+      <w:lvlJc w:val="left"/>
+      <w:pPr>
+        <w:tabs>
+          <w:tab w:val="num" w:pos="4320"/>
+        </w:tabs>
+        <w:ind w:left="4320" w:hanging="360"/>
+      </w:pPr>
+      <w:rPr>
+        <w:rFonts w:ascii="Wingdings" w:hAnsi="Wingdings" w:hint="default"/>
+        <w:sz w:val="20"/>
+      </w:rPr>
+    </w:lvl>
+    <w:lvl w:ilvl="6" w:tentative="1">
+      <w:start w:val="1"/>
+      <w:numFmt w:val="bullet"/>
+      <w:lvlText w:val=""/>
+      <w:lvlJc w:val="left"/>
+      <w:pPr>
+        <w:tabs>
+          <w:tab w:val="num" w:pos="5040"/>
+        </w:tabs>
+        <w:ind w:left="5040" w:hanging="360"/>
+      </w:pPr>
+      <w:rPr>
+        <w:rFonts w:ascii="Wingdings" w:hAnsi="Wingdings" w:hint="default"/>
+        <w:sz w:val="20"/>
+      </w:rPr>
+    </w:lvl>
+    <w:lvl w:ilvl="7" w:tentative="1">
+      <w:start w:val="1"/>
+      <w:numFmt w:val="bullet"/>
+      <w:lvlText w:val=""/>
+      <w:lvlJc w:val="left"/>
+      <w:pPr>
+        <w:tabs>
+          <w:tab w:val="num" w:pos="5760"/>
+        </w:tabs>
+        <w:ind w:left="5760" w:hanging="360"/>
+      </w:pPr>
+      <w:rPr>
+        <w:rFonts w:ascii="Wingdings" w:hAnsi="Wingdings" w:hint="default"/>
+        <w:sz w:val="20"/>
+      </w:rPr>
+    </w:lvl>
+    <w:lvl w:ilvl="8" w:tentative="1">
+      <w:start w:val="1"/>
+      <w:numFmt w:val="bullet"/>
+      <w:lvlText w:val=""/>
+      <w:lvlJc w:val="left"/>
+      <w:pPr>
+        <w:tabs>
+          <w:tab w:val="num" w:pos="6480"/>
+        </w:tabs>
+        <w:ind w:left="6480" w:hanging="360"/>
+      </w:pPr>
+      <w:rPr>
+        <w:rFonts w:ascii="Wingdings" w:hAnsi="Wingdings" w:hint="default"/>
+        <w:sz w:val="20"/>
+      </w:rPr>
+    </w:lvl>
+  </w:abstractNum>
+  <w:abstractNum w:abstractNumId="9" w15:restartNumberingAfterBreak="0">
+    <w:nsid w:val="51A456F6"/>
+    <w:multiLevelType w:val="multilevel"/>
+    <w:tmpl w:val="E3F0074E"/>
+    <w:lvl w:ilvl="0">
+      <w:start w:val="1"/>
+      <w:numFmt w:val="bullet"/>
+      <w:lvlText w:val=""/>
+      <w:lvlJc w:val="left"/>
+      <w:pPr>
+        <w:tabs>
+          <w:tab w:val="num" w:pos="720"/>
+        </w:tabs>
+        <w:ind w:left="720" w:hanging="360"/>
+      </w:pPr>
+      <w:rPr>
+        <w:rFonts w:ascii="Symbol" w:hAnsi="Symbol" w:hint="default"/>
+        <w:sz w:val="20"/>
+      </w:rPr>
+    </w:lvl>
+    <w:lvl w:ilvl="1" w:tentative="1">
+      <w:start w:val="1"/>
+      <w:numFmt w:val="bullet"/>
+      <w:lvlText w:val="o"/>
+      <w:lvlJc w:val="left"/>
+      <w:pPr>
+        <w:tabs>
+          <w:tab w:val="num" w:pos="1440"/>
+        </w:tabs>
+        <w:ind w:left="1440" w:hanging="360"/>
+      </w:pPr>
+      <w:rPr>
+        <w:rFonts w:ascii="Courier New" w:hAnsi="Courier New" w:hint="default"/>
+        <w:sz w:val="20"/>
+      </w:rPr>
+    </w:lvl>
+    <w:lvl w:ilvl="2" w:tentative="1">
+      <w:start w:val="1"/>
+      <w:numFmt w:val="bullet"/>
+      <w:lvlText w:val=""/>
+      <w:lvlJc w:val="left"/>
+      <w:pPr>
+        <w:tabs>
+          <w:tab w:val="num" w:pos="2160"/>
+        </w:tabs>
+        <w:ind w:left="2160" w:hanging="360"/>
+      </w:pPr>
+      <w:rPr>
+        <w:rFonts w:ascii="Wingdings" w:hAnsi="Wingdings" w:hint="default"/>
+        <w:sz w:val="20"/>
+      </w:rPr>
+    </w:lvl>
+    <w:lvl w:ilvl="3" w:tentative="1">
+      <w:start w:val="1"/>
+      <w:numFmt w:val="bullet"/>
+      <w:lvlText w:val=""/>
+      <w:lvlJc w:val="left"/>
+      <w:pPr>
+        <w:tabs>
+          <w:tab w:val="num" w:pos="2880"/>
+        </w:tabs>
+        <w:ind w:left="2880" w:hanging="360"/>
+      </w:pPr>
+      <w:rPr>
+        <w:rFonts w:ascii="Wingdings" w:hAnsi="Wingdings" w:hint="default"/>
+        <w:sz w:val="20"/>
+      </w:rPr>
+    </w:lvl>
+    <w:lvl w:ilvl="4" w:tentative="1">
+      <w:start w:val="1"/>
+      <w:numFmt w:val="bullet"/>
+      <w:lvlText w:val=""/>
+      <w:lvlJc w:val="left"/>
+      <w:pPr>
+        <w:tabs>
+          <w:tab w:val="num" w:pos="3600"/>
+        </w:tabs>
+        <w:ind w:left="3600" w:hanging="360"/>
+      </w:pPr>
+      <w:rPr>
+        <w:rFonts w:ascii="Wingdings" w:hAnsi="Wingdings" w:hint="default"/>
+        <w:sz w:val="20"/>
+      </w:rPr>
+    </w:lvl>
+    <w:lvl w:ilvl="5" w:tentative="1">
+      <w:start w:val="1"/>
+      <w:numFmt w:val="bullet"/>
+      <w:lvlText w:val=""/>
+      <w:lvlJc w:val="left"/>
+      <w:pPr>
+        <w:tabs>
+          <w:tab w:val="num" w:pos="4320"/>
+        </w:tabs>
+        <w:ind w:left="4320" w:hanging="360"/>
+      </w:pPr>
+      <w:rPr>
+        <w:rFonts w:ascii="Wingdings" w:hAnsi="Wingdings" w:hint="default"/>
+        <w:sz w:val="20"/>
+      </w:rPr>
+    </w:lvl>
+    <w:lvl w:ilvl="6" w:tentative="1">
+      <w:start w:val="1"/>
+      <w:numFmt w:val="bullet"/>
+      <w:lvlText w:val=""/>
+      <w:lvlJc w:val="left"/>
+      <w:pPr>
+        <w:tabs>
+          <w:tab w:val="num" w:pos="5040"/>
+        </w:tabs>
+        <w:ind w:left="5040" w:hanging="360"/>
+      </w:pPr>
+      <w:rPr>
+        <w:rFonts w:ascii="Wingdings" w:hAnsi="Wingdings" w:hint="default"/>
+        <w:sz w:val="20"/>
+      </w:rPr>
+    </w:lvl>
+    <w:lvl w:ilvl="7" w:tentative="1">
+      <w:start w:val="1"/>
+      <w:numFmt w:val="bullet"/>
+      <w:lvlText w:val=""/>
+      <w:lvlJc w:val="left"/>
+      <w:pPr>
+        <w:tabs>
+          <w:tab w:val="num" w:pos="5760"/>
+        </w:tabs>
+        <w:ind w:left="5760" w:hanging="360"/>
+      </w:pPr>
+      <w:rPr>
+        <w:rFonts w:ascii="Wingdings" w:hAnsi="Wingdings" w:hint="default"/>
+        <w:sz w:val="20"/>
+      </w:rPr>
+    </w:lvl>
+    <w:lvl w:ilvl="8" w:tentative="1">
+      <w:start w:val="1"/>
+      <w:numFmt w:val="bullet"/>
+      <w:lvlText w:val=""/>
+      <w:lvlJc w:val="left"/>
+      <w:pPr>
+        <w:tabs>
+          <w:tab w:val="num" w:pos="6480"/>
+        </w:tabs>
+        <w:ind w:left="6480" w:hanging="360"/>
+      </w:pPr>
+      <w:rPr>
+        <w:rFonts w:ascii="Wingdings" w:hAnsi="Wingdings" w:hint="default"/>
+        <w:sz w:val="20"/>
+      </w:rPr>
+    </w:lvl>
+  </w:abstractNum>
+  <w:abstractNum w:abstractNumId="10" w15:restartNumberingAfterBreak="0">
+    <w:nsid w:val="5FF50862"/>
+    <w:multiLevelType w:val="multilevel"/>
+    <w:tmpl w:val="6FACB366"/>
+    <w:lvl w:ilvl="0">
+      <w:start w:val="1"/>
+      <w:numFmt w:val="bullet"/>
+      <w:lvlText w:val=""/>
+      <w:lvlJc w:val="left"/>
+      <w:pPr>
+        <w:tabs>
+          <w:tab w:val="num" w:pos="720"/>
+        </w:tabs>
+        <w:ind w:left="720" w:hanging="360"/>
+      </w:pPr>
+      <w:rPr>
+        <w:rFonts w:ascii="Symbol" w:hAnsi="Symbol" w:hint="default"/>
+        <w:sz w:val="20"/>
+      </w:rPr>
+    </w:lvl>
+    <w:lvl w:ilvl="1">
+      <w:start w:val="1"/>
+      <w:numFmt w:val="bullet"/>
+      <w:lvlText w:val="o"/>
+      <w:lvlJc w:val="left"/>
+      <w:pPr>
+        <w:tabs>
+          <w:tab w:val="num" w:pos="1440"/>
+        </w:tabs>
+        <w:ind w:left="1440" w:hanging="360"/>
+      </w:pPr>
+      <w:rPr>
+        <w:rFonts w:ascii="Courier New" w:hAnsi="Courier New" w:hint="default"/>
+        <w:sz w:val="20"/>
+      </w:rPr>
+    </w:lvl>
+    <w:lvl w:ilvl="2" w:tentative="1">
+      <w:start w:val="1"/>
+      <w:numFmt w:val="bullet"/>
+      <w:lvlText w:val=""/>
+      <w:lvlJc w:val="left"/>
+      <w:pPr>
+        <w:tabs>
+          <w:tab w:val="num" w:pos="2160"/>
+        </w:tabs>
+        <w:ind w:left="2160" w:hanging="360"/>
+      </w:pPr>
+      <w:rPr>
+        <w:rFonts w:ascii="Wingdings" w:hAnsi="Wingdings" w:hint="default"/>
+        <w:sz w:val="20"/>
+      </w:rPr>
+    </w:lvl>
+    <w:lvl w:ilvl="3" w:tentative="1">
+      <w:start w:val="1"/>
+      <w:numFmt w:val="bullet"/>
+      <w:lvlText w:val=""/>
+      <w:lvlJc w:val="left"/>
+      <w:pPr>
+        <w:tabs>
+          <w:tab w:val="num" w:pos="2880"/>
+        </w:tabs>
+        <w:ind w:left="2880" w:hanging="360"/>
+      </w:pPr>
+      <w:rPr>
+        <w:rFonts w:ascii="Wingdings" w:hAnsi="Wingdings" w:hint="default"/>
+        <w:sz w:val="20"/>
+      </w:rPr>
+    </w:lvl>
+    <w:lvl w:ilvl="4" w:tentative="1">
+      <w:start w:val="1"/>
+      <w:numFmt w:val="bullet"/>
+      <w:lvlText w:val=""/>
+      <w:lvlJc w:val="left"/>
+      <w:pPr>
+        <w:tabs>
+          <w:tab w:val="num" w:pos="3600"/>
+        </w:tabs>
+        <w:ind w:left="3600" w:hanging="360"/>
+      </w:pPr>
+      <w:rPr>
+        <w:rFonts w:ascii="Wingdings" w:hAnsi="Wingdings" w:hint="default"/>
+        <w:sz w:val="20"/>
+      </w:rPr>
+    </w:lvl>
+    <w:lvl w:ilvl="5" w:tentative="1">
+      <w:start w:val="1"/>
+      <w:numFmt w:val="bullet"/>
+      <w:lvlText w:val=""/>
+      <w:lvlJc w:val="left"/>
+      <w:pPr>
+        <w:tabs>
+          <w:tab w:val="num" w:pos="4320"/>
+        </w:tabs>
+        <w:ind w:left="4320" w:hanging="360"/>
+      </w:pPr>
+      <w:rPr>
+        <w:rFonts w:ascii="Wingdings" w:hAnsi="Wingdings" w:hint="default"/>
+        <w:sz w:val="20"/>
+      </w:rPr>
+    </w:lvl>
+    <w:lvl w:ilvl="6" w:tentative="1">
+      <w:start w:val="1"/>
+      <w:numFmt w:val="bullet"/>
+      <w:lvlText w:val=""/>
+      <w:lvlJc w:val="left"/>
+      <w:pPr>
+        <w:tabs>
+          <w:tab w:val="num" w:pos="5040"/>
+        </w:tabs>
+        <w:ind w:left="5040" w:hanging="360"/>
+      </w:pPr>
+      <w:rPr>
+        <w:rFonts w:ascii="Wingdings" w:hAnsi="Wingdings" w:hint="default"/>
+        <w:sz w:val="20"/>
+      </w:rPr>
+    </w:lvl>
+    <w:lvl w:ilvl="7" w:tentative="1">
+      <w:start w:val="1"/>
+      <w:numFmt w:val="bullet"/>
+      <w:lvlText w:val=""/>
+      <w:lvlJc w:val="left"/>
+      <w:pPr>
+        <w:tabs>
+          <w:tab w:val="num" w:pos="5760"/>
+        </w:tabs>
+        <w:ind w:left="5760" w:hanging="360"/>
+      </w:pPr>
+      <w:rPr>
+        <w:rFonts w:ascii="Wingdings" w:hAnsi="Wingdings" w:hint="default"/>
+        <w:sz w:val="20"/>
+      </w:rPr>
+    </w:lvl>
+    <w:lvl w:ilvl="8" w:tentative="1">
+      <w:start w:val="1"/>
+      <w:numFmt w:val="bullet"/>
+      <w:lvlText w:val=""/>
+      <w:lvlJc w:val="left"/>
+      <w:pPr>
+        <w:tabs>
+          <w:tab w:val="num" w:pos="6480"/>
+        </w:tabs>
+        <w:ind w:left="6480" w:hanging="360"/>
+      </w:pPr>
+      <w:rPr>
+        <w:rFonts w:ascii="Wingdings" w:hAnsi="Wingdings" w:hint="default"/>
+        <w:sz w:val="20"/>
+      </w:rPr>
+    </w:lvl>
+  </w:abstractNum>
+  <w:abstractNum w:abstractNumId="11" w15:restartNumberingAfterBreak="0">
+    <w:nsid w:val="609578B7"/>
+    <w:multiLevelType w:val="multilevel"/>
+    <w:tmpl w:val="B288985A"/>
+    <w:lvl w:ilvl="0">
+      <w:start w:val="1"/>
+      <w:numFmt w:val="bullet"/>
+      <w:lvlText w:val=""/>
+      <w:lvlJc w:val="left"/>
+      <w:pPr>
+        <w:tabs>
+          <w:tab w:val="num" w:pos="720"/>
+        </w:tabs>
+        <w:ind w:left="720" w:hanging="360"/>
+      </w:pPr>
+      <w:rPr>
+        <w:rFonts w:ascii="Symbol" w:hAnsi="Symbol" w:hint="default"/>
+        <w:sz w:val="20"/>
+      </w:rPr>
+    </w:lvl>
+    <w:lvl w:ilvl="1">
+      <w:start w:val="1"/>
+      <w:numFmt w:val="bullet"/>
+      <w:lvlText w:val="o"/>
+      <w:lvlJc w:val="left"/>
+      <w:pPr>
+        <w:tabs>
+          <w:tab w:val="num" w:pos="1440"/>
+        </w:tabs>
+        <w:ind w:left="1440" w:hanging="360"/>
+      </w:pPr>
+      <w:rPr>
+        <w:rFonts w:ascii="Courier New" w:hAnsi="Courier New" w:hint="default"/>
+        <w:sz w:val="20"/>
+      </w:rPr>
+    </w:lvl>
+    <w:lvl w:ilvl="2" w:tentative="1">
+      <w:start w:val="1"/>
+      <w:numFmt w:val="bullet"/>
+      <w:lvlText w:val=""/>
+      <w:lvlJc w:val="left"/>
+      <w:pPr>
+        <w:tabs>
+          <w:tab w:val="num" w:pos="2160"/>
+        </w:tabs>
+        <w:ind w:left="2160" w:hanging="360"/>
+      </w:pPr>
+      <w:rPr>
+        <w:rFonts w:ascii="Wingdings" w:hAnsi="Wingdings" w:hint="default"/>
+        <w:sz w:val="20"/>
+      </w:rPr>
+    </w:lvl>
+    <w:lvl w:ilvl="3" w:tentative="1">
+      <w:start w:val="1"/>
+      <w:numFmt w:val="bullet"/>
+      <w:lvlText w:val=""/>
+      <w:lvlJc w:val="left"/>
+      <w:pPr>
+        <w:tabs>
+          <w:tab w:val="num" w:pos="2880"/>
+        </w:tabs>
+        <w:ind w:left="2880" w:hanging="360"/>
+      </w:pPr>
+      <w:rPr>
+        <w:rFonts w:ascii="Wingdings" w:hAnsi="Wingdings" w:hint="default"/>
+        <w:sz w:val="20"/>
+      </w:rPr>
+    </w:lvl>
+    <w:lvl w:ilvl="4" w:tentative="1">
+      <w:start w:val="1"/>
+      <w:numFmt w:val="bullet"/>
+      <w:lvlText w:val=""/>
+      <w:lvlJc w:val="left"/>
+      <w:pPr>
+        <w:tabs>
+          <w:tab w:val="num" w:pos="3600"/>
+        </w:tabs>
+        <w:ind w:left="3600" w:hanging="360"/>
+      </w:pPr>
+      <w:rPr>
+        <w:rFonts w:ascii="Wingdings" w:hAnsi="Wingdings" w:hint="default"/>
+        <w:sz w:val="20"/>
+      </w:rPr>
+    </w:lvl>
+    <w:lvl w:ilvl="5" w:tentative="1">
+      <w:start w:val="1"/>
+      <w:numFmt w:val="bullet"/>
+      <w:lvlText w:val=""/>
+      <w:lvlJc w:val="left"/>
+      <w:pPr>
+        <w:tabs>
+          <w:tab w:val="num" w:pos="4320"/>
+        </w:tabs>
+        <w:ind w:left="4320" w:hanging="360"/>
+      </w:pPr>
+      <w:rPr>
+        <w:rFonts w:ascii="Wingdings" w:hAnsi="Wingdings" w:hint="default"/>
+        <w:sz w:val="20"/>
+      </w:rPr>
+    </w:lvl>
+    <w:lvl w:ilvl="6" w:tentative="1">
+      <w:start w:val="1"/>
+      <w:numFmt w:val="bullet"/>
+      <w:lvlText w:val=""/>
+      <w:lvlJc w:val="left"/>
+      <w:pPr>
+        <w:tabs>
+          <w:tab w:val="num" w:pos="5040"/>
+        </w:tabs>
+        <w:ind w:left="5040" w:hanging="360"/>
+      </w:pPr>
+      <w:rPr>
+        <w:rFonts w:ascii="Wingdings" w:hAnsi="Wingdings" w:hint="default"/>
+        <w:sz w:val="20"/>
+      </w:rPr>
+    </w:lvl>
+    <w:lvl w:ilvl="7" w:tentative="1">
+      <w:start w:val="1"/>
+      <w:numFmt w:val="bullet"/>
+      <w:lvlText w:val=""/>
+      <w:lvlJc w:val="left"/>
+      <w:pPr>
+        <w:tabs>
+          <w:tab w:val="num" w:pos="5760"/>
+        </w:tabs>
+        <w:ind w:left="5760" w:hanging="360"/>
+      </w:pPr>
+      <w:rPr>
+        <w:rFonts w:ascii="Wingdings" w:hAnsi="Wingdings" w:hint="default"/>
+        <w:sz w:val="20"/>
+      </w:rPr>
+    </w:lvl>
+    <w:lvl w:ilvl="8" w:tentative="1">
+      <w:start w:val="1"/>
+      <w:numFmt w:val="bullet"/>
+      <w:lvlText w:val=""/>
+      <w:lvlJc w:val="left"/>
+      <w:pPr>
+        <w:tabs>
+          <w:tab w:val="num" w:pos="6480"/>
+        </w:tabs>
+        <w:ind w:left="6480" w:hanging="360"/>
+      </w:pPr>
+      <w:rPr>
+        <w:rFonts w:ascii="Wingdings" w:hAnsi="Wingdings" w:hint="default"/>
+        <w:sz w:val="20"/>
+      </w:rPr>
+    </w:lvl>
+  </w:abstractNum>
+  <w:abstractNum w:abstractNumId="12" w15:restartNumberingAfterBreak="0">
+    <w:nsid w:val="677F4D1A"/>
+    <w:multiLevelType w:val="multilevel"/>
+    <w:tmpl w:val="21EE2E38"/>
+    <w:lvl w:ilvl="0">
+      <w:start w:val="1"/>
+      <w:numFmt w:val="bullet"/>
+      <w:lvlText w:val=""/>
+      <w:lvlJc w:val="left"/>
+      <w:pPr>
+        <w:tabs>
+          <w:tab w:val="num" w:pos="720"/>
+        </w:tabs>
+        <w:ind w:left="720" w:hanging="360"/>
+      </w:pPr>
+      <w:rPr>
+        <w:rFonts w:ascii="Symbol" w:hAnsi="Symbol" w:hint="default"/>
+        <w:sz w:val="20"/>
+      </w:rPr>
+    </w:lvl>
+    <w:lvl w:ilvl="1">
+      <w:start w:val="1"/>
+      <w:numFmt w:val="bullet"/>
+      <w:lvlText w:val="o"/>
+      <w:lvlJc w:val="left"/>
+      <w:pPr>
+        <w:tabs>
+          <w:tab w:val="num" w:pos="1440"/>
+        </w:tabs>
+        <w:ind w:left="1440" w:hanging="360"/>
+      </w:pPr>
+      <w:rPr>
+        <w:rFonts w:ascii="Courier New" w:hAnsi="Courier New" w:hint="default"/>
+        <w:sz w:val="20"/>
+      </w:rPr>
+    </w:lvl>
+    <w:lvl w:ilvl="2" w:tentative="1">
+      <w:start w:val="1"/>
+      <w:numFmt w:val="bullet"/>
+      <w:lvlText w:val=""/>
+      <w:lvlJc w:val="left"/>
+      <w:pPr>
+        <w:tabs>
+          <w:tab w:val="num" w:pos="2160"/>
+        </w:tabs>
+        <w:ind w:left="2160" w:hanging="360"/>
+      </w:pPr>
+      <w:rPr>
+        <w:rFonts w:ascii="Wingdings" w:hAnsi="Wingdings" w:hint="default"/>
+        <w:sz w:val="20"/>
+      </w:rPr>
+    </w:lvl>
+    <w:lvl w:ilvl="3" w:tentative="1">
+      <w:start w:val="1"/>
+      <w:numFmt w:val="bullet"/>
+      <w:lvlText w:val=""/>
+      <w:lvlJc w:val="left"/>
+      <w:pPr>
+        <w:tabs>
+          <w:tab w:val="num" w:pos="2880"/>
+        </w:tabs>
+        <w:ind w:left="2880" w:hanging="360"/>
+      </w:pPr>
+      <w:rPr>
+        <w:rFonts w:ascii="Wingdings" w:hAnsi="Wingdings" w:hint="default"/>
+        <w:sz w:val="20"/>
+      </w:rPr>
+    </w:lvl>
+    <w:lvl w:ilvl="4" w:tentative="1">
+      <w:start w:val="1"/>
+      <w:numFmt w:val="bullet"/>
+      <w:lvlText w:val=""/>
+      <w:lvlJc w:val="left"/>
+      <w:pPr>
+        <w:tabs>
+          <w:tab w:val="num" w:pos="3600"/>
+        </w:tabs>
+        <w:ind w:left="3600" w:hanging="360"/>
+      </w:pPr>
+      <w:rPr>
+        <w:rFonts w:ascii="Wingdings" w:hAnsi="Wingdings" w:hint="default"/>
+        <w:sz w:val="20"/>
+      </w:rPr>
+    </w:lvl>
+    <w:lvl w:ilvl="5" w:tentative="1">
+      <w:start w:val="1"/>
+      <w:numFmt w:val="bullet"/>
+      <w:lvlText w:val=""/>
+      <w:lvlJc w:val="left"/>
+      <w:pPr>
+        <w:tabs>
+          <w:tab w:val="num" w:pos="4320"/>
+        </w:tabs>
+        <w:ind w:left="4320" w:hanging="360"/>
+      </w:pPr>
+      <w:rPr>
+        <w:rFonts w:ascii="Wingdings" w:hAnsi="Wingdings" w:hint="default"/>
+        <w:sz w:val="20"/>
+      </w:rPr>
+    </w:lvl>
+    <w:lvl w:ilvl="6" w:tentative="1">
+      <w:start w:val="1"/>
+      <w:numFmt w:val="bullet"/>
+      <w:lvlText w:val=""/>
+      <w:lvlJc w:val="left"/>
+      <w:pPr>
+        <w:tabs>
+          <w:tab w:val="num" w:pos="5040"/>
+        </w:tabs>
+        <w:ind w:left="5040" w:hanging="360"/>
+      </w:pPr>
+      <w:rPr>
+        <w:rFonts w:ascii="Wingdings" w:hAnsi="Wingdings" w:hint="default"/>
+        <w:sz w:val="20"/>
+      </w:rPr>
+    </w:lvl>
+    <w:lvl w:ilvl="7" w:tentative="1">
+      <w:start w:val="1"/>
+      <w:numFmt w:val="bullet"/>
+      <w:lvlText w:val=""/>
+      <w:lvlJc w:val="left"/>
+      <w:pPr>
+        <w:tabs>
+          <w:tab w:val="num" w:pos="5760"/>
+        </w:tabs>
+        <w:ind w:left="5760" w:hanging="360"/>
+      </w:pPr>
+      <w:rPr>
+        <w:rFonts w:ascii="Wingdings" w:hAnsi="Wingdings" w:hint="default"/>
+        <w:sz w:val="20"/>
+      </w:rPr>
+    </w:lvl>
+    <w:lvl w:ilvl="8" w:tentative="1">
+      <w:start w:val="1"/>
+      <w:numFmt w:val="bullet"/>
+      <w:lvlText w:val=""/>
+      <w:lvlJc w:val="left"/>
+      <w:pPr>
+        <w:tabs>
+          <w:tab w:val="num" w:pos="6480"/>
+        </w:tabs>
+        <w:ind w:left="6480" w:hanging="360"/>
+      </w:pPr>
+      <w:rPr>
+        <w:rFonts w:ascii="Wingdings" w:hAnsi="Wingdings" w:hint="default"/>
+        <w:sz w:val="20"/>
+      </w:rPr>
+    </w:lvl>
+  </w:abstractNum>
+  <w:abstractNum w:abstractNumId="13" w15:restartNumberingAfterBreak="0">
+    <w:nsid w:val="6B9B67FD"/>
+    <w:multiLevelType w:val="multilevel"/>
+    <w:tmpl w:val="3ED623F6"/>
+    <w:lvl w:ilvl="0">
+      <w:start w:val="1"/>
+      <w:numFmt w:val="bullet"/>
+      <w:lvlText w:val=""/>
+      <w:lvlJc w:val="left"/>
+      <w:pPr>
+        <w:tabs>
+          <w:tab w:val="num" w:pos="720"/>
+        </w:tabs>
+        <w:ind w:left="720" w:hanging="360"/>
+      </w:pPr>
+      <w:rPr>
+        <w:rFonts w:ascii="Symbol" w:hAnsi="Symbol" w:hint="default"/>
+        <w:sz w:val="20"/>
+      </w:rPr>
+    </w:lvl>
+    <w:lvl w:ilvl="1">
+      <w:start w:val="1"/>
+      <w:numFmt w:val="bullet"/>
+      <w:lvlText w:val="o"/>
+      <w:lvlJc w:val="left"/>
+      <w:pPr>
+        <w:tabs>
+          <w:tab w:val="num" w:pos="1440"/>
+        </w:tabs>
+        <w:ind w:left="1440" w:hanging="360"/>
+      </w:pPr>
+      <w:rPr>
+        <w:rFonts w:ascii="Courier New" w:hAnsi="Courier New" w:hint="default"/>
+        <w:sz w:val="20"/>
+      </w:rPr>
+    </w:lvl>
+    <w:lvl w:ilvl="2" w:tentative="1">
+      <w:start w:val="1"/>
+      <w:numFmt w:val="bullet"/>
+      <w:lvlText w:val=""/>
+      <w:lvlJc w:val="left"/>
+      <w:pPr>
+        <w:tabs>
+          <w:tab w:val="num" w:pos="2160"/>
+        </w:tabs>
+        <w:ind w:left="2160" w:hanging="360"/>
+      </w:pPr>
+      <w:rPr>
+        <w:rFonts w:ascii="Wingdings" w:hAnsi="Wingdings" w:hint="default"/>
+        <w:sz w:val="20"/>
+      </w:rPr>
+    </w:lvl>
+    <w:lvl w:ilvl="3" w:tentative="1">
+      <w:start w:val="1"/>
+      <w:numFmt w:val="bullet"/>
+      <w:lvlText w:val=""/>
+      <w:lvlJc w:val="left"/>
+      <w:pPr>
+        <w:tabs>
+          <w:tab w:val="num" w:pos="2880"/>
+        </w:tabs>
+        <w:ind w:left="2880" w:hanging="360"/>
+      </w:pPr>
+      <w:rPr>
+        <w:rFonts w:ascii="Wingdings" w:hAnsi="Wingdings" w:hint="default"/>
+        <w:sz w:val="20"/>
+      </w:rPr>
+    </w:lvl>
+    <w:lvl w:ilvl="4" w:tentative="1">
+      <w:start w:val="1"/>
+      <w:numFmt w:val="bullet"/>
+      <w:lvlText w:val=""/>
+      <w:lvlJc w:val="left"/>
+      <w:pPr>
+        <w:tabs>
+          <w:tab w:val="num" w:pos="3600"/>
+        </w:tabs>
+        <w:ind w:left="3600" w:hanging="360"/>
+      </w:pPr>
+      <w:rPr>
+        <w:rFonts w:ascii="Wingdings" w:hAnsi="Wingdings" w:hint="default"/>
+        <w:sz w:val="20"/>
+      </w:rPr>
+    </w:lvl>
+    <w:lvl w:ilvl="5" w:tentative="1">
+      <w:start w:val="1"/>
+      <w:numFmt w:val="bullet"/>
+      <w:lvlText w:val=""/>
+      <w:lvlJc w:val="left"/>
+      <w:pPr>
+        <w:tabs>
+          <w:tab w:val="num" w:pos="4320"/>
+        </w:tabs>
+        <w:ind w:left="4320" w:hanging="360"/>
+      </w:pPr>
+      <w:rPr>
+        <w:rFonts w:ascii="Wingdings" w:hAnsi="Wingdings" w:hint="default"/>
+        <w:sz w:val="20"/>
+      </w:rPr>
+    </w:lvl>
+    <w:lvl w:ilvl="6" w:tentative="1">
+      <w:start w:val="1"/>
+      <w:numFmt w:val="bullet"/>
+      <w:lvlText w:val=""/>
+      <w:lvlJc w:val="left"/>
+      <w:pPr>
+        <w:tabs>
+          <w:tab w:val="num" w:pos="5040"/>
+        </w:tabs>
+        <w:ind w:left="5040" w:hanging="360"/>
+      </w:pPr>
+      <w:rPr>
+        <w:rFonts w:ascii="Wingdings" w:hAnsi="Wingdings" w:hint="default"/>
+        <w:sz w:val="20"/>
+      </w:rPr>
+    </w:lvl>
+    <w:lvl w:ilvl="7" w:tentative="1">
+      <w:start w:val="1"/>
+      <w:numFmt w:val="bullet"/>
+      <w:lvlText w:val=""/>
+      <w:lvlJc w:val="left"/>
+      <w:pPr>
+        <w:tabs>
+          <w:tab w:val="num" w:pos="5760"/>
+        </w:tabs>
+        <w:ind w:left="5760" w:hanging="360"/>
+      </w:pPr>
+      <w:rPr>
+        <w:rFonts w:ascii="Wingdings" w:hAnsi="Wingdings" w:hint="default"/>
+        <w:sz w:val="20"/>
+      </w:rPr>
+    </w:lvl>
+    <w:lvl w:ilvl="8" w:tentative="1">
+      <w:start w:val="1"/>
+      <w:numFmt w:val="bullet"/>
+      <w:lvlText w:val=""/>
+      <w:lvlJc w:val="left"/>
+      <w:pPr>
+        <w:tabs>
+          <w:tab w:val="num" w:pos="6480"/>
+        </w:tabs>
+        <w:ind w:left="6480" w:hanging="360"/>
+      </w:pPr>
+      <w:rPr>
+        <w:rFonts w:ascii="Wingdings" w:hAnsi="Wingdings" w:hint="default"/>
+        <w:sz w:val="20"/>
+      </w:rPr>
+    </w:lvl>
+  </w:abstractNum>
+  <w:abstractNum w:abstractNumId="14" w15:restartNumberingAfterBreak="0">
+    <w:nsid w:val="780947CF"/>
+    <w:multiLevelType w:val="multilevel"/>
+    <w:tmpl w:val="3760BA6C"/>
+    <w:lvl w:ilvl="0">
+      <w:start w:val="1"/>
+      <w:numFmt w:val="bullet"/>
+      <w:lvlText w:val=""/>
+      <w:lvlJc w:val="left"/>
+      <w:pPr>
+        <w:tabs>
+          <w:tab w:val="num" w:pos="720"/>
+        </w:tabs>
+        <w:ind w:left="720" w:hanging="360"/>
+      </w:pPr>
+      <w:rPr>
+        <w:rFonts w:ascii="Symbol" w:hAnsi="Symbol" w:hint="default"/>
+        <w:sz w:val="20"/>
+      </w:rPr>
+    </w:lvl>
+    <w:lvl w:ilvl="1">
+      <w:start w:val="1"/>
+      <w:numFmt w:val="bullet"/>
+      <w:lvlText w:val="o"/>
+      <w:lvlJc w:val="left"/>
+      <w:pPr>
+        <w:tabs>
+          <w:tab w:val="num" w:pos="1440"/>
+        </w:tabs>
+        <w:ind w:left="1440" w:hanging="360"/>
+      </w:pPr>
+      <w:rPr>
+        <w:rFonts w:ascii="Courier New" w:hAnsi="Courier New" w:hint="default"/>
+        <w:sz w:val="20"/>
+      </w:rPr>
+    </w:lvl>
+    <w:lvl w:ilvl="2" w:tentative="1">
+      <w:start w:val="1"/>
+      <w:numFmt w:val="bullet"/>
+      <w:lvlText w:val=""/>
+      <w:lvlJc w:val="left"/>
+      <w:pPr>
+        <w:tabs>
+          <w:tab w:val="num" w:pos="2160"/>
+        </w:tabs>
+        <w:ind w:left="2160" w:hanging="360"/>
+      </w:pPr>
+      <w:rPr>
+        <w:rFonts w:ascii="Wingdings" w:hAnsi="Wingdings" w:hint="default"/>
+        <w:sz w:val="20"/>
+      </w:rPr>
+    </w:lvl>
+    <w:lvl w:ilvl="3" w:tentative="1">
+      <w:start w:val="1"/>
+      <w:numFmt w:val="bullet"/>
+      <w:lvlText w:val=""/>
+      <w:lvlJc w:val="left"/>
+      <w:pPr>
+        <w:tabs>
+          <w:tab w:val="num" w:pos="2880"/>
+        </w:tabs>
+        <w:ind w:left="2880" w:hanging="360"/>
+      </w:pPr>
+      <w:rPr>
+        <w:rFonts w:ascii="Wingdings" w:hAnsi="Wingdings" w:hint="default"/>
+        <w:sz w:val="20"/>
+      </w:rPr>
+    </w:lvl>
+    <w:lvl w:ilvl="4" w:tentative="1">
+      <w:start w:val="1"/>
+      <w:numFmt w:val="bullet"/>
+      <w:lvlText w:val=""/>
+      <w:lvlJc w:val="left"/>
+      <w:pPr>
+        <w:tabs>
+          <w:tab w:val="num" w:pos="3600"/>
+        </w:tabs>
+        <w:ind w:left="3600" w:hanging="360"/>
+      </w:pPr>
+      <w:rPr>
+        <w:rFonts w:ascii="Wingdings" w:hAnsi="Wingdings" w:hint="default"/>
+        <w:sz w:val="20"/>
+      </w:rPr>
+    </w:lvl>
+    <w:lvl w:ilvl="5" w:tentative="1">
+      <w:start w:val="1"/>
+      <w:numFmt w:val="bullet"/>
+      <w:lvlText w:val=""/>
+      <w:lvlJc w:val="left"/>
+      <w:pPr>
+        <w:tabs>
+          <w:tab w:val="num" w:pos="4320"/>
+        </w:tabs>
+        <w:ind w:left="4320" w:hanging="360"/>
+      </w:pPr>
+      <w:rPr>
+        <w:rFonts w:ascii="Wingdings" w:hAnsi="Wingdings" w:hint="default"/>
+        <w:sz w:val="20"/>
+      </w:rPr>
+    </w:lvl>
+    <w:lvl w:ilvl="6" w:tentative="1">
+      <w:start w:val="1"/>
+      <w:numFmt w:val="bullet"/>
+      <w:lvlText w:val=""/>
+      <w:lvlJc w:val="left"/>
+      <w:pPr>
+        <w:tabs>
+          <w:tab w:val="num" w:pos="5040"/>
+        </w:tabs>
+        <w:ind w:left="5040" w:hanging="360"/>
+      </w:pPr>
+      <w:rPr>
+        <w:rFonts w:ascii="Wingdings" w:hAnsi="Wingdings" w:hint="default"/>
+        <w:sz w:val="20"/>
+      </w:rPr>
+    </w:lvl>
+    <w:lvl w:ilvl="7" w:tentative="1">
+      <w:start w:val="1"/>
+      <w:numFmt w:val="bullet"/>
+      <w:lvlText w:val=""/>
+      <w:lvlJc w:val="left"/>
+      <w:pPr>
+        <w:tabs>
+          <w:tab w:val="num" w:pos="5760"/>
+        </w:tabs>
+        <w:ind w:left="5760" w:hanging="360"/>
+      </w:pPr>
+      <w:rPr>
+        <w:rFonts w:ascii="Wingdings" w:hAnsi="Wingdings" w:hint="default"/>
+        <w:sz w:val="20"/>
+      </w:rPr>
+    </w:lvl>
+    <w:lvl w:ilvl="8" w:tentative="1">
+      <w:start w:val="1"/>
+      <w:numFmt w:val="bullet"/>
+      <w:lvlText w:val=""/>
+      <w:lvlJc w:val="left"/>
+      <w:pPr>
+        <w:tabs>
+          <w:tab w:val="num" w:pos="6480"/>
+        </w:tabs>
+        <w:ind w:left="6480" w:hanging="360"/>
+      </w:pPr>
+      <w:rPr>
+        <w:rFonts w:ascii="Wingdings" w:hAnsi="Wingdings" w:hint="default"/>
+        <w:sz w:val="20"/>
+      </w:rPr>
+    </w:lvl>
+  </w:abstractNum>
+  <w:abstractNum w:abstractNumId="15" w15:restartNumberingAfterBreak="0">
+    <w:nsid w:val="78F055EC"/>
+    <w:multiLevelType w:val="multilevel"/>
+    <w:tmpl w:val="1000212E"/>
+    <w:lvl w:ilvl="0">
+      <w:start w:val="1"/>
+      <w:numFmt w:val="bullet"/>
+      <w:lvlText w:val=""/>
+      <w:lvlJc w:val="left"/>
+      <w:pPr>
+        <w:tabs>
+          <w:tab w:val="num" w:pos="720"/>
+        </w:tabs>
+        <w:ind w:left="720" w:hanging="360"/>
+      </w:pPr>
+      <w:rPr>
+        <w:rFonts w:ascii="Symbol" w:hAnsi="Symbol" w:hint="default"/>
+        <w:sz w:val="20"/>
+      </w:rPr>
+    </w:lvl>
+    <w:lvl w:ilvl="1">
+      <w:start w:val="1"/>
+      <w:numFmt w:val="bullet"/>
+      <w:lvlText w:val="o"/>
+      <w:lvlJc w:val="left"/>
+      <w:pPr>
+        <w:tabs>
+          <w:tab w:val="num" w:pos="1440"/>
+        </w:tabs>
+        <w:ind w:left="1440" w:hanging="360"/>
+      </w:pPr>
+      <w:rPr>
+        <w:rFonts w:ascii="Courier New" w:hAnsi="Courier New" w:hint="default"/>
+        <w:sz w:val="20"/>
+      </w:rPr>
+    </w:lvl>
+    <w:lvl w:ilvl="2" w:tentative="1">
+      <w:start w:val="1"/>
+      <w:numFmt w:val="bullet"/>
+      <w:lvlText w:val=""/>
+      <w:lvlJc w:val="left"/>
+      <w:pPr>
+        <w:tabs>
+          <w:tab w:val="num" w:pos="2160"/>
+        </w:tabs>
+        <w:ind w:left="2160" w:hanging="360"/>
+      </w:pPr>
+      <w:rPr>
+        <w:rFonts w:ascii="Wingdings" w:hAnsi="Wingdings" w:hint="default"/>
+        <w:sz w:val="20"/>
+      </w:rPr>
+    </w:lvl>
+    <w:lvl w:ilvl="3" w:tentative="1">
+      <w:start w:val="1"/>
+      <w:numFmt w:val="bullet"/>
+      <w:lvlText w:val=""/>
+      <w:lvlJc w:val="left"/>
+      <w:pPr>
+        <w:tabs>
+          <w:tab w:val="num" w:pos="2880"/>
+        </w:tabs>
+        <w:ind w:left="2880" w:hanging="360"/>
+      </w:pPr>
+      <w:rPr>
+        <w:rFonts w:ascii="Wingdings" w:hAnsi="Wingdings" w:hint="default"/>
+        <w:sz w:val="20"/>
+      </w:rPr>
+    </w:lvl>
+    <w:lvl w:ilvl="4" w:tentative="1">
+      <w:start w:val="1"/>
+      <w:numFmt w:val="bullet"/>
+      <w:lvlText w:val=""/>
+      <w:lvlJc w:val="left"/>
+      <w:pPr>
+        <w:tabs>
+          <w:tab w:val="num" w:pos="3600"/>
+        </w:tabs>
+        <w:ind w:left="3600" w:hanging="360"/>
+      </w:pPr>
+      <w:rPr>
+        <w:rFonts w:ascii="Wingdings" w:hAnsi="Wingdings" w:hint="default"/>
+        <w:sz w:val="20"/>
+      </w:rPr>
+    </w:lvl>
+    <w:lvl w:ilvl="5" w:tentative="1">
+      <w:start w:val="1"/>
+      <w:numFmt w:val="bullet"/>
+      <w:lvlText w:val=""/>
+      <w:lvlJc w:val="left"/>
+      <w:pPr>
+        <w:tabs>
+          <w:tab w:val="num" w:pos="4320"/>
+        </w:tabs>
+        <w:ind w:left="4320" w:hanging="360"/>
+      </w:pPr>
+      <w:rPr>
+        <w:rFonts w:ascii="Wingdings" w:hAnsi="Wingdings" w:hint="default"/>
+        <w:sz w:val="20"/>
+      </w:rPr>
+    </w:lvl>
+    <w:lvl w:ilvl="6" w:tentative="1">
+      <w:start w:val="1"/>
+      <w:numFmt w:val="bullet"/>
+      <w:lvlText w:val=""/>
+      <w:lvlJc w:val="left"/>
+      <w:pPr>
+        <w:tabs>
+          <w:tab w:val="num" w:pos="5040"/>
+        </w:tabs>
+        <w:ind w:left="5040" w:hanging="360"/>
+      </w:pPr>
+      <w:rPr>
+        <w:rFonts w:ascii="Wingdings" w:hAnsi="Wingdings" w:hint="default"/>
+        <w:sz w:val="20"/>
+      </w:rPr>
+    </w:lvl>
+    <w:lvl w:ilvl="7" w:tentative="1">
+      <w:start w:val="1"/>
+      <w:numFmt w:val="bullet"/>
+      <w:lvlText w:val=""/>
+      <w:lvlJc w:val="left"/>
+      <w:pPr>
+        <w:tabs>
+          <w:tab w:val="num" w:pos="5760"/>
+        </w:tabs>
+        <w:ind w:left="5760" w:hanging="360"/>
+      </w:pPr>
+      <w:rPr>
+        <w:rFonts w:ascii="Wingdings" w:hAnsi="Wingdings" w:hint="default"/>
+        <w:sz w:val="20"/>
+      </w:rPr>
+    </w:lvl>
+    <w:lvl w:ilvl="8" w:tentative="1">
+      <w:start w:val="1"/>
+      <w:numFmt w:val="bullet"/>
+      <w:lvlText w:val=""/>
+      <w:lvlJc w:val="left"/>
+      <w:pPr>
+        <w:tabs>
+          <w:tab w:val="num" w:pos="6480"/>
+        </w:tabs>
+        <w:ind w:left="6480" w:hanging="360"/>
+      </w:pPr>
+      <w:rPr>
+        <w:rFonts w:ascii="Wingdings" w:hAnsi="Wingdings" w:hint="default"/>
+        <w:sz w:val="20"/>
+      </w:rPr>
+    </w:lvl>
+  </w:abstractNum>
+  <w:abstractNum w:abstractNumId="16" w15:restartNumberingAfterBreak="0">
+    <w:nsid w:val="7DAA4821"/>
+    <w:multiLevelType w:val="multilevel"/>
+    <w:tmpl w:val="D43C8970"/>
+    <w:lvl w:ilvl="0">
+      <w:start w:val="1"/>
+      <w:numFmt w:val="bullet"/>
+      <w:lvlText w:val=""/>
+      <w:lvlJc w:val="left"/>
+      <w:pPr>
+        <w:tabs>
+          <w:tab w:val="num" w:pos="720"/>
+        </w:tabs>
+        <w:ind w:left="720" w:hanging="360"/>
+      </w:pPr>
+      <w:rPr>
+        <w:rFonts w:ascii="Symbol" w:hAnsi="Symbol" w:hint="default"/>
+        <w:sz w:val="20"/>
+      </w:rPr>
+    </w:lvl>
+    <w:lvl w:ilvl="1" w:tentative="1">
+      <w:start w:val="1"/>
+      <w:numFmt w:val="bullet"/>
+      <w:lvlText w:val="o"/>
+      <w:lvlJc w:val="left"/>
+      <w:pPr>
+        <w:tabs>
+          <w:tab w:val="num" w:pos="1440"/>
+        </w:tabs>
+        <w:ind w:left="1440" w:hanging="360"/>
+      </w:pPr>
+      <w:rPr>
+        <w:rFonts w:ascii="Courier New" w:hAnsi="Courier New" w:hint="default"/>
+        <w:sz w:val="20"/>
+      </w:rPr>
+    </w:lvl>
+    <w:lvl w:ilvl="2" w:tentative="1">
+      <w:start w:val="1"/>
+      <w:numFmt w:val="bullet"/>
+      <w:lvlText w:val=""/>
+      <w:lvlJc w:val="left"/>
+      <w:pPr>
+        <w:tabs>
+          <w:tab w:val="num" w:pos="2160"/>
+        </w:tabs>
+        <w:ind w:left="2160" w:hanging="360"/>
+      </w:pPr>
+      <w:rPr>
+        <w:rFonts w:ascii="Wingdings" w:hAnsi="Wingdings" w:hint="default"/>
+        <w:sz w:val="20"/>
+      </w:rPr>
+    </w:lvl>
+    <w:lvl w:ilvl="3" w:tentative="1">
+      <w:start w:val="1"/>
+      <w:numFmt w:val="bullet"/>
+      <w:lvlText w:val=""/>
+      <w:lvlJc w:val="left"/>
+      <w:pPr>
+        <w:tabs>
+          <w:tab w:val="num" w:pos="2880"/>
+        </w:tabs>
+        <w:ind w:left="2880" w:hanging="360"/>
+      </w:pPr>
+      <w:rPr>
+        <w:rFonts w:ascii="Wingdings" w:hAnsi="Wingdings" w:hint="default"/>
+        <w:sz w:val="20"/>
+      </w:rPr>
+    </w:lvl>
+    <w:lvl w:ilvl="4" w:tentative="1">
+      <w:start w:val="1"/>
+      <w:numFmt w:val="bullet"/>
+      <w:lvlText w:val=""/>
+      <w:lvlJc w:val="left"/>
+      <w:pPr>
+        <w:tabs>
+          <w:tab w:val="num" w:pos="3600"/>
+        </w:tabs>
+        <w:ind w:left="3600" w:hanging="360"/>
+      </w:pPr>
+      <w:rPr>
+        <w:rFonts w:ascii="Wingdings" w:hAnsi="Wingdings" w:hint="default"/>
+        <w:sz w:val="20"/>
+      </w:rPr>
+    </w:lvl>
+    <w:lvl w:ilvl="5" w:tentative="1">
+      <w:start w:val="1"/>
+      <w:numFmt w:val="bullet"/>
+      <w:lvlText w:val=""/>
+      <w:lvlJc w:val="left"/>
+      <w:pPr>
+        <w:tabs>
+          <w:tab w:val="num" w:pos="4320"/>
+        </w:tabs>
+        <w:ind w:left="4320" w:hanging="360"/>
+      </w:pPr>
+      <w:rPr>
+        <w:rFonts w:ascii="Wingdings" w:hAnsi="Wingdings" w:hint="default"/>
+        <w:sz w:val="20"/>
+      </w:rPr>
+    </w:lvl>
+    <w:lvl w:ilvl="6" w:tentative="1">
+      <w:start w:val="1"/>
+      <w:numFmt w:val="bullet"/>
+      <w:lvlText w:val=""/>
+      <w:lvlJc w:val="left"/>
+      <w:pPr>
+        <w:tabs>
+          <w:tab w:val="num" w:pos="5040"/>
+        </w:tabs>
+        <w:ind w:left="5040" w:hanging="360"/>
+      </w:pPr>
+      <w:rPr>
+        <w:rFonts w:ascii="Wingdings" w:hAnsi="Wingdings" w:hint="default"/>
+        <w:sz w:val="20"/>
+      </w:rPr>
+    </w:lvl>
+    <w:lvl w:ilvl="7" w:tentative="1">
+      <w:start w:val="1"/>
+      <w:numFmt w:val="bullet"/>
+      <w:lvlText w:val=""/>
+      <w:lvlJc w:val="left"/>
+      <w:pPr>
+        <w:tabs>
+          <w:tab w:val="num" w:pos="5760"/>
+        </w:tabs>
+        <w:ind w:left="5760" w:hanging="360"/>
+      </w:pPr>
+      <w:rPr>
+        <w:rFonts w:ascii="Wingdings" w:hAnsi="Wingdings" w:hint="default"/>
+        <w:sz w:val="20"/>
+      </w:rPr>
+    </w:lvl>
+    <w:lvl w:ilvl="8" w:tentative="1">
+      <w:start w:val="1"/>
+      <w:numFmt w:val="bullet"/>
+      <w:lvlText w:val=""/>
+      <w:lvlJc w:val="left"/>
+      <w:pPr>
+        <w:tabs>
+          <w:tab w:val="num" w:pos="6480"/>
+        </w:tabs>
+        <w:ind w:left="6480" w:hanging="360"/>
+      </w:pPr>
+      <w:rPr>
+        <w:rFonts w:ascii="Wingdings" w:hAnsi="Wingdings" w:hint="default"/>
+        <w:sz w:val="20"/>
+      </w:rPr>
+    </w:lvl>
+  </w:abstractNum>
+  <w:num w:numId="1" w16cid:durableId="671294547">
+    <w:abstractNumId w:val="14"/>
+  </w:num>
+  <w:num w:numId="2" w16cid:durableId="778453746">
+    <w:abstractNumId w:val="7"/>
+  </w:num>
+  <w:num w:numId="3" w16cid:durableId="1545144245">
+    <w:abstractNumId w:val="2"/>
+  </w:num>
+  <w:num w:numId="4" w16cid:durableId="1409618796">
+    <w:abstractNumId w:val="9"/>
+  </w:num>
+  <w:num w:numId="5" w16cid:durableId="622658668">
+    <w:abstractNumId w:val="6"/>
+  </w:num>
+  <w:num w:numId="6" w16cid:durableId="593589109">
+    <w:abstractNumId w:val="11"/>
+  </w:num>
+  <w:num w:numId="7" w16cid:durableId="510341954">
+    <w:abstractNumId w:val="4"/>
+  </w:num>
+  <w:num w:numId="8" w16cid:durableId="2076782791">
+    <w:abstractNumId w:val="3"/>
+  </w:num>
+  <w:num w:numId="9" w16cid:durableId="2095513802">
+    <w:abstractNumId w:val="16"/>
+  </w:num>
+  <w:num w:numId="10" w16cid:durableId="631909921">
+    <w:abstractNumId w:val="0"/>
+  </w:num>
+  <w:num w:numId="11" w16cid:durableId="1831098516">
+    <w:abstractNumId w:val="10"/>
+  </w:num>
+  <w:num w:numId="12" w16cid:durableId="71241998">
+    <w:abstractNumId w:val="13"/>
+  </w:num>
+  <w:num w:numId="13" w16cid:durableId="1008556334">
+    <w:abstractNumId w:val="12"/>
+  </w:num>
+  <w:num w:numId="14" w16cid:durableId="523520099">
+    <w:abstractNumId w:val="15"/>
+  </w:num>
+  <w:num w:numId="15" w16cid:durableId="549263688">
+    <w:abstractNumId w:val="8"/>
+  </w:num>
+  <w:num w:numId="16" w16cid:durableId="728846599">
+    <w:abstractNumId w:val="1"/>
+  </w:num>
+  <w:num w:numId="17" w16cid:durableId="65274075">
+    <w:abstractNumId w:val="5"/>
+  </w:num>
+</w:numbering>
 </file>
 
 <file path=word/styles.xml><?xml version="1.0" encoding="utf-8"?>
@@ -461,7 +8649,6 @@
     <w:next w:val="Normal"/>
     <w:link w:val="Heading2Char"/>
     <w:uiPriority w:val="9"/>
-    <w:semiHidden/>
     <w:unhideWhenUsed/>
     <w:qFormat/>
     <w:rsid w:val="00FF53FB"/>
@@ -484,7 +8671,6 @@
     <w:next w:val="Normal"/>
     <w:link w:val="Heading3Char"/>
     <w:uiPriority w:val="9"/>
-    <w:semiHidden/>
     <w:unhideWhenUsed/>
     <w:qFormat/>
     <w:rsid w:val="00FF53FB"/>
@@ -678,7 +8864,6 @@
     <w:basedOn w:val="DefaultParagraphFont"/>
     <w:link w:val="Heading2"/>
     <w:uiPriority w:val="9"/>
-    <w:semiHidden/>
     <w:rsid w:val="00FF53FB"/>
     <w:rPr>
       <w:rFonts w:asciiTheme="majorHAnsi" w:eastAsiaTheme="majorEastAsia" w:hAnsiTheme="majorHAnsi" w:cstheme="majorBidi"/>
@@ -692,7 +8877,6 @@
     <w:basedOn w:val="DefaultParagraphFont"/>
     <w:link w:val="Heading3"/>
     <w:uiPriority w:val="9"/>
-    <w:semiHidden/>
     <w:rsid w:val="00FF53FB"/>
     <w:rPr>
       <w:rFonts w:eastAsiaTheme="majorEastAsia" w:cstheme="majorBidi"/>
@@ -949,6 +9133,143 @@
       <w:color w:val="0F4761" w:themeColor="accent1" w:themeShade="BF"/>
       <w:spacing w:val="5"/>
     </w:rPr>
+  </w:style>
+  <w:style w:type="paragraph" w:styleId="NormalWeb">
+    <w:name w:val="Normal (Web)"/>
+    <w:basedOn w:val="Normal"/>
+    <w:uiPriority w:val="99"/>
+    <w:semiHidden/>
+    <w:unhideWhenUsed/>
+    <w:rsid w:val="006627C9"/>
+    <w:pPr>
+      <w:spacing w:before="100" w:beforeAutospacing="1" w:after="100" w:afterAutospacing="1" w:line="240" w:lineRule="auto"/>
+    </w:pPr>
+    <w:rPr>
+      <w:rFonts w:ascii="Times New Roman" w:eastAsia="Times New Roman" w:hAnsi="Times New Roman" w:cs="Times New Roman"/>
+      <w:kern w:val="0"/>
+      <w14:ligatures w14:val="none"/>
+    </w:rPr>
+  </w:style>
+  <w:style w:type="character" w:styleId="Strong">
+    <w:name w:val="Strong"/>
+    <w:basedOn w:val="DefaultParagraphFont"/>
+    <w:uiPriority w:val="22"/>
+    <w:qFormat/>
+    <w:rsid w:val="006627C9"/>
+    <w:rPr>
+      <w:b/>
+      <w:bCs/>
+    </w:rPr>
+  </w:style>
+  <w:style w:type="character" w:styleId="HTMLCode">
+    <w:name w:val="HTML Code"/>
+    <w:basedOn w:val="DefaultParagraphFont"/>
+    <w:uiPriority w:val="99"/>
+    <w:semiHidden/>
+    <w:unhideWhenUsed/>
+    <w:rsid w:val="006627C9"/>
+    <w:rPr>
+      <w:rFonts w:ascii="Courier New" w:eastAsia="Times New Roman" w:hAnsi="Courier New" w:cs="Courier New"/>
+      <w:sz w:val="20"/>
+      <w:szCs w:val="20"/>
+    </w:rPr>
+  </w:style>
+  <w:style w:type="paragraph" w:styleId="HTMLPreformatted">
+    <w:name w:val="HTML Preformatted"/>
+    <w:basedOn w:val="Normal"/>
+    <w:link w:val="HTMLPreformattedChar"/>
+    <w:uiPriority w:val="99"/>
+    <w:semiHidden/>
+    <w:unhideWhenUsed/>
+    <w:rsid w:val="006627C9"/>
+    <w:pPr>
+      <w:tabs>
+        <w:tab w:val="left" w:pos="916"/>
+        <w:tab w:val="left" w:pos="1832"/>
+        <w:tab w:val="left" w:pos="2748"/>
+        <w:tab w:val="left" w:pos="3664"/>
+        <w:tab w:val="left" w:pos="4580"/>
+        <w:tab w:val="left" w:pos="5496"/>
+        <w:tab w:val="left" w:pos="6412"/>
+        <w:tab w:val="left" w:pos="7328"/>
+        <w:tab w:val="left" w:pos="8244"/>
+        <w:tab w:val="left" w:pos="9160"/>
+        <w:tab w:val="left" w:pos="10076"/>
+        <w:tab w:val="left" w:pos="10992"/>
+        <w:tab w:val="left" w:pos="11908"/>
+        <w:tab w:val="left" w:pos="12824"/>
+        <w:tab w:val="left" w:pos="13740"/>
+        <w:tab w:val="left" w:pos="14656"/>
+      </w:tabs>
+      <w:spacing w:after="0" w:line="240" w:lineRule="auto"/>
+    </w:pPr>
+    <w:rPr>
+      <w:rFonts w:ascii="Courier New" w:eastAsia="Times New Roman" w:hAnsi="Courier New" w:cs="Courier New"/>
+      <w:kern w:val="0"/>
+      <w:sz w:val="20"/>
+      <w:szCs w:val="20"/>
+      <w14:ligatures w14:val="none"/>
+    </w:rPr>
+  </w:style>
+  <w:style w:type="character" w:customStyle="1" w:styleId="HTMLPreformattedChar">
+    <w:name w:val="HTML Preformatted Char"/>
+    <w:basedOn w:val="DefaultParagraphFont"/>
+    <w:link w:val="HTMLPreformatted"/>
+    <w:uiPriority w:val="99"/>
+    <w:semiHidden/>
+    <w:rsid w:val="006627C9"/>
+    <w:rPr>
+      <w:rFonts w:ascii="Courier New" w:eastAsia="Times New Roman" w:hAnsi="Courier New" w:cs="Courier New"/>
+      <w:kern w:val="0"/>
+      <w:sz w:val="20"/>
+      <w:szCs w:val="20"/>
+      <w14:ligatures w14:val="none"/>
+    </w:rPr>
+  </w:style>
+  <w:style w:type="character" w:customStyle="1" w:styleId="hljs-attribute">
+    <w:name w:val="hljs-attribute"/>
+    <w:basedOn w:val="DefaultParagraphFont"/>
+    <w:rsid w:val="006627C9"/>
+  </w:style>
+  <w:style w:type="character" w:customStyle="1" w:styleId="hljs-variable">
+    <w:name w:val="hljs-variable"/>
+    <w:basedOn w:val="DefaultParagraphFont"/>
+    <w:rsid w:val="006627C9"/>
+  </w:style>
+  <w:style w:type="character" w:customStyle="1" w:styleId="hljs-meta">
+    <w:name w:val="hljs-meta"/>
+    <w:basedOn w:val="DefaultParagraphFont"/>
+    <w:rsid w:val="006627C9"/>
+  </w:style>
+  <w:style w:type="character" w:customStyle="1" w:styleId="language-python">
+    <w:name w:val="language-python"/>
+    <w:basedOn w:val="DefaultParagraphFont"/>
+    <w:rsid w:val="006627C9"/>
+  </w:style>
+  <w:style w:type="character" w:customStyle="1" w:styleId="hljs-comment">
+    <w:name w:val="hljs-comment"/>
+    <w:basedOn w:val="DefaultParagraphFont"/>
+    <w:rsid w:val="006627C9"/>
+  </w:style>
+  <w:style w:type="character" w:customStyle="1" w:styleId="hljs-selector-tag">
+    <w:name w:val="hljs-selector-tag"/>
+    <w:basedOn w:val="DefaultParagraphFont"/>
+    <w:rsid w:val="006627C9"/>
+  </w:style>
+  <w:style w:type="character" w:customStyle="1" w:styleId="hljs-number">
+    <w:name w:val="hljs-number"/>
+    <w:basedOn w:val="DefaultParagraphFont"/>
+    <w:rsid w:val="006627C9"/>
+  </w:style>
+  <w:style w:type="character" w:customStyle="1" w:styleId="hljs-keyword">
+    <w:name w:val="hljs-keyword"/>
+    <w:basedOn w:val="DefaultParagraphFont"/>
+    <w:rsid w:val="006627C9"/>
+  </w:style>
+  <w:style w:type="character" w:customStyle="1" w:styleId="hljs-builtin">
+    <w:name w:val="hljs-built_in"/>
+    <w:basedOn w:val="DefaultParagraphFont"/>
+    <w:rsid w:val="006627C9"/>
   </w:style>
 </w:styles>
 </file>

--- a/Chương 3.docx
+++ b/Chương 3.docx
@@ -21,6 +21,12 @@
         <w:spacing w:before="100" w:beforeAutospacing="1" w:after="100" w:afterAutospacing="1" w:line="240" w:lineRule="auto"/>
         <w:outlineLvl w:val="1"/>
         <w:rPr>
+          <w:color w:val="EE0000"/>
+          <w:lang w:val="vi-VN"/>
+        </w:rPr>
+      </w:pPr>
+      <w:r>
+        <w:rPr>
           <w:rFonts w:ascii="Times New Roman" w:eastAsia="Times New Roman" w:hAnsi="Times New Roman" w:cs="Times New Roman"/>
           <w:b/>
           <w:bCs/>
@@ -30,16 +36,130 @@
           <w:lang w:val="vi-VN"/>
           <w14:ligatures w14:val="none"/>
         </w:rPr>
-      </w:pPr>
+        <w:br/>
+      </w:r>
+      <w:r>
+        <w:t>3.1. Nguồn thu thập dữ liệu</w:t>
+      </w:r>
+      <w:r>
+        <w:rPr>
+          <w:lang w:val="vi-VN"/>
+        </w:rPr>
+        <w:t xml:space="preserve"> (Ko cần code) =&gt; </w:t>
+      </w:r>
+      <w:r>
+        <w:rPr>
+          <w:b/>
+          <w:bCs/>
+          <w:color w:val="EE0000"/>
+          <w:lang w:val="vi-VN"/>
+        </w:rPr>
+        <w:t>Lợi handle</w:t>
+      </w:r>
     </w:p>
     <w:p>
       <w:pPr>
         <w:spacing w:before="100" w:beforeAutospacing="1" w:after="100" w:afterAutospacing="1" w:line="240" w:lineRule="auto"/>
         <w:outlineLvl w:val="1"/>
         <w:rPr>
-          <w:rFonts w:ascii="Times New Roman" w:eastAsia="Times New Roman" w:hAnsi="Times New Roman" w:cs="Times New Roman"/>
-          <w:b/>
-          <w:bCs/>
+          <w:color w:val="EE0000"/>
+          <w:lang w:val="vi-VN"/>
+        </w:rPr>
+      </w:pPr>
+      <w:r>
+        <w:t>3.2. Mô tả dataset Trump Tweets</w:t>
+      </w:r>
+      <w:r>
+        <w:rPr>
+          <w:lang w:val="vi-VN"/>
+        </w:rPr>
+        <w:t xml:space="preserve"> </w:t>
+      </w:r>
+      <w:r>
+        <w:rPr>
+          <w:lang w:val="vi-VN"/>
+        </w:rPr>
+        <w:t>(Ko cần code)</w:t>
+      </w:r>
+      <w:r>
+        <w:rPr>
+          <w:lang w:val="vi-VN"/>
+        </w:rPr>
+        <w:t xml:space="preserve"> </w:t>
+      </w:r>
+      <w:r>
+        <w:rPr>
+          <w:lang w:val="vi-VN"/>
+        </w:rPr>
+        <w:t xml:space="preserve">=&gt; </w:t>
+      </w:r>
+      <w:r>
+        <w:rPr>
+          <w:b/>
+          <w:bCs/>
+          <w:color w:val="EE0000"/>
+          <w:lang w:val="vi-VN"/>
+        </w:rPr>
+        <w:t>Lợi handle</w:t>
+      </w:r>
+    </w:p>
+    <w:p>
+      <w:pPr>
+        <w:spacing w:before="100" w:beforeAutospacing="1" w:after="100" w:afterAutospacing="1" w:line="240" w:lineRule="auto"/>
+        <w:outlineLvl w:val="1"/>
+        <w:rPr>
+          <w:b/>
+          <w:bCs/>
+          <w:color w:val="EE0000"/>
+          <w:lang w:val="vi-VN"/>
+        </w:rPr>
+      </w:pPr>
+      <w:r>
+        <w:t>3.3. Quy trình tiền xử lý dữ liệu</w:t>
+      </w:r>
+      <w:r>
+        <w:rPr>
+          <w:lang w:val="vi-VN"/>
+        </w:rPr>
+        <w:t xml:space="preserve"> </w:t>
+      </w:r>
+      <w:r>
+        <w:rPr>
+          <w:lang w:val="vi-VN"/>
+        </w:rPr>
+        <w:t>(Ko cần code)</w:t>
+      </w:r>
+      <w:r>
+        <w:rPr>
+          <w:lang w:val="vi-VN"/>
+        </w:rPr>
+        <w:t xml:space="preserve"> </w:t>
+      </w:r>
+      <w:r>
+        <w:rPr>
+          <w:lang w:val="vi-VN"/>
+        </w:rPr>
+        <w:t xml:space="preserve">=&gt; </w:t>
+      </w:r>
+      <w:r>
+        <w:rPr>
+          <w:b/>
+          <w:bCs/>
+          <w:color w:val="EE0000"/>
+          <w:lang w:val="vi-VN"/>
+        </w:rPr>
+        <w:t>Lợi handle</w:t>
+      </w:r>
+    </w:p>
+    <w:p>
+      <w:pPr>
+        <w:spacing w:before="100" w:beforeAutospacing="1" w:after="100" w:afterAutospacing="1" w:line="240" w:lineRule="auto"/>
+        <w:outlineLvl w:val="1"/>
+        <w:rPr>
+          <w:rFonts w:ascii="Times New Roman" w:eastAsia="Times New Roman" w:hAnsi="Times New Roman" w:cs="Times New Roman"/>
+          <w:b/>
+          <w:bCs/>
+          <w:color w:val="EE0000"/>
           <w:kern w:val="0"/>
           <w:sz w:val="36"/>
           <w:szCs w:val="36"/>
@@ -52,13 +172,69 @@
           <w:rFonts w:ascii="Times New Roman" w:eastAsia="Times New Roman" w:hAnsi="Times New Roman" w:cs="Times New Roman"/>
           <w:b/>
           <w:bCs/>
+          <w:color w:val="EE0000"/>
           <w:kern w:val="0"/>
           <w:sz w:val="36"/>
           <w:szCs w:val="36"/>
           <w:lang w:val="vi-VN"/>
           <w14:ligatures w14:val="none"/>
         </w:rPr>
-        <w:t xml:space="preserve">Kết quả =&gt; Lợi chỉnh sửa lại đưa vào báo cáo </w:t>
+        <w:t>Kết quả</w:t>
+      </w:r>
+      <w:r>
+        <w:rPr>
+          <w:rFonts w:ascii="Times New Roman" w:eastAsia="Times New Roman" w:hAnsi="Times New Roman" w:cs="Times New Roman"/>
+          <w:b/>
+          <w:bCs/>
+          <w:color w:val="EE0000"/>
+          <w:kern w:val="0"/>
+          <w:sz w:val="36"/>
+          <w:szCs w:val="36"/>
+          <w:lang w:val="vi-VN"/>
+          <w14:ligatures w14:val="none"/>
+        </w:rPr>
+        <w:t xml:space="preserve"> sau chạy code</w:t>
+      </w:r>
+      <w:r>
+        <w:rPr>
+          <w:rFonts w:ascii="Times New Roman" w:eastAsia="Times New Roman" w:hAnsi="Times New Roman" w:cs="Times New Roman"/>
+          <w:b/>
+          <w:bCs/>
+          <w:color w:val="EE0000"/>
+          <w:kern w:val="0"/>
+          <w:sz w:val="36"/>
+          <w:szCs w:val="36"/>
+          <w:lang w:val="vi-VN"/>
+          <w14:ligatures w14:val="none"/>
+        </w:rPr>
+        <w:t xml:space="preserve"> =&gt; Lợi chỉnh sửa lại đưa vào báo cáo </w:t>
+      </w:r>
+    </w:p>
+    <w:p>
+      <w:pPr>
+        <w:spacing w:before="100" w:beforeAutospacing="1" w:after="100" w:afterAutospacing="1" w:line="240" w:lineRule="auto"/>
+        <w:outlineLvl w:val="1"/>
+        <w:rPr>
+          <w:rFonts w:ascii="Times New Roman" w:eastAsia="Times New Roman" w:hAnsi="Times New Roman" w:cs="Times New Roman"/>
+          <w:color w:val="EE0000"/>
+          <w:kern w:val="0"/>
+          <w:sz w:val="36"/>
+          <w:szCs w:val="36"/>
+          <w:lang w:val="vi-VN"/>
+          <w14:ligatures w14:val="none"/>
+        </w:rPr>
+      </w:pPr>
+      <w:r>
+        <w:rPr>
+          <w:rFonts w:ascii="Times New Roman" w:eastAsia="Times New Roman" w:hAnsi="Times New Roman" w:cs="Times New Roman"/>
+          <w:color w:val="EE0000"/>
+          <w:kern w:val="0"/>
+          <w:sz w:val="36"/>
+          <w:szCs w:val="36"/>
+          <w:lang w:val="vi-VN"/>
+          <w14:ligatures w14:val="none"/>
+        </w:rPr>
+        <w:t>Yêu cầu output sau khi chạy</w:t>
       </w:r>
     </w:p>
     <w:p>
@@ -293,7 +469,7 @@
           <w:noProof/>
           <w:kern w:val="0"/>
         </w:rPr>
-        <w:pict w14:anchorId="7A433B84">
+        <w:pict w14:anchorId="13811D56">
           <v:rect id="_x0000_i1047" alt="" style="width:468pt;height:.05pt;mso-width-percent:0;mso-height-percent:0;mso-width-percent:0;mso-height-percent:0" o:hralign="center" o:hrstd="t" o:hr="t" fillcolor="#a0a0a0" stroked="f"/>
         </w:pict>
       </w:r>
@@ -536,7 +712,8 @@
           <w:noProof/>
           <w:kern w:val="0"/>
         </w:rPr>
-        <w:pict w14:anchorId="20276ED5">
+        <w:lastRenderedPageBreak/>
+        <w:pict w14:anchorId="0A5B7329">
           <v:rect id="_x0000_i1046" alt="" style="width:468pt;height:.05pt;mso-width-percent:0;mso-height-percent:0;mso-width-percent:0;mso-height-percent:0" o:hralign="center" o:hrstd="t" o:hr="t" fillcolor="#a0a0a0" stroked="f"/>
         </w:pict>
       </w:r>
@@ -605,7 +782,6 @@
           <w:kern w:val="0"/>
           <w14:ligatures w14:val="none"/>
         </w:rPr>
-        <w:lastRenderedPageBreak/>
         <w:t>Các tweet không có số lượt thích hoặc retweet được gán giá trị bằng 0.</w:t>
       </w:r>
     </w:p>
@@ -686,7 +862,7 @@
           <w:noProof/>
           <w:kern w:val="0"/>
         </w:rPr>
-        <w:pict w14:anchorId="5ABC4B33">
+        <w:pict w14:anchorId="1DF1FCAE">
           <v:rect id="_x0000_i1045" alt="" style="width:468pt;height:.05pt;mso-width-percent:0;mso-height-percent:0;mso-width-percent:0;mso-height-percent:0" o:hralign="center" o:hrstd="t" o:hr="t" fillcolor="#a0a0a0" stroked="f"/>
         </w:pict>
       </w:r>
@@ -847,19 +1023,177 @@
           <w:lang w:val="vi-VN"/>
         </w:rPr>
       </w:pPr>
-    </w:p>
-    <w:p>
-      <w:pPr>
+      <w:r>
         <w:rPr>
           <w:lang w:val="vi-VN"/>
         </w:rPr>
-      </w:pPr>
-      <w:r>
+        <w:t>-----======================================================================</w:t>
+      </w:r>
+    </w:p>
+    <w:p>
+      <w:pPr>
         <w:rPr>
           <w:lang w:val="vi-VN"/>
         </w:rPr>
+      </w:pPr>
+    </w:p>
+    <w:p>
+      <w:pPr>
+        <w:rPr>
+          <w:b/>
+          <w:bCs/>
+          <w:color w:val="EE0000"/>
+          <w:lang w:val="vi-VN"/>
+        </w:rPr>
+      </w:pPr>
+      <w:r>
+        <w:rPr>
+          <w:b/>
+          <w:bCs/>
+          <w:color w:val="EE0000"/>
+          <w:lang w:val="vi-VN"/>
+        </w:rPr>
         <w:t>Kết quả sau khi run</w:t>
       </w:r>
+      <w:r>
+        <w:rPr>
+          <w:b/>
+          <w:bCs/>
+          <w:color w:val="EE0000"/>
+          <w:lang w:val="vi-VN"/>
+        </w:rPr>
+        <w:t xml:space="preserve"> =&gt; Lợi check đưa vào báo cáo</w:t>
+      </w:r>
+    </w:p>
+    <w:p>
+      <w:pPr>
+        <w:rPr>
+          <w:lang w:val="vi-VN"/>
+        </w:rPr>
+      </w:pPr>
+      <w:r>
+        <w:rPr>
+          <w:lang w:val="vi-VN"/>
+        </w:rPr>
+        <w:t>Chatgpt scan output vs input ban đầu so sánh</w:t>
+      </w:r>
+    </w:p>
+    <w:p>
+      <w:pPr>
+        <w:rPr>
+          <w:lang w:val="vi-VN"/>
+        </w:rPr>
+      </w:pPr>
+      <w:r>
+        <w:rPr>
+          <w:noProof/>
+          <w:lang w:val="vi-VN"/>
+        </w:rPr>
+        <w:lastRenderedPageBreak/>
+        <w:drawing>
+          <wp:inline distT="0" distB="0" distL="0" distR="0" wp14:anchorId="120D6D1F" wp14:editId="311BB4AA">
+            <wp:extent cx="5943600" cy="5354955"/>
+            <wp:effectExtent l="0" t="0" r="0" b="4445"/>
+            <wp:docPr id="2146752489" name="Picture 3"/>
+            <wp:cNvGraphicFramePr>
+              <a:graphicFrameLocks xmlns:a="http://schemas.openxmlformats.org/drawingml/2006/main" noChangeAspect="1"/>
+            </wp:cNvGraphicFramePr>
+            <a:graphic xmlns:a="http://schemas.openxmlformats.org/drawingml/2006/main">
+              <a:graphicData uri="http://schemas.openxmlformats.org/drawingml/2006/picture">
+                <pic:pic xmlns:pic="http://schemas.openxmlformats.org/drawingml/2006/picture">
+                  <pic:nvPicPr>
+                    <pic:cNvPr id="2146752489" name="Picture 2146752489"/>
+                    <pic:cNvPicPr/>
+                  </pic:nvPicPr>
+                  <pic:blipFill>
+                    <a:blip r:embed="rId5">
+                      <a:extLst>
+                        <a:ext uri="{28A0092B-C50C-407E-A947-70E740481C1C}">
+                          <a14:useLocalDpi xmlns:a14="http://schemas.microsoft.com/office/drawing/2010/main" val="0"/>
+                        </a:ext>
+                      </a:extLst>
+                    </a:blip>
+                    <a:stretch>
+                      <a:fillRect/>
+                    </a:stretch>
+                  </pic:blipFill>
+                  <pic:spPr>
+                    <a:xfrm>
+                      <a:off x="0" y="0"/>
+                      <a:ext cx="5943600" cy="5354955"/>
+                    </a:xfrm>
+                    <a:prstGeom prst="rect">
+                      <a:avLst/>
+                    </a:prstGeom>
+                  </pic:spPr>
+                </pic:pic>
+              </a:graphicData>
+            </a:graphic>
+          </wp:inline>
+        </w:drawing>
+      </w:r>
+    </w:p>
+    <w:p>
+      <w:pPr>
+        <w:rPr>
+          <w:lang w:val="vi-VN"/>
+        </w:rPr>
+      </w:pPr>
+      <w:r>
+        <w:rPr>
+          <w:noProof/>
+          <w:lang w:val="vi-VN"/>
+        </w:rPr>
+        <w:lastRenderedPageBreak/>
+        <w:drawing>
+          <wp:inline distT="0" distB="0" distL="0" distR="0" wp14:anchorId="73E8F8EC" wp14:editId="7B0E34E5">
+            <wp:extent cx="5943600" cy="3860165"/>
+            <wp:effectExtent l="0" t="0" r="0" b="635"/>
+            <wp:docPr id="394160758" name="Picture 2" descr="A screenshot of a computer&#10;&#10;AI-generated content may be incorrect."/>
+            <wp:cNvGraphicFramePr>
+              <a:graphicFrameLocks xmlns:a="http://schemas.openxmlformats.org/drawingml/2006/main" noChangeAspect="1"/>
+            </wp:cNvGraphicFramePr>
+            <a:graphic xmlns:a="http://schemas.openxmlformats.org/drawingml/2006/main">
+              <a:graphicData uri="http://schemas.openxmlformats.org/drawingml/2006/picture">
+                <pic:pic xmlns:pic="http://schemas.openxmlformats.org/drawingml/2006/picture">
+                  <pic:nvPicPr>
+                    <pic:cNvPr id="394160758" name="Picture 2" descr="A screenshot of a computer&#10;&#10;AI-generated content may be incorrect."/>
+                    <pic:cNvPicPr/>
+                  </pic:nvPicPr>
+                  <pic:blipFill>
+                    <a:blip r:embed="rId6" cstate="print">
+                      <a:extLst>
+                        <a:ext uri="{28A0092B-C50C-407E-A947-70E740481C1C}">
+                          <a14:useLocalDpi xmlns:a14="http://schemas.microsoft.com/office/drawing/2010/main" val="0"/>
+                        </a:ext>
+                      </a:extLst>
+                    </a:blip>
+                    <a:stretch>
+                      <a:fillRect/>
+                    </a:stretch>
+                  </pic:blipFill>
+                  <pic:spPr>
+                    <a:xfrm>
+                      <a:off x="0" y="0"/>
+                      <a:ext cx="5943600" cy="3860165"/>
+                    </a:xfrm>
+                    <a:prstGeom prst="rect">
+                      <a:avLst/>
+                    </a:prstGeom>
+                  </pic:spPr>
+                </pic:pic>
+              </a:graphicData>
+            </a:graphic>
+          </wp:inline>
+        </w:drawing>
+      </w:r>
+    </w:p>
+    <w:p>
+      <w:pPr>
+        <w:rPr>
+          <w:lang w:val="vi-VN"/>
+        </w:rPr>
+      </w:pPr>
     </w:p>
     <w:p>
       <w:pPr>
@@ -1014,7 +1348,7 @@
           <w:noProof/>
           <w:kern w:val="0"/>
         </w:rPr>
-        <w:pict w14:anchorId="213FDC5B">
+        <w:pict w14:anchorId="4B69107D">
           <v:rect id="_x0000_i1044" alt="" style="width:468pt;height:.05pt;mso-width-percent:0;mso-height-percent:0;mso-width-percent:0;mso-height-percent:0" o:hralign="center" o:hrstd="t" o:hr="t" fillcolor="#a0a0a0" stroked="f"/>
         </w:pict>
       </w:r>
@@ -1175,7 +1509,7 @@
           <w:noProof/>
           <w:kern w:val="0"/>
         </w:rPr>
-        <w:pict w14:anchorId="10CC9EA7">
+        <w:pict w14:anchorId="0756591F">
           <v:rect id="_x0000_i1043" alt="" style="width:468pt;height:.05pt;mso-width-percent:0;mso-height-percent:0;mso-width-percent:0;mso-height-percent:0" o:hralign="center" o:hrstd="t" o:hr="t" fillcolor="#a0a0a0" stroked="f"/>
         </w:pict>
       </w:r>
@@ -1204,6 +1538,7 @@
           <w:szCs w:val="48"/>
           <w14:ligatures w14:val="none"/>
         </w:rPr>
+        <w:lastRenderedPageBreak/>
         <w:t>1</w:t>
       </w:r>
       <w:r>
@@ -1255,7 +1590,6 @@
           <w:szCs w:val="36"/>
           <w14:ligatures w14:val="none"/>
         </w:rPr>
-        <w:lastRenderedPageBreak/>
         <w:t>3.4. Làm sạch dữ liệu (Data Cleaning)</w:t>
       </w:r>
     </w:p>
@@ -1537,7 +1871,7 @@
           <w:noProof/>
           <w:kern w:val="0"/>
         </w:rPr>
-        <w:pict w14:anchorId="356D9D70">
+        <w:pict w14:anchorId="2D5C098B">
           <v:rect id="_x0000_i1042" alt="" style="width:468pt;height:.05pt;mso-width-percent:0;mso-height-percent:0;mso-width-percent:0;mso-height-percent:0" o:hralign="center" o:hrstd="t" o:hr="t" fillcolor="#a0a0a0" stroked="f"/>
         </w:pict>
       </w:r>
@@ -1888,7 +2222,7 @@
           <w:noProof/>
           <w:kern w:val="0"/>
         </w:rPr>
-        <w:pict w14:anchorId="5C0E0A4A">
+        <w:pict w14:anchorId="0CFC615F">
           <v:rect id="_x0000_i1041" alt="" style="width:468pt;height:.05pt;mso-width-percent:0;mso-height-percent:0;mso-width-percent:0;mso-height-percent:0" o:hralign="center" o:hrstd="t" o:hr="t" fillcolor="#a0a0a0" stroked="f"/>
         </w:pict>
       </w:r>
@@ -2057,6 +2391,7 @@
           <w:kern w:val="0"/>
           <w14:ligatures w14:val="none"/>
         </w:rPr>
+        <w:lastRenderedPageBreak/>
         <w:t>Sau xử lý:</w:t>
       </w:r>
     </w:p>
@@ -2115,7 +2450,6 @@
           <w:kern w:val="0"/>
           <w14:ligatures w14:val="none"/>
         </w:rPr>
-        <w:lastRenderedPageBreak/>
         <w:t>✔</w:t>
       </w:r>
       <w:r>
@@ -2152,7 +2486,7 @@
           <w:noProof/>
           <w:kern w:val="0"/>
         </w:rPr>
-        <w:pict w14:anchorId="505A64C4">
+        <w:pict w14:anchorId="016455C9">
           <v:rect id="_x0000_i1040" alt="" style="width:468pt;height:.05pt;mso-width-percent:0;mso-height-percent:0;mso-width-percent:0;mso-height-percent:0" o:hralign="center" o:hrstd="t" o:hr="t" fillcolor="#a0a0a0" stroked="f"/>
         </w:pict>
       </w:r>
@@ -2422,7 +2756,7 @@
           <w:noProof/>
           <w:kern w:val="0"/>
         </w:rPr>
-        <w:pict w14:anchorId="261DD8DE">
+        <w:pict w14:anchorId="7A36D339">
           <v:rect id="_x0000_i1039" alt="" style="width:468pt;height:.05pt;mso-width-percent:0;mso-height-percent:0;mso-width-percent:0;mso-height-percent:0" o:hralign="center" o:hrstd="t" o:hr="t" fillcolor="#a0a0a0" stroked="f"/>
         </w:pict>
       </w:r>
@@ -2517,7 +2851,7 @@
           <w:noProof/>
           <w:kern w:val="0"/>
         </w:rPr>
-        <w:pict w14:anchorId="543B7D1E">
+        <w:pict w14:anchorId="2360384A">
           <v:rect id="_x0000_i1038" alt="" style="width:468pt;height:.05pt;mso-width-percent:0;mso-height-percent:0;mso-width-percent:0;mso-height-percent:0" o:hralign="center" o:hrstd="t" o:hr="t" fillcolor="#a0a0a0" stroked="f"/>
         </w:pict>
       </w:r>
@@ -2673,7 +3007,7 @@
           <w:noProof/>
           <w:kern w:val="0"/>
         </w:rPr>
-        <w:pict w14:anchorId="008A6C82">
+        <w:pict w14:anchorId="04D96E10">
           <v:rect id="_x0000_i1037" alt="" style="width:468pt;height:.05pt;mso-width-percent:0;mso-height-percent:0;mso-width-percent:0;mso-height-percent:0" o:hralign="center" o:hrstd="t" o:hr="t" fillcolor="#a0a0a0" stroked="f"/>
         </w:pict>
       </w:r>
@@ -2823,6 +3157,7 @@
           <w:szCs w:val="20"/>
           <w14:ligatures w14:val="none"/>
         </w:rPr>
+        <w:lastRenderedPageBreak/>
         <w:t>2011-08-02 18:07:48</w:t>
       </w:r>
     </w:p>
@@ -2940,7 +3275,6 @@
           <w:kern w:val="0"/>
           <w14:ligatures w14:val="none"/>
         </w:rPr>
-        <w:lastRenderedPageBreak/>
         <w:t>✔</w:t>
       </w:r>
       <w:r>
@@ -2967,7 +3301,7 @@
           <w:noProof/>
           <w:kern w:val="0"/>
         </w:rPr>
-        <w:pict w14:anchorId="2EEB297F">
+        <w:pict w14:anchorId="16174BDF">
           <v:rect id="_x0000_i1036" alt="" style="width:468pt;height:.05pt;mso-width-percent:0;mso-height-percent:0;mso-width-percent:0;mso-height-percent:0" o:hralign="center" o:hrstd="t" o:hr="t" fillcolor="#a0a0a0" stroked="f"/>
         </w:pict>
       </w:r>
@@ -3122,7 +3456,7 @@
           <w:noProof/>
           <w:kern w:val="0"/>
         </w:rPr>
-        <w:pict w14:anchorId="49414372">
+        <w:pict w14:anchorId="7AE4A9B3">
           <v:rect id="_x0000_i1035" alt="" style="width:468pt;height:.05pt;mso-width-percent:0;mso-height-percent:0;mso-width-percent:0;mso-height-percent:0" o:hralign="center" o:hrstd="t" o:hr="t" fillcolor="#a0a0a0" stroked="f"/>
         </w:pict>
       </w:r>
@@ -3375,7 +3709,7 @@
           <w:noProof/>
           <w:kern w:val="0"/>
         </w:rPr>
-        <w:pict w14:anchorId="7FF1B18B">
+        <w:pict w14:anchorId="1AC04EBC">
           <v:rect id="_x0000_i1034" alt="" style="width:468pt;height:.05pt;mso-width-percent:0;mso-height-percent:0;mso-width-percent:0;mso-height-percent:0" o:hralign="center" o:hrstd="t" o:hr="t" fillcolor="#a0a0a0" stroked="f"/>
         </w:pict>
       </w:r>
@@ -3470,7 +3804,7 @@
           <w:noProof/>
           <w:kern w:val="0"/>
         </w:rPr>
-        <w:pict w14:anchorId="01078746">
+        <w:pict w14:anchorId="1272388F">
           <v:rect id="_x0000_i1033" alt="" style="width:468pt;height:.05pt;mso-width-percent:0;mso-height-percent:0;mso-width-percent:0;mso-height-percent:0" o:hralign="center" o:hrstd="t" o:hr="t" fillcolor="#a0a0a0" stroked="f"/>
         </w:pict>
       </w:r>
@@ -3526,6 +3860,7 @@
           <w:szCs w:val="27"/>
           <w14:ligatures w14:val="none"/>
         </w:rPr>
+        <w:lastRenderedPageBreak/>
         <w:t>🔹</w:t>
       </w:r>
       <w:r>
@@ -3590,7 +3925,6 @@
           <w:kern w:val="0"/>
           <w14:ligatures w14:val="none"/>
         </w:rPr>
-        <w:lastRenderedPageBreak/>
         <w:t>Trong output:</w:t>
       </w:r>
     </w:p>
@@ -3691,7 +4025,7 @@
           <w:noProof/>
           <w:kern w:val="0"/>
         </w:rPr>
-        <w:pict w14:anchorId="7348AF50">
+        <w:pict w14:anchorId="253E749C">
           <v:rect id="_x0000_i1032" alt="" style="width:468pt;height:.05pt;mso-width-percent:0;mso-height-percent:0;mso-width-percent:0;mso-height-percent:0" o:hralign="center" o:hrstd="t" o:hr="t" fillcolor="#a0a0a0" stroked="f"/>
         </w:pict>
       </w:r>
@@ -3865,7 +4199,7 @@
           <w:noProof/>
           <w:kern w:val="0"/>
         </w:rPr>
-        <w:pict w14:anchorId="117F94F5">
+        <w:pict w14:anchorId="088EDDCE">
           <v:rect id="_x0000_i1031" alt="" style="width:468pt;height:.05pt;mso-width-percent:0;mso-height-percent:0;mso-width-percent:0;mso-height-percent:0" o:hralign="center" o:hrstd="t" o:hr="t" fillcolor="#a0a0a0" stroked="f"/>
         </w:pict>
       </w:r>
@@ -4051,7 +4385,7 @@
           <w:noProof/>
           <w:kern w:val="0"/>
         </w:rPr>
-        <w:pict w14:anchorId="6E8F4801">
+        <w:pict w14:anchorId="6F820004">
           <v:rect id="_x0000_i1030" alt="" style="width:468pt;height:.05pt;mso-width-percent:0;mso-height-percent:0;mso-width-percent:0;mso-height-percent:0" o:hralign="center" o:hrstd="t" o:hr="t" fillcolor="#a0a0a0" stroked="f"/>
         </w:pict>
       </w:r>
@@ -4146,7 +4480,7 @@
           <w:noProof/>
           <w:kern w:val="0"/>
         </w:rPr>
-        <w:pict w14:anchorId="525F2E1B">
+        <w:pict w14:anchorId="24F1A7B5">
           <v:rect id="_x0000_i1029" alt="" style="width:468pt;height:.05pt;mso-width-percent:0;mso-height-percent:0;mso-width-percent:0;mso-height-percent:0" o:hralign="center" o:hrstd="t" o:hr="t" fillcolor="#a0a0a0" stroked="f"/>
         </w:pict>
       </w:r>
@@ -4266,6 +4600,7 @@
           <w:kern w:val="0"/>
           <w14:ligatures w14:val="none"/>
         </w:rPr>
+        <w:lastRenderedPageBreak/>
         <w:t>Không còn:</w:t>
       </w:r>
     </w:p>
@@ -4354,7 +4689,6 @@
           <w:kern w:val="0"/>
           <w14:ligatures w14:val="none"/>
         </w:rPr>
-        <w:lastRenderedPageBreak/>
         <w:t>date lỗi</w:t>
       </w:r>
     </w:p>
@@ -4373,7 +4707,7 @@
           <w:noProof/>
           <w:kern w:val="0"/>
         </w:rPr>
-        <w:pict w14:anchorId="50715260">
+        <w:pict w14:anchorId="4C8F6667">
           <v:rect id="_x0000_i1028" alt="" style="width:468pt;height:.05pt;mso-width-percent:0;mso-height-percent:0;mso-width-percent:0;mso-height-percent:0" o:hralign="center" o:hrstd="t" o:hr="t" fillcolor="#a0a0a0" stroked="f"/>
         </w:pict>
       </w:r>
@@ -4617,7 +4951,7 @@
           <w:noProof/>
           <w:kern w:val="0"/>
         </w:rPr>
-        <w:pict w14:anchorId="0FFBC236">
+        <w:pict w14:anchorId="6FC8C238">
           <v:rect id="_x0000_i1027" alt="" style="width:468pt;height:.05pt;mso-width-percent:0;mso-height-percent:0;mso-width-percent:0;mso-height-percent:0" o:hralign="center" o:hrstd="t" o:hr="t" fillcolor="#a0a0a0" stroked="f"/>
         </w:pict>
       </w:r>
@@ -4782,7 +5116,7 @@
           <w:noProof/>
           <w:kern w:val="0"/>
         </w:rPr>
-        <w:pict w14:anchorId="42D0ACC1">
+        <w:pict w14:anchorId="0CAA27BF">
           <v:rect id="_x0000_i1026" alt="" style="width:468pt;height:.05pt;mso-width-percent:0;mso-height-percent:0;mso-width-percent:0;mso-height-percent:0" o:hralign="center" o:hrstd="t" o:hr="t" fillcolor="#a0a0a0" stroked="f"/>
         </w:pict>
       </w:r>
@@ -5275,6 +5609,7 @@
                 <w:kern w:val="0"/>
                 <w14:ligatures w14:val="none"/>
               </w:rPr>
+              <w:lastRenderedPageBreak/>
               <w:t>Tokenization</w:t>
             </w:r>
           </w:p>
@@ -5440,7 +5775,6 @@
                 <w:kern w:val="0"/>
                 <w14:ligatures w14:val="none"/>
               </w:rPr>
-              <w:lastRenderedPageBreak/>
               <w:t>Text thiếu → loại</w:t>
             </w:r>
           </w:p>
@@ -5542,7 +5876,7 @@
           <w:noProof/>
           <w:kern w:val="0"/>
         </w:rPr>
-        <w:pict w14:anchorId="7146A3A5">
+        <w:pict w14:anchorId="7D091F39">
           <v:rect id="_x0000_i1025" alt="" style="width:468pt;height:.05pt;mso-width-percent:0;mso-height-percent:0;mso-width-percent:0;mso-height-percent:0" o:hralign="center" o:hrstd="t" o:hr="t" fillcolor="#a0a0a0" stroked="f"/>
         </w:pict>
       </w:r>

--- a/Chương 3.docx
+++ b/Chương 3.docx
@@ -73,25 +73,7 @@
         <w:rPr>
           <w:lang w:val="vi-VN"/>
         </w:rPr>
-        <w:t xml:space="preserve"> </w:t>
-      </w:r>
-      <w:r>
-        <w:rPr>
-          <w:lang w:val="vi-VN"/>
-        </w:rPr>
-        <w:t>(Ko cần code)</w:t>
-      </w:r>
-      <w:r>
-        <w:rPr>
-          <w:lang w:val="vi-VN"/>
-        </w:rPr>
-        <w:t xml:space="preserve"> </w:t>
-      </w:r>
-      <w:r>
-        <w:rPr>
-          <w:lang w:val="vi-VN"/>
-        </w:rPr>
-        <w:t xml:space="preserve">=&gt; </w:t>
+        <w:t xml:space="preserve"> (Ko cần code) =&gt; </w:t>
       </w:r>
       <w:r>
         <w:rPr>
@@ -121,25 +103,7 @@
         <w:rPr>
           <w:lang w:val="vi-VN"/>
         </w:rPr>
-        <w:t xml:space="preserve"> </w:t>
-      </w:r>
-      <w:r>
-        <w:rPr>
-          <w:lang w:val="vi-VN"/>
-        </w:rPr>
-        <w:t>(Ko cần code)</w:t>
-      </w:r>
-      <w:r>
-        <w:rPr>
-          <w:lang w:val="vi-VN"/>
-        </w:rPr>
-        <w:t xml:space="preserve"> </w:t>
-      </w:r>
-      <w:r>
-        <w:rPr>
-          <w:lang w:val="vi-VN"/>
-        </w:rPr>
-        <w:t xml:space="preserve">=&gt; </w:t>
+        <w:t xml:space="preserve"> (Ko cần code) =&gt; </w:t>
       </w:r>
       <w:r>
         <w:rPr>
@@ -469,7 +433,7 @@
           <w:noProof/>
           <w:kern w:val="0"/>
         </w:rPr>
-        <w:pict w14:anchorId="13811D56">
+        <w:pict w14:anchorId="156422D7">
           <v:rect id="_x0000_i1047" alt="" style="width:468pt;height:.05pt;mso-width-percent:0;mso-height-percent:0;mso-width-percent:0;mso-height-percent:0" o:hralign="center" o:hrstd="t" o:hr="t" fillcolor="#a0a0a0" stroked="f"/>
         </w:pict>
       </w:r>
@@ -713,7 +677,7 @@
           <w:kern w:val="0"/>
         </w:rPr>
         <w:lastRenderedPageBreak/>
-        <w:pict w14:anchorId="0A5B7329">
+        <w:pict w14:anchorId="4355AC94">
           <v:rect id="_x0000_i1046" alt="" style="width:468pt;height:.05pt;mso-width-percent:0;mso-height-percent:0;mso-width-percent:0;mso-height-percent:0" o:hralign="center" o:hrstd="t" o:hr="t" fillcolor="#a0a0a0" stroked="f"/>
         </w:pict>
       </w:r>
@@ -862,7 +826,7 @@
           <w:noProof/>
           <w:kern w:val="0"/>
         </w:rPr>
-        <w:pict w14:anchorId="1DF1FCAE">
+        <w:pict w14:anchorId="359269D1">
           <v:rect id="_x0000_i1045" alt="" style="width:468pt;height:.05pt;mso-width-percent:0;mso-height-percent:0;mso-width-percent:0;mso-height-percent:0" o:hralign="center" o:hrstd="t" o:hr="t" fillcolor="#a0a0a0" stroked="f"/>
         </w:pict>
       </w:r>
@@ -1064,6 +1028,27 @@
         </w:rPr>
         <w:t xml:space="preserve"> =&gt; Lợi check đưa vào báo cáo</w:t>
       </w:r>
+    </w:p>
+    <w:p>
+      <w:pPr>
+        <w:rPr>
+          <w:b/>
+          <w:bCs/>
+          <w:color w:val="000000" w:themeColor="text1"/>
+          <w:lang w:val="vi-VN"/>
+        </w:rPr>
+      </w:pPr>
+      <w:hyperlink r:id="rId5" w:history="1">
+        <w:r>
+          <w:rPr>
+            <w:rStyle w:val="Hyperlink"/>
+            <w:b/>
+            <w:bCs/>
+            <w:lang w:val="vi-VN"/>
+          </w:rPr>
+          <w:t>https://github.com/ngodangtan/TrumpTweetsPreprocess-UIT/blob/main/Project/out_clean_local/part-r-00000</w:t>
+        </w:r>
+      </w:hyperlink>
     </w:p>
     <w:p>
       <w:pPr>
@@ -1106,7 +1091,7 @@
                     <pic:cNvPicPr/>
                   </pic:nvPicPr>
                   <pic:blipFill>
-                    <a:blip r:embed="rId5">
+                    <a:blip r:embed="rId6">
                       <a:extLst>
                         <a:ext uri="{28A0092B-C50C-407E-A947-70E740481C1C}">
                           <a14:useLocalDpi xmlns:a14="http://schemas.microsoft.com/office/drawing/2010/main" val="0"/>
@@ -1161,7 +1146,7 @@
                     <pic:cNvPicPr/>
                   </pic:nvPicPr>
                   <pic:blipFill>
-                    <a:blip r:embed="rId6" cstate="print">
+                    <a:blip r:embed="rId7" cstate="print">
                       <a:extLst>
                         <a:ext uri="{28A0092B-C50C-407E-A947-70E740481C1C}">
                           <a14:useLocalDpi xmlns:a14="http://schemas.microsoft.com/office/drawing/2010/main" val="0"/>
@@ -1348,7 +1333,7 @@
           <w:noProof/>
           <w:kern w:val="0"/>
         </w:rPr>
-        <w:pict w14:anchorId="4B69107D">
+        <w:pict w14:anchorId="7B410236">
           <v:rect id="_x0000_i1044" alt="" style="width:468pt;height:.05pt;mso-width-percent:0;mso-height-percent:0;mso-width-percent:0;mso-height-percent:0" o:hralign="center" o:hrstd="t" o:hr="t" fillcolor="#a0a0a0" stroked="f"/>
         </w:pict>
       </w:r>
@@ -1509,7 +1494,7 @@
           <w:noProof/>
           <w:kern w:val="0"/>
         </w:rPr>
-        <w:pict w14:anchorId="0756591F">
+        <w:pict w14:anchorId="36EBDD2B">
           <v:rect id="_x0000_i1043" alt="" style="width:468pt;height:.05pt;mso-width-percent:0;mso-height-percent:0;mso-width-percent:0;mso-height-percent:0" o:hralign="center" o:hrstd="t" o:hr="t" fillcolor="#a0a0a0" stroked="f"/>
         </w:pict>
       </w:r>
@@ -1871,7 +1856,7 @@
           <w:noProof/>
           <w:kern w:val="0"/>
         </w:rPr>
-        <w:pict w14:anchorId="2D5C098B">
+        <w:pict w14:anchorId="26ED67F9">
           <v:rect id="_x0000_i1042" alt="" style="width:468pt;height:.05pt;mso-width-percent:0;mso-height-percent:0;mso-width-percent:0;mso-height-percent:0" o:hralign="center" o:hrstd="t" o:hr="t" fillcolor="#a0a0a0" stroked="f"/>
         </w:pict>
       </w:r>
@@ -2222,7 +2207,7 @@
           <w:noProof/>
           <w:kern w:val="0"/>
         </w:rPr>
-        <w:pict w14:anchorId="0CFC615F">
+        <w:pict w14:anchorId="2A8CE4DC">
           <v:rect id="_x0000_i1041" alt="" style="width:468pt;height:.05pt;mso-width-percent:0;mso-height-percent:0;mso-width-percent:0;mso-height-percent:0" o:hralign="center" o:hrstd="t" o:hr="t" fillcolor="#a0a0a0" stroked="f"/>
         </w:pict>
       </w:r>
@@ -2486,7 +2471,7 @@
           <w:noProof/>
           <w:kern w:val="0"/>
         </w:rPr>
-        <w:pict w14:anchorId="016455C9">
+        <w:pict w14:anchorId="3E1E65F3">
           <v:rect id="_x0000_i1040" alt="" style="width:468pt;height:.05pt;mso-width-percent:0;mso-height-percent:0;mso-width-percent:0;mso-height-percent:0" o:hralign="center" o:hrstd="t" o:hr="t" fillcolor="#a0a0a0" stroked="f"/>
         </w:pict>
       </w:r>
@@ -2756,7 +2741,7 @@
           <w:noProof/>
           <w:kern w:val="0"/>
         </w:rPr>
-        <w:pict w14:anchorId="7A36D339">
+        <w:pict w14:anchorId="652EB501">
           <v:rect id="_x0000_i1039" alt="" style="width:468pt;height:.05pt;mso-width-percent:0;mso-height-percent:0;mso-width-percent:0;mso-height-percent:0" o:hralign="center" o:hrstd="t" o:hr="t" fillcolor="#a0a0a0" stroked="f"/>
         </w:pict>
       </w:r>
@@ -2851,7 +2836,7 @@
           <w:noProof/>
           <w:kern w:val="0"/>
         </w:rPr>
-        <w:pict w14:anchorId="2360384A">
+        <w:pict w14:anchorId="7D5AFD77">
           <v:rect id="_x0000_i1038" alt="" style="width:468pt;height:.05pt;mso-width-percent:0;mso-height-percent:0;mso-width-percent:0;mso-height-percent:0" o:hralign="center" o:hrstd="t" o:hr="t" fillcolor="#a0a0a0" stroked="f"/>
         </w:pict>
       </w:r>
@@ -3007,7 +2992,7 @@
           <w:noProof/>
           <w:kern w:val="0"/>
         </w:rPr>
-        <w:pict w14:anchorId="04D96E10">
+        <w:pict w14:anchorId="71A6EDE1">
           <v:rect id="_x0000_i1037" alt="" style="width:468pt;height:.05pt;mso-width-percent:0;mso-height-percent:0;mso-width-percent:0;mso-height-percent:0" o:hralign="center" o:hrstd="t" o:hr="t" fillcolor="#a0a0a0" stroked="f"/>
         </w:pict>
       </w:r>
@@ -3301,7 +3286,7 @@
           <w:noProof/>
           <w:kern w:val="0"/>
         </w:rPr>
-        <w:pict w14:anchorId="16174BDF">
+        <w:pict w14:anchorId="698B6646">
           <v:rect id="_x0000_i1036" alt="" style="width:468pt;height:.05pt;mso-width-percent:0;mso-height-percent:0;mso-width-percent:0;mso-height-percent:0" o:hralign="center" o:hrstd="t" o:hr="t" fillcolor="#a0a0a0" stroked="f"/>
         </w:pict>
       </w:r>
@@ -3456,7 +3441,7 @@
           <w:noProof/>
           <w:kern w:val="0"/>
         </w:rPr>
-        <w:pict w14:anchorId="7AE4A9B3">
+        <w:pict w14:anchorId="754302C7">
           <v:rect id="_x0000_i1035" alt="" style="width:468pt;height:.05pt;mso-width-percent:0;mso-height-percent:0;mso-width-percent:0;mso-height-percent:0" o:hralign="center" o:hrstd="t" o:hr="t" fillcolor="#a0a0a0" stroked="f"/>
         </w:pict>
       </w:r>
@@ -3709,7 +3694,7 @@
           <w:noProof/>
           <w:kern w:val="0"/>
         </w:rPr>
-        <w:pict w14:anchorId="1AC04EBC">
+        <w:pict w14:anchorId="51047A59">
           <v:rect id="_x0000_i1034" alt="" style="width:468pt;height:.05pt;mso-width-percent:0;mso-height-percent:0;mso-width-percent:0;mso-height-percent:0" o:hralign="center" o:hrstd="t" o:hr="t" fillcolor="#a0a0a0" stroked="f"/>
         </w:pict>
       </w:r>
@@ -3804,7 +3789,7 @@
           <w:noProof/>
           <w:kern w:val="0"/>
         </w:rPr>
-        <w:pict w14:anchorId="1272388F">
+        <w:pict w14:anchorId="20863421">
           <v:rect id="_x0000_i1033" alt="" style="width:468pt;height:.05pt;mso-width-percent:0;mso-height-percent:0;mso-width-percent:0;mso-height-percent:0" o:hralign="center" o:hrstd="t" o:hr="t" fillcolor="#a0a0a0" stroked="f"/>
         </w:pict>
       </w:r>
@@ -4025,7 +4010,7 @@
           <w:noProof/>
           <w:kern w:val="0"/>
         </w:rPr>
-        <w:pict w14:anchorId="253E749C">
+        <w:pict w14:anchorId="0FB9C540">
           <v:rect id="_x0000_i1032" alt="" style="width:468pt;height:.05pt;mso-width-percent:0;mso-height-percent:0;mso-width-percent:0;mso-height-percent:0" o:hralign="center" o:hrstd="t" o:hr="t" fillcolor="#a0a0a0" stroked="f"/>
         </w:pict>
       </w:r>
@@ -4199,7 +4184,7 @@
           <w:noProof/>
           <w:kern w:val="0"/>
         </w:rPr>
-        <w:pict w14:anchorId="088EDDCE">
+        <w:pict w14:anchorId="167F6333">
           <v:rect id="_x0000_i1031" alt="" style="width:468pt;height:.05pt;mso-width-percent:0;mso-height-percent:0;mso-width-percent:0;mso-height-percent:0" o:hralign="center" o:hrstd="t" o:hr="t" fillcolor="#a0a0a0" stroked="f"/>
         </w:pict>
       </w:r>
@@ -4385,7 +4370,7 @@
           <w:noProof/>
           <w:kern w:val="0"/>
         </w:rPr>
-        <w:pict w14:anchorId="6F820004">
+        <w:pict w14:anchorId="2A5FAB90">
           <v:rect id="_x0000_i1030" alt="" style="width:468pt;height:.05pt;mso-width-percent:0;mso-height-percent:0;mso-width-percent:0;mso-height-percent:0" o:hralign="center" o:hrstd="t" o:hr="t" fillcolor="#a0a0a0" stroked="f"/>
         </w:pict>
       </w:r>
@@ -4480,7 +4465,7 @@
           <w:noProof/>
           <w:kern w:val="0"/>
         </w:rPr>
-        <w:pict w14:anchorId="24F1A7B5">
+        <w:pict w14:anchorId="7C46B657">
           <v:rect id="_x0000_i1029" alt="" style="width:468pt;height:.05pt;mso-width-percent:0;mso-height-percent:0;mso-width-percent:0;mso-height-percent:0" o:hralign="center" o:hrstd="t" o:hr="t" fillcolor="#a0a0a0" stroked="f"/>
         </w:pict>
       </w:r>
@@ -4707,7 +4692,7 @@
           <w:noProof/>
           <w:kern w:val="0"/>
         </w:rPr>
-        <w:pict w14:anchorId="4C8F6667">
+        <w:pict w14:anchorId="42CCD85E">
           <v:rect id="_x0000_i1028" alt="" style="width:468pt;height:.05pt;mso-width-percent:0;mso-height-percent:0;mso-width-percent:0;mso-height-percent:0" o:hralign="center" o:hrstd="t" o:hr="t" fillcolor="#a0a0a0" stroked="f"/>
         </w:pict>
       </w:r>
@@ -4951,7 +4936,7 @@
           <w:noProof/>
           <w:kern w:val="0"/>
         </w:rPr>
-        <w:pict w14:anchorId="6FC8C238">
+        <w:pict w14:anchorId="735FF751">
           <v:rect id="_x0000_i1027" alt="" style="width:468pt;height:.05pt;mso-width-percent:0;mso-height-percent:0;mso-width-percent:0;mso-height-percent:0" o:hralign="center" o:hrstd="t" o:hr="t" fillcolor="#a0a0a0" stroked="f"/>
         </w:pict>
       </w:r>
@@ -5116,7 +5101,7 @@
           <w:noProof/>
           <w:kern w:val="0"/>
         </w:rPr>
-        <w:pict w14:anchorId="0CAA27BF">
+        <w:pict w14:anchorId="6A6BAB23">
           <v:rect id="_x0000_i1026" alt="" style="width:468pt;height:.05pt;mso-width-percent:0;mso-height-percent:0;mso-width-percent:0;mso-height-percent:0" o:hralign="center" o:hrstd="t" o:hr="t" fillcolor="#a0a0a0" stroked="f"/>
         </w:pict>
       </w:r>
@@ -5876,7 +5861,7 @@
           <w:noProof/>
           <w:kern w:val="0"/>
         </w:rPr>
-        <w:pict w14:anchorId="7D091F39">
+        <w:pict w14:anchorId="64A2726A">
           <v:rect id="_x0000_i1025" alt="" style="width:468pt;height:.05pt;mso-width-percent:0;mso-height-percent:0;mso-width-percent:0;mso-height-percent:0" o:hralign="center" o:hrstd="t" o:hr="t" fillcolor="#a0a0a0" stroked="f"/>
         </w:pict>
       </w:r>
@@ -9605,6 +9590,29 @@
     <w:basedOn w:val="DefaultParagraphFont"/>
     <w:rsid w:val="006627C9"/>
   </w:style>
+  <w:style w:type="character" w:styleId="Hyperlink">
+    <w:name w:val="Hyperlink"/>
+    <w:basedOn w:val="DefaultParagraphFont"/>
+    <w:uiPriority w:val="99"/>
+    <w:unhideWhenUsed/>
+    <w:rsid w:val="00052093"/>
+    <w:rPr>
+      <w:color w:val="467886" w:themeColor="hyperlink"/>
+      <w:u w:val="single"/>
+    </w:rPr>
+  </w:style>
+  <w:style w:type="character" w:styleId="UnresolvedMention">
+    <w:name w:val="Unresolved Mention"/>
+    <w:basedOn w:val="DefaultParagraphFont"/>
+    <w:uiPriority w:val="99"/>
+    <w:semiHidden/>
+    <w:unhideWhenUsed/>
+    <w:rsid w:val="00052093"/>
+    <w:rPr>
+      <w:color w:val="605E5C"/>
+      <w:shd w:val="clear" w:color="auto" w:fill="E1DFDD"/>
+    </w:rPr>
+  </w:style>
 </w:styles>
 </file>
 
